--- a/discoverer-neo/docs/user-guide/manual/Discoverer-Neo-USER-Guide-Full-pt-PT.docx
+++ b/discoverer-neo/docs/user-guide/manual/Discoverer-Neo-USER-Guide-Full-pt-PT.docx
@@ -54,7 +54,7 @@
           <w:sz w:val="22"/>
           <w:szCs w:val="22"/>
         </w:rPr>
-        <w:t>Versão 2.0.0</w:t>
+        <w:t>Versão 2.0.1</w:t>
       </w:r>
     </w:p>
     <w:p>
@@ -74,7 +74,7 @@
     <w:sdt>
       <w:sdtPr>
         <w:alias w:val="Índice"/>
-        <w:id w:val="1504396834"/>
+        <w:id w:val="-1195615737"/>
       </w:sdtPr>
       <w:sdtEndPr/>
       <w:sdtContent>
@@ -102,7 +102,7 @@
           <w:r>
             <w:fldChar w:fldCharType="separate"/>
           </w:r>
-          <w:hyperlink w:anchor="_Toc241669086" w:history="1">
+          <w:hyperlink w:anchor="_Toc241671617" w:history="1">
             <w:r>
               <w:rPr>
                 <w:rStyle w:val="Hiperligao"/>
@@ -126,7 +126,7 @@
               <w:rPr>
                 <w:noProof/>
               </w:rPr>
-              <w:instrText xml:space="preserve"> PAGEREF _Toc241669086 \h </w:instrText>
+              <w:instrText xml:space="preserve"> PAGEREF _Toc241671617 \h </w:instrText>
             </w:r>
             <w:r>
               <w:rPr>
@@ -168,7 +168,7 @@
               <w14:ligatures w14:val="standardContextual"/>
             </w:rPr>
           </w:pPr>
-          <w:hyperlink w:anchor="_Toc241669087" w:history="1">
+          <w:hyperlink w:anchor="_Toc241671618" w:history="1">
             <w:r>
               <w:rPr>
                 <w:rStyle w:val="Hiperligao"/>
@@ -192,7 +192,7 @@
               <w:rPr>
                 <w:noProof/>
               </w:rPr>
-              <w:instrText xml:space="preserve"> PAGEREF _Toc241669087 \h </w:instrText>
+              <w:instrText xml:space="preserve"> PAGEREF _Toc241671618 \h </w:instrText>
             </w:r>
             <w:r>
               <w:rPr>
@@ -234,7 +234,7 @@
               <w14:ligatures w14:val="standardContextual"/>
             </w:rPr>
           </w:pPr>
-          <w:hyperlink w:anchor="_Toc241669088" w:history="1">
+          <w:hyperlink w:anchor="_Toc241671619" w:history="1">
             <w:r>
               <w:rPr>
                 <w:rStyle w:val="Hiperligao"/>
@@ -258,7 +258,7 @@
               <w:rPr>
                 <w:noProof/>
               </w:rPr>
-              <w:instrText xml:space="preserve"> PAGEREF _Toc241669088 \h </w:instrText>
+              <w:instrText xml:space="preserve"> PAGEREF _Toc241671619 \h </w:instrText>
             </w:r>
             <w:r>
               <w:rPr>
@@ -300,7 +300,7 @@
               <w14:ligatures w14:val="standardContextual"/>
             </w:rPr>
           </w:pPr>
-          <w:hyperlink w:anchor="_Toc241669089" w:history="1">
+          <w:hyperlink w:anchor="_Toc241671620" w:history="1">
             <w:r>
               <w:rPr>
                 <w:rStyle w:val="Hiperligao"/>
@@ -324,7 +324,7 @@
               <w:rPr>
                 <w:noProof/>
               </w:rPr>
-              <w:instrText xml:space="preserve"> PAGEREF _Toc241669089 \h </w:instrText>
+              <w:instrText xml:space="preserve"> PAGEREF _Toc241671620 \h </w:instrText>
             </w:r>
             <w:r>
               <w:rPr>
@@ -366,7 +366,7 @@
               <w14:ligatures w14:val="standardContextual"/>
             </w:rPr>
           </w:pPr>
-          <w:hyperlink w:anchor="_Toc241669090" w:history="1">
+          <w:hyperlink w:anchor="_Toc241671621" w:history="1">
             <w:r>
               <w:rPr>
                 <w:rStyle w:val="Hiperligao"/>
@@ -390,7 +390,7 @@
               <w:rPr>
                 <w:noProof/>
               </w:rPr>
-              <w:instrText xml:space="preserve"> PAGEREF _Toc241669090 \h </w:instrText>
+              <w:instrText xml:space="preserve"> PAGEREF _Toc241671621 \h </w:instrText>
             </w:r>
             <w:r>
               <w:rPr>
@@ -432,7 +432,7 @@
               <w14:ligatures w14:val="standardContextual"/>
             </w:rPr>
           </w:pPr>
-          <w:hyperlink w:anchor="_Toc241669091" w:history="1">
+          <w:hyperlink w:anchor="_Toc241671622" w:history="1">
             <w:r>
               <w:rPr>
                 <w:rStyle w:val="Hiperligao"/>
@@ -456,7 +456,7 @@
               <w:rPr>
                 <w:noProof/>
               </w:rPr>
-              <w:instrText xml:space="preserve"> PAGEREF _Toc241669091 \h </w:instrText>
+              <w:instrText xml:space="preserve"> PAGEREF _Toc241671622 \h </w:instrText>
             </w:r>
             <w:r>
               <w:rPr>
@@ -498,7 +498,7 @@
               <w14:ligatures w14:val="standardContextual"/>
             </w:rPr>
           </w:pPr>
-          <w:hyperlink w:anchor="_Toc241669092" w:history="1">
+          <w:hyperlink w:anchor="_Toc241671623" w:history="1">
             <w:r>
               <w:rPr>
                 <w:rStyle w:val="Hiperligao"/>
@@ -522,7 +522,7 @@
               <w:rPr>
                 <w:noProof/>
               </w:rPr>
-              <w:instrText xml:space="preserve"> PAGEREF _Toc241669092 \h </w:instrText>
+              <w:instrText xml:space="preserve"> PAGEREF _Toc241671623 \h </w:instrText>
             </w:r>
             <w:r>
               <w:rPr>
@@ -564,7 +564,7 @@
               <w14:ligatures w14:val="standardContextual"/>
             </w:rPr>
           </w:pPr>
-          <w:hyperlink w:anchor="_Toc241669093" w:history="1">
+          <w:hyperlink w:anchor="_Toc241671624" w:history="1">
             <w:r>
               <w:rPr>
                 <w:rStyle w:val="Hiperligao"/>
@@ -588,7 +588,7 @@
               <w:rPr>
                 <w:noProof/>
               </w:rPr>
-              <w:instrText xml:space="preserve"> PAGEREF _Toc241669093 \h </w:instrText>
+              <w:instrText xml:space="preserve"> PAGEREF _Toc241671624 \h </w:instrText>
             </w:r>
             <w:r>
               <w:rPr>
@@ -630,7 +630,7 @@
               <w14:ligatures w14:val="standardContextual"/>
             </w:rPr>
           </w:pPr>
-          <w:hyperlink w:anchor="_Toc241669094" w:history="1">
+          <w:hyperlink w:anchor="_Toc241671625" w:history="1">
             <w:r>
               <w:rPr>
                 <w:rStyle w:val="Hiperligao"/>
@@ -654,7 +654,7 @@
               <w:rPr>
                 <w:noProof/>
               </w:rPr>
-              <w:instrText xml:space="preserve"> PAGEREF _Toc241669094 \h </w:instrText>
+              <w:instrText xml:space="preserve"> PAGEREF _Toc241671625 \h </w:instrText>
             </w:r>
             <w:r>
               <w:rPr>
@@ -696,7 +696,7 @@
               <w14:ligatures w14:val="standardContextual"/>
             </w:rPr>
           </w:pPr>
-          <w:hyperlink w:anchor="_Toc241669095" w:history="1">
+          <w:hyperlink w:anchor="_Toc241671626" w:history="1">
             <w:r>
               <w:rPr>
                 <w:rStyle w:val="Hiperligao"/>
@@ -720,7 +720,7 @@
               <w:rPr>
                 <w:noProof/>
               </w:rPr>
-              <w:instrText xml:space="preserve"> PAGEREF _Toc241669095 \h </w:instrText>
+              <w:instrText xml:space="preserve"> PAGEREF _Toc241671626 \h </w:instrText>
             </w:r>
             <w:r>
               <w:rPr>
@@ -762,7 +762,7 @@
               <w14:ligatures w14:val="standardContextual"/>
             </w:rPr>
           </w:pPr>
-          <w:hyperlink w:anchor="_Toc241669096" w:history="1">
+          <w:hyperlink w:anchor="_Toc241671627" w:history="1">
             <w:r>
               <w:rPr>
                 <w:rStyle w:val="Hiperligao"/>
@@ -786,7 +786,7 @@
               <w:rPr>
                 <w:noProof/>
               </w:rPr>
-              <w:instrText xml:space="preserve"> PAGEREF _Toc241669096 \h </w:instrText>
+              <w:instrText xml:space="preserve"> PAGEREF _Toc241671627 \h </w:instrText>
             </w:r>
             <w:r>
               <w:rPr>
@@ -828,7 +828,7 @@
               <w14:ligatures w14:val="standardContextual"/>
             </w:rPr>
           </w:pPr>
-          <w:hyperlink w:anchor="_Toc241669097" w:history="1">
+          <w:hyperlink w:anchor="_Toc241671628" w:history="1">
             <w:r>
               <w:rPr>
                 <w:rStyle w:val="Hiperligao"/>
@@ -852,7 +852,7 @@
               <w:rPr>
                 <w:noProof/>
               </w:rPr>
-              <w:instrText xml:space="preserve"> PAGEREF _Toc241669097 \h </w:instrText>
+              <w:instrText xml:space="preserve"> PAGEREF _Toc241671628 \h </w:instrText>
             </w:r>
             <w:r>
               <w:rPr>
@@ -894,7 +894,7 @@
               <w14:ligatures w14:val="standardContextual"/>
             </w:rPr>
           </w:pPr>
-          <w:hyperlink w:anchor="_Toc241669098" w:history="1">
+          <w:hyperlink w:anchor="_Toc241671629" w:history="1">
             <w:r>
               <w:rPr>
                 <w:rStyle w:val="Hiperligao"/>
@@ -918,7 +918,7 @@
               <w:rPr>
                 <w:noProof/>
               </w:rPr>
-              <w:instrText xml:space="preserve"> PAGEREF _Toc241669098 \h </w:instrText>
+              <w:instrText xml:space="preserve"> PAGEREF _Toc241671629 \h </w:instrText>
             </w:r>
             <w:r>
               <w:rPr>
@@ -960,7 +960,7 @@
               <w14:ligatures w14:val="standardContextual"/>
             </w:rPr>
           </w:pPr>
-          <w:hyperlink w:anchor="_Toc241669099" w:history="1">
+          <w:hyperlink w:anchor="_Toc241671630" w:history="1">
             <w:r>
               <w:rPr>
                 <w:rStyle w:val="Hiperligao"/>
@@ -984,7 +984,7 @@
               <w:rPr>
                 <w:noProof/>
               </w:rPr>
-              <w:instrText xml:space="preserve"> PAGEREF _Toc241669099 \h </w:instrText>
+              <w:instrText xml:space="preserve"> PAGEREF _Toc241671630 \h </w:instrText>
             </w:r>
             <w:r>
               <w:rPr>
@@ -1026,7 +1026,7 @@
               <w14:ligatures w14:val="standardContextual"/>
             </w:rPr>
           </w:pPr>
-          <w:hyperlink w:anchor="_Toc241669100" w:history="1">
+          <w:hyperlink w:anchor="_Toc241671631" w:history="1">
             <w:r>
               <w:rPr>
                 <w:rStyle w:val="Hiperligao"/>
@@ -1050,7 +1050,7 @@
               <w:rPr>
                 <w:noProof/>
               </w:rPr>
-              <w:instrText xml:space="preserve"> PAGEREF _Toc241669100 \h </w:instrText>
+              <w:instrText xml:space="preserve"> PAGEREF _Toc241671631 \h </w:instrText>
             </w:r>
             <w:r>
               <w:rPr>
@@ -1092,7 +1092,7 @@
               <w14:ligatures w14:val="standardContextual"/>
             </w:rPr>
           </w:pPr>
-          <w:hyperlink w:anchor="_Toc241669101" w:history="1">
+          <w:hyperlink w:anchor="_Toc241671632" w:history="1">
             <w:r>
               <w:rPr>
                 <w:rStyle w:val="Hiperligao"/>
@@ -1116,7 +1116,7 @@
               <w:rPr>
                 <w:noProof/>
               </w:rPr>
-              <w:instrText xml:space="preserve"> PAGEREF _Toc241669101 \h </w:instrText>
+              <w:instrText xml:space="preserve"> PAGEREF _Toc241671632 \h </w:instrText>
             </w:r>
             <w:r>
               <w:rPr>
@@ -1158,7 +1158,7 @@
               <w14:ligatures w14:val="standardContextual"/>
             </w:rPr>
           </w:pPr>
-          <w:hyperlink w:anchor="_Toc241669102" w:history="1">
+          <w:hyperlink w:anchor="_Toc241671633" w:history="1">
             <w:r>
               <w:rPr>
                 <w:rStyle w:val="Hiperligao"/>
@@ -1182,7 +1182,7 @@
               <w:rPr>
                 <w:noProof/>
               </w:rPr>
-              <w:instrText xml:space="preserve"> PAGEREF _Toc241669102 \h </w:instrText>
+              <w:instrText xml:space="preserve"> PAGEREF _Toc241671633 \h </w:instrText>
             </w:r>
             <w:r>
               <w:rPr>
@@ -1224,7 +1224,7 @@
               <w14:ligatures w14:val="standardContextual"/>
             </w:rPr>
           </w:pPr>
-          <w:hyperlink w:anchor="_Toc241669103" w:history="1">
+          <w:hyperlink w:anchor="_Toc241671634" w:history="1">
             <w:r>
               <w:rPr>
                 <w:rStyle w:val="Hiperligao"/>
@@ -1248,7 +1248,7 @@
               <w:rPr>
                 <w:noProof/>
               </w:rPr>
-              <w:instrText xml:space="preserve"> PAGEREF _Toc241669103 \h </w:instrText>
+              <w:instrText xml:space="preserve"> PAGEREF _Toc241671634 \h </w:instrText>
             </w:r>
             <w:r>
               <w:rPr>
@@ -1290,7 +1290,7 @@
               <w14:ligatures w14:val="standardContextual"/>
             </w:rPr>
           </w:pPr>
-          <w:hyperlink w:anchor="_Toc241669104" w:history="1">
+          <w:hyperlink w:anchor="_Toc241671635" w:history="1">
             <w:r>
               <w:rPr>
                 <w:rStyle w:val="Hiperligao"/>
@@ -1314,7 +1314,7 @@
               <w:rPr>
                 <w:noProof/>
               </w:rPr>
-              <w:instrText xml:space="preserve"> PAGEREF _Toc241669104 \h </w:instrText>
+              <w:instrText xml:space="preserve"> PAGEREF _Toc241671635 \h </w:instrText>
             </w:r>
             <w:r>
               <w:rPr>
@@ -1356,7 +1356,7 @@
               <w14:ligatures w14:val="standardContextual"/>
             </w:rPr>
           </w:pPr>
-          <w:hyperlink w:anchor="_Toc241669105" w:history="1">
+          <w:hyperlink w:anchor="_Toc241671636" w:history="1">
             <w:r>
               <w:rPr>
                 <w:rStyle w:val="Hiperligao"/>
@@ -1380,7 +1380,7 @@
               <w:rPr>
                 <w:noProof/>
               </w:rPr>
-              <w:instrText xml:space="preserve"> PAGEREF _Toc241669105 \h </w:instrText>
+              <w:instrText xml:space="preserve"> PAGEREF _Toc241671636 \h </w:instrText>
             </w:r>
             <w:r>
               <w:rPr>
@@ -1422,7 +1422,7 @@
               <w14:ligatures w14:val="standardContextual"/>
             </w:rPr>
           </w:pPr>
-          <w:hyperlink w:anchor="_Toc241669106" w:history="1">
+          <w:hyperlink w:anchor="_Toc241671637" w:history="1">
             <w:r>
               <w:rPr>
                 <w:rStyle w:val="Hiperligao"/>
@@ -1446,7 +1446,7 @@
               <w:rPr>
                 <w:noProof/>
               </w:rPr>
-              <w:instrText xml:space="preserve"> PAGEREF _Toc241669106 \h </w:instrText>
+              <w:instrText xml:space="preserve"> PAGEREF _Toc241671637 \h </w:instrText>
             </w:r>
             <w:r>
               <w:rPr>
@@ -1488,7 +1488,7 @@
               <w14:ligatures w14:val="standardContextual"/>
             </w:rPr>
           </w:pPr>
-          <w:hyperlink w:anchor="_Toc241669107" w:history="1">
+          <w:hyperlink w:anchor="_Toc241671638" w:history="1">
             <w:r>
               <w:rPr>
                 <w:rStyle w:val="Hiperligao"/>
@@ -1512,7 +1512,7 @@
               <w:rPr>
                 <w:noProof/>
               </w:rPr>
-              <w:instrText xml:space="preserve"> PAGEREF _Toc241669107 \h </w:instrText>
+              <w:instrText xml:space="preserve"> PAGEREF _Toc241671638 \h </w:instrText>
             </w:r>
             <w:r>
               <w:rPr>
@@ -1554,7 +1554,7 @@
               <w14:ligatures w14:val="standardContextual"/>
             </w:rPr>
           </w:pPr>
-          <w:hyperlink w:anchor="_Toc241669108" w:history="1">
+          <w:hyperlink w:anchor="_Toc241671639" w:history="1">
             <w:r>
               <w:rPr>
                 <w:rStyle w:val="Hiperligao"/>
@@ -1578,7 +1578,7 @@
               <w:rPr>
                 <w:noProof/>
               </w:rPr>
-              <w:instrText xml:space="preserve"> PAGEREF _Toc241669108 \h </w:instrText>
+              <w:instrText xml:space="preserve"> PAGEREF _Toc241671639 \h </w:instrText>
             </w:r>
             <w:r>
               <w:rPr>
@@ -1620,7 +1620,7 @@
               <w14:ligatures w14:val="standardContextual"/>
             </w:rPr>
           </w:pPr>
-          <w:hyperlink w:anchor="_Toc241669109" w:history="1">
+          <w:hyperlink w:anchor="_Toc241671640" w:history="1">
             <w:r>
               <w:rPr>
                 <w:rStyle w:val="Hiperligao"/>
@@ -1644,7 +1644,7 @@
               <w:rPr>
                 <w:noProof/>
               </w:rPr>
-              <w:instrText xml:space="preserve"> PAGEREF _Toc241669109 \h </w:instrText>
+              <w:instrText xml:space="preserve"> PAGEREF _Toc241671640 \h </w:instrText>
             </w:r>
             <w:r>
               <w:rPr>
@@ -1686,7 +1686,7 @@
               <w14:ligatures w14:val="standardContextual"/>
             </w:rPr>
           </w:pPr>
-          <w:hyperlink w:anchor="_Toc241669110" w:history="1">
+          <w:hyperlink w:anchor="_Toc241671641" w:history="1">
             <w:r>
               <w:rPr>
                 <w:rStyle w:val="Hiperligao"/>
@@ -1710,7 +1710,7 @@
               <w:rPr>
                 <w:noProof/>
               </w:rPr>
-              <w:instrText xml:space="preserve"> PAGEREF _Toc241669110 \h </w:instrText>
+              <w:instrText xml:space="preserve"> PAGEREF _Toc241671641 \h </w:instrText>
             </w:r>
             <w:r>
               <w:rPr>
@@ -1752,7 +1752,7 @@
               <w14:ligatures w14:val="standardContextual"/>
             </w:rPr>
           </w:pPr>
-          <w:hyperlink w:anchor="_Toc241669111" w:history="1">
+          <w:hyperlink w:anchor="_Toc241671642" w:history="1">
             <w:r>
               <w:rPr>
                 <w:rStyle w:val="Hiperligao"/>
@@ -1776,7 +1776,7 @@
               <w:rPr>
                 <w:noProof/>
               </w:rPr>
-              <w:instrText xml:space="preserve"> PAGEREF _Toc241669111 \h </w:instrText>
+              <w:instrText xml:space="preserve"> PAGEREF _Toc241671642 \h </w:instrText>
             </w:r>
             <w:r>
               <w:rPr>
@@ -1818,7 +1818,7 @@
               <w14:ligatures w14:val="standardContextual"/>
             </w:rPr>
           </w:pPr>
-          <w:hyperlink w:anchor="_Toc241669112" w:history="1">
+          <w:hyperlink w:anchor="_Toc241671643" w:history="1">
             <w:r>
               <w:rPr>
                 <w:rStyle w:val="Hiperligao"/>
@@ -1842,7 +1842,7 @@
               <w:rPr>
                 <w:noProof/>
               </w:rPr>
-              <w:instrText xml:space="preserve"> PAGEREF _Toc241669112 \h </w:instrText>
+              <w:instrText xml:space="preserve"> PAGEREF _Toc241671643 \h </w:instrText>
             </w:r>
             <w:r>
               <w:rPr>
@@ -1884,7 +1884,7 @@
               <w14:ligatures w14:val="standardContextual"/>
             </w:rPr>
           </w:pPr>
-          <w:hyperlink w:anchor="_Toc241669113" w:history="1">
+          <w:hyperlink w:anchor="_Toc241671644" w:history="1">
             <w:r>
               <w:rPr>
                 <w:rStyle w:val="Hiperligao"/>
@@ -1908,7 +1908,7 @@
               <w:rPr>
                 <w:noProof/>
               </w:rPr>
-              <w:instrText xml:space="preserve"> PAGEREF _Toc241669113 \h </w:instrText>
+              <w:instrText xml:space="preserve"> PAGEREF _Toc241671644 \h </w:instrText>
             </w:r>
             <w:r>
               <w:rPr>
@@ -1950,7 +1950,7 @@
               <w14:ligatures w14:val="standardContextual"/>
             </w:rPr>
           </w:pPr>
-          <w:hyperlink w:anchor="_Toc241669114" w:history="1">
+          <w:hyperlink w:anchor="_Toc241671645" w:history="1">
             <w:r>
               <w:rPr>
                 <w:rStyle w:val="Hiperligao"/>
@@ -1974,7 +1974,7 @@
               <w:rPr>
                 <w:noProof/>
               </w:rPr>
-              <w:instrText xml:space="preserve"> PAGEREF _Toc241669114 \h </w:instrText>
+              <w:instrText xml:space="preserve"> PAGEREF _Toc241671645 \h </w:instrText>
             </w:r>
             <w:r>
               <w:rPr>
@@ -2016,7 +2016,7 @@
               <w14:ligatures w14:val="standardContextual"/>
             </w:rPr>
           </w:pPr>
-          <w:hyperlink w:anchor="_Toc241669115" w:history="1">
+          <w:hyperlink w:anchor="_Toc241671646" w:history="1">
             <w:r>
               <w:rPr>
                 <w:rStyle w:val="Hiperligao"/>
@@ -2040,7 +2040,7 @@
               <w:rPr>
                 <w:noProof/>
               </w:rPr>
-              <w:instrText xml:space="preserve"> PAGEREF _Toc241669115 \h </w:instrText>
+              <w:instrText xml:space="preserve"> PAGEREF _Toc241671646 \h </w:instrText>
             </w:r>
             <w:r>
               <w:rPr>
@@ -2088,7 +2088,7 @@
       <w:pPr>
         <w:pStyle w:val="Ttulo1"/>
       </w:pPr>
-      <w:bookmarkStart w:id="0" w:name="_Toc241669086"/>
+      <w:bookmarkStart w:id="0" w:name="_Toc241671617"/>
       <w:r>
         <w:lastRenderedPageBreak/>
         <w:t>A sua função num relance</w:t>
@@ -2833,7 +2833,7 @@
       <w:pPr>
         <w:pStyle w:val="Ttulo2"/>
       </w:pPr>
-      <w:bookmarkStart w:id="1" w:name="_Toc241669087"/>
+      <w:bookmarkStart w:id="1" w:name="_Toc241671618"/>
       <w:r>
         <w:t>De onde vem o seu acesso</w:t>
       </w:r>
@@ -3887,7 +3887,7 @@
       <w:pPr>
         <w:pStyle w:val="Ttulo2"/>
       </w:pPr>
-      <w:bookmarkStart w:id="2" w:name="_Toc241669088"/>
+      <w:bookmarkStart w:id="2" w:name="_Toc241671619"/>
       <w:r>
         <w:t>Iniciar sessão, alterar a palavra-passe, terminar sessão</w:t>
       </w:r>
@@ -4002,7 +4002,7 @@
         </w:rPr>
         <w:lastRenderedPageBreak/>
         <w:drawing>
-          <wp:inline distT="0" distB="0" distL="0" distR="0" wp14:anchorId="3570EFC5" wp14:editId="48AB3A93">
+          <wp:inline distT="0" distB="0" distL="0" distR="0" wp14:anchorId="34A17BB9" wp14:editId="32144A5D">
             <wp:extent cx="5715000" cy="3571875"/>
             <wp:effectExtent l="0" t="0" r="0" b="0"/>
             <wp:docPr id="334" name="01-login.png" descr="A página de início de sessão com Email, Palavra-passe, Manter sessão iniciada e o botão Iniciar sessão." title="A página de início de sessão com Email, Palavra-passe, Manter sessão iniciada e o botão Iniciar sessão."/>
@@ -4436,7 +4436,7 @@
         <w:pStyle w:val="Ttulo1"/>
         <w:pageBreakBefore/>
       </w:pPr>
-      <w:bookmarkStart w:id="3" w:name="_Toc241669089"/>
+      <w:bookmarkStart w:id="3" w:name="_Toc241671620"/>
       <w:r>
         <w:lastRenderedPageBreak/>
         <w:t>Painel</w:t>
@@ -4469,7 +4469,7 @@
           <w:noProof/>
         </w:rPr>
         <w:drawing>
-          <wp:inline distT="0" distB="0" distL="0" distR="0" wp14:anchorId="6BF2E35B" wp14:editId="6008FE9C">
+          <wp:inline distT="0" distB="0" distL="0" distR="0" wp14:anchorId="4F75A9AD" wp14:editId="6FFB2E28">
             <wp:extent cx="5715000" cy="3571875"/>
             <wp:effectExtent l="0" t="0" r="0" b="0"/>
             <wp:docPr id="335" name="45-dashboard.png" descr="O painel com os cartões de resumo e a lista Mapas Recentes." title="O painel com os cartões de resumo e a lista Mapas Recentes."/>
@@ -5044,7 +5044,7 @@
         <w:pStyle w:val="Ttulo1"/>
         <w:pageBreakBefore/>
       </w:pPr>
-      <w:bookmarkStart w:id="4" w:name="_Toc241669090"/>
+      <w:bookmarkStart w:id="4" w:name="_Toc241671621"/>
       <w:r>
         <w:lastRenderedPageBreak/>
         <w:t>Mapas</w:t>
@@ -5077,7 +5077,7 @@
           <w:noProof/>
         </w:rPr>
         <w:drawing>
-          <wp:inline distT="0" distB="0" distL="0" distR="0" wp14:anchorId="541C9DE2" wp14:editId="68E1C090">
+          <wp:inline distT="0" distB="0" distL="0" distR="0" wp14:anchorId="1226AC58" wp14:editId="70AE7087">
             <wp:extent cx="5715000" cy="3429000"/>
             <wp:effectExtent l="0" t="0" r="0" b="0"/>
             <wp:docPr id="336" name="03-maps-mine.png" descr="A lista de Mapas, separador Meus, com os ícones de ação na linha do mapa." title="A lista de Mapas, separador Meus, com os ícones de ação na linha do mapa."/>
@@ -5129,7 +5129,7 @@
       <w:pPr>
         <w:pStyle w:val="Ttulo2"/>
       </w:pPr>
-      <w:bookmarkStart w:id="5" w:name="_Toc241669091"/>
+      <w:bookmarkStart w:id="5" w:name="_Toc241671622"/>
       <w:r>
         <w:t>Separadores, pesquisa e filtros</w:t>
       </w:r>
@@ -5880,7 +5880,7 @@
       <w:pPr>
         <w:pStyle w:val="Ttulo2"/>
       </w:pPr>
-      <w:bookmarkStart w:id="6" w:name="_Toc241669092"/>
+      <w:bookmarkStart w:id="6" w:name="_Toc241671623"/>
       <w:r>
         <w:lastRenderedPageBreak/>
         <w:t>Ações da linha</w:t>
@@ -6617,7 +6617,7 @@
       <w:pPr>
         <w:pStyle w:val="Ttulo2"/>
       </w:pPr>
-      <w:bookmarkStart w:id="7" w:name="_Toc241669093"/>
+      <w:bookmarkStart w:id="7" w:name="_Toc241671624"/>
       <w:r>
         <w:t>Livros</w:t>
       </w:r>
@@ -7102,7 +7102,7 @@
           <w:noProof/>
         </w:rPr>
         <w:drawing>
-          <wp:inline distT="0" distB="0" distL="0" distR="0" wp14:anchorId="37A54FDF" wp14:editId="5BF5E5A4">
+          <wp:inline distT="0" distB="0" distL="0" distR="0" wp14:anchorId="6F1FCC99" wp14:editId="31F8F69B">
             <wp:extent cx="2905125" cy="1543050"/>
             <wp:effectExtent l="0" t="0" r="0" b="0"/>
             <wp:docPr id="337" name="02-workbook-copy-dialog.png" descr="A caixa de diálogo Copiar livro com o campo do nome do novo livro." title="A caixa de diálogo Copiar livro com o campo do nome do novo livro."/>
@@ -7169,7 +7169,7 @@
       <w:pPr>
         <w:pStyle w:val="Ttulo2"/>
       </w:pPr>
-      <w:bookmarkStart w:id="8" w:name="_Toc241669094"/>
+      <w:bookmarkStart w:id="8" w:name="_Toc241671625"/>
       <w:r>
         <w:t>Copiar um mapa</w:t>
       </w:r>
@@ -7251,7 +7251,7 @@
       <w:pPr>
         <w:pStyle w:val="Ttulo2"/>
       </w:pPr>
-      <w:bookmarkStart w:id="9" w:name="_Toc241669095"/>
+      <w:bookmarkStart w:id="9" w:name="_Toc241671626"/>
       <w:r>
         <w:t>Partilhar um mapa de que é proprietário</w:t>
       </w:r>
@@ -7335,7 +7335,7 @@
           <w:noProof/>
         </w:rPr>
         <w:drawing>
-          <wp:inline distT="0" distB="0" distL="0" distR="0" wp14:anchorId="0377B74C" wp14:editId="22BF959C">
+          <wp:inline distT="0" distB="0" distL="0" distR="0" wp14:anchorId="371956E0" wp14:editId="62269C8D">
             <wp:extent cx="3743325" cy="1581150"/>
             <wp:effectExtent l="0" t="0" r="0" b="0"/>
             <wp:docPr id="338" name="29-share-dialog-search.png" descr="A caixa de diálogo Partilhar mapa com uma pessoa encontrada e os botões Pode ver, Pode exportar e Pode editar." title="A caixa de diálogo Partilhar mapa com uma pessoa encontrada e os botões Pode ver, Pode exportar e Pode editar."/>
@@ -7769,7 +7769,7 @@
         <w:pStyle w:val="Ttulo1"/>
         <w:pageBreakBefore/>
       </w:pPr>
-      <w:bookmarkStart w:id="10" w:name="_Toc241669096"/>
+      <w:bookmarkStart w:id="10" w:name="_Toc241671627"/>
       <w:r>
         <w:lastRenderedPageBreak/>
         <w:t>O visualizador de mapas</w:t>
@@ -7792,7 +7792,7 @@
           <w:noProof/>
         </w:rPr>
         <w:drawing>
-          <wp:inline distT="0" distB="0" distL="0" distR="0" wp14:anchorId="2ADB4196" wp14:editId="386FEF02">
+          <wp:inline distT="0" distB="0" distL="0" distR="0" wp14:anchorId="7E50AA81" wp14:editId="77AA1C88">
             <wp:extent cx="5715000" cy="3571875"/>
             <wp:effectExtent l="0" t="0" r="0" b="0"/>
             <wp:docPr id="339" name="25-viewer-results.png" descr="O visualizador de mapas depois de uma execução concluída, com a grelha de resultados e os botões de exportação." title="O visualizador de mapas depois de uma execução concluída, com a grelha de resultados e os botões de exportação."/>
@@ -8321,7 +8321,7 @@
       <w:pPr>
         <w:pStyle w:val="Ttulo2"/>
       </w:pPr>
-      <w:bookmarkStart w:id="11" w:name="_Toc241669097"/>
+      <w:bookmarkStart w:id="11" w:name="_Toc241671628"/>
       <w:r>
         <w:lastRenderedPageBreak/>
         <w:t>Parâmetros de execução</w:t>
@@ -8364,7 +8364,7 @@
           <w:noProof/>
         </w:rPr>
         <w:drawing>
-          <wp:inline distT="0" distB="0" distL="0" distR="0" wp14:anchorId="3930FF90" wp14:editId="27C8F701">
+          <wp:inline distT="0" distB="0" distL="0" distR="0" wp14:anchorId="54158F68" wp14:editId="5A2B6850">
             <wp:extent cx="2905125" cy="2457450"/>
             <wp:effectExtent l="0" t="0" r="0" b="0"/>
             <wp:docPr id="340" name="24-viewer-params-filled.png" descr="A caixa de diálogo Parâmetros de execução com os dois valores obrigatórios preenchidos." title="A caixa de diálogo Parâmetros de execução com os dois valores obrigatórios preenchidos."/>
@@ -8416,7 +8416,7 @@
       <w:pPr>
         <w:pStyle w:val="Ttulo2"/>
       </w:pPr>
-      <w:bookmarkStart w:id="12" w:name="_Toc241669098"/>
+      <w:bookmarkStart w:id="12" w:name="_Toc241671629"/>
       <w:r>
         <w:t>Ler os resultados</w:t>
       </w:r>
@@ -9100,7 +9100,7 @@
       <w:pPr>
         <w:pStyle w:val="Ttulo2"/>
       </w:pPr>
-      <w:bookmarkStart w:id="13" w:name="_Toc241669099"/>
+      <w:bookmarkStart w:id="13" w:name="_Toc241671630"/>
       <w:r>
         <w:t>Exportar os resultados</w:t>
       </w:r>
@@ -9431,7 +9431,7 @@
           <w:noProof/>
         </w:rPr>
         <w:drawing>
-          <wp:inline distT="0" distB="0" distL="0" distR="0" wp14:anchorId="63B8A3F9" wp14:editId="3D7773A7">
+          <wp:inline distT="0" distB="0" distL="0" distR="0" wp14:anchorId="4E4DB59B" wp14:editId="163CCE68">
             <wp:extent cx="3324225" cy="3990975"/>
             <wp:effectExtent l="0" t="0" r="0" b="0"/>
             <wp:docPr id="341" name="17-builder-pdf-dialog.png" descr="A caixa de diálogo de exportação para PDF com as opções de orientação, tamanho da página, título e tipo de letra." title="A caixa de diálogo de exportação para PDF com as opções de orientação, tamanho da página, título e tipo de letra."/>
@@ -9908,7 +9908,7 @@
         <w:pStyle w:val="Ttulo1"/>
         <w:pageBreakBefore/>
       </w:pPr>
-      <w:bookmarkStart w:id="14" w:name="_Toc241669100"/>
+      <w:bookmarkStart w:id="14" w:name="_Toc241671631"/>
       <w:r>
         <w:lastRenderedPageBreak/>
         <w:t>Construir e editar mapas</w:t>
@@ -9971,7 +9971,7 @@
           <w:noProof/>
         </w:rPr>
         <w:drawing>
-          <wp:inline distT="0" distB="0" distL="0" distR="0" wp14:anchorId="2A9CB299" wp14:editId="587C64C2">
+          <wp:inline distT="0" distB="0" distL="0" distR="0" wp14:anchorId="35C7301E" wp14:editId="358DBB8D">
             <wp:extent cx="5715000" cy="3571875"/>
             <wp:effectExtent l="0" t="0" r="0" b="0"/>
             <wp:docPr id="342" name="05-builder-overview.png" descr="O construtor de mapas com a árvore Áreas de Negócio, a área de Colunas e o painel Propriedades." title="O construtor de mapas com a árvore Áreas de Negócio, a área de Colunas e o painel Propriedades."/>
@@ -10078,7 +10078,7 @@
       <w:pPr>
         <w:pStyle w:val="Ttulo2"/>
       </w:pPr>
-      <w:bookmarkStart w:id="15" w:name="_Toc241669101"/>
+      <w:bookmarkStart w:id="15" w:name="_Toc241671632"/>
       <w:r>
         <w:t>Barra de ferramentas</w:t>
       </w:r>
@@ -11004,7 +11004,7 @@
       <w:pPr>
         <w:pStyle w:val="Ttulo2"/>
       </w:pPr>
-      <w:bookmarkStart w:id="16" w:name="_Toc241669102"/>
+      <w:bookmarkStart w:id="16" w:name="_Toc241671633"/>
       <w:r>
         <w:t>Adicionar colunas</w:t>
       </w:r>
@@ -11169,7 +11169,7 @@
       <w:pPr>
         <w:pStyle w:val="Ttulo2"/>
       </w:pPr>
-      <w:bookmarkStart w:id="17" w:name="_Toc241669103"/>
+      <w:bookmarkStart w:id="17" w:name="_Toc241671634"/>
       <w:r>
         <w:t>Configurar uma coluna</w:t>
       </w:r>
@@ -12169,7 +12169,7 @@
           <w:noProof/>
         </w:rPr>
         <w:drawing>
-          <wp:inline distT="0" distB="0" distL="0" distR="0" wp14:anchorId="373243C3" wp14:editId="1E5E6F27">
+          <wp:inline distT="0" distB="0" distL="0" distR="0" wp14:anchorId="1960E319" wp14:editId="34F4E583">
             <wp:extent cx="5715000" cy="3571875"/>
             <wp:effectExtent l="0" t="0" r="0" b="0"/>
             <wp:docPr id="343" name="08-builder-column-aggregation.png" descr="A caixa de diálogo Configurar coluna com a lista Agregação aberta." title="A caixa de diálogo Configurar coluna com a lista Agregação aberta."/>
@@ -12221,7 +12221,7 @@
       <w:pPr>
         <w:pStyle w:val="Ttulo2"/>
       </w:pPr>
-      <w:bookmarkStart w:id="18" w:name="_Toc241669104"/>
+      <w:bookmarkStart w:id="18" w:name="_Toc241671635"/>
       <w:r>
         <w:lastRenderedPageBreak/>
         <w:t>Separadores do painel direito</w:t>
@@ -12967,7 +12967,7 @@
           <w:noProof/>
         </w:rPr>
         <w:drawing>
-          <wp:inline distT="0" distB="0" distL="0" distR="0" wp14:anchorId="27DAE072" wp14:editId="12E12E83">
+          <wp:inline distT="0" distB="0" distL="0" distR="0" wp14:anchorId="3215AB9B" wp14:editId="04652B0F">
             <wp:extent cx="5715000" cy="3571875"/>
             <wp:effectExtent l="0" t="0" r="0" b="0"/>
             <wp:docPr id="344" name="09-builder-conditions.png" descr="O separador Condições com as condições do mapa e os controlos de operador e valor ou pedido." title="O separador Condições com as condições do mapa e os controlos de operador e valor ou pedido."/>
@@ -13125,7 +13125,7 @@
       <w:pPr>
         <w:pStyle w:val="Ttulo2"/>
       </w:pPr>
-      <w:bookmarkStart w:id="19" w:name="_Toc241669105"/>
+      <w:bookmarkStart w:id="19" w:name="_Toc241671636"/>
       <w:r>
         <w:t>Formatação condicional</w:t>
       </w:r>
@@ -13830,7 +13830,7 @@
           <w:noProof/>
         </w:rPr>
         <w:drawing>
-          <wp:inline distT="0" distB="0" distL="0" distR="0" wp14:anchorId="63C21ACC" wp14:editId="288B01B1">
+          <wp:inline distT="0" distB="0" distL="0" distR="0" wp14:anchorId="38319872" wp14:editId="61B21784">
             <wp:extent cx="3324225" cy="1457325"/>
             <wp:effectExtent l="0" t="0" r="0" b="0"/>
             <wp:docPr id="345" name="19-builder-formatting-dialog.png" descr="A caixa de diálogo Formatação com a lista de regras e os controlos de Adicionar regra." title="A caixa de diálogo Formatação com a lista de regras e os controlos de Adicionar regra."/>
@@ -13882,7 +13882,7 @@
       <w:pPr>
         <w:pStyle w:val="Ttulo2"/>
       </w:pPr>
-      <w:bookmarkStart w:id="20" w:name="_Toc241669106"/>
+      <w:bookmarkStart w:id="20" w:name="_Toc241671637"/>
       <w:r>
         <w:t>Executar a partir do construtor e execuções recusadas</w:t>
       </w:r>
@@ -13929,7 +13929,7 @@
       <w:pPr>
         <w:pStyle w:val="Ttulo2"/>
       </w:pPr>
-      <w:bookmarkStart w:id="21" w:name="_Toc241669107"/>
+      <w:bookmarkStart w:id="21" w:name="_Toc241671638"/>
       <w:r>
         <w:t>Exemplo: construir um mapa pequeno</w:t>
       </w:r>
@@ -14079,7 +14079,7 @@
         <w:pStyle w:val="Ttulo1"/>
         <w:pageBreakBefore/>
       </w:pPr>
-      <w:bookmarkStart w:id="22" w:name="_Toc241669108"/>
+      <w:bookmarkStart w:id="22" w:name="_Toc241671639"/>
       <w:r>
         <w:lastRenderedPageBreak/>
         <w:t>Execuções</w:t>
@@ -14112,7 +14112,7 @@
           <w:noProof/>
         </w:rPr>
         <w:drawing>
-          <wp:inline distT="0" distB="0" distL="0" distR="0" wp14:anchorId="77CCA742" wp14:editId="01398584">
+          <wp:inline distT="0" distB="0" distL="0" distR="0" wp14:anchorId="083D1573" wp14:editId="2A6C7EDF">
             <wp:extent cx="5715000" cy="3571875"/>
             <wp:effectExtent l="0" t="0" r="0" b="0"/>
             <wp:docPr id="346" name="41-runs.png" descr="A página Execuções com os filtros e a tabela de execuções com os respetivos botões de exportação." title="A página Execuções com os filtros e a tabela de execuções com os respetivos botões de exportação."/>
@@ -15115,7 +15115,7 @@
         <w:pStyle w:val="Ttulo1"/>
         <w:pageBreakBefore/>
       </w:pPr>
-      <w:bookmarkStart w:id="23" w:name="_Toc241669109"/>
+      <w:bookmarkStart w:id="23" w:name="_Toc241671640"/>
       <w:r>
         <w:lastRenderedPageBreak/>
         <w:t>Exportações</w:t>
@@ -15148,7 +15148,7 @@
           <w:noProof/>
         </w:rPr>
         <w:drawing>
-          <wp:inline distT="0" distB="0" distL="0" distR="0" wp14:anchorId="16C3DA38" wp14:editId="729751D6">
+          <wp:inline distT="0" distB="0" distL="0" distR="0" wp14:anchorId="1F4BFD4B" wp14:editId="4140D646">
             <wp:extent cx="5715000" cy="3571875"/>
             <wp:effectExtent l="0" t="0" r="0" b="0"/>
             <wp:docPr id="347" name="44-exports.png" descr="A página Exportações com a lista de exportações e um botão Transferir nas concluídas." title="A página Exportações com a lista de exportações e um botão Transferir nas concluídas."/>
@@ -15565,7 +15565,7 @@
         <w:pStyle w:val="Ttulo1"/>
         <w:pageBreakBefore/>
       </w:pPr>
-      <w:bookmarkStart w:id="24" w:name="_Toc241669110"/>
+      <w:bookmarkStart w:id="24" w:name="_Toc241671641"/>
       <w:r>
         <w:lastRenderedPageBreak/>
         <w:t>Agendamentos</w:t>
@@ -15633,7 +15633,7 @@
           <w:noProof/>
         </w:rPr>
         <w:drawing>
-          <wp:inline distT="0" distB="0" distL="0" distR="0" wp14:anchorId="322B6CA0" wp14:editId="46F30B52">
+          <wp:inline distT="0" distB="0" distL="0" distR="0" wp14:anchorId="6F6925D3" wp14:editId="2FDD0D29">
             <wp:extent cx="5715000" cy="3571875"/>
             <wp:effectExtent l="0" t="0" r="0" b="0"/>
             <wp:docPr id="348" name="38-schedules-list.png" descr="A página Agendamentos com um agendamento em pausa e os respetivos ícones de ação." title="A página Agendamentos com um agendamento em pausa e os respetivos ícones de ação."/>
@@ -16391,7 +16391,7 @@
       <w:pPr>
         <w:pStyle w:val="Ttulo2"/>
       </w:pPr>
-      <w:bookmarkStart w:id="25" w:name="_Toc241669111"/>
+      <w:bookmarkStart w:id="25" w:name="_Toc241671642"/>
       <w:r>
         <w:t>Novo Agendamento</w:t>
       </w:r>
@@ -16601,7 +16601,7 @@
           <w:noProof/>
         </w:rPr>
         <w:drawing>
-          <wp:inline distT="0" distB="0" distL="0" distR="0" wp14:anchorId="7506106B" wp14:editId="04B0CB97">
+          <wp:inline distT="0" distB="0" distL="0" distR="0" wp14:anchorId="4E4E9AF6" wp14:editId="389BAAA1">
             <wp:extent cx="3743325" cy="4676775"/>
             <wp:effectExtent l="0" t="0" r="0" b="0"/>
             <wp:docPr id="349" name="37-schedule-filled.png" descr="A caixa de diálogo Novo Agendamento preenchida, com frequência mensal e Ativado desmarcado." title="A caixa de diálogo Novo Agendamento preenchida, com frequência mensal e Ativado desmarcado."/>
@@ -17439,7 +17439,7 @@
       <w:pPr>
         <w:pStyle w:val="Ttulo2"/>
       </w:pPr>
-      <w:bookmarkStart w:id="26" w:name="_Toc241669112"/>
+      <w:bookmarkStart w:id="26" w:name="_Toc241671643"/>
       <w:r>
         <w:t>Histórico</w:t>
       </w:r>
@@ -17587,7 +17587,7 @@
         <w:pStyle w:val="Ttulo1"/>
         <w:pageBreakBefore/>
       </w:pPr>
-      <w:bookmarkStart w:id="27" w:name="_Toc241669113"/>
+      <w:bookmarkStart w:id="27" w:name="_Toc241671644"/>
       <w:r>
         <w:lastRenderedPageBreak/>
         <w:t>Definições</w:t>
@@ -17620,7 +17620,7 @@
           <w:noProof/>
         </w:rPr>
         <w:drawing>
-          <wp:inline distT="0" distB="0" distL="0" distR="0" wp14:anchorId="0D7F16EE" wp14:editId="5F9F6F57">
+          <wp:inline distT="0" distB="0" distL="0" distR="0" wp14:anchorId="46EDC578" wp14:editId="2ABD6469">
             <wp:extent cx="5715000" cy="3571875"/>
             <wp:effectExtent l="0" t="0" r="0" b="0"/>
             <wp:docPr id="350" name="04-settings.png" descr="A página Definições com os cartões Idioma de exibição, Aparência e Paleta." title="A página Definições com os cartões Idioma de exibição, Aparência e Paleta."/>
@@ -18175,7 +18175,7 @@
         <w:pStyle w:val="Ttulo1"/>
         <w:pageBreakBefore/>
       </w:pPr>
-      <w:bookmarkStart w:id="28" w:name="_Toc241669114"/>
+      <w:bookmarkStart w:id="28" w:name="_Toc241671645"/>
       <w:r>
         <w:lastRenderedPageBreak/>
         <w:t>Perguntas frequentes</w:t>
@@ -18357,7 +18357,7 @@
         <w:pStyle w:val="Ttulo1"/>
         <w:pageBreakBefore/>
       </w:pPr>
-      <w:bookmarkStart w:id="29" w:name="_Toc241669115"/>
+      <w:bookmarkStart w:id="29" w:name="_Toc241671646"/>
       <w:r>
         <w:lastRenderedPageBreak/>
         <w:t>Glossário</w:t>
@@ -19370,7 +19370,7 @@
         <w:sz w:val="16"/>
         <w:szCs w:val="16"/>
       </w:rPr>
-      <w:t>Discoverer Neo 2.0.0 · Guia completo · USER</w:t>
+      <w:t>Discoverer Neo 2.0.1 · Guia completo · USER</w:t>
     </w:r>
   </w:p>
 </w:hdr>
@@ -19379,10 +19379,10 @@
 <file path=word/numbering.xml><?xml version="1.0" encoding="utf-8"?>
 <w:numbering xmlns:wpc="http://schemas.microsoft.com/office/word/2010/wordprocessingCanvas" xmlns:cx="http://schemas.microsoft.com/office/drawing/2014/chartex" xmlns:cx1="http://schemas.microsoft.com/office/drawing/2015/9/8/chartex" xmlns:cx2="http://schemas.microsoft.com/office/drawing/2015/10/21/chartex" xmlns:cx3="http://schemas.microsoft.com/office/drawing/2016/5/9/chartex" xmlns:cx4="http://schemas.microsoft.com/office/drawing/2016/5/10/chartex" xmlns:cx5="http://schemas.microsoft.com/office/drawing/2016/5/11/chartex" xmlns:cx6="http://schemas.microsoft.com/office/drawing/2016/5/12/chartex" xmlns:cx7="http://schemas.microsoft.com/office/drawing/2016/5/13/chartex" xmlns:cx8="http://schemas.microsoft.com/office/drawing/2016/5/14/chartex" xmlns:mc="http://schemas.openxmlformats.org/markup-compatibility/2006" xmlns:aink="http://schemas.microsoft.com/office/drawing/2016/ink" xmlns:am3d="http://schemas.microsoft.com/office/drawing/2017/model3d" xmlns:o="urn:schemas-microsoft-com:office:office" xmlns:oel="http://schemas.microsoft.com/office/2019/extlst" xmlns:r="http://schemas.openxmlformats.org/officeDocument/2006/relationships" xmlns:m="http://schemas.openxmlformats.org/officeDocument/2006/math" xmlns:v="urn:schemas-microsoft-com:vml" xmlns:wp14="http://schemas.microsoft.com/office/word/2010/wordprocessingDrawing" xmlns:wp="http://schemas.openxmlformats.org/drawingml/2006/wordprocessingDrawing" xmlns:w10="urn:schemas-microsoft-com:office:word" xmlns:w="http://schemas.openxmlformats.org/wordprocessingml/2006/main" xmlns:w14="http://schemas.microsoft.com/office/word/2010/wordml" xmlns:w15="http://schemas.microsoft.com/office/word/2012/wordml" xmlns:w16cex="http://schemas.microsoft.com/office/word/2018/wordml/cex" xmlns:w16cid="http://schemas.microsoft.com/office/word/2016/wordml/cid" xmlns:w16="http://schemas.microsoft.com/office/word/2018/wordml" xmlns:w16sdtdh="http://schemas.microsoft.com/office/word/2020/wordml/sdtdatahash" xmlns:w16se="http://schemas.microsoft.com/office/word/2015/wordml/symex" xmlns:wpg="http://schemas.microsoft.com/office/word/2010/wordprocessingGroup" xmlns:wpi="http://schemas.microsoft.com/office/word/2010/wordprocessingInk" xmlns:wne="http://schemas.microsoft.com/office/word/2006/wordml" xmlns:wps="http://schemas.microsoft.com/office/word/2010/wordprocessingShape" mc:Ignorable="w14 w15 w16se w16cid w16 w16cex w16sdtdh wp14">
   <w:abstractNum w:abstractNumId="0" w15:restartNumberingAfterBreak="0">
-    <w:nsid w:val="1446744B"/>
+    <w:nsid w:val="0B8B733C"/>
     <w:multiLevelType w:val="hybridMultilevel"/>
-    <w:tmpl w:val="63D8AAD8"/>
-    <w:lvl w:ilvl="0" w:tplc="C57CCC08">
+    <w:tmpl w:val="27E6F188"/>
+    <w:lvl w:ilvl="0" w:tplc="9F74BD48">
       <w:start w:val="1"/>
       <w:numFmt w:val="decimal"/>
       <w:lvlText w:val="%1."/>
@@ -19391,7 +19391,7 @@
         <w:ind w:left="360" w:hanging="300"/>
       </w:pPr>
     </w:lvl>
-    <w:lvl w:ilvl="1" w:tplc="E61445CC" w:tentative="1">
+    <w:lvl w:ilvl="1" w:tplc="F9643120" w:tentative="1">
       <w:start w:val="1"/>
       <w:numFmt w:val="lowerLetter"/>
       <w:lvlText w:val="%2."/>
@@ -19400,47 +19400,47 @@
         <w:ind w:left="720" w:hanging="300"/>
       </w:pPr>
     </w:lvl>
-    <w:lvl w:ilvl="2" w:tplc="2AAEA174">
+    <w:lvl w:ilvl="2" w:tplc="239A1704">
       <w:numFmt w:val="decimal"/>
       <w:lvlText w:val=""/>
       <w:lvlJc w:val="left"/>
     </w:lvl>
-    <w:lvl w:ilvl="3" w:tplc="5D04CA9C">
+    <w:lvl w:ilvl="3" w:tplc="5CD61C04">
       <w:numFmt w:val="decimal"/>
       <w:lvlText w:val=""/>
       <w:lvlJc w:val="left"/>
     </w:lvl>
-    <w:lvl w:ilvl="4" w:tplc="46DCB172">
+    <w:lvl w:ilvl="4" w:tplc="0FC6971C">
       <w:numFmt w:val="decimal"/>
       <w:lvlText w:val=""/>
       <w:lvlJc w:val="left"/>
     </w:lvl>
-    <w:lvl w:ilvl="5" w:tplc="D67A95C6">
+    <w:lvl w:ilvl="5" w:tplc="B66024B0">
       <w:numFmt w:val="decimal"/>
       <w:lvlText w:val=""/>
       <w:lvlJc w:val="left"/>
     </w:lvl>
-    <w:lvl w:ilvl="6" w:tplc="74DEFC3A">
+    <w:lvl w:ilvl="6" w:tplc="FB08F8F0">
       <w:numFmt w:val="decimal"/>
       <w:lvlText w:val=""/>
       <w:lvlJc w:val="left"/>
     </w:lvl>
-    <w:lvl w:ilvl="7" w:tplc="E8B63BE0">
+    <w:lvl w:ilvl="7" w:tplc="CE84455C">
       <w:numFmt w:val="decimal"/>
       <w:lvlText w:val=""/>
       <w:lvlJc w:val="left"/>
     </w:lvl>
-    <w:lvl w:ilvl="8" w:tplc="62584F3E">
+    <w:lvl w:ilvl="8" w:tplc="338CEECC">
       <w:numFmt w:val="decimal"/>
       <w:lvlText w:val=""/>
       <w:lvlJc w:val="left"/>
     </w:lvl>
   </w:abstractNum>
   <w:abstractNum w:abstractNumId="1" w15:restartNumberingAfterBreak="0">
-    <w:nsid w:val="21C94966"/>
+    <w:nsid w:val="2C305CE2"/>
     <w:multiLevelType w:val="hybridMultilevel"/>
-    <w:tmpl w:val="24FA0482"/>
-    <w:lvl w:ilvl="0" w:tplc="271A58C2">
+    <w:tmpl w:val="073CCDE6"/>
+    <w:lvl w:ilvl="0" w:tplc="ABFA0B6C">
       <w:start w:val="1"/>
       <w:numFmt w:val="decimal"/>
       <w:lvlText w:val="%1."/>
@@ -19449,7 +19449,7 @@
         <w:ind w:left="360" w:hanging="300"/>
       </w:pPr>
     </w:lvl>
-    <w:lvl w:ilvl="1" w:tplc="A28EB404" w:tentative="1">
+    <w:lvl w:ilvl="1" w:tplc="7D360660" w:tentative="1">
       <w:start w:val="1"/>
       <w:numFmt w:val="lowerLetter"/>
       <w:lvlText w:val="%2."/>
@@ -19458,47 +19458,47 @@
         <w:ind w:left="720" w:hanging="300"/>
       </w:pPr>
     </w:lvl>
-    <w:lvl w:ilvl="2" w:tplc="864C8624">
+    <w:lvl w:ilvl="2" w:tplc="DA4AF648">
       <w:numFmt w:val="decimal"/>
       <w:lvlText w:val=""/>
       <w:lvlJc w:val="left"/>
     </w:lvl>
-    <w:lvl w:ilvl="3" w:tplc="A4A0FDEC">
+    <w:lvl w:ilvl="3" w:tplc="AC68B118">
       <w:numFmt w:val="decimal"/>
       <w:lvlText w:val=""/>
       <w:lvlJc w:val="left"/>
     </w:lvl>
-    <w:lvl w:ilvl="4" w:tplc="DFC647BE">
+    <w:lvl w:ilvl="4" w:tplc="715EB608">
       <w:numFmt w:val="decimal"/>
       <w:lvlText w:val=""/>
       <w:lvlJc w:val="left"/>
     </w:lvl>
-    <w:lvl w:ilvl="5" w:tplc="BE3C9098">
+    <w:lvl w:ilvl="5" w:tplc="D3DE7ED6">
       <w:numFmt w:val="decimal"/>
       <w:lvlText w:val=""/>
       <w:lvlJc w:val="left"/>
     </w:lvl>
-    <w:lvl w:ilvl="6" w:tplc="9514902C">
+    <w:lvl w:ilvl="6" w:tplc="5E8A3574">
       <w:numFmt w:val="decimal"/>
       <w:lvlText w:val=""/>
       <w:lvlJc w:val="left"/>
     </w:lvl>
-    <w:lvl w:ilvl="7" w:tplc="81783DB4">
+    <w:lvl w:ilvl="7" w:tplc="FC863F58">
       <w:numFmt w:val="decimal"/>
       <w:lvlText w:val=""/>
       <w:lvlJc w:val="left"/>
     </w:lvl>
-    <w:lvl w:ilvl="8" w:tplc="B22A70EC">
+    <w:lvl w:ilvl="8" w:tplc="98E8ACCE">
       <w:numFmt w:val="decimal"/>
       <w:lvlText w:val=""/>
       <w:lvlJc w:val="left"/>
     </w:lvl>
   </w:abstractNum>
   <w:abstractNum w:abstractNumId="2" w15:restartNumberingAfterBreak="0">
-    <w:nsid w:val="220729A6"/>
+    <w:nsid w:val="40264250"/>
     <w:multiLevelType w:val="hybridMultilevel"/>
-    <w:tmpl w:val="05888BB2"/>
-    <w:lvl w:ilvl="0" w:tplc="A71413D2">
+    <w:tmpl w:val="98185DEC"/>
+    <w:lvl w:ilvl="0" w:tplc="A32C5464">
       <w:start w:val="1"/>
       <w:numFmt w:val="decimal"/>
       <w:lvlText w:val="%1."/>
@@ -19507,7 +19507,7 @@
         <w:ind w:left="360" w:hanging="300"/>
       </w:pPr>
     </w:lvl>
-    <w:lvl w:ilvl="1" w:tplc="C6786AC4" w:tentative="1">
+    <w:lvl w:ilvl="1" w:tplc="FEC43DAA" w:tentative="1">
       <w:start w:val="1"/>
       <w:numFmt w:val="lowerLetter"/>
       <w:lvlText w:val="%2."/>
@@ -19516,47 +19516,47 @@
         <w:ind w:left="720" w:hanging="300"/>
       </w:pPr>
     </w:lvl>
-    <w:lvl w:ilvl="2" w:tplc="750253AE">
+    <w:lvl w:ilvl="2" w:tplc="F8462B7A">
       <w:numFmt w:val="decimal"/>
       <w:lvlText w:val=""/>
       <w:lvlJc w:val="left"/>
     </w:lvl>
-    <w:lvl w:ilvl="3" w:tplc="BB646688">
+    <w:lvl w:ilvl="3" w:tplc="5538A476">
       <w:numFmt w:val="decimal"/>
       <w:lvlText w:val=""/>
       <w:lvlJc w:val="left"/>
     </w:lvl>
-    <w:lvl w:ilvl="4" w:tplc="DE888C40">
+    <w:lvl w:ilvl="4" w:tplc="F620F514">
       <w:numFmt w:val="decimal"/>
       <w:lvlText w:val=""/>
       <w:lvlJc w:val="left"/>
     </w:lvl>
-    <w:lvl w:ilvl="5" w:tplc="FA065718">
+    <w:lvl w:ilvl="5" w:tplc="ADE4A8E6">
       <w:numFmt w:val="decimal"/>
       <w:lvlText w:val=""/>
       <w:lvlJc w:val="left"/>
     </w:lvl>
-    <w:lvl w:ilvl="6" w:tplc="99F26B46">
+    <w:lvl w:ilvl="6" w:tplc="3182BADE">
       <w:numFmt w:val="decimal"/>
       <w:lvlText w:val=""/>
       <w:lvlJc w:val="left"/>
     </w:lvl>
-    <w:lvl w:ilvl="7" w:tplc="D80E0BDC">
+    <w:lvl w:ilvl="7" w:tplc="8D08DABA">
       <w:numFmt w:val="decimal"/>
       <w:lvlText w:val=""/>
       <w:lvlJc w:val="left"/>
     </w:lvl>
-    <w:lvl w:ilvl="8" w:tplc="61A0AB08">
+    <w:lvl w:ilvl="8" w:tplc="8A52E5F8">
       <w:numFmt w:val="decimal"/>
       <w:lvlText w:val=""/>
       <w:lvlJc w:val="left"/>
     </w:lvl>
   </w:abstractNum>
   <w:abstractNum w:abstractNumId="3" w15:restartNumberingAfterBreak="0">
-    <w:nsid w:val="4A892610"/>
+    <w:nsid w:val="54586E83"/>
     <w:multiLevelType w:val="hybridMultilevel"/>
-    <w:tmpl w:val="CDEC8DFA"/>
-    <w:lvl w:ilvl="0" w:tplc="5C44EF6A">
+    <w:tmpl w:val="A86A5A68"/>
+    <w:lvl w:ilvl="0" w:tplc="AAC6EC1C">
       <w:start w:val="1"/>
       <w:numFmt w:val="decimal"/>
       <w:lvlText w:val="%1."/>
@@ -19565,7 +19565,7 @@
         <w:ind w:left="360" w:hanging="300"/>
       </w:pPr>
     </w:lvl>
-    <w:lvl w:ilvl="1" w:tplc="78EEAF54" w:tentative="1">
+    <w:lvl w:ilvl="1" w:tplc="87CAED62" w:tentative="1">
       <w:start w:val="1"/>
       <w:numFmt w:val="lowerLetter"/>
       <w:lvlText w:val="%2."/>
@@ -19574,47 +19574,105 @@
         <w:ind w:left="720" w:hanging="300"/>
       </w:pPr>
     </w:lvl>
-    <w:lvl w:ilvl="2" w:tplc="A0F6A012">
+    <w:lvl w:ilvl="2" w:tplc="5A667B3E">
       <w:numFmt w:val="decimal"/>
       <w:lvlText w:val=""/>
       <w:lvlJc w:val="left"/>
     </w:lvl>
-    <w:lvl w:ilvl="3" w:tplc="5AB8C43E">
+    <w:lvl w:ilvl="3" w:tplc="814E1C90">
       <w:numFmt w:val="decimal"/>
       <w:lvlText w:val=""/>
       <w:lvlJc w:val="left"/>
     </w:lvl>
-    <w:lvl w:ilvl="4" w:tplc="2A2AF792">
+    <w:lvl w:ilvl="4" w:tplc="3F700D2E">
       <w:numFmt w:val="decimal"/>
       <w:lvlText w:val=""/>
       <w:lvlJc w:val="left"/>
     </w:lvl>
-    <w:lvl w:ilvl="5" w:tplc="426EF98C">
+    <w:lvl w:ilvl="5" w:tplc="DE0C2B3A">
       <w:numFmt w:val="decimal"/>
       <w:lvlText w:val=""/>
       <w:lvlJc w:val="left"/>
     </w:lvl>
-    <w:lvl w:ilvl="6" w:tplc="1A1C2D02">
+    <w:lvl w:ilvl="6" w:tplc="BF1E5AEE">
       <w:numFmt w:val="decimal"/>
       <w:lvlText w:val=""/>
       <w:lvlJc w:val="left"/>
     </w:lvl>
-    <w:lvl w:ilvl="7" w:tplc="0290A704">
+    <w:lvl w:ilvl="7" w:tplc="E534A720">
       <w:numFmt w:val="decimal"/>
       <w:lvlText w:val=""/>
       <w:lvlJc w:val="left"/>
     </w:lvl>
-    <w:lvl w:ilvl="8" w:tplc="C552709A">
+    <w:lvl w:ilvl="8" w:tplc="F1B8BCA2">
       <w:numFmt w:val="decimal"/>
       <w:lvlText w:val=""/>
       <w:lvlJc w:val="left"/>
     </w:lvl>
   </w:abstractNum>
   <w:abstractNum w:abstractNumId="4" w15:restartNumberingAfterBreak="0">
-    <w:nsid w:val="4D2713F3"/>
+    <w:nsid w:val="55985D9F"/>
     <w:multiLevelType w:val="hybridMultilevel"/>
-    <w:tmpl w:val="E508026C"/>
-    <w:lvl w:ilvl="0" w:tplc="489022FA">
+    <w:tmpl w:val="D1868248"/>
+    <w:lvl w:ilvl="0" w:tplc="72FE0650">
+      <w:start w:val="1"/>
+      <w:numFmt w:val="bullet"/>
+      <w:lvlText w:val="•"/>
+      <w:lvlJc w:val="left"/>
+      <w:pPr>
+        <w:ind w:left="360" w:hanging="260"/>
+      </w:pPr>
+    </w:lvl>
+    <w:lvl w:ilvl="1" w:tplc="87A441E8" w:tentative="1">
+      <w:start w:val="1"/>
+      <w:numFmt w:val="bullet"/>
+      <w:lvlText w:val="–"/>
+      <w:lvlJc w:val="left"/>
+      <w:pPr>
+        <w:ind w:left="720" w:hanging="260"/>
+      </w:pPr>
+    </w:lvl>
+    <w:lvl w:ilvl="2" w:tplc="B470C540">
+      <w:numFmt w:val="decimal"/>
+      <w:lvlText w:val=""/>
+      <w:lvlJc w:val="left"/>
+    </w:lvl>
+    <w:lvl w:ilvl="3" w:tplc="D4F8D562">
+      <w:numFmt w:val="decimal"/>
+      <w:lvlText w:val=""/>
+      <w:lvlJc w:val="left"/>
+    </w:lvl>
+    <w:lvl w:ilvl="4" w:tplc="9F482EAA">
+      <w:numFmt w:val="decimal"/>
+      <w:lvlText w:val=""/>
+      <w:lvlJc w:val="left"/>
+    </w:lvl>
+    <w:lvl w:ilvl="5" w:tplc="8B32A95A">
+      <w:numFmt w:val="decimal"/>
+      <w:lvlText w:val=""/>
+      <w:lvlJc w:val="left"/>
+    </w:lvl>
+    <w:lvl w:ilvl="6" w:tplc="55262DAC">
+      <w:numFmt w:val="decimal"/>
+      <w:lvlText w:val=""/>
+      <w:lvlJc w:val="left"/>
+    </w:lvl>
+    <w:lvl w:ilvl="7" w:tplc="673831D4">
+      <w:numFmt w:val="decimal"/>
+      <w:lvlText w:val=""/>
+      <w:lvlJc w:val="left"/>
+    </w:lvl>
+    <w:lvl w:ilvl="8" w:tplc="0E8A2C0A">
+      <w:numFmt w:val="decimal"/>
+      <w:lvlText w:val=""/>
+      <w:lvlJc w:val="left"/>
+    </w:lvl>
+  </w:abstractNum>
+  <w:abstractNum w:abstractNumId="5" w15:restartNumberingAfterBreak="0">
+    <w:nsid w:val="5DBC4774"/>
+    <w:multiLevelType w:val="hybridMultilevel"/>
+    <w:tmpl w:val="E584BB92"/>
+    <w:lvl w:ilvl="0" w:tplc="852A45BA">
       <w:start w:val="1"/>
       <w:numFmt w:val="decimal"/>
       <w:lvlText w:val="%1."/>
@@ -19623,7 +19681,7 @@
         <w:ind w:left="360" w:hanging="300"/>
       </w:pPr>
     </w:lvl>
-    <w:lvl w:ilvl="1" w:tplc="28EA0734" w:tentative="1">
+    <w:lvl w:ilvl="1" w:tplc="77F8CBFE" w:tentative="1">
       <w:start w:val="1"/>
       <w:numFmt w:val="lowerLetter"/>
       <w:lvlText w:val="%2."/>
@@ -19632,105 +19690,47 @@
         <w:ind w:left="720" w:hanging="300"/>
       </w:pPr>
     </w:lvl>
-    <w:lvl w:ilvl="2" w:tplc="BA9EDD72">
+    <w:lvl w:ilvl="2" w:tplc="7CE25868">
       <w:numFmt w:val="decimal"/>
       <w:lvlText w:val=""/>
       <w:lvlJc w:val="left"/>
     </w:lvl>
-    <w:lvl w:ilvl="3" w:tplc="22349428">
+    <w:lvl w:ilvl="3" w:tplc="2778916A">
       <w:numFmt w:val="decimal"/>
       <w:lvlText w:val=""/>
       <w:lvlJc w:val="left"/>
     </w:lvl>
-    <w:lvl w:ilvl="4" w:tplc="361C5C5C">
+    <w:lvl w:ilvl="4" w:tplc="32207AC4">
       <w:numFmt w:val="decimal"/>
       <w:lvlText w:val=""/>
       <w:lvlJc w:val="left"/>
     </w:lvl>
-    <w:lvl w:ilvl="5" w:tplc="8D9877D4">
+    <w:lvl w:ilvl="5" w:tplc="2198497C">
       <w:numFmt w:val="decimal"/>
       <w:lvlText w:val=""/>
       <w:lvlJc w:val="left"/>
     </w:lvl>
-    <w:lvl w:ilvl="6" w:tplc="A53EC940">
+    <w:lvl w:ilvl="6" w:tplc="9790E836">
       <w:numFmt w:val="decimal"/>
       <w:lvlText w:val=""/>
       <w:lvlJc w:val="left"/>
     </w:lvl>
-    <w:lvl w:ilvl="7" w:tplc="2F1E15AE">
+    <w:lvl w:ilvl="7" w:tplc="F872C3F0">
       <w:numFmt w:val="decimal"/>
       <w:lvlText w:val=""/>
       <w:lvlJc w:val="left"/>
     </w:lvl>
-    <w:lvl w:ilvl="8" w:tplc="FF2CE9B0">
-      <w:numFmt w:val="decimal"/>
-      <w:lvlText w:val=""/>
-      <w:lvlJc w:val="left"/>
-    </w:lvl>
-  </w:abstractNum>
-  <w:abstractNum w:abstractNumId="5" w15:restartNumberingAfterBreak="0">
-    <w:nsid w:val="53564525"/>
-    <w:multiLevelType w:val="hybridMultilevel"/>
-    <w:tmpl w:val="DF2E79BA"/>
-    <w:lvl w:ilvl="0" w:tplc="330E2286">
-      <w:start w:val="1"/>
-      <w:numFmt w:val="decimal"/>
-      <w:lvlText w:val="%1."/>
-      <w:lvlJc w:val="left"/>
-      <w:pPr>
-        <w:ind w:left="360" w:hanging="300"/>
-      </w:pPr>
-    </w:lvl>
-    <w:lvl w:ilvl="1" w:tplc="DC740D32" w:tentative="1">
-      <w:start w:val="1"/>
-      <w:numFmt w:val="lowerLetter"/>
-      <w:lvlText w:val="%2."/>
-      <w:lvlJc w:val="left"/>
-      <w:pPr>
-        <w:ind w:left="720" w:hanging="300"/>
-      </w:pPr>
-    </w:lvl>
-    <w:lvl w:ilvl="2" w:tplc="874C011A">
-      <w:numFmt w:val="decimal"/>
-      <w:lvlText w:val=""/>
-      <w:lvlJc w:val="left"/>
-    </w:lvl>
-    <w:lvl w:ilvl="3" w:tplc="A04AA476">
-      <w:numFmt w:val="decimal"/>
-      <w:lvlText w:val=""/>
-      <w:lvlJc w:val="left"/>
-    </w:lvl>
-    <w:lvl w:ilvl="4" w:tplc="C3E488D2">
-      <w:numFmt w:val="decimal"/>
-      <w:lvlText w:val=""/>
-      <w:lvlJc w:val="left"/>
-    </w:lvl>
-    <w:lvl w:ilvl="5" w:tplc="595ED328">
-      <w:numFmt w:val="decimal"/>
-      <w:lvlText w:val=""/>
-      <w:lvlJc w:val="left"/>
-    </w:lvl>
-    <w:lvl w:ilvl="6" w:tplc="5AC4AE78">
-      <w:numFmt w:val="decimal"/>
-      <w:lvlText w:val=""/>
-      <w:lvlJc w:val="left"/>
-    </w:lvl>
-    <w:lvl w:ilvl="7" w:tplc="B7E2DF0A">
-      <w:numFmt w:val="decimal"/>
-      <w:lvlText w:val=""/>
-      <w:lvlJc w:val="left"/>
-    </w:lvl>
-    <w:lvl w:ilvl="8" w:tplc="44CE2A0A">
+    <w:lvl w:ilvl="8" w:tplc="6758162A">
       <w:numFmt w:val="decimal"/>
       <w:lvlText w:val=""/>
       <w:lvlJc w:val="left"/>
     </w:lvl>
   </w:abstractNum>
   <w:abstractNum w:abstractNumId="6" w15:restartNumberingAfterBreak="0">
-    <w:nsid w:val="6B1A0299"/>
+    <w:nsid w:val="6DC91343"/>
     <w:multiLevelType w:val="hybridMultilevel"/>
-    <w:tmpl w:val="BCAEE798"/>
-    <w:lvl w:ilvl="0" w:tplc="4A4A772E" w:tentative="1">
+    <w:tmpl w:val="36B29696"/>
+    <w:lvl w:ilvl="0" w:tplc="6AE2CA1C" w:tentative="1">
       <w:start w:val="1"/>
       <w:numFmt w:val="bullet"/>
       <w:lvlText w:val="●"/>
@@ -19739,7 +19739,7 @@
         <w:ind w:left="720" w:hanging="360"/>
       </w:pPr>
     </w:lvl>
-    <w:lvl w:ilvl="1" w:tplc="BFDE1B74" w:tentative="1">
+    <w:lvl w:ilvl="1" w:tplc="2582691A" w:tentative="1">
       <w:start w:val="1"/>
       <w:numFmt w:val="bullet"/>
       <w:lvlText w:val="○"/>
@@ -19748,7 +19748,7 @@
         <w:ind w:left="1440" w:hanging="360"/>
       </w:pPr>
     </w:lvl>
-    <w:lvl w:ilvl="2" w:tplc="B1244B18" w:tentative="1">
+    <w:lvl w:ilvl="2" w:tplc="818EA62A" w:tentative="1">
       <w:start w:val="1"/>
       <w:numFmt w:val="bullet"/>
       <w:lvlText w:val="■"/>
@@ -19757,7 +19757,7 @@
         <w:ind w:left="2160" w:hanging="360"/>
       </w:pPr>
     </w:lvl>
-    <w:lvl w:ilvl="3" w:tplc="60227624" w:tentative="1">
+    <w:lvl w:ilvl="3" w:tplc="01D6A5BA" w:tentative="1">
       <w:start w:val="1"/>
       <w:numFmt w:val="bullet"/>
       <w:lvlText w:val="●"/>
@@ -19766,7 +19766,7 @@
         <w:ind w:left="2880" w:hanging="360"/>
       </w:pPr>
     </w:lvl>
-    <w:lvl w:ilvl="4" w:tplc="A27E279C" w:tentative="1">
+    <w:lvl w:ilvl="4" w:tplc="74EC1572" w:tentative="1">
       <w:start w:val="1"/>
       <w:numFmt w:val="bullet"/>
       <w:lvlText w:val="○"/>
@@ -19775,7 +19775,7 @@
         <w:ind w:left="3600" w:hanging="360"/>
       </w:pPr>
     </w:lvl>
-    <w:lvl w:ilvl="5" w:tplc="F8AED2FE" w:tentative="1">
+    <w:lvl w:ilvl="5" w:tplc="172A04D4" w:tentative="1">
       <w:start w:val="1"/>
       <w:numFmt w:val="bullet"/>
       <w:lvlText w:val="■"/>
@@ -19784,7 +19784,7 @@
         <w:ind w:left="4320" w:hanging="360"/>
       </w:pPr>
     </w:lvl>
-    <w:lvl w:ilvl="6" w:tplc="D44C0760" w:tentative="1">
+    <w:lvl w:ilvl="6" w:tplc="B1C8C534" w:tentative="1">
       <w:start w:val="1"/>
       <w:numFmt w:val="bullet"/>
       <w:lvlText w:val="●"/>
@@ -19793,7 +19793,7 @@
         <w:ind w:left="5040" w:hanging="360"/>
       </w:pPr>
     </w:lvl>
-    <w:lvl w:ilvl="7" w:tplc="31FCF39A" w:tentative="1">
+    <w:lvl w:ilvl="7" w:tplc="EB8E6B10" w:tentative="1">
       <w:start w:val="1"/>
       <w:numFmt w:val="bullet"/>
       <w:lvlText w:val="●"/>
@@ -19802,7 +19802,7 @@
         <w:ind w:left="5760" w:hanging="360"/>
       </w:pPr>
     </w:lvl>
-    <w:lvl w:ilvl="8" w:tplc="FBD273A8" w:tentative="1">
+    <w:lvl w:ilvl="8" w:tplc="CF464A6A" w:tentative="1">
       <w:start w:val="1"/>
       <w:numFmt w:val="bullet"/>
       <w:lvlText w:val="●"/>
@@ -19813,107 +19813,107 @@
     </w:lvl>
   </w:abstractNum>
   <w:abstractNum w:abstractNumId="7" w15:restartNumberingAfterBreak="0">
-    <w:nsid w:val="78EE104C"/>
+    <w:nsid w:val="790C05D9"/>
     <w:multiLevelType w:val="hybridMultilevel"/>
-    <w:tmpl w:val="DFA41606"/>
-    <w:lvl w:ilvl="0" w:tplc="662053DE">
+    <w:tmpl w:val="186C6BFC"/>
+    <w:lvl w:ilvl="0" w:tplc="3ADED45C">
       <w:start w:val="1"/>
-      <w:numFmt w:val="bullet"/>
-      <w:lvlText w:val="•"/>
+      <w:numFmt w:val="decimal"/>
+      <w:lvlText w:val="%1."/>
       <w:lvlJc w:val="left"/>
       <w:pPr>
-        <w:ind w:left="360" w:hanging="260"/>
+        <w:ind w:left="360" w:hanging="300"/>
       </w:pPr>
     </w:lvl>
-    <w:lvl w:ilvl="1" w:tplc="D11CCB82" w:tentative="1">
+    <w:lvl w:ilvl="1" w:tplc="5336D278" w:tentative="1">
       <w:start w:val="1"/>
-      <w:numFmt w:val="bullet"/>
-      <w:lvlText w:val="–"/>
+      <w:numFmt w:val="lowerLetter"/>
+      <w:lvlText w:val="%2."/>
       <w:lvlJc w:val="left"/>
       <w:pPr>
-        <w:ind w:left="720" w:hanging="260"/>
+        <w:ind w:left="720" w:hanging="300"/>
       </w:pPr>
     </w:lvl>
-    <w:lvl w:ilvl="2" w:tplc="CDE09A40">
+    <w:lvl w:ilvl="2" w:tplc="E362A676">
       <w:numFmt w:val="decimal"/>
       <w:lvlText w:val=""/>
       <w:lvlJc w:val="left"/>
     </w:lvl>
-    <w:lvl w:ilvl="3" w:tplc="345E8BCA">
+    <w:lvl w:ilvl="3" w:tplc="96384908">
       <w:numFmt w:val="decimal"/>
       <w:lvlText w:val=""/>
       <w:lvlJc w:val="left"/>
     </w:lvl>
-    <w:lvl w:ilvl="4" w:tplc="61B86058">
+    <w:lvl w:ilvl="4" w:tplc="38D4A6B8">
       <w:numFmt w:val="decimal"/>
       <w:lvlText w:val=""/>
       <w:lvlJc w:val="left"/>
     </w:lvl>
-    <w:lvl w:ilvl="5" w:tplc="81B0B874">
+    <w:lvl w:ilvl="5" w:tplc="6D4099C8">
       <w:numFmt w:val="decimal"/>
       <w:lvlText w:val=""/>
       <w:lvlJc w:val="left"/>
     </w:lvl>
-    <w:lvl w:ilvl="6" w:tplc="CEAE63F8">
+    <w:lvl w:ilvl="6" w:tplc="2E0E34B6">
       <w:numFmt w:val="decimal"/>
       <w:lvlText w:val=""/>
       <w:lvlJc w:val="left"/>
     </w:lvl>
-    <w:lvl w:ilvl="7" w:tplc="B616F120">
+    <w:lvl w:ilvl="7" w:tplc="7F04444C">
       <w:numFmt w:val="decimal"/>
       <w:lvlText w:val=""/>
       <w:lvlJc w:val="left"/>
     </w:lvl>
-    <w:lvl w:ilvl="8" w:tplc="098A38B4">
+    <w:lvl w:ilvl="8" w:tplc="6C6E378A">
       <w:numFmt w:val="decimal"/>
       <w:lvlText w:val=""/>
       <w:lvlJc w:val="left"/>
     </w:lvl>
   </w:abstractNum>
-  <w:num w:numId="1" w16cid:durableId="1132210547">
+  <w:num w:numId="1" w16cid:durableId="742917830">
     <w:abstractNumId w:val="6"/>
     <w:lvlOverride w:ilvl="0">
       <w:startOverride w:val="1"/>
     </w:lvlOverride>
   </w:num>
-  <w:num w:numId="2" w16cid:durableId="1466923378">
+  <w:num w:numId="2" w16cid:durableId="2085293545">
+    <w:abstractNumId w:val="4"/>
+    <w:lvlOverride w:ilvl="0">
+      <w:startOverride w:val="1"/>
+    </w:lvlOverride>
+  </w:num>
+  <w:num w:numId="3" w16cid:durableId="532615006">
+    <w:abstractNumId w:val="3"/>
+    <w:lvlOverride w:ilvl="0">
+      <w:startOverride w:val="1"/>
+    </w:lvlOverride>
+  </w:num>
+  <w:num w:numId="4" w16cid:durableId="1898319914">
+    <w:abstractNumId w:val="5"/>
+    <w:lvlOverride w:ilvl="0">
+      <w:startOverride w:val="1"/>
+    </w:lvlOverride>
+  </w:num>
+  <w:num w:numId="5" w16cid:durableId="1227449687">
+    <w:abstractNumId w:val="2"/>
+    <w:lvlOverride w:ilvl="0">
+      <w:startOverride w:val="1"/>
+    </w:lvlOverride>
+  </w:num>
+  <w:num w:numId="6" w16cid:durableId="128015271">
+    <w:abstractNumId w:val="0"/>
+    <w:lvlOverride w:ilvl="0">
+      <w:startOverride w:val="1"/>
+    </w:lvlOverride>
+  </w:num>
+  <w:num w:numId="7" w16cid:durableId="1183671478">
     <w:abstractNumId w:val="7"/>
     <w:lvlOverride w:ilvl="0">
       <w:startOverride w:val="1"/>
     </w:lvlOverride>
   </w:num>
-  <w:num w:numId="3" w16cid:durableId="1860048858">
-    <w:abstractNumId w:val="2"/>
-    <w:lvlOverride w:ilvl="0">
-      <w:startOverride w:val="1"/>
-    </w:lvlOverride>
-  </w:num>
-  <w:num w:numId="4" w16cid:durableId="1412970987">
-    <w:abstractNumId w:val="4"/>
-    <w:lvlOverride w:ilvl="0">
-      <w:startOverride w:val="1"/>
-    </w:lvlOverride>
-  </w:num>
-  <w:num w:numId="5" w16cid:durableId="766124063">
+  <w:num w:numId="8" w16cid:durableId="596600339">
     <w:abstractNumId w:val="1"/>
-    <w:lvlOverride w:ilvl="0">
-      <w:startOverride w:val="1"/>
-    </w:lvlOverride>
-  </w:num>
-  <w:num w:numId="6" w16cid:durableId="1285968997">
-    <w:abstractNumId w:val="0"/>
-    <w:lvlOverride w:ilvl="0">
-      <w:startOverride w:val="1"/>
-    </w:lvlOverride>
-  </w:num>
-  <w:num w:numId="7" w16cid:durableId="1253009889">
-    <w:abstractNumId w:val="3"/>
-    <w:lvlOverride w:ilvl="0">
-      <w:startOverride w:val="1"/>
-    </w:lvlOverride>
-  </w:num>
-  <w:num w:numId="8" w16cid:durableId="1661345869">
-    <w:abstractNumId w:val="5"/>
     <w:lvlOverride w:ilvl="0">
       <w:startOverride w:val="1"/>
     </w:lvlOverride>
@@ -20593,7 +20593,7 @@
     <w:autoRedefine/>
     <w:uiPriority w:val="39"/>
     <w:unhideWhenUsed/>
-    <w:rsid w:val="0008132D"/>
+    <w:rsid w:val="00767187"/>
     <w:pPr>
       <w:spacing w:after="100"/>
     </w:pPr>
@@ -20605,7 +20605,7 @@
     <w:autoRedefine/>
     <w:uiPriority w:val="39"/>
     <w:unhideWhenUsed/>
-    <w:rsid w:val="0008132D"/>
+    <w:rsid w:val="00767187"/>
     <w:pPr>
       <w:spacing w:after="100"/>
       <w:ind w:left="210"/>

--- a/discoverer-neo/docs/user-guide/manual/Discoverer-Neo-USER-Guide-Full-pt-PT.docx
+++ b/discoverer-neo/docs/user-guide/manual/Discoverer-Neo-USER-Guide-Full-pt-PT.docx
@@ -54,7 +54,7 @@
           <w:sz w:val="22"/>
           <w:szCs w:val="22"/>
         </w:rPr>
-        <w:t>Versão 2.0.1</w:t>
+        <w:t>Versão 2.1.0</w:t>
       </w:r>
     </w:p>
     <w:p>
@@ -74,7 +74,7 @@
     <w:sdt>
       <w:sdtPr>
         <w:alias w:val="Índice"/>
-        <w:id w:val="-1195615737"/>
+        <w:id w:val="275454751"/>
       </w:sdtPr>
       <w:sdtEndPr/>
       <w:sdtContent>
@@ -102,7 +102,7 @@
           <w:r>
             <w:fldChar w:fldCharType="separate"/>
           </w:r>
-          <w:hyperlink w:anchor="_Toc241671617" w:history="1">
+          <w:hyperlink w:anchor="_Toc241696934" w:history="1">
             <w:r>
               <w:rPr>
                 <w:rStyle w:val="Hiperligao"/>
@@ -126,7 +126,7 @@
               <w:rPr>
                 <w:noProof/>
               </w:rPr>
-              <w:instrText xml:space="preserve"> PAGEREF _Toc241671617 \h </w:instrText>
+              <w:instrText xml:space="preserve"> PAGEREF _Toc241696934 \h </w:instrText>
             </w:r>
             <w:r>
               <w:rPr>
@@ -168,7 +168,7 @@
               <w14:ligatures w14:val="standardContextual"/>
             </w:rPr>
           </w:pPr>
-          <w:hyperlink w:anchor="_Toc241671618" w:history="1">
+          <w:hyperlink w:anchor="_Toc241696935" w:history="1">
             <w:r>
               <w:rPr>
                 <w:rStyle w:val="Hiperligao"/>
@@ -192,7 +192,7 @@
               <w:rPr>
                 <w:noProof/>
               </w:rPr>
-              <w:instrText xml:space="preserve"> PAGEREF _Toc241671618 \h </w:instrText>
+              <w:instrText xml:space="preserve"> PAGEREF _Toc241696935 \h </w:instrText>
             </w:r>
             <w:r>
               <w:rPr>
@@ -234,7 +234,7 @@
               <w14:ligatures w14:val="standardContextual"/>
             </w:rPr>
           </w:pPr>
-          <w:hyperlink w:anchor="_Toc241671619" w:history="1">
+          <w:hyperlink w:anchor="_Toc241696936" w:history="1">
             <w:r>
               <w:rPr>
                 <w:rStyle w:val="Hiperligao"/>
@@ -258,7 +258,7 @@
               <w:rPr>
                 <w:noProof/>
               </w:rPr>
-              <w:instrText xml:space="preserve"> PAGEREF _Toc241671619 \h </w:instrText>
+              <w:instrText xml:space="preserve"> PAGEREF _Toc241696936 \h </w:instrText>
             </w:r>
             <w:r>
               <w:rPr>
@@ -300,7 +300,7 @@
               <w14:ligatures w14:val="standardContextual"/>
             </w:rPr>
           </w:pPr>
-          <w:hyperlink w:anchor="_Toc241671620" w:history="1">
+          <w:hyperlink w:anchor="_Toc241696937" w:history="1">
             <w:r>
               <w:rPr>
                 <w:rStyle w:val="Hiperligao"/>
@@ -324,7 +324,7 @@
               <w:rPr>
                 <w:noProof/>
               </w:rPr>
-              <w:instrText xml:space="preserve"> PAGEREF _Toc241671620 \h </w:instrText>
+              <w:instrText xml:space="preserve"> PAGEREF _Toc241696937 \h </w:instrText>
             </w:r>
             <w:r>
               <w:rPr>
@@ -366,7 +366,7 @@
               <w14:ligatures w14:val="standardContextual"/>
             </w:rPr>
           </w:pPr>
-          <w:hyperlink w:anchor="_Toc241671621" w:history="1">
+          <w:hyperlink w:anchor="_Toc241696938" w:history="1">
             <w:r>
               <w:rPr>
                 <w:rStyle w:val="Hiperligao"/>
@@ -390,7 +390,7 @@
               <w:rPr>
                 <w:noProof/>
               </w:rPr>
-              <w:instrText xml:space="preserve"> PAGEREF _Toc241671621 \h </w:instrText>
+              <w:instrText xml:space="preserve"> PAGEREF _Toc241696938 \h </w:instrText>
             </w:r>
             <w:r>
               <w:rPr>
@@ -432,7 +432,7 @@
               <w14:ligatures w14:val="standardContextual"/>
             </w:rPr>
           </w:pPr>
-          <w:hyperlink w:anchor="_Toc241671622" w:history="1">
+          <w:hyperlink w:anchor="_Toc241696939" w:history="1">
             <w:r>
               <w:rPr>
                 <w:rStyle w:val="Hiperligao"/>
@@ -456,7 +456,7 @@
               <w:rPr>
                 <w:noProof/>
               </w:rPr>
-              <w:instrText xml:space="preserve"> PAGEREF _Toc241671622 \h </w:instrText>
+              <w:instrText xml:space="preserve"> PAGEREF _Toc241696939 \h </w:instrText>
             </w:r>
             <w:r>
               <w:rPr>
@@ -498,7 +498,7 @@
               <w14:ligatures w14:val="standardContextual"/>
             </w:rPr>
           </w:pPr>
-          <w:hyperlink w:anchor="_Toc241671623" w:history="1">
+          <w:hyperlink w:anchor="_Toc241696940" w:history="1">
             <w:r>
               <w:rPr>
                 <w:rStyle w:val="Hiperligao"/>
@@ -522,7 +522,7 @@
               <w:rPr>
                 <w:noProof/>
               </w:rPr>
-              <w:instrText xml:space="preserve"> PAGEREF _Toc241671623 \h </w:instrText>
+              <w:instrText xml:space="preserve"> PAGEREF _Toc241696940 \h </w:instrText>
             </w:r>
             <w:r>
               <w:rPr>
@@ -564,7 +564,7 @@
               <w14:ligatures w14:val="standardContextual"/>
             </w:rPr>
           </w:pPr>
-          <w:hyperlink w:anchor="_Toc241671624" w:history="1">
+          <w:hyperlink w:anchor="_Toc241696941" w:history="1">
             <w:r>
               <w:rPr>
                 <w:rStyle w:val="Hiperligao"/>
@@ -588,7 +588,7 @@
               <w:rPr>
                 <w:noProof/>
               </w:rPr>
-              <w:instrText xml:space="preserve"> PAGEREF _Toc241671624 \h </w:instrText>
+              <w:instrText xml:space="preserve"> PAGEREF _Toc241696941 \h </w:instrText>
             </w:r>
             <w:r>
               <w:rPr>
@@ -630,7 +630,7 @@
               <w14:ligatures w14:val="standardContextual"/>
             </w:rPr>
           </w:pPr>
-          <w:hyperlink w:anchor="_Toc241671625" w:history="1">
+          <w:hyperlink w:anchor="_Toc241696942" w:history="1">
             <w:r>
               <w:rPr>
                 <w:rStyle w:val="Hiperligao"/>
@@ -654,7 +654,7 @@
               <w:rPr>
                 <w:noProof/>
               </w:rPr>
-              <w:instrText xml:space="preserve"> PAGEREF _Toc241671625 \h </w:instrText>
+              <w:instrText xml:space="preserve"> PAGEREF _Toc241696942 \h </w:instrText>
             </w:r>
             <w:r>
               <w:rPr>
@@ -696,7 +696,7 @@
               <w14:ligatures w14:val="standardContextual"/>
             </w:rPr>
           </w:pPr>
-          <w:hyperlink w:anchor="_Toc241671626" w:history="1">
+          <w:hyperlink w:anchor="_Toc241696943" w:history="1">
             <w:r>
               <w:rPr>
                 <w:rStyle w:val="Hiperligao"/>
@@ -720,7 +720,7 @@
               <w:rPr>
                 <w:noProof/>
               </w:rPr>
-              <w:instrText xml:space="preserve"> PAGEREF _Toc241671626 \h </w:instrText>
+              <w:instrText xml:space="preserve"> PAGEREF _Toc241696943 \h </w:instrText>
             </w:r>
             <w:r>
               <w:rPr>
@@ -762,7 +762,7 @@
               <w14:ligatures w14:val="standardContextual"/>
             </w:rPr>
           </w:pPr>
-          <w:hyperlink w:anchor="_Toc241671627" w:history="1">
+          <w:hyperlink w:anchor="_Toc241696944" w:history="1">
             <w:r>
               <w:rPr>
                 <w:rStyle w:val="Hiperligao"/>
@@ -786,7 +786,7 @@
               <w:rPr>
                 <w:noProof/>
               </w:rPr>
-              <w:instrText xml:space="preserve"> PAGEREF _Toc241671627 \h </w:instrText>
+              <w:instrText xml:space="preserve"> PAGEREF _Toc241696944 \h </w:instrText>
             </w:r>
             <w:r>
               <w:rPr>
@@ -828,7 +828,7 @@
               <w14:ligatures w14:val="standardContextual"/>
             </w:rPr>
           </w:pPr>
-          <w:hyperlink w:anchor="_Toc241671628" w:history="1">
+          <w:hyperlink w:anchor="_Toc241696945" w:history="1">
             <w:r>
               <w:rPr>
                 <w:rStyle w:val="Hiperligao"/>
@@ -852,7 +852,7 @@
               <w:rPr>
                 <w:noProof/>
               </w:rPr>
-              <w:instrText xml:space="preserve"> PAGEREF _Toc241671628 \h </w:instrText>
+              <w:instrText xml:space="preserve"> PAGEREF _Toc241696945 \h </w:instrText>
             </w:r>
             <w:r>
               <w:rPr>
@@ -894,7 +894,7 @@
               <w14:ligatures w14:val="standardContextual"/>
             </w:rPr>
           </w:pPr>
-          <w:hyperlink w:anchor="_Toc241671629" w:history="1">
+          <w:hyperlink w:anchor="_Toc241696946" w:history="1">
             <w:r>
               <w:rPr>
                 <w:rStyle w:val="Hiperligao"/>
@@ -918,7 +918,7 @@
               <w:rPr>
                 <w:noProof/>
               </w:rPr>
-              <w:instrText xml:space="preserve"> PAGEREF _Toc241671629 \h </w:instrText>
+              <w:instrText xml:space="preserve"> PAGEREF _Toc241696946 \h </w:instrText>
             </w:r>
             <w:r>
               <w:rPr>
@@ -960,7 +960,7 @@
               <w14:ligatures w14:val="standardContextual"/>
             </w:rPr>
           </w:pPr>
-          <w:hyperlink w:anchor="_Toc241671630" w:history="1">
+          <w:hyperlink w:anchor="_Toc241696947" w:history="1">
             <w:r>
               <w:rPr>
                 <w:rStyle w:val="Hiperligao"/>
@@ -984,7 +984,7 @@
               <w:rPr>
                 <w:noProof/>
               </w:rPr>
-              <w:instrText xml:space="preserve"> PAGEREF _Toc241671630 \h </w:instrText>
+              <w:instrText xml:space="preserve"> PAGEREF _Toc241696947 \h </w:instrText>
             </w:r>
             <w:r>
               <w:rPr>
@@ -1026,7 +1026,7 @@
               <w14:ligatures w14:val="standardContextual"/>
             </w:rPr>
           </w:pPr>
-          <w:hyperlink w:anchor="_Toc241671631" w:history="1">
+          <w:hyperlink w:anchor="_Toc241696948" w:history="1">
             <w:r>
               <w:rPr>
                 <w:rStyle w:val="Hiperligao"/>
@@ -1050,7 +1050,7 @@
               <w:rPr>
                 <w:noProof/>
               </w:rPr>
-              <w:instrText xml:space="preserve"> PAGEREF _Toc241671631 \h </w:instrText>
+              <w:instrText xml:space="preserve"> PAGEREF _Toc241696948 \h </w:instrText>
             </w:r>
             <w:r>
               <w:rPr>
@@ -1092,7 +1092,7 @@
               <w14:ligatures w14:val="standardContextual"/>
             </w:rPr>
           </w:pPr>
-          <w:hyperlink w:anchor="_Toc241671632" w:history="1">
+          <w:hyperlink w:anchor="_Toc241696949" w:history="1">
             <w:r>
               <w:rPr>
                 <w:rStyle w:val="Hiperligao"/>
@@ -1116,7 +1116,7 @@
               <w:rPr>
                 <w:noProof/>
               </w:rPr>
-              <w:instrText xml:space="preserve"> PAGEREF _Toc241671632 \h </w:instrText>
+              <w:instrText xml:space="preserve"> PAGEREF _Toc241696949 \h </w:instrText>
             </w:r>
             <w:r>
               <w:rPr>
@@ -1158,7 +1158,7 @@
               <w14:ligatures w14:val="standardContextual"/>
             </w:rPr>
           </w:pPr>
-          <w:hyperlink w:anchor="_Toc241671633" w:history="1">
+          <w:hyperlink w:anchor="_Toc241696950" w:history="1">
             <w:r>
               <w:rPr>
                 <w:rStyle w:val="Hiperligao"/>
@@ -1182,7 +1182,7 @@
               <w:rPr>
                 <w:noProof/>
               </w:rPr>
-              <w:instrText xml:space="preserve"> PAGEREF _Toc241671633 \h </w:instrText>
+              <w:instrText xml:space="preserve"> PAGEREF _Toc241696950 \h </w:instrText>
             </w:r>
             <w:r>
               <w:rPr>
@@ -1224,7 +1224,7 @@
               <w14:ligatures w14:val="standardContextual"/>
             </w:rPr>
           </w:pPr>
-          <w:hyperlink w:anchor="_Toc241671634" w:history="1">
+          <w:hyperlink w:anchor="_Toc241696951" w:history="1">
             <w:r>
               <w:rPr>
                 <w:rStyle w:val="Hiperligao"/>
@@ -1248,7 +1248,7 @@
               <w:rPr>
                 <w:noProof/>
               </w:rPr>
-              <w:instrText xml:space="preserve"> PAGEREF _Toc241671634 \h </w:instrText>
+              <w:instrText xml:space="preserve"> PAGEREF _Toc241696951 \h </w:instrText>
             </w:r>
             <w:r>
               <w:rPr>
@@ -1290,7 +1290,7 @@
               <w14:ligatures w14:val="standardContextual"/>
             </w:rPr>
           </w:pPr>
-          <w:hyperlink w:anchor="_Toc241671635" w:history="1">
+          <w:hyperlink w:anchor="_Toc241696952" w:history="1">
             <w:r>
               <w:rPr>
                 <w:rStyle w:val="Hiperligao"/>
@@ -1314,7 +1314,7 @@
               <w:rPr>
                 <w:noProof/>
               </w:rPr>
-              <w:instrText xml:space="preserve"> PAGEREF _Toc241671635 \h </w:instrText>
+              <w:instrText xml:space="preserve"> PAGEREF _Toc241696952 \h </w:instrText>
             </w:r>
             <w:r>
               <w:rPr>
@@ -1356,7 +1356,7 @@
               <w14:ligatures w14:val="standardContextual"/>
             </w:rPr>
           </w:pPr>
-          <w:hyperlink w:anchor="_Toc241671636" w:history="1">
+          <w:hyperlink w:anchor="_Toc241696953" w:history="1">
             <w:r>
               <w:rPr>
                 <w:rStyle w:val="Hiperligao"/>
@@ -1380,7 +1380,7 @@
               <w:rPr>
                 <w:noProof/>
               </w:rPr>
-              <w:instrText xml:space="preserve"> PAGEREF _Toc241671636 \h </w:instrText>
+              <w:instrText xml:space="preserve"> PAGEREF _Toc241696953 \h </w:instrText>
             </w:r>
             <w:r>
               <w:rPr>
@@ -1422,7 +1422,7 @@
               <w14:ligatures w14:val="standardContextual"/>
             </w:rPr>
           </w:pPr>
-          <w:hyperlink w:anchor="_Toc241671637" w:history="1">
+          <w:hyperlink w:anchor="_Toc241696954" w:history="1">
             <w:r>
               <w:rPr>
                 <w:rStyle w:val="Hiperligao"/>
@@ -1446,7 +1446,7 @@
               <w:rPr>
                 <w:noProof/>
               </w:rPr>
-              <w:instrText xml:space="preserve"> PAGEREF _Toc241671637 \h </w:instrText>
+              <w:instrText xml:space="preserve"> PAGEREF _Toc241696954 \h </w:instrText>
             </w:r>
             <w:r>
               <w:rPr>
@@ -1488,7 +1488,7 @@
               <w14:ligatures w14:val="standardContextual"/>
             </w:rPr>
           </w:pPr>
-          <w:hyperlink w:anchor="_Toc241671638" w:history="1">
+          <w:hyperlink w:anchor="_Toc241696955" w:history="1">
             <w:r>
               <w:rPr>
                 <w:rStyle w:val="Hiperligao"/>
@@ -1512,7 +1512,7 @@
               <w:rPr>
                 <w:noProof/>
               </w:rPr>
-              <w:instrText xml:space="preserve"> PAGEREF _Toc241671638 \h </w:instrText>
+              <w:instrText xml:space="preserve"> PAGEREF _Toc241696955 \h </w:instrText>
             </w:r>
             <w:r>
               <w:rPr>
@@ -1554,7 +1554,7 @@
               <w14:ligatures w14:val="standardContextual"/>
             </w:rPr>
           </w:pPr>
-          <w:hyperlink w:anchor="_Toc241671639" w:history="1">
+          <w:hyperlink w:anchor="_Toc241696956" w:history="1">
             <w:r>
               <w:rPr>
                 <w:rStyle w:val="Hiperligao"/>
@@ -1578,7 +1578,7 @@
               <w:rPr>
                 <w:noProof/>
               </w:rPr>
-              <w:instrText xml:space="preserve"> PAGEREF _Toc241671639 \h </w:instrText>
+              <w:instrText xml:space="preserve"> PAGEREF _Toc241696956 \h </w:instrText>
             </w:r>
             <w:r>
               <w:rPr>
@@ -1620,7 +1620,7 @@
               <w14:ligatures w14:val="standardContextual"/>
             </w:rPr>
           </w:pPr>
-          <w:hyperlink w:anchor="_Toc241671640" w:history="1">
+          <w:hyperlink w:anchor="_Toc241696957" w:history="1">
             <w:r>
               <w:rPr>
                 <w:rStyle w:val="Hiperligao"/>
@@ -1644,7 +1644,7 @@
               <w:rPr>
                 <w:noProof/>
               </w:rPr>
-              <w:instrText xml:space="preserve"> PAGEREF _Toc241671640 \h </w:instrText>
+              <w:instrText xml:space="preserve"> PAGEREF _Toc241696957 \h </w:instrText>
             </w:r>
             <w:r>
               <w:rPr>
@@ -1686,7 +1686,7 @@
               <w14:ligatures w14:val="standardContextual"/>
             </w:rPr>
           </w:pPr>
-          <w:hyperlink w:anchor="_Toc241671641" w:history="1">
+          <w:hyperlink w:anchor="_Toc241696958" w:history="1">
             <w:r>
               <w:rPr>
                 <w:rStyle w:val="Hiperligao"/>
@@ -1710,7 +1710,7 @@
               <w:rPr>
                 <w:noProof/>
               </w:rPr>
-              <w:instrText xml:space="preserve"> PAGEREF _Toc241671641 \h </w:instrText>
+              <w:instrText xml:space="preserve"> PAGEREF _Toc241696958 \h </w:instrText>
             </w:r>
             <w:r>
               <w:rPr>
@@ -1752,7 +1752,7 @@
               <w14:ligatures w14:val="standardContextual"/>
             </w:rPr>
           </w:pPr>
-          <w:hyperlink w:anchor="_Toc241671642" w:history="1">
+          <w:hyperlink w:anchor="_Toc241696959" w:history="1">
             <w:r>
               <w:rPr>
                 <w:rStyle w:val="Hiperligao"/>
@@ -1776,7 +1776,7 @@
               <w:rPr>
                 <w:noProof/>
               </w:rPr>
-              <w:instrText xml:space="preserve"> PAGEREF _Toc241671642 \h </w:instrText>
+              <w:instrText xml:space="preserve"> PAGEREF _Toc241696959 \h </w:instrText>
             </w:r>
             <w:r>
               <w:rPr>
@@ -1818,7 +1818,7 @@
               <w14:ligatures w14:val="standardContextual"/>
             </w:rPr>
           </w:pPr>
-          <w:hyperlink w:anchor="_Toc241671643" w:history="1">
+          <w:hyperlink w:anchor="_Toc241696960" w:history="1">
             <w:r>
               <w:rPr>
                 <w:rStyle w:val="Hiperligao"/>
@@ -1842,7 +1842,7 @@
               <w:rPr>
                 <w:noProof/>
               </w:rPr>
-              <w:instrText xml:space="preserve"> PAGEREF _Toc241671643 \h </w:instrText>
+              <w:instrText xml:space="preserve"> PAGEREF _Toc241696960 \h </w:instrText>
             </w:r>
             <w:r>
               <w:rPr>
@@ -1884,7 +1884,7 @@
               <w14:ligatures w14:val="standardContextual"/>
             </w:rPr>
           </w:pPr>
-          <w:hyperlink w:anchor="_Toc241671644" w:history="1">
+          <w:hyperlink w:anchor="_Toc241696961" w:history="1">
             <w:r>
               <w:rPr>
                 <w:rStyle w:val="Hiperligao"/>
@@ -1908,7 +1908,7 @@
               <w:rPr>
                 <w:noProof/>
               </w:rPr>
-              <w:instrText xml:space="preserve"> PAGEREF _Toc241671644 \h </w:instrText>
+              <w:instrText xml:space="preserve"> PAGEREF _Toc241696961 \h </w:instrText>
             </w:r>
             <w:r>
               <w:rPr>
@@ -1950,7 +1950,7 @@
               <w14:ligatures w14:val="standardContextual"/>
             </w:rPr>
           </w:pPr>
-          <w:hyperlink w:anchor="_Toc241671645" w:history="1">
+          <w:hyperlink w:anchor="_Toc241696962" w:history="1">
             <w:r>
               <w:rPr>
                 <w:rStyle w:val="Hiperligao"/>
@@ -1974,7 +1974,7 @@
               <w:rPr>
                 <w:noProof/>
               </w:rPr>
-              <w:instrText xml:space="preserve"> PAGEREF _Toc241671645 \h </w:instrText>
+              <w:instrText xml:space="preserve"> PAGEREF _Toc241696962 \h </w:instrText>
             </w:r>
             <w:r>
               <w:rPr>
@@ -2016,7 +2016,7 @@
               <w14:ligatures w14:val="standardContextual"/>
             </w:rPr>
           </w:pPr>
-          <w:hyperlink w:anchor="_Toc241671646" w:history="1">
+          <w:hyperlink w:anchor="_Toc241696963" w:history="1">
             <w:r>
               <w:rPr>
                 <w:rStyle w:val="Hiperligao"/>
@@ -2040,7 +2040,7 @@
               <w:rPr>
                 <w:noProof/>
               </w:rPr>
-              <w:instrText xml:space="preserve"> PAGEREF _Toc241671646 \h </w:instrText>
+              <w:instrText xml:space="preserve"> PAGEREF _Toc241696963 \h </w:instrText>
             </w:r>
             <w:r>
               <w:rPr>
@@ -2088,7 +2088,7 @@
       <w:pPr>
         <w:pStyle w:val="Ttulo1"/>
       </w:pPr>
-      <w:bookmarkStart w:id="0" w:name="_Toc241671617"/>
+      <w:bookmarkStart w:id="0" w:name="_Toc241696934"/>
       <w:r>
         <w:lastRenderedPageBreak/>
         <w:t>A sua função num relance</w:t>
@@ -2155,7 +2155,7 @@
           <w:left w:w="10" w:type="dxa"/>
           <w:right w:w="10" w:type="dxa"/>
         </w:tblCellMar>
-        <w:tblLook w:val="04A0" w:firstRow="1" w:lastRow="0" w:firstColumn="1" w:lastColumn="0" w:noHBand="0" w:noVBand="1"/>
+        <w:tblLook w:val="0000" w:firstRow="0" w:lastRow="0" w:firstColumn="0" w:lastColumn="0" w:noHBand="0" w:noVBand="0"/>
       </w:tblPr>
       <w:tblGrid>
         <w:gridCol w:w="4513"/>
@@ -2833,7 +2833,7 @@
       <w:pPr>
         <w:pStyle w:val="Ttulo2"/>
       </w:pPr>
-      <w:bookmarkStart w:id="1" w:name="_Toc241671618"/>
+      <w:bookmarkStart w:id="1" w:name="_Toc241696935"/>
       <w:r>
         <w:t>De onde vem o seu acesso</w:t>
       </w:r>
@@ -2954,7 +2954,7 @@
           <w:left w:w="10" w:type="dxa"/>
           <w:right w:w="10" w:type="dxa"/>
         </w:tblCellMar>
-        <w:tblLook w:val="04A0" w:firstRow="1" w:lastRow="0" w:firstColumn="1" w:lastColumn="0" w:noHBand="0" w:noVBand="1"/>
+        <w:tblLook w:val="0000" w:firstRow="0" w:lastRow="0" w:firstColumn="0" w:lastColumn="0" w:noHBand="0" w:noVBand="0"/>
       </w:tblPr>
       <w:tblGrid>
         <w:gridCol w:w="1805"/>
@@ -3887,7 +3887,7 @@
       <w:pPr>
         <w:pStyle w:val="Ttulo2"/>
       </w:pPr>
-      <w:bookmarkStart w:id="2" w:name="_Toc241671619"/>
+      <w:bookmarkStart w:id="2" w:name="_Toc241696936"/>
       <w:r>
         <w:t>Iniciar sessão, alterar a palavra-passe, terminar sessão</w:t>
       </w:r>
@@ -4002,10 +4002,10 @@
         </w:rPr>
         <w:lastRenderedPageBreak/>
         <w:drawing>
-          <wp:inline distT="0" distB="0" distL="0" distR="0" wp14:anchorId="34A17BB9" wp14:editId="32144A5D">
+          <wp:inline distT="0" distB="0" distL="0" distR="0" wp14:anchorId="5BC39BE6" wp14:editId="7A40B705">
             <wp:extent cx="5715000" cy="3571875"/>
             <wp:effectExtent l="0" t="0" r="0" b="0"/>
-            <wp:docPr id="334" name="01-login.png" descr="A página de início de sessão com Email, Palavra-passe, Manter sessão iniciada e o botão Iniciar sessão." title="A página de início de sessão com Email, Palavra-passe, Manter sessão iniciada e o botão Iniciar sessão."/>
+            <wp:docPr id="298" name="01-login.png" descr="A página de início de sessão com Email, Palavra-passe, Manter sessão iniciada e o botão Iniciar sessão." title="A página de início de sessão com Email, Palavra-passe, Manter sessão iniciada e o botão Iniciar sessão."/>
             <wp:cNvGraphicFramePr>
               <a:graphicFrameLocks xmlns:a="http://schemas.openxmlformats.org/drawingml/2006/main" noChangeAspect="1"/>
             </wp:cNvGraphicFramePr>
@@ -4080,7 +4080,7 @@
           <w:left w:w="10" w:type="dxa"/>
           <w:right w:w="10" w:type="dxa"/>
         </w:tblCellMar>
-        <w:tblLook w:val="04A0" w:firstRow="1" w:lastRow="0" w:firstColumn="1" w:lastColumn="0" w:noHBand="0" w:noVBand="1"/>
+        <w:tblLook w:val="0000" w:firstRow="0" w:lastRow="0" w:firstColumn="0" w:lastColumn="0" w:noHBand="0" w:noVBand="0"/>
       </w:tblPr>
       <w:tblGrid>
         <w:gridCol w:w="3282"/>
@@ -4436,7 +4436,7 @@
         <w:pStyle w:val="Ttulo1"/>
         <w:pageBreakBefore/>
       </w:pPr>
-      <w:bookmarkStart w:id="3" w:name="_Toc241671620"/>
+      <w:bookmarkStart w:id="3" w:name="_Toc241696937"/>
       <w:r>
         <w:lastRenderedPageBreak/>
         <w:t>Painel</w:t>
@@ -4469,10 +4469,10 @@
           <w:noProof/>
         </w:rPr>
         <w:drawing>
-          <wp:inline distT="0" distB="0" distL="0" distR="0" wp14:anchorId="4F75A9AD" wp14:editId="6FFB2E28">
+          <wp:inline distT="0" distB="0" distL="0" distR="0" wp14:anchorId="1FBA2D4F" wp14:editId="4468F828">
             <wp:extent cx="5715000" cy="3571875"/>
             <wp:effectExtent l="0" t="0" r="0" b="0"/>
-            <wp:docPr id="335" name="45-dashboard.png" descr="O painel com os cartões de resumo e a lista Mapas Recentes." title="O painel com os cartões de resumo e a lista Mapas Recentes."/>
+            <wp:docPr id="299" name="45-dashboard.png" descr="O painel com os cartões de resumo e a lista Mapas Recentes." title="O painel com os cartões de resumo e a lista Mapas Recentes."/>
             <wp:cNvGraphicFramePr>
               <a:graphicFrameLocks xmlns:a="http://schemas.openxmlformats.org/drawingml/2006/main" noChangeAspect="1"/>
             </wp:cNvGraphicFramePr>
@@ -4532,7 +4532,7 @@
           <w:left w:w="10" w:type="dxa"/>
           <w:right w:w="10" w:type="dxa"/>
         </w:tblCellMar>
-        <w:tblLook w:val="04A0" w:firstRow="1" w:lastRow="0" w:firstColumn="1" w:lastColumn="0" w:noHBand="0" w:noVBand="1"/>
+        <w:tblLook w:val="0000" w:firstRow="0" w:lastRow="0" w:firstColumn="0" w:lastColumn="0" w:noHBand="0" w:noVBand="0"/>
       </w:tblPr>
       <w:tblGrid>
         <w:gridCol w:w="3610"/>
@@ -5044,7 +5044,7 @@
         <w:pStyle w:val="Ttulo1"/>
         <w:pageBreakBefore/>
       </w:pPr>
-      <w:bookmarkStart w:id="4" w:name="_Toc241671621"/>
+      <w:bookmarkStart w:id="4" w:name="_Toc241696938"/>
       <w:r>
         <w:lastRenderedPageBreak/>
         <w:t>Mapas</w:t>
@@ -5077,10 +5077,10 @@
           <w:noProof/>
         </w:rPr>
         <w:drawing>
-          <wp:inline distT="0" distB="0" distL="0" distR="0" wp14:anchorId="1226AC58" wp14:editId="70AE7087">
+          <wp:inline distT="0" distB="0" distL="0" distR="0" wp14:anchorId="0A04E2D0" wp14:editId="787DF597">
             <wp:extent cx="5715000" cy="3429000"/>
             <wp:effectExtent l="0" t="0" r="0" b="0"/>
-            <wp:docPr id="336" name="03-maps-mine.png" descr="A lista de Mapas, separador Meus, com os ícones de ação na linha do mapa." title="A lista de Mapas, separador Meus, com os ícones de ação na linha do mapa."/>
+            <wp:docPr id="300" name="03-maps-mine.png" descr="A lista de Mapas, separador Meus, com os ícones de ação na linha do mapa." title="A lista de Mapas, separador Meus, com os ícones de ação na linha do mapa."/>
             <wp:cNvGraphicFramePr>
               <a:graphicFrameLocks xmlns:a="http://schemas.openxmlformats.org/drawingml/2006/main" noChangeAspect="1"/>
             </wp:cNvGraphicFramePr>
@@ -5129,7 +5129,7 @@
       <w:pPr>
         <w:pStyle w:val="Ttulo2"/>
       </w:pPr>
-      <w:bookmarkStart w:id="5" w:name="_Toc241671622"/>
+      <w:bookmarkStart w:id="5" w:name="_Toc241696939"/>
       <w:r>
         <w:t>Separadores, pesquisa e filtros</w:t>
       </w:r>
@@ -5150,7 +5150,7 @@
           <w:left w:w="10" w:type="dxa"/>
           <w:right w:w="10" w:type="dxa"/>
         </w:tblCellMar>
-        <w:tblLook w:val="04A0" w:firstRow="1" w:lastRow="0" w:firstColumn="1" w:lastColumn="0" w:noHBand="0" w:noVBand="1"/>
+        <w:tblLook w:val="0000" w:firstRow="0" w:lastRow="0" w:firstColumn="0" w:lastColumn="0" w:noHBand="0" w:noVBand="0"/>
       </w:tblPr>
       <w:tblGrid>
         <w:gridCol w:w="4247"/>
@@ -5880,7 +5880,7 @@
       <w:pPr>
         <w:pStyle w:val="Ttulo2"/>
       </w:pPr>
-      <w:bookmarkStart w:id="6" w:name="_Toc241671623"/>
+      <w:bookmarkStart w:id="6" w:name="_Toc241696940"/>
       <w:r>
         <w:lastRenderedPageBreak/>
         <w:t>Ações da linha</w:t>
@@ -5907,7 +5907,7 @@
           <w:left w:w="10" w:type="dxa"/>
           <w:right w:w="10" w:type="dxa"/>
         </w:tblCellMar>
-        <w:tblLook w:val="04A0" w:firstRow="1" w:lastRow="0" w:firstColumn="1" w:lastColumn="0" w:noHBand="0" w:noVBand="1"/>
+        <w:tblLook w:val="0000" w:firstRow="0" w:lastRow="0" w:firstColumn="0" w:lastColumn="0" w:noHBand="0" w:noVBand="0"/>
       </w:tblPr>
       <w:tblGrid>
         <w:gridCol w:w="4247"/>
@@ -6617,7 +6617,7 @@
       <w:pPr>
         <w:pStyle w:val="Ttulo2"/>
       </w:pPr>
-      <w:bookmarkStart w:id="7" w:name="_Toc241671624"/>
+      <w:bookmarkStart w:id="7" w:name="_Toc241696941"/>
       <w:r>
         <w:t>Livros</w:t>
       </w:r>
@@ -6653,7 +6653,7 @@
           <w:left w:w="10" w:type="dxa"/>
           <w:right w:w="10" w:type="dxa"/>
         </w:tblCellMar>
-        <w:tblLook w:val="04A0" w:firstRow="1" w:lastRow="0" w:firstColumn="1" w:lastColumn="0" w:noHBand="0" w:noVBand="1"/>
+        <w:tblLook w:val="0000" w:firstRow="0" w:lastRow="0" w:firstColumn="0" w:lastColumn="0" w:noHBand="0" w:noVBand="0"/>
       </w:tblPr>
       <w:tblGrid>
         <w:gridCol w:w="4247"/>
@@ -7102,10 +7102,10 @@
           <w:noProof/>
         </w:rPr>
         <w:drawing>
-          <wp:inline distT="0" distB="0" distL="0" distR="0" wp14:anchorId="6F1FCC99" wp14:editId="31F8F69B">
+          <wp:inline distT="0" distB="0" distL="0" distR="0" wp14:anchorId="13438C42" wp14:editId="216870C2">
             <wp:extent cx="2905125" cy="1543050"/>
             <wp:effectExtent l="0" t="0" r="0" b="0"/>
-            <wp:docPr id="337" name="02-workbook-copy-dialog.png" descr="A caixa de diálogo Copiar livro com o campo do nome do novo livro." title="A caixa de diálogo Copiar livro com o campo do nome do novo livro."/>
+            <wp:docPr id="301" name="02-workbook-copy-dialog.png" descr="A caixa de diálogo Copiar livro com o campo do nome do novo livro." title="A caixa de diálogo Copiar livro com o campo do nome do novo livro."/>
             <wp:cNvGraphicFramePr>
               <a:graphicFrameLocks xmlns:a="http://schemas.openxmlformats.org/drawingml/2006/main" noChangeAspect="1"/>
             </wp:cNvGraphicFramePr>
@@ -7169,7 +7169,7 @@
       <w:pPr>
         <w:pStyle w:val="Ttulo2"/>
       </w:pPr>
-      <w:bookmarkStart w:id="8" w:name="_Toc241671625"/>
+      <w:bookmarkStart w:id="8" w:name="_Toc241696942"/>
       <w:r>
         <w:t>Copiar um mapa</w:t>
       </w:r>
@@ -7251,7 +7251,7 @@
       <w:pPr>
         <w:pStyle w:val="Ttulo2"/>
       </w:pPr>
-      <w:bookmarkStart w:id="9" w:name="_Toc241671626"/>
+      <w:bookmarkStart w:id="9" w:name="_Toc241696943"/>
       <w:r>
         <w:t>Partilhar um mapa de que é proprietário</w:t>
       </w:r>
@@ -7335,10 +7335,10 @@
           <w:noProof/>
         </w:rPr>
         <w:drawing>
-          <wp:inline distT="0" distB="0" distL="0" distR="0" wp14:anchorId="371956E0" wp14:editId="62269C8D">
+          <wp:inline distT="0" distB="0" distL="0" distR="0" wp14:anchorId="3EBA7F78" wp14:editId="13B8F2E4">
             <wp:extent cx="3743325" cy="1581150"/>
             <wp:effectExtent l="0" t="0" r="0" b="0"/>
-            <wp:docPr id="338" name="29-share-dialog-search.png" descr="A caixa de diálogo Partilhar mapa com uma pessoa encontrada e os botões Pode ver, Pode exportar e Pode editar." title="A caixa de diálogo Partilhar mapa com uma pessoa encontrada e os botões Pode ver, Pode exportar e Pode editar."/>
+            <wp:docPr id="302" name="29-share-dialog-search.png" descr="A caixa de diálogo Partilhar mapa com uma pessoa encontrada e os botões Pode ver, Pode exportar e Pode editar." title="A caixa de diálogo Partilhar mapa com uma pessoa encontrada e os botões Pode ver, Pode exportar e Pode editar."/>
             <wp:cNvGraphicFramePr>
               <a:graphicFrameLocks xmlns:a="http://schemas.openxmlformats.org/drawingml/2006/main" noChangeAspect="1"/>
             </wp:cNvGraphicFramePr>
@@ -7398,7 +7398,7 @@
           <w:left w:w="10" w:type="dxa"/>
           <w:right w:w="10" w:type="dxa"/>
         </w:tblCellMar>
-        <w:tblLook w:val="04A0" w:firstRow="1" w:lastRow="0" w:firstColumn="1" w:lastColumn="0" w:noHBand="0" w:noVBand="1"/>
+        <w:tblLook w:val="0000" w:firstRow="0" w:lastRow="0" w:firstColumn="0" w:lastColumn="0" w:noHBand="0" w:noVBand="0"/>
       </w:tblPr>
       <w:tblGrid>
         <w:gridCol w:w="2188"/>
@@ -7769,7 +7769,7 @@
         <w:pStyle w:val="Ttulo1"/>
         <w:pageBreakBefore/>
       </w:pPr>
-      <w:bookmarkStart w:id="10" w:name="_Toc241671627"/>
+      <w:bookmarkStart w:id="10" w:name="_Toc241696944"/>
       <w:r>
         <w:lastRenderedPageBreak/>
         <w:t>O visualizador de mapas</w:t>
@@ -7792,10 +7792,10 @@
           <w:noProof/>
         </w:rPr>
         <w:drawing>
-          <wp:inline distT="0" distB="0" distL="0" distR="0" wp14:anchorId="7E50AA81" wp14:editId="77AA1C88">
+          <wp:inline distT="0" distB="0" distL="0" distR="0" wp14:anchorId="394AD591" wp14:editId="06EFF31F">
             <wp:extent cx="5715000" cy="3571875"/>
             <wp:effectExtent l="0" t="0" r="0" b="0"/>
-            <wp:docPr id="339" name="25-viewer-results.png" descr="O visualizador de mapas depois de uma execução concluída, com a grelha de resultados e os botões de exportação." title="O visualizador de mapas depois de uma execução concluída, com a grelha de resultados e os botões de exportação."/>
+            <wp:docPr id="303" name="25-viewer-results.png" descr="O visualizador de mapas depois de uma execução concluída, com a grelha de resultados e os botões de exportação." title="O visualizador de mapas depois de uma execução concluída, com a grelha de resultados e os botões de exportação."/>
             <wp:cNvGraphicFramePr>
               <a:graphicFrameLocks xmlns:a="http://schemas.openxmlformats.org/drawingml/2006/main" noChangeAspect="1"/>
             </wp:cNvGraphicFramePr>
@@ -7855,7 +7855,7 @@
           <w:left w:w="10" w:type="dxa"/>
           <w:right w:w="10" w:type="dxa"/>
         </w:tblCellMar>
-        <w:tblLook w:val="04A0" w:firstRow="1" w:lastRow="0" w:firstColumn="1" w:lastColumn="0" w:noHBand="0" w:noVBand="1"/>
+        <w:tblLook w:val="0000" w:firstRow="0" w:lastRow="0" w:firstColumn="0" w:lastColumn="0" w:noHBand="0" w:noVBand="0"/>
       </w:tblPr>
       <w:tblGrid>
         <w:gridCol w:w="4750"/>
@@ -8321,7 +8321,7 @@
       <w:pPr>
         <w:pStyle w:val="Ttulo2"/>
       </w:pPr>
-      <w:bookmarkStart w:id="11" w:name="_Toc241671628"/>
+      <w:bookmarkStart w:id="11" w:name="_Toc241696945"/>
       <w:r>
         <w:lastRenderedPageBreak/>
         <w:t>Parâmetros de execução</w:t>
@@ -8364,10 +8364,10 @@
           <w:noProof/>
         </w:rPr>
         <w:drawing>
-          <wp:inline distT="0" distB="0" distL="0" distR="0" wp14:anchorId="54158F68" wp14:editId="5A2B6850">
+          <wp:inline distT="0" distB="0" distL="0" distR="0" wp14:anchorId="3E4E9EC4" wp14:editId="692D8903">
             <wp:extent cx="2905125" cy="2457450"/>
             <wp:effectExtent l="0" t="0" r="0" b="0"/>
-            <wp:docPr id="340" name="24-viewer-params-filled.png" descr="A caixa de diálogo Parâmetros de execução com os dois valores obrigatórios preenchidos." title="A caixa de diálogo Parâmetros de execução com os dois valores obrigatórios preenchidos."/>
+            <wp:docPr id="304" name="24-viewer-params-filled.png" descr="A caixa de diálogo Parâmetros de execução com os dois valores obrigatórios preenchidos." title="A caixa de diálogo Parâmetros de execução com os dois valores obrigatórios preenchidos."/>
             <wp:cNvGraphicFramePr>
               <a:graphicFrameLocks xmlns:a="http://schemas.openxmlformats.org/drawingml/2006/main" noChangeAspect="1"/>
             </wp:cNvGraphicFramePr>
@@ -8416,7 +8416,7 @@
       <w:pPr>
         <w:pStyle w:val="Ttulo2"/>
       </w:pPr>
-      <w:bookmarkStart w:id="12" w:name="_Toc241671629"/>
+      <w:bookmarkStart w:id="12" w:name="_Toc241696946"/>
       <w:r>
         <w:t>Ler os resultados</w:t>
       </w:r>
@@ -8437,7 +8437,7 @@
           <w:left w:w="10" w:type="dxa"/>
           <w:right w:w="10" w:type="dxa"/>
         </w:tblCellMar>
-        <w:tblLook w:val="04A0" w:firstRow="1" w:lastRow="0" w:firstColumn="1" w:lastColumn="0" w:noHBand="0" w:noVBand="1"/>
+        <w:tblLook w:val="0000" w:firstRow="0" w:lastRow="0" w:firstColumn="0" w:lastColumn="0" w:noHBand="0" w:noVBand="0"/>
       </w:tblPr>
       <w:tblGrid>
         <w:gridCol w:w="3139"/>
@@ -9100,7 +9100,7 @@
       <w:pPr>
         <w:pStyle w:val="Ttulo2"/>
       </w:pPr>
-      <w:bookmarkStart w:id="13" w:name="_Toc241671630"/>
+      <w:bookmarkStart w:id="13" w:name="_Toc241696947"/>
       <w:r>
         <w:t>Exportar os resultados</w:t>
       </w:r>
@@ -9126,7 +9126,7 @@
           <w:left w:w="10" w:type="dxa"/>
           <w:right w:w="10" w:type="dxa"/>
         </w:tblCellMar>
-        <w:tblLook w:val="04A0" w:firstRow="1" w:lastRow="0" w:firstColumn="1" w:lastColumn="0" w:noHBand="0" w:noVBand="1"/>
+        <w:tblLook w:val="0000" w:firstRow="0" w:lastRow="0" w:firstColumn="0" w:lastColumn="0" w:noHBand="0" w:noVBand="0"/>
       </w:tblPr>
       <w:tblGrid>
         <w:gridCol w:w="4247"/>
@@ -9431,10 +9431,10 @@
           <w:noProof/>
         </w:rPr>
         <w:drawing>
-          <wp:inline distT="0" distB="0" distL="0" distR="0" wp14:anchorId="4E4DB59B" wp14:editId="163CCE68">
+          <wp:inline distT="0" distB="0" distL="0" distR="0" wp14:anchorId="12EE20B1" wp14:editId="5468EFA8">
             <wp:extent cx="3324225" cy="3990975"/>
             <wp:effectExtent l="0" t="0" r="0" b="0"/>
-            <wp:docPr id="341" name="17-builder-pdf-dialog.png" descr="A caixa de diálogo de exportação para PDF com as opções de orientação, tamanho da página, título e tipo de letra." title="A caixa de diálogo de exportação para PDF com as opções de orientação, tamanho da página, título e tipo de letra."/>
+            <wp:docPr id="305" name="17-builder-pdf-dialog.png" descr="A caixa de diálogo de exportação para PDF com as opções de orientação, tamanho da página, título e tipo de letra." title="A caixa de diálogo de exportação para PDF com as opções de orientação, tamanho da página, título e tipo de letra."/>
             <wp:cNvGraphicFramePr>
               <a:graphicFrameLocks xmlns:a="http://schemas.openxmlformats.org/drawingml/2006/main" noChangeAspect="1"/>
             </wp:cNvGraphicFramePr>
@@ -9494,7 +9494,7 @@
           <w:left w:w="10" w:type="dxa"/>
           <w:right w:w="10" w:type="dxa"/>
         </w:tblCellMar>
-        <w:tblLook w:val="04A0" w:firstRow="1" w:lastRow="0" w:firstColumn="1" w:lastColumn="0" w:noHBand="0" w:noVBand="1"/>
+        <w:tblLook w:val="0000" w:firstRow="0" w:lastRow="0" w:firstColumn="0" w:lastColumn="0" w:noHBand="0" w:noVBand="0"/>
       </w:tblPr>
       <w:tblGrid>
         <w:gridCol w:w="2308"/>
@@ -9908,7 +9908,7 @@
         <w:pStyle w:val="Ttulo1"/>
         <w:pageBreakBefore/>
       </w:pPr>
-      <w:bookmarkStart w:id="14" w:name="_Toc241671631"/>
+      <w:bookmarkStart w:id="14" w:name="_Toc241696948"/>
       <w:r>
         <w:lastRenderedPageBreak/>
         <w:t>Construir e editar mapas</w:t>
@@ -9971,10 +9971,10 @@
           <w:noProof/>
         </w:rPr>
         <w:drawing>
-          <wp:inline distT="0" distB="0" distL="0" distR="0" wp14:anchorId="35C7301E" wp14:editId="358DBB8D">
+          <wp:inline distT="0" distB="0" distL="0" distR="0" wp14:anchorId="58BED333" wp14:editId="2BB93D32">
             <wp:extent cx="5715000" cy="3571875"/>
             <wp:effectExtent l="0" t="0" r="0" b="0"/>
-            <wp:docPr id="342" name="05-builder-overview.png" descr="O construtor de mapas com a árvore Áreas de Negócio, a área de Colunas e o painel Propriedades." title="O construtor de mapas com a árvore Áreas de Negócio, a área de Colunas e o painel Propriedades."/>
+            <wp:docPr id="306" name="05-builder-overview.png" descr="O construtor de mapas com a árvore Áreas de Negócio, a área de Colunas e o painel Propriedades." title="O construtor de mapas com a árvore Áreas de Negócio, a área de Colunas e o painel Propriedades."/>
             <wp:cNvGraphicFramePr>
               <a:graphicFrameLocks xmlns:a="http://schemas.openxmlformats.org/drawingml/2006/main" noChangeAspect="1"/>
             </wp:cNvGraphicFramePr>
@@ -10078,7 +10078,7 @@
       <w:pPr>
         <w:pStyle w:val="Ttulo2"/>
       </w:pPr>
-      <w:bookmarkStart w:id="15" w:name="_Toc241671632"/>
+      <w:bookmarkStart w:id="15" w:name="_Toc241696949"/>
       <w:r>
         <w:t>Barra de ferramentas</w:t>
       </w:r>
@@ -10099,7 +10099,7 @@
           <w:left w:w="10" w:type="dxa"/>
           <w:right w:w="10" w:type="dxa"/>
         </w:tblCellMar>
-        <w:tblLook w:val="04A0" w:firstRow="1" w:lastRow="0" w:firstColumn="1" w:lastColumn="0" w:noHBand="0" w:noVBand="1"/>
+        <w:tblLook w:val="0000" w:firstRow="0" w:lastRow="0" w:firstColumn="0" w:lastColumn="0" w:noHBand="0" w:noVBand="0"/>
       </w:tblPr>
       <w:tblGrid>
         <w:gridCol w:w="4750"/>
@@ -11004,7 +11004,7 @@
       <w:pPr>
         <w:pStyle w:val="Ttulo2"/>
       </w:pPr>
-      <w:bookmarkStart w:id="16" w:name="_Toc241671633"/>
+      <w:bookmarkStart w:id="16" w:name="_Toc241696950"/>
       <w:r>
         <w:t>Adicionar colunas</w:t>
       </w:r>
@@ -11169,7 +11169,7 @@
       <w:pPr>
         <w:pStyle w:val="Ttulo2"/>
       </w:pPr>
-      <w:bookmarkStart w:id="17" w:name="_Toc241671634"/>
+      <w:bookmarkStart w:id="17" w:name="_Toc241696951"/>
       <w:r>
         <w:t>Configurar uma coluna</w:t>
       </w:r>
@@ -11215,7 +11215,7 @@
           <w:left w:w="10" w:type="dxa"/>
           <w:right w:w="10" w:type="dxa"/>
         </w:tblCellMar>
-        <w:tblLook w:val="04A0" w:firstRow="1" w:lastRow="0" w:firstColumn="1" w:lastColumn="0" w:noHBand="0" w:noVBand="1"/>
+        <w:tblLook w:val="0000" w:firstRow="0" w:lastRow="0" w:firstColumn="0" w:lastColumn="0" w:noHBand="0" w:noVBand="0"/>
       </w:tblPr>
       <w:tblGrid>
         <w:gridCol w:w="4247"/>
@@ -12169,10 +12169,10 @@
           <w:noProof/>
         </w:rPr>
         <w:drawing>
-          <wp:inline distT="0" distB="0" distL="0" distR="0" wp14:anchorId="1960E319" wp14:editId="34F4E583">
+          <wp:inline distT="0" distB="0" distL="0" distR="0" wp14:anchorId="7C6D6FB1" wp14:editId="0D62D2EA">
             <wp:extent cx="5715000" cy="3571875"/>
             <wp:effectExtent l="0" t="0" r="0" b="0"/>
-            <wp:docPr id="343" name="08-builder-column-aggregation.png" descr="A caixa de diálogo Configurar coluna com a lista Agregação aberta." title="A caixa de diálogo Configurar coluna com a lista Agregação aberta."/>
+            <wp:docPr id="307" name="08-builder-column-aggregation.png" descr="A caixa de diálogo Configurar coluna com a lista Agregação aberta." title="A caixa de diálogo Configurar coluna com a lista Agregação aberta."/>
             <wp:cNvGraphicFramePr>
               <a:graphicFrameLocks xmlns:a="http://schemas.openxmlformats.org/drawingml/2006/main" noChangeAspect="1"/>
             </wp:cNvGraphicFramePr>
@@ -12221,7 +12221,7 @@
       <w:pPr>
         <w:pStyle w:val="Ttulo2"/>
       </w:pPr>
-      <w:bookmarkStart w:id="18" w:name="_Toc241671635"/>
+      <w:bookmarkStart w:id="18" w:name="_Toc241696952"/>
       <w:r>
         <w:lastRenderedPageBreak/>
         <w:t>Separadores do painel direito</w:t>
@@ -12243,7 +12243,7 @@
           <w:left w:w="10" w:type="dxa"/>
           <w:right w:w="10" w:type="dxa"/>
         </w:tblCellMar>
-        <w:tblLook w:val="04A0" w:firstRow="1" w:lastRow="0" w:firstColumn="1" w:lastColumn="0" w:noHBand="0" w:noVBand="1"/>
+        <w:tblLook w:val="0000" w:firstRow="0" w:lastRow="0" w:firstColumn="0" w:lastColumn="0" w:noHBand="0" w:noVBand="0"/>
       </w:tblPr>
       <w:tblGrid>
         <w:gridCol w:w="3531"/>
@@ -12967,10 +12967,10 @@
           <w:noProof/>
         </w:rPr>
         <w:drawing>
-          <wp:inline distT="0" distB="0" distL="0" distR="0" wp14:anchorId="3215AB9B" wp14:editId="04652B0F">
+          <wp:inline distT="0" distB="0" distL="0" distR="0" wp14:anchorId="234206FE" wp14:editId="371309A7">
             <wp:extent cx="5715000" cy="3571875"/>
             <wp:effectExtent l="0" t="0" r="0" b="0"/>
-            <wp:docPr id="344" name="09-builder-conditions.png" descr="O separador Condições com as condições do mapa e os controlos de operador e valor ou pedido." title="O separador Condições com as condições do mapa e os controlos de operador e valor ou pedido."/>
+            <wp:docPr id="308" name="09-builder-conditions.png" descr="O separador Condições com as condições do mapa e os controlos de operador e valor ou pedido." title="O separador Condições com as condições do mapa e os controlos de operador e valor ou pedido."/>
             <wp:cNvGraphicFramePr>
               <a:graphicFrameLocks xmlns:a="http://schemas.openxmlformats.org/drawingml/2006/main" noChangeAspect="1"/>
             </wp:cNvGraphicFramePr>
@@ -13125,7 +13125,7 @@
       <w:pPr>
         <w:pStyle w:val="Ttulo2"/>
       </w:pPr>
-      <w:bookmarkStart w:id="19" w:name="_Toc241671636"/>
+      <w:bookmarkStart w:id="19" w:name="_Toc241696953"/>
       <w:r>
         <w:t>Formatação condicional</w:t>
       </w:r>
@@ -13171,7 +13171,7 @@
           <w:left w:w="10" w:type="dxa"/>
           <w:right w:w="10" w:type="dxa"/>
         </w:tblCellMar>
-        <w:tblLook w:val="04A0" w:firstRow="1" w:lastRow="0" w:firstColumn="1" w:lastColumn="0" w:noHBand="0" w:noVBand="1"/>
+        <w:tblLook w:val="0000" w:firstRow="0" w:lastRow="0" w:firstColumn="0" w:lastColumn="0" w:noHBand="0" w:noVBand="0"/>
       </w:tblPr>
       <w:tblGrid>
         <w:gridCol w:w="3139"/>
@@ -13830,10 +13830,10 @@
           <w:noProof/>
         </w:rPr>
         <w:drawing>
-          <wp:inline distT="0" distB="0" distL="0" distR="0" wp14:anchorId="38319872" wp14:editId="61B21784">
+          <wp:inline distT="0" distB="0" distL="0" distR="0" wp14:anchorId="70661B2A" wp14:editId="182D0FC0">
             <wp:extent cx="3324225" cy="1457325"/>
             <wp:effectExtent l="0" t="0" r="0" b="0"/>
-            <wp:docPr id="345" name="19-builder-formatting-dialog.png" descr="A caixa de diálogo Formatação com a lista de regras e os controlos de Adicionar regra." title="A caixa de diálogo Formatação com a lista de regras e os controlos de Adicionar regra."/>
+            <wp:docPr id="309" name="19-builder-formatting-dialog.png" descr="A caixa de diálogo Formatação com a lista de regras e os controlos de Adicionar regra." title="A caixa de diálogo Formatação com a lista de regras e os controlos de Adicionar regra."/>
             <wp:cNvGraphicFramePr>
               <a:graphicFrameLocks xmlns:a="http://schemas.openxmlformats.org/drawingml/2006/main" noChangeAspect="1"/>
             </wp:cNvGraphicFramePr>
@@ -13882,7 +13882,7 @@
       <w:pPr>
         <w:pStyle w:val="Ttulo2"/>
       </w:pPr>
-      <w:bookmarkStart w:id="20" w:name="_Toc241671637"/>
+      <w:bookmarkStart w:id="20" w:name="_Toc241696954"/>
       <w:r>
         <w:t>Executar a partir do construtor e execuções recusadas</w:t>
       </w:r>
@@ -13929,7 +13929,7 @@
       <w:pPr>
         <w:pStyle w:val="Ttulo2"/>
       </w:pPr>
-      <w:bookmarkStart w:id="21" w:name="_Toc241671638"/>
+      <w:bookmarkStart w:id="21" w:name="_Toc241696955"/>
       <w:r>
         <w:t>Exemplo: construir um mapa pequeno</w:t>
       </w:r>
@@ -14079,7 +14079,7 @@
         <w:pStyle w:val="Ttulo1"/>
         <w:pageBreakBefore/>
       </w:pPr>
-      <w:bookmarkStart w:id="22" w:name="_Toc241671639"/>
+      <w:bookmarkStart w:id="22" w:name="_Toc241696956"/>
       <w:r>
         <w:lastRenderedPageBreak/>
         <w:t>Execuções</w:t>
@@ -14112,10 +14112,10 @@
           <w:noProof/>
         </w:rPr>
         <w:drawing>
-          <wp:inline distT="0" distB="0" distL="0" distR="0" wp14:anchorId="083D1573" wp14:editId="2A6C7EDF">
+          <wp:inline distT="0" distB="0" distL="0" distR="0" wp14:anchorId="13C1E509" wp14:editId="107C4B29">
             <wp:extent cx="5715000" cy="3571875"/>
             <wp:effectExtent l="0" t="0" r="0" b="0"/>
-            <wp:docPr id="346" name="41-runs.png" descr="A página Execuções com os filtros e a tabela de execuções com os respetivos botões de exportação." title="A página Execuções com os filtros e a tabela de execuções com os respetivos botões de exportação."/>
+            <wp:docPr id="310" name="41-runs.png" descr="A página Execuções com os filtros e a tabela de execuções com os respetivos botões de exportação." title="A página Execuções com os filtros e a tabela de execuções com os respetivos botões de exportação."/>
             <wp:cNvGraphicFramePr>
               <a:graphicFrameLocks xmlns:a="http://schemas.openxmlformats.org/drawingml/2006/main" noChangeAspect="1"/>
             </wp:cNvGraphicFramePr>
@@ -14175,7 +14175,7 @@
           <w:left w:w="10" w:type="dxa"/>
           <w:right w:w="10" w:type="dxa"/>
         </w:tblCellMar>
-        <w:tblLook w:val="04A0" w:firstRow="1" w:lastRow="0" w:firstColumn="1" w:lastColumn="0" w:noHBand="0" w:noVBand="1"/>
+        <w:tblLook w:val="0000" w:firstRow="0" w:lastRow="0" w:firstColumn="0" w:lastColumn="0" w:noHBand="0" w:noVBand="0"/>
       </w:tblPr>
       <w:tblGrid>
         <w:gridCol w:w="4247"/>
@@ -15115,7 +15115,7 @@
         <w:pStyle w:val="Ttulo1"/>
         <w:pageBreakBefore/>
       </w:pPr>
-      <w:bookmarkStart w:id="23" w:name="_Toc241671640"/>
+      <w:bookmarkStart w:id="23" w:name="_Toc241696957"/>
       <w:r>
         <w:lastRenderedPageBreak/>
         <w:t>Exportações</w:t>
@@ -15148,10 +15148,10 @@
           <w:noProof/>
         </w:rPr>
         <w:drawing>
-          <wp:inline distT="0" distB="0" distL="0" distR="0" wp14:anchorId="1F4BFD4B" wp14:editId="4140D646">
+          <wp:inline distT="0" distB="0" distL="0" distR="0" wp14:anchorId="0B5C22EA" wp14:editId="68B41544">
             <wp:extent cx="5715000" cy="3571875"/>
             <wp:effectExtent l="0" t="0" r="0" b="0"/>
-            <wp:docPr id="347" name="44-exports.png" descr="A página Exportações com a lista de exportações e um botão Transferir nas concluídas." title="A página Exportações com a lista de exportações e um botão Transferir nas concluídas."/>
+            <wp:docPr id="311" name="44-exports.png" descr="A página Exportações com a lista de exportações e um botão Transferir nas concluídas." title="A página Exportações com a lista de exportações e um botão Transferir nas concluídas."/>
             <wp:cNvGraphicFramePr>
               <a:graphicFrameLocks xmlns:a="http://schemas.openxmlformats.org/drawingml/2006/main" noChangeAspect="1"/>
             </wp:cNvGraphicFramePr>
@@ -15211,7 +15211,7 @@
           <w:left w:w="10" w:type="dxa"/>
           <w:right w:w="10" w:type="dxa"/>
         </w:tblCellMar>
-        <w:tblLook w:val="04A0" w:firstRow="1" w:lastRow="0" w:firstColumn="1" w:lastColumn="0" w:noHBand="0" w:noVBand="1"/>
+        <w:tblLook w:val="0000" w:firstRow="0" w:lastRow="0" w:firstColumn="0" w:lastColumn="0" w:noHBand="0" w:noVBand="0"/>
       </w:tblPr>
       <w:tblGrid>
         <w:gridCol w:w="4247"/>
@@ -15565,7 +15565,7 @@
         <w:pStyle w:val="Ttulo1"/>
         <w:pageBreakBefore/>
       </w:pPr>
-      <w:bookmarkStart w:id="24" w:name="_Toc241671641"/>
+      <w:bookmarkStart w:id="24" w:name="_Toc241696958"/>
       <w:r>
         <w:lastRenderedPageBreak/>
         <w:t>Agendamentos</w:t>
@@ -15633,10 +15633,10 @@
           <w:noProof/>
         </w:rPr>
         <w:drawing>
-          <wp:inline distT="0" distB="0" distL="0" distR="0" wp14:anchorId="6F6925D3" wp14:editId="2FDD0D29">
+          <wp:inline distT="0" distB="0" distL="0" distR="0" wp14:anchorId="5FA0BCA0" wp14:editId="347127AF">
             <wp:extent cx="5715000" cy="3571875"/>
             <wp:effectExtent l="0" t="0" r="0" b="0"/>
-            <wp:docPr id="348" name="38-schedules-list.png" descr="A página Agendamentos com um agendamento em pausa e os respetivos ícones de ação." title="A página Agendamentos com um agendamento em pausa e os respetivos ícones de ação."/>
+            <wp:docPr id="312" name="38-schedules-list.png" descr="A página Agendamentos com um agendamento em pausa e os respetivos ícones de ação." title="A página Agendamentos com um agendamento em pausa e os respetivos ícones de ação."/>
             <wp:cNvGraphicFramePr>
               <a:graphicFrameLocks xmlns:a="http://schemas.openxmlformats.org/drawingml/2006/main" noChangeAspect="1"/>
             </wp:cNvGraphicFramePr>
@@ -15696,7 +15696,7 @@
           <w:left w:w="10" w:type="dxa"/>
           <w:right w:w="10" w:type="dxa"/>
         </w:tblCellMar>
-        <w:tblLook w:val="04A0" w:firstRow="1" w:lastRow="0" w:firstColumn="1" w:lastColumn="0" w:noHBand="0" w:noVBand="1"/>
+        <w:tblLook w:val="0000" w:firstRow="0" w:lastRow="0" w:firstColumn="0" w:lastColumn="0" w:noHBand="0" w:noVBand="0"/>
       </w:tblPr>
       <w:tblGrid>
         <w:gridCol w:w="4247"/>
@@ -16391,7 +16391,7 @@
       <w:pPr>
         <w:pStyle w:val="Ttulo2"/>
       </w:pPr>
-      <w:bookmarkStart w:id="25" w:name="_Toc241671642"/>
+      <w:bookmarkStart w:id="25" w:name="_Toc241696959"/>
       <w:r>
         <w:t>Novo Agendamento</w:t>
       </w:r>
@@ -16601,10 +16601,10 @@
           <w:noProof/>
         </w:rPr>
         <w:drawing>
-          <wp:inline distT="0" distB="0" distL="0" distR="0" wp14:anchorId="4E4E9AF6" wp14:editId="389BAAA1">
+          <wp:inline distT="0" distB="0" distL="0" distR="0" wp14:anchorId="740C2B14" wp14:editId="11DD9B8D">
             <wp:extent cx="3743325" cy="4676775"/>
             <wp:effectExtent l="0" t="0" r="0" b="0"/>
-            <wp:docPr id="349" name="37-schedule-filled.png" descr="A caixa de diálogo Novo Agendamento preenchida, com frequência mensal e Ativado desmarcado." title="A caixa de diálogo Novo Agendamento preenchida, com frequência mensal e Ativado desmarcado."/>
+            <wp:docPr id="313" name="37-schedule-filled.png" descr="A caixa de diálogo Novo Agendamento preenchida, com frequência mensal e Ativado desmarcado." title="A caixa de diálogo Novo Agendamento preenchida, com frequência mensal e Ativado desmarcado."/>
             <wp:cNvGraphicFramePr>
               <a:graphicFrameLocks xmlns:a="http://schemas.openxmlformats.org/drawingml/2006/main" noChangeAspect="1"/>
             </wp:cNvGraphicFramePr>
@@ -16664,7 +16664,7 @@
           <w:left w:w="10" w:type="dxa"/>
           <w:right w:w="10" w:type="dxa"/>
         </w:tblCellMar>
-        <w:tblLook w:val="04A0" w:firstRow="1" w:lastRow="0" w:firstColumn="1" w:lastColumn="0" w:noHBand="0" w:noVBand="1"/>
+        <w:tblLook w:val="0000" w:firstRow="0" w:lastRow="0" w:firstColumn="0" w:lastColumn="0" w:noHBand="0" w:noVBand="0"/>
       </w:tblPr>
       <w:tblGrid>
         <w:gridCol w:w="2123"/>
@@ -17439,7 +17439,7 @@
       <w:pPr>
         <w:pStyle w:val="Ttulo2"/>
       </w:pPr>
-      <w:bookmarkStart w:id="26" w:name="_Toc241671643"/>
+      <w:bookmarkStart w:id="26" w:name="_Toc241696960"/>
       <w:r>
         <w:t>Histórico</w:t>
       </w:r>
@@ -17587,7 +17587,7 @@
         <w:pStyle w:val="Ttulo1"/>
         <w:pageBreakBefore/>
       </w:pPr>
-      <w:bookmarkStart w:id="27" w:name="_Toc241671644"/>
+      <w:bookmarkStart w:id="27" w:name="_Toc241696961"/>
       <w:r>
         <w:lastRenderedPageBreak/>
         <w:t>Definições</w:t>
@@ -17620,10 +17620,10 @@
           <w:noProof/>
         </w:rPr>
         <w:drawing>
-          <wp:inline distT="0" distB="0" distL="0" distR="0" wp14:anchorId="46EDC578" wp14:editId="2ABD6469">
+          <wp:inline distT="0" distB="0" distL="0" distR="0" wp14:anchorId="7DA5184E" wp14:editId="41A26F5B">
             <wp:extent cx="5715000" cy="3571875"/>
             <wp:effectExtent l="0" t="0" r="0" b="0"/>
-            <wp:docPr id="350" name="04-settings.png" descr="A página Definições com os cartões Idioma de exibição, Aparência e Paleta." title="A página Definições com os cartões Idioma de exibição, Aparência e Paleta."/>
+            <wp:docPr id="314" name="04-settings.png" descr="A página Definições com os cartões Idioma de exibição, Aparência e Paleta." title="A página Definições com os cartões Idioma de exibição, Aparência e Paleta."/>
             <wp:cNvGraphicFramePr>
               <a:graphicFrameLocks xmlns:a="http://schemas.openxmlformats.org/drawingml/2006/main" noChangeAspect="1"/>
             </wp:cNvGraphicFramePr>
@@ -17683,7 +17683,7 @@
           <w:left w:w="10" w:type="dxa"/>
           <w:right w:w="10" w:type="dxa"/>
         </w:tblCellMar>
-        <w:tblLook w:val="04A0" w:firstRow="1" w:lastRow="0" w:firstColumn="1" w:lastColumn="0" w:noHBand="0" w:noVBand="1"/>
+        <w:tblLook w:val="0000" w:firstRow="0" w:lastRow="0" w:firstColumn="0" w:lastColumn="0" w:noHBand="0" w:noVBand="0"/>
       </w:tblPr>
       <w:tblGrid>
         <w:gridCol w:w="4247"/>
@@ -18175,7 +18175,7 @@
         <w:pStyle w:val="Ttulo1"/>
         <w:pageBreakBefore/>
       </w:pPr>
-      <w:bookmarkStart w:id="28" w:name="_Toc241671645"/>
+      <w:bookmarkStart w:id="28" w:name="_Toc241696962"/>
       <w:r>
         <w:lastRenderedPageBreak/>
         <w:t>Perguntas frequentes</w:t>
@@ -18357,7 +18357,7 @@
         <w:pStyle w:val="Ttulo1"/>
         <w:pageBreakBefore/>
       </w:pPr>
-      <w:bookmarkStart w:id="29" w:name="_Toc241671646"/>
+      <w:bookmarkStart w:id="29" w:name="_Toc241696963"/>
       <w:r>
         <w:lastRenderedPageBreak/>
         <w:t>Glossário</w:t>
@@ -18379,7 +18379,7 @@
           <w:left w:w="10" w:type="dxa"/>
           <w:right w:w="10" w:type="dxa"/>
         </w:tblCellMar>
-        <w:tblLook w:val="04A0" w:firstRow="1" w:lastRow="0" w:firstColumn="1" w:lastColumn="0" w:noHBand="0" w:noVBand="1"/>
+        <w:tblLook w:val="0000" w:firstRow="0" w:lastRow="0" w:firstColumn="0" w:lastColumn="0" w:noHBand="0" w:noVBand="0"/>
       </w:tblPr>
       <w:tblGrid>
         <w:gridCol w:w="3800"/>
@@ -19370,7 +19370,7 @@
         <w:sz w:val="16"/>
         <w:szCs w:val="16"/>
       </w:rPr>
-      <w:t>Discoverer Neo 2.0.1 · Guia completo · USER</w:t>
+      <w:t>Discoverer Neo 2.1.0 · Guia completo · USER</w:t>
     </w:r>
   </w:p>
 </w:hdr>
@@ -19379,358 +19379,10 @@
 <file path=word/numbering.xml><?xml version="1.0" encoding="utf-8"?>
 <w:numbering xmlns:wpc="http://schemas.microsoft.com/office/word/2010/wordprocessingCanvas" xmlns:cx="http://schemas.microsoft.com/office/drawing/2014/chartex" xmlns:cx1="http://schemas.microsoft.com/office/drawing/2015/9/8/chartex" xmlns:cx2="http://schemas.microsoft.com/office/drawing/2015/10/21/chartex" xmlns:cx3="http://schemas.microsoft.com/office/drawing/2016/5/9/chartex" xmlns:cx4="http://schemas.microsoft.com/office/drawing/2016/5/10/chartex" xmlns:cx5="http://schemas.microsoft.com/office/drawing/2016/5/11/chartex" xmlns:cx6="http://schemas.microsoft.com/office/drawing/2016/5/12/chartex" xmlns:cx7="http://schemas.microsoft.com/office/drawing/2016/5/13/chartex" xmlns:cx8="http://schemas.microsoft.com/office/drawing/2016/5/14/chartex" xmlns:mc="http://schemas.openxmlformats.org/markup-compatibility/2006" xmlns:aink="http://schemas.microsoft.com/office/drawing/2016/ink" xmlns:am3d="http://schemas.microsoft.com/office/drawing/2017/model3d" xmlns:o="urn:schemas-microsoft-com:office:office" xmlns:oel="http://schemas.microsoft.com/office/2019/extlst" xmlns:r="http://schemas.openxmlformats.org/officeDocument/2006/relationships" xmlns:m="http://schemas.openxmlformats.org/officeDocument/2006/math" xmlns:v="urn:schemas-microsoft-com:vml" xmlns:wp14="http://schemas.microsoft.com/office/word/2010/wordprocessingDrawing" xmlns:wp="http://schemas.openxmlformats.org/drawingml/2006/wordprocessingDrawing" xmlns:w10="urn:schemas-microsoft-com:office:word" xmlns:w="http://schemas.openxmlformats.org/wordprocessingml/2006/main" xmlns:w14="http://schemas.microsoft.com/office/word/2010/wordml" xmlns:w15="http://schemas.microsoft.com/office/word/2012/wordml" xmlns:w16cex="http://schemas.microsoft.com/office/word/2018/wordml/cex" xmlns:w16cid="http://schemas.microsoft.com/office/word/2016/wordml/cid" xmlns:w16="http://schemas.microsoft.com/office/word/2018/wordml" xmlns:w16sdtdh="http://schemas.microsoft.com/office/word/2020/wordml/sdtdatahash" xmlns:w16se="http://schemas.microsoft.com/office/word/2015/wordml/symex" xmlns:wpg="http://schemas.microsoft.com/office/word/2010/wordprocessingGroup" xmlns:wpi="http://schemas.microsoft.com/office/word/2010/wordprocessingInk" xmlns:wne="http://schemas.microsoft.com/office/word/2006/wordml" xmlns:wps="http://schemas.microsoft.com/office/word/2010/wordprocessingShape" mc:Ignorable="w14 w15 w16se w16cid w16 w16cex w16sdtdh wp14">
   <w:abstractNum w:abstractNumId="0" w15:restartNumberingAfterBreak="0">
-    <w:nsid w:val="0B8B733C"/>
+    <w:nsid w:val="043525F8"/>
     <w:multiLevelType w:val="hybridMultilevel"/>
-    <w:tmpl w:val="27E6F188"/>
-    <w:lvl w:ilvl="0" w:tplc="9F74BD48">
-      <w:start w:val="1"/>
-      <w:numFmt w:val="decimal"/>
-      <w:lvlText w:val="%1."/>
-      <w:lvlJc w:val="left"/>
-      <w:pPr>
-        <w:ind w:left="360" w:hanging="300"/>
-      </w:pPr>
-    </w:lvl>
-    <w:lvl w:ilvl="1" w:tplc="F9643120" w:tentative="1">
-      <w:start w:val="1"/>
-      <w:numFmt w:val="lowerLetter"/>
-      <w:lvlText w:val="%2."/>
-      <w:lvlJc w:val="left"/>
-      <w:pPr>
-        <w:ind w:left="720" w:hanging="300"/>
-      </w:pPr>
-    </w:lvl>
-    <w:lvl w:ilvl="2" w:tplc="239A1704">
-      <w:numFmt w:val="decimal"/>
-      <w:lvlText w:val=""/>
-      <w:lvlJc w:val="left"/>
-    </w:lvl>
-    <w:lvl w:ilvl="3" w:tplc="5CD61C04">
-      <w:numFmt w:val="decimal"/>
-      <w:lvlText w:val=""/>
-      <w:lvlJc w:val="left"/>
-    </w:lvl>
-    <w:lvl w:ilvl="4" w:tplc="0FC6971C">
-      <w:numFmt w:val="decimal"/>
-      <w:lvlText w:val=""/>
-      <w:lvlJc w:val="left"/>
-    </w:lvl>
-    <w:lvl w:ilvl="5" w:tplc="B66024B0">
-      <w:numFmt w:val="decimal"/>
-      <w:lvlText w:val=""/>
-      <w:lvlJc w:val="left"/>
-    </w:lvl>
-    <w:lvl w:ilvl="6" w:tplc="FB08F8F0">
-      <w:numFmt w:val="decimal"/>
-      <w:lvlText w:val=""/>
-      <w:lvlJc w:val="left"/>
-    </w:lvl>
-    <w:lvl w:ilvl="7" w:tplc="CE84455C">
-      <w:numFmt w:val="decimal"/>
-      <w:lvlText w:val=""/>
-      <w:lvlJc w:val="left"/>
-    </w:lvl>
-    <w:lvl w:ilvl="8" w:tplc="338CEECC">
-      <w:numFmt w:val="decimal"/>
-      <w:lvlText w:val=""/>
-      <w:lvlJc w:val="left"/>
-    </w:lvl>
-  </w:abstractNum>
-  <w:abstractNum w:abstractNumId="1" w15:restartNumberingAfterBreak="0">
-    <w:nsid w:val="2C305CE2"/>
-    <w:multiLevelType w:val="hybridMultilevel"/>
-    <w:tmpl w:val="073CCDE6"/>
-    <w:lvl w:ilvl="0" w:tplc="ABFA0B6C">
-      <w:start w:val="1"/>
-      <w:numFmt w:val="decimal"/>
-      <w:lvlText w:val="%1."/>
-      <w:lvlJc w:val="left"/>
-      <w:pPr>
-        <w:ind w:left="360" w:hanging="300"/>
-      </w:pPr>
-    </w:lvl>
-    <w:lvl w:ilvl="1" w:tplc="7D360660" w:tentative="1">
-      <w:start w:val="1"/>
-      <w:numFmt w:val="lowerLetter"/>
-      <w:lvlText w:val="%2."/>
-      <w:lvlJc w:val="left"/>
-      <w:pPr>
-        <w:ind w:left="720" w:hanging="300"/>
-      </w:pPr>
-    </w:lvl>
-    <w:lvl w:ilvl="2" w:tplc="DA4AF648">
-      <w:numFmt w:val="decimal"/>
-      <w:lvlText w:val=""/>
-      <w:lvlJc w:val="left"/>
-    </w:lvl>
-    <w:lvl w:ilvl="3" w:tplc="AC68B118">
-      <w:numFmt w:val="decimal"/>
-      <w:lvlText w:val=""/>
-      <w:lvlJc w:val="left"/>
-    </w:lvl>
-    <w:lvl w:ilvl="4" w:tplc="715EB608">
-      <w:numFmt w:val="decimal"/>
-      <w:lvlText w:val=""/>
-      <w:lvlJc w:val="left"/>
-    </w:lvl>
-    <w:lvl w:ilvl="5" w:tplc="D3DE7ED6">
-      <w:numFmt w:val="decimal"/>
-      <w:lvlText w:val=""/>
-      <w:lvlJc w:val="left"/>
-    </w:lvl>
-    <w:lvl w:ilvl="6" w:tplc="5E8A3574">
-      <w:numFmt w:val="decimal"/>
-      <w:lvlText w:val=""/>
-      <w:lvlJc w:val="left"/>
-    </w:lvl>
-    <w:lvl w:ilvl="7" w:tplc="FC863F58">
-      <w:numFmt w:val="decimal"/>
-      <w:lvlText w:val=""/>
-      <w:lvlJc w:val="left"/>
-    </w:lvl>
-    <w:lvl w:ilvl="8" w:tplc="98E8ACCE">
-      <w:numFmt w:val="decimal"/>
-      <w:lvlText w:val=""/>
-      <w:lvlJc w:val="left"/>
-    </w:lvl>
-  </w:abstractNum>
-  <w:abstractNum w:abstractNumId="2" w15:restartNumberingAfterBreak="0">
-    <w:nsid w:val="40264250"/>
-    <w:multiLevelType w:val="hybridMultilevel"/>
-    <w:tmpl w:val="98185DEC"/>
-    <w:lvl w:ilvl="0" w:tplc="A32C5464">
-      <w:start w:val="1"/>
-      <w:numFmt w:val="decimal"/>
-      <w:lvlText w:val="%1."/>
-      <w:lvlJc w:val="left"/>
-      <w:pPr>
-        <w:ind w:left="360" w:hanging="300"/>
-      </w:pPr>
-    </w:lvl>
-    <w:lvl w:ilvl="1" w:tplc="FEC43DAA" w:tentative="1">
-      <w:start w:val="1"/>
-      <w:numFmt w:val="lowerLetter"/>
-      <w:lvlText w:val="%2."/>
-      <w:lvlJc w:val="left"/>
-      <w:pPr>
-        <w:ind w:left="720" w:hanging="300"/>
-      </w:pPr>
-    </w:lvl>
-    <w:lvl w:ilvl="2" w:tplc="F8462B7A">
-      <w:numFmt w:val="decimal"/>
-      <w:lvlText w:val=""/>
-      <w:lvlJc w:val="left"/>
-    </w:lvl>
-    <w:lvl w:ilvl="3" w:tplc="5538A476">
-      <w:numFmt w:val="decimal"/>
-      <w:lvlText w:val=""/>
-      <w:lvlJc w:val="left"/>
-    </w:lvl>
-    <w:lvl w:ilvl="4" w:tplc="F620F514">
-      <w:numFmt w:val="decimal"/>
-      <w:lvlText w:val=""/>
-      <w:lvlJc w:val="left"/>
-    </w:lvl>
-    <w:lvl w:ilvl="5" w:tplc="ADE4A8E6">
-      <w:numFmt w:val="decimal"/>
-      <w:lvlText w:val=""/>
-      <w:lvlJc w:val="left"/>
-    </w:lvl>
-    <w:lvl w:ilvl="6" w:tplc="3182BADE">
-      <w:numFmt w:val="decimal"/>
-      <w:lvlText w:val=""/>
-      <w:lvlJc w:val="left"/>
-    </w:lvl>
-    <w:lvl w:ilvl="7" w:tplc="8D08DABA">
-      <w:numFmt w:val="decimal"/>
-      <w:lvlText w:val=""/>
-      <w:lvlJc w:val="left"/>
-    </w:lvl>
-    <w:lvl w:ilvl="8" w:tplc="8A52E5F8">
-      <w:numFmt w:val="decimal"/>
-      <w:lvlText w:val=""/>
-      <w:lvlJc w:val="left"/>
-    </w:lvl>
-  </w:abstractNum>
-  <w:abstractNum w:abstractNumId="3" w15:restartNumberingAfterBreak="0">
-    <w:nsid w:val="54586E83"/>
-    <w:multiLevelType w:val="hybridMultilevel"/>
-    <w:tmpl w:val="A86A5A68"/>
-    <w:lvl w:ilvl="0" w:tplc="AAC6EC1C">
-      <w:start w:val="1"/>
-      <w:numFmt w:val="decimal"/>
-      <w:lvlText w:val="%1."/>
-      <w:lvlJc w:val="left"/>
-      <w:pPr>
-        <w:ind w:left="360" w:hanging="300"/>
-      </w:pPr>
-    </w:lvl>
-    <w:lvl w:ilvl="1" w:tplc="87CAED62" w:tentative="1">
-      <w:start w:val="1"/>
-      <w:numFmt w:val="lowerLetter"/>
-      <w:lvlText w:val="%2."/>
-      <w:lvlJc w:val="left"/>
-      <w:pPr>
-        <w:ind w:left="720" w:hanging="300"/>
-      </w:pPr>
-    </w:lvl>
-    <w:lvl w:ilvl="2" w:tplc="5A667B3E">
-      <w:numFmt w:val="decimal"/>
-      <w:lvlText w:val=""/>
-      <w:lvlJc w:val="left"/>
-    </w:lvl>
-    <w:lvl w:ilvl="3" w:tplc="814E1C90">
-      <w:numFmt w:val="decimal"/>
-      <w:lvlText w:val=""/>
-      <w:lvlJc w:val="left"/>
-    </w:lvl>
-    <w:lvl w:ilvl="4" w:tplc="3F700D2E">
-      <w:numFmt w:val="decimal"/>
-      <w:lvlText w:val=""/>
-      <w:lvlJc w:val="left"/>
-    </w:lvl>
-    <w:lvl w:ilvl="5" w:tplc="DE0C2B3A">
-      <w:numFmt w:val="decimal"/>
-      <w:lvlText w:val=""/>
-      <w:lvlJc w:val="left"/>
-    </w:lvl>
-    <w:lvl w:ilvl="6" w:tplc="BF1E5AEE">
-      <w:numFmt w:val="decimal"/>
-      <w:lvlText w:val=""/>
-      <w:lvlJc w:val="left"/>
-    </w:lvl>
-    <w:lvl w:ilvl="7" w:tplc="E534A720">
-      <w:numFmt w:val="decimal"/>
-      <w:lvlText w:val=""/>
-      <w:lvlJc w:val="left"/>
-    </w:lvl>
-    <w:lvl w:ilvl="8" w:tplc="F1B8BCA2">
-      <w:numFmt w:val="decimal"/>
-      <w:lvlText w:val=""/>
-      <w:lvlJc w:val="left"/>
-    </w:lvl>
-  </w:abstractNum>
-  <w:abstractNum w:abstractNumId="4" w15:restartNumberingAfterBreak="0">
-    <w:nsid w:val="55985D9F"/>
-    <w:multiLevelType w:val="hybridMultilevel"/>
-    <w:tmpl w:val="D1868248"/>
-    <w:lvl w:ilvl="0" w:tplc="72FE0650">
-      <w:start w:val="1"/>
-      <w:numFmt w:val="bullet"/>
-      <w:lvlText w:val="•"/>
-      <w:lvlJc w:val="left"/>
-      <w:pPr>
-        <w:ind w:left="360" w:hanging="260"/>
-      </w:pPr>
-    </w:lvl>
-    <w:lvl w:ilvl="1" w:tplc="87A441E8" w:tentative="1">
-      <w:start w:val="1"/>
-      <w:numFmt w:val="bullet"/>
-      <w:lvlText w:val="–"/>
-      <w:lvlJc w:val="left"/>
-      <w:pPr>
-        <w:ind w:left="720" w:hanging="260"/>
-      </w:pPr>
-    </w:lvl>
-    <w:lvl w:ilvl="2" w:tplc="B470C540">
-      <w:numFmt w:val="decimal"/>
-      <w:lvlText w:val=""/>
-      <w:lvlJc w:val="left"/>
-    </w:lvl>
-    <w:lvl w:ilvl="3" w:tplc="D4F8D562">
-      <w:numFmt w:val="decimal"/>
-      <w:lvlText w:val=""/>
-      <w:lvlJc w:val="left"/>
-    </w:lvl>
-    <w:lvl w:ilvl="4" w:tplc="9F482EAA">
-      <w:numFmt w:val="decimal"/>
-      <w:lvlText w:val=""/>
-      <w:lvlJc w:val="left"/>
-    </w:lvl>
-    <w:lvl w:ilvl="5" w:tplc="8B32A95A">
-      <w:numFmt w:val="decimal"/>
-      <w:lvlText w:val=""/>
-      <w:lvlJc w:val="left"/>
-    </w:lvl>
-    <w:lvl w:ilvl="6" w:tplc="55262DAC">
-      <w:numFmt w:val="decimal"/>
-      <w:lvlText w:val=""/>
-      <w:lvlJc w:val="left"/>
-    </w:lvl>
-    <w:lvl w:ilvl="7" w:tplc="673831D4">
-      <w:numFmt w:val="decimal"/>
-      <w:lvlText w:val=""/>
-      <w:lvlJc w:val="left"/>
-    </w:lvl>
-    <w:lvl w:ilvl="8" w:tplc="0E8A2C0A">
-      <w:numFmt w:val="decimal"/>
-      <w:lvlText w:val=""/>
-      <w:lvlJc w:val="left"/>
-    </w:lvl>
-  </w:abstractNum>
-  <w:abstractNum w:abstractNumId="5" w15:restartNumberingAfterBreak="0">
-    <w:nsid w:val="5DBC4774"/>
-    <w:multiLevelType w:val="hybridMultilevel"/>
-    <w:tmpl w:val="E584BB92"/>
-    <w:lvl w:ilvl="0" w:tplc="852A45BA">
-      <w:start w:val="1"/>
-      <w:numFmt w:val="decimal"/>
-      <w:lvlText w:val="%1."/>
-      <w:lvlJc w:val="left"/>
-      <w:pPr>
-        <w:ind w:left="360" w:hanging="300"/>
-      </w:pPr>
-    </w:lvl>
-    <w:lvl w:ilvl="1" w:tplc="77F8CBFE" w:tentative="1">
-      <w:start w:val="1"/>
-      <w:numFmt w:val="lowerLetter"/>
-      <w:lvlText w:val="%2."/>
-      <w:lvlJc w:val="left"/>
-      <w:pPr>
-        <w:ind w:left="720" w:hanging="300"/>
-      </w:pPr>
-    </w:lvl>
-    <w:lvl w:ilvl="2" w:tplc="7CE25868">
-      <w:numFmt w:val="decimal"/>
-      <w:lvlText w:val=""/>
-      <w:lvlJc w:val="left"/>
-    </w:lvl>
-    <w:lvl w:ilvl="3" w:tplc="2778916A">
-      <w:numFmt w:val="decimal"/>
-      <w:lvlText w:val=""/>
-      <w:lvlJc w:val="left"/>
-    </w:lvl>
-    <w:lvl w:ilvl="4" w:tplc="32207AC4">
-      <w:numFmt w:val="decimal"/>
-      <w:lvlText w:val=""/>
-      <w:lvlJc w:val="left"/>
-    </w:lvl>
-    <w:lvl w:ilvl="5" w:tplc="2198497C">
-      <w:numFmt w:val="decimal"/>
-      <w:lvlText w:val=""/>
-      <w:lvlJc w:val="left"/>
-    </w:lvl>
-    <w:lvl w:ilvl="6" w:tplc="9790E836">
-      <w:numFmt w:val="decimal"/>
-      <w:lvlText w:val=""/>
-      <w:lvlJc w:val="left"/>
-    </w:lvl>
-    <w:lvl w:ilvl="7" w:tplc="F872C3F0">
-      <w:numFmt w:val="decimal"/>
-      <w:lvlText w:val=""/>
-      <w:lvlJc w:val="left"/>
-    </w:lvl>
-    <w:lvl w:ilvl="8" w:tplc="6758162A">
-      <w:numFmt w:val="decimal"/>
-      <w:lvlText w:val=""/>
-      <w:lvlJc w:val="left"/>
-    </w:lvl>
-  </w:abstractNum>
-  <w:abstractNum w:abstractNumId="6" w15:restartNumberingAfterBreak="0">
-    <w:nsid w:val="6DC91343"/>
-    <w:multiLevelType w:val="hybridMultilevel"/>
-    <w:tmpl w:val="36B29696"/>
-    <w:lvl w:ilvl="0" w:tplc="6AE2CA1C" w:tentative="1">
+    <w:tmpl w:val="9BAA71F2"/>
+    <w:lvl w:ilvl="0" w:tplc="E416D34C" w:tentative="1">
       <w:start w:val="1"/>
       <w:numFmt w:val="bullet"/>
       <w:lvlText w:val="●"/>
@@ -19739,7 +19391,7 @@
         <w:ind w:left="720" w:hanging="360"/>
       </w:pPr>
     </w:lvl>
-    <w:lvl w:ilvl="1" w:tplc="2582691A" w:tentative="1">
+    <w:lvl w:ilvl="1" w:tplc="AB4618BA" w:tentative="1">
       <w:start w:val="1"/>
       <w:numFmt w:val="bullet"/>
       <w:lvlText w:val="○"/>
@@ -19748,7 +19400,7 @@
         <w:ind w:left="1440" w:hanging="360"/>
       </w:pPr>
     </w:lvl>
-    <w:lvl w:ilvl="2" w:tplc="818EA62A" w:tentative="1">
+    <w:lvl w:ilvl="2" w:tplc="F0C67BEA" w:tentative="1">
       <w:start w:val="1"/>
       <w:numFmt w:val="bullet"/>
       <w:lvlText w:val="■"/>
@@ -19757,7 +19409,7 @@
         <w:ind w:left="2160" w:hanging="360"/>
       </w:pPr>
     </w:lvl>
-    <w:lvl w:ilvl="3" w:tplc="01D6A5BA" w:tentative="1">
+    <w:lvl w:ilvl="3" w:tplc="494421B6" w:tentative="1">
       <w:start w:val="1"/>
       <w:numFmt w:val="bullet"/>
       <w:lvlText w:val="●"/>
@@ -19766,7 +19418,7 @@
         <w:ind w:left="2880" w:hanging="360"/>
       </w:pPr>
     </w:lvl>
-    <w:lvl w:ilvl="4" w:tplc="74EC1572" w:tentative="1">
+    <w:lvl w:ilvl="4" w:tplc="985EB79A" w:tentative="1">
       <w:start w:val="1"/>
       <w:numFmt w:val="bullet"/>
       <w:lvlText w:val="○"/>
@@ -19775,7 +19427,7 @@
         <w:ind w:left="3600" w:hanging="360"/>
       </w:pPr>
     </w:lvl>
-    <w:lvl w:ilvl="5" w:tplc="172A04D4" w:tentative="1">
+    <w:lvl w:ilvl="5" w:tplc="1E5E597A" w:tentative="1">
       <w:start w:val="1"/>
       <w:numFmt w:val="bullet"/>
       <w:lvlText w:val="■"/>
@@ -19784,7 +19436,7 @@
         <w:ind w:left="4320" w:hanging="360"/>
       </w:pPr>
     </w:lvl>
-    <w:lvl w:ilvl="6" w:tplc="B1C8C534" w:tentative="1">
+    <w:lvl w:ilvl="6" w:tplc="F418D50A" w:tentative="1">
       <w:start w:val="1"/>
       <w:numFmt w:val="bullet"/>
       <w:lvlText w:val="●"/>
@@ -19793,7 +19445,7 @@
         <w:ind w:left="5040" w:hanging="360"/>
       </w:pPr>
     </w:lvl>
-    <w:lvl w:ilvl="7" w:tplc="EB8E6B10" w:tentative="1">
+    <w:lvl w:ilvl="7" w:tplc="669609A6" w:tentative="1">
       <w:start w:val="1"/>
       <w:numFmt w:val="bullet"/>
       <w:lvlText w:val="●"/>
@@ -19802,7 +19454,7 @@
         <w:ind w:left="5760" w:hanging="360"/>
       </w:pPr>
     </w:lvl>
-    <w:lvl w:ilvl="8" w:tplc="CF464A6A" w:tentative="1">
+    <w:lvl w:ilvl="8" w:tplc="AA227678" w:tentative="1">
       <w:start w:val="1"/>
       <w:numFmt w:val="bullet"/>
       <w:lvlText w:val="●"/>
@@ -19812,11 +19464,11 @@
       </w:pPr>
     </w:lvl>
   </w:abstractNum>
-  <w:abstractNum w:abstractNumId="7" w15:restartNumberingAfterBreak="0">
-    <w:nsid w:val="790C05D9"/>
+  <w:abstractNum w:abstractNumId="1" w15:restartNumberingAfterBreak="0">
+    <w:nsid w:val="057160CC"/>
     <w:multiLevelType w:val="hybridMultilevel"/>
-    <w:tmpl w:val="186C6BFC"/>
-    <w:lvl w:ilvl="0" w:tplc="3ADED45C">
+    <w:tmpl w:val="7968EEBA"/>
+    <w:lvl w:ilvl="0" w:tplc="EAFC7E4E">
       <w:start w:val="1"/>
       <w:numFmt w:val="decimal"/>
       <w:lvlText w:val="%1."/>
@@ -19825,7 +19477,7 @@
         <w:ind w:left="360" w:hanging="300"/>
       </w:pPr>
     </w:lvl>
-    <w:lvl w:ilvl="1" w:tplc="5336D278" w:tentative="1">
+    <w:lvl w:ilvl="1" w:tplc="FB882954" w:tentative="1">
       <w:start w:val="1"/>
       <w:numFmt w:val="lowerLetter"/>
       <w:lvlText w:val="%2."/>
@@ -19834,86 +19486,434 @@
         <w:ind w:left="720" w:hanging="300"/>
       </w:pPr>
     </w:lvl>
-    <w:lvl w:ilvl="2" w:tplc="E362A676">
+    <w:lvl w:ilvl="2" w:tplc="F7AC07F6">
       <w:numFmt w:val="decimal"/>
       <w:lvlText w:val=""/>
       <w:lvlJc w:val="left"/>
     </w:lvl>
-    <w:lvl w:ilvl="3" w:tplc="96384908">
+    <w:lvl w:ilvl="3" w:tplc="DC322B1E">
       <w:numFmt w:val="decimal"/>
       <w:lvlText w:val=""/>
       <w:lvlJc w:val="left"/>
     </w:lvl>
-    <w:lvl w:ilvl="4" w:tplc="38D4A6B8">
+    <w:lvl w:ilvl="4" w:tplc="99108300">
       <w:numFmt w:val="decimal"/>
       <w:lvlText w:val=""/>
       <w:lvlJc w:val="left"/>
     </w:lvl>
-    <w:lvl w:ilvl="5" w:tplc="6D4099C8">
+    <w:lvl w:ilvl="5" w:tplc="17569D64">
       <w:numFmt w:val="decimal"/>
       <w:lvlText w:val=""/>
       <w:lvlJc w:val="left"/>
     </w:lvl>
-    <w:lvl w:ilvl="6" w:tplc="2E0E34B6">
+    <w:lvl w:ilvl="6" w:tplc="8A985ECE">
       <w:numFmt w:val="decimal"/>
       <w:lvlText w:val=""/>
       <w:lvlJc w:val="left"/>
     </w:lvl>
-    <w:lvl w:ilvl="7" w:tplc="7F04444C">
+    <w:lvl w:ilvl="7" w:tplc="9502058A">
       <w:numFmt w:val="decimal"/>
       <w:lvlText w:val=""/>
       <w:lvlJc w:val="left"/>
     </w:lvl>
-    <w:lvl w:ilvl="8" w:tplc="6C6E378A">
+    <w:lvl w:ilvl="8" w:tplc="E83A943A">
       <w:numFmt w:val="decimal"/>
       <w:lvlText w:val=""/>
       <w:lvlJc w:val="left"/>
     </w:lvl>
   </w:abstractNum>
-  <w:num w:numId="1" w16cid:durableId="742917830">
+  <w:abstractNum w:abstractNumId="2" w15:restartNumberingAfterBreak="0">
+    <w:nsid w:val="12B72C31"/>
+    <w:multiLevelType w:val="hybridMultilevel"/>
+    <w:tmpl w:val="1D92E3E0"/>
+    <w:lvl w:ilvl="0" w:tplc="CAA834C0">
+      <w:start w:val="1"/>
+      <w:numFmt w:val="decimal"/>
+      <w:lvlText w:val="%1."/>
+      <w:lvlJc w:val="left"/>
+      <w:pPr>
+        <w:ind w:left="360" w:hanging="300"/>
+      </w:pPr>
+    </w:lvl>
+    <w:lvl w:ilvl="1" w:tplc="31CE0650" w:tentative="1">
+      <w:start w:val="1"/>
+      <w:numFmt w:val="lowerLetter"/>
+      <w:lvlText w:val="%2."/>
+      <w:lvlJc w:val="left"/>
+      <w:pPr>
+        <w:ind w:left="720" w:hanging="300"/>
+      </w:pPr>
+    </w:lvl>
+    <w:lvl w:ilvl="2" w:tplc="991073BE">
+      <w:numFmt w:val="decimal"/>
+      <w:lvlText w:val=""/>
+      <w:lvlJc w:val="left"/>
+    </w:lvl>
+    <w:lvl w:ilvl="3" w:tplc="C1EACA6E">
+      <w:numFmt w:val="decimal"/>
+      <w:lvlText w:val=""/>
+      <w:lvlJc w:val="left"/>
+    </w:lvl>
+    <w:lvl w:ilvl="4" w:tplc="6EA0537C">
+      <w:numFmt w:val="decimal"/>
+      <w:lvlText w:val=""/>
+      <w:lvlJc w:val="left"/>
+    </w:lvl>
+    <w:lvl w:ilvl="5" w:tplc="0D8ABE48">
+      <w:numFmt w:val="decimal"/>
+      <w:lvlText w:val=""/>
+      <w:lvlJc w:val="left"/>
+    </w:lvl>
+    <w:lvl w:ilvl="6" w:tplc="42148A0A">
+      <w:numFmt w:val="decimal"/>
+      <w:lvlText w:val=""/>
+      <w:lvlJc w:val="left"/>
+    </w:lvl>
+    <w:lvl w:ilvl="7" w:tplc="07D6E656">
+      <w:numFmt w:val="decimal"/>
+      <w:lvlText w:val=""/>
+      <w:lvlJc w:val="left"/>
+    </w:lvl>
+    <w:lvl w:ilvl="8" w:tplc="F1D86AB8">
+      <w:numFmt w:val="decimal"/>
+      <w:lvlText w:val=""/>
+      <w:lvlJc w:val="left"/>
+    </w:lvl>
+  </w:abstractNum>
+  <w:abstractNum w:abstractNumId="3" w15:restartNumberingAfterBreak="0">
+    <w:nsid w:val="228575F3"/>
+    <w:multiLevelType w:val="hybridMultilevel"/>
+    <w:tmpl w:val="8FF8C448"/>
+    <w:lvl w:ilvl="0" w:tplc="8408AC7C">
+      <w:start w:val="1"/>
+      <w:numFmt w:val="decimal"/>
+      <w:lvlText w:val="%1."/>
+      <w:lvlJc w:val="left"/>
+      <w:pPr>
+        <w:ind w:left="360" w:hanging="300"/>
+      </w:pPr>
+    </w:lvl>
+    <w:lvl w:ilvl="1" w:tplc="ABC677DA" w:tentative="1">
+      <w:start w:val="1"/>
+      <w:numFmt w:val="lowerLetter"/>
+      <w:lvlText w:val="%2."/>
+      <w:lvlJc w:val="left"/>
+      <w:pPr>
+        <w:ind w:left="720" w:hanging="300"/>
+      </w:pPr>
+    </w:lvl>
+    <w:lvl w:ilvl="2" w:tplc="424A74A8">
+      <w:numFmt w:val="decimal"/>
+      <w:lvlText w:val=""/>
+      <w:lvlJc w:val="left"/>
+    </w:lvl>
+    <w:lvl w:ilvl="3" w:tplc="E2D0F8D8">
+      <w:numFmt w:val="decimal"/>
+      <w:lvlText w:val=""/>
+      <w:lvlJc w:val="left"/>
+    </w:lvl>
+    <w:lvl w:ilvl="4" w:tplc="02408C2A">
+      <w:numFmt w:val="decimal"/>
+      <w:lvlText w:val=""/>
+      <w:lvlJc w:val="left"/>
+    </w:lvl>
+    <w:lvl w:ilvl="5" w:tplc="AB28D22E">
+      <w:numFmt w:val="decimal"/>
+      <w:lvlText w:val=""/>
+      <w:lvlJc w:val="left"/>
+    </w:lvl>
+    <w:lvl w:ilvl="6" w:tplc="AF92EDF2">
+      <w:numFmt w:val="decimal"/>
+      <w:lvlText w:val=""/>
+      <w:lvlJc w:val="left"/>
+    </w:lvl>
+    <w:lvl w:ilvl="7" w:tplc="1C3478D0">
+      <w:numFmt w:val="decimal"/>
+      <w:lvlText w:val=""/>
+      <w:lvlJc w:val="left"/>
+    </w:lvl>
+    <w:lvl w:ilvl="8" w:tplc="40FC9788">
+      <w:numFmt w:val="decimal"/>
+      <w:lvlText w:val=""/>
+      <w:lvlJc w:val="left"/>
+    </w:lvl>
+  </w:abstractNum>
+  <w:abstractNum w:abstractNumId="4" w15:restartNumberingAfterBreak="0">
+    <w:nsid w:val="24A62CC2"/>
+    <w:multiLevelType w:val="hybridMultilevel"/>
+    <w:tmpl w:val="9D6CB150"/>
+    <w:lvl w:ilvl="0" w:tplc="F1D4EF86">
+      <w:start w:val="1"/>
+      <w:numFmt w:val="decimal"/>
+      <w:lvlText w:val="%1."/>
+      <w:lvlJc w:val="left"/>
+      <w:pPr>
+        <w:ind w:left="360" w:hanging="300"/>
+      </w:pPr>
+    </w:lvl>
+    <w:lvl w:ilvl="1" w:tplc="9CCCE5E2" w:tentative="1">
+      <w:start w:val="1"/>
+      <w:numFmt w:val="lowerLetter"/>
+      <w:lvlText w:val="%2."/>
+      <w:lvlJc w:val="left"/>
+      <w:pPr>
+        <w:ind w:left="720" w:hanging="300"/>
+      </w:pPr>
+    </w:lvl>
+    <w:lvl w:ilvl="2" w:tplc="AAC844D4">
+      <w:numFmt w:val="decimal"/>
+      <w:lvlText w:val=""/>
+      <w:lvlJc w:val="left"/>
+    </w:lvl>
+    <w:lvl w:ilvl="3" w:tplc="F8764BC8">
+      <w:numFmt w:val="decimal"/>
+      <w:lvlText w:val=""/>
+      <w:lvlJc w:val="left"/>
+    </w:lvl>
+    <w:lvl w:ilvl="4" w:tplc="865E6AEC">
+      <w:numFmt w:val="decimal"/>
+      <w:lvlText w:val=""/>
+      <w:lvlJc w:val="left"/>
+    </w:lvl>
+    <w:lvl w:ilvl="5" w:tplc="5E2C451C">
+      <w:numFmt w:val="decimal"/>
+      <w:lvlText w:val=""/>
+      <w:lvlJc w:val="left"/>
+    </w:lvl>
+    <w:lvl w:ilvl="6" w:tplc="90406432">
+      <w:numFmt w:val="decimal"/>
+      <w:lvlText w:val=""/>
+      <w:lvlJc w:val="left"/>
+    </w:lvl>
+    <w:lvl w:ilvl="7" w:tplc="5DF2A1BE">
+      <w:numFmt w:val="decimal"/>
+      <w:lvlText w:val=""/>
+      <w:lvlJc w:val="left"/>
+    </w:lvl>
+    <w:lvl w:ilvl="8" w:tplc="9E86FB46">
+      <w:numFmt w:val="decimal"/>
+      <w:lvlText w:val=""/>
+      <w:lvlJc w:val="left"/>
+    </w:lvl>
+  </w:abstractNum>
+  <w:abstractNum w:abstractNumId="5" w15:restartNumberingAfterBreak="0">
+    <w:nsid w:val="27D97472"/>
+    <w:multiLevelType w:val="hybridMultilevel"/>
+    <w:tmpl w:val="1C1CA234"/>
+    <w:lvl w:ilvl="0" w:tplc="40AEA620">
+      <w:start w:val="1"/>
+      <w:numFmt w:val="decimal"/>
+      <w:lvlText w:val="%1."/>
+      <w:lvlJc w:val="left"/>
+      <w:pPr>
+        <w:ind w:left="360" w:hanging="300"/>
+      </w:pPr>
+    </w:lvl>
+    <w:lvl w:ilvl="1" w:tplc="C572624C" w:tentative="1">
+      <w:start w:val="1"/>
+      <w:numFmt w:val="lowerLetter"/>
+      <w:lvlText w:val="%2."/>
+      <w:lvlJc w:val="left"/>
+      <w:pPr>
+        <w:ind w:left="720" w:hanging="300"/>
+      </w:pPr>
+    </w:lvl>
+    <w:lvl w:ilvl="2" w:tplc="8E4EACD8">
+      <w:numFmt w:val="decimal"/>
+      <w:lvlText w:val=""/>
+      <w:lvlJc w:val="left"/>
+    </w:lvl>
+    <w:lvl w:ilvl="3" w:tplc="8430CE38">
+      <w:numFmt w:val="decimal"/>
+      <w:lvlText w:val=""/>
+      <w:lvlJc w:val="left"/>
+    </w:lvl>
+    <w:lvl w:ilvl="4" w:tplc="DC18455C">
+      <w:numFmt w:val="decimal"/>
+      <w:lvlText w:val=""/>
+      <w:lvlJc w:val="left"/>
+    </w:lvl>
+    <w:lvl w:ilvl="5" w:tplc="675A5DD8">
+      <w:numFmt w:val="decimal"/>
+      <w:lvlText w:val=""/>
+      <w:lvlJc w:val="left"/>
+    </w:lvl>
+    <w:lvl w:ilvl="6" w:tplc="BA666C72">
+      <w:numFmt w:val="decimal"/>
+      <w:lvlText w:val=""/>
+      <w:lvlJc w:val="left"/>
+    </w:lvl>
+    <w:lvl w:ilvl="7" w:tplc="C39244F2">
+      <w:numFmt w:val="decimal"/>
+      <w:lvlText w:val=""/>
+      <w:lvlJc w:val="left"/>
+    </w:lvl>
+    <w:lvl w:ilvl="8" w:tplc="88DA8F24">
+      <w:numFmt w:val="decimal"/>
+      <w:lvlText w:val=""/>
+      <w:lvlJc w:val="left"/>
+    </w:lvl>
+  </w:abstractNum>
+  <w:abstractNum w:abstractNumId="6" w15:restartNumberingAfterBreak="0">
+    <w:nsid w:val="52374D82"/>
+    <w:multiLevelType w:val="hybridMultilevel"/>
+    <w:tmpl w:val="53F0A5E6"/>
+    <w:lvl w:ilvl="0" w:tplc="0276C4FC">
+      <w:start w:val="1"/>
+      <w:numFmt w:val="decimal"/>
+      <w:lvlText w:val="%1."/>
+      <w:lvlJc w:val="left"/>
+      <w:pPr>
+        <w:ind w:left="360" w:hanging="300"/>
+      </w:pPr>
+    </w:lvl>
+    <w:lvl w:ilvl="1" w:tplc="8736815E" w:tentative="1">
+      <w:start w:val="1"/>
+      <w:numFmt w:val="lowerLetter"/>
+      <w:lvlText w:val="%2."/>
+      <w:lvlJc w:val="left"/>
+      <w:pPr>
+        <w:ind w:left="720" w:hanging="300"/>
+      </w:pPr>
+    </w:lvl>
+    <w:lvl w:ilvl="2" w:tplc="5DA2AC0A">
+      <w:numFmt w:val="decimal"/>
+      <w:lvlText w:val=""/>
+      <w:lvlJc w:val="left"/>
+    </w:lvl>
+    <w:lvl w:ilvl="3" w:tplc="9C944016">
+      <w:numFmt w:val="decimal"/>
+      <w:lvlText w:val=""/>
+      <w:lvlJc w:val="left"/>
+    </w:lvl>
+    <w:lvl w:ilvl="4" w:tplc="E3EEDE76">
+      <w:numFmt w:val="decimal"/>
+      <w:lvlText w:val=""/>
+      <w:lvlJc w:val="left"/>
+    </w:lvl>
+    <w:lvl w:ilvl="5" w:tplc="0AE42752">
+      <w:numFmt w:val="decimal"/>
+      <w:lvlText w:val=""/>
+      <w:lvlJc w:val="left"/>
+    </w:lvl>
+    <w:lvl w:ilvl="6" w:tplc="C5861B44">
+      <w:numFmt w:val="decimal"/>
+      <w:lvlText w:val=""/>
+      <w:lvlJc w:val="left"/>
+    </w:lvl>
+    <w:lvl w:ilvl="7" w:tplc="53DA41C0">
+      <w:numFmt w:val="decimal"/>
+      <w:lvlText w:val=""/>
+      <w:lvlJc w:val="left"/>
+    </w:lvl>
+    <w:lvl w:ilvl="8" w:tplc="E6E47FBE">
+      <w:numFmt w:val="decimal"/>
+      <w:lvlText w:val=""/>
+      <w:lvlJc w:val="left"/>
+    </w:lvl>
+  </w:abstractNum>
+  <w:abstractNum w:abstractNumId="7" w15:restartNumberingAfterBreak="0">
+    <w:nsid w:val="5CCB146E"/>
+    <w:multiLevelType w:val="hybridMultilevel"/>
+    <w:tmpl w:val="DE68D284"/>
+    <w:lvl w:ilvl="0" w:tplc="A96C00F6">
+      <w:start w:val="1"/>
+      <w:numFmt w:val="bullet"/>
+      <w:lvlText w:val="•"/>
+      <w:lvlJc w:val="left"/>
+      <w:pPr>
+        <w:ind w:left="360" w:hanging="260"/>
+      </w:pPr>
+    </w:lvl>
+    <w:lvl w:ilvl="1" w:tplc="2AD21AD6" w:tentative="1">
+      <w:start w:val="1"/>
+      <w:numFmt w:val="bullet"/>
+      <w:lvlText w:val="–"/>
+      <w:lvlJc w:val="left"/>
+      <w:pPr>
+        <w:ind w:left="720" w:hanging="260"/>
+      </w:pPr>
+    </w:lvl>
+    <w:lvl w:ilvl="2" w:tplc="D924BC98">
+      <w:numFmt w:val="decimal"/>
+      <w:lvlText w:val=""/>
+      <w:lvlJc w:val="left"/>
+    </w:lvl>
+    <w:lvl w:ilvl="3" w:tplc="B258816E">
+      <w:numFmt w:val="decimal"/>
+      <w:lvlText w:val=""/>
+      <w:lvlJc w:val="left"/>
+    </w:lvl>
+    <w:lvl w:ilvl="4" w:tplc="DC5C7624">
+      <w:numFmt w:val="decimal"/>
+      <w:lvlText w:val=""/>
+      <w:lvlJc w:val="left"/>
+    </w:lvl>
+    <w:lvl w:ilvl="5" w:tplc="B27A6AB4">
+      <w:numFmt w:val="decimal"/>
+      <w:lvlText w:val=""/>
+      <w:lvlJc w:val="left"/>
+    </w:lvl>
+    <w:lvl w:ilvl="6" w:tplc="E50CB876">
+      <w:numFmt w:val="decimal"/>
+      <w:lvlText w:val=""/>
+      <w:lvlJc w:val="left"/>
+    </w:lvl>
+    <w:lvl w:ilvl="7" w:tplc="322C4556">
+      <w:numFmt w:val="decimal"/>
+      <w:lvlText w:val=""/>
+      <w:lvlJc w:val="left"/>
+    </w:lvl>
+    <w:lvl w:ilvl="8" w:tplc="768A2C42">
+      <w:numFmt w:val="decimal"/>
+      <w:lvlText w:val=""/>
+      <w:lvlJc w:val="left"/>
+    </w:lvl>
+  </w:abstractNum>
+  <w:num w:numId="1" w16cid:durableId="35005519">
+    <w:abstractNumId w:val="0"/>
+    <w:lvlOverride w:ilvl="0">
+      <w:startOverride w:val="1"/>
+    </w:lvlOverride>
+  </w:num>
+  <w:num w:numId="2" w16cid:durableId="689792649">
+    <w:abstractNumId w:val="7"/>
+    <w:lvlOverride w:ilvl="0">
+      <w:startOverride w:val="1"/>
+    </w:lvlOverride>
+  </w:num>
+  <w:num w:numId="3" w16cid:durableId="846750477">
+    <w:abstractNumId w:val="3"/>
+    <w:lvlOverride w:ilvl="0">
+      <w:startOverride w:val="1"/>
+    </w:lvlOverride>
+  </w:num>
+  <w:num w:numId="4" w16cid:durableId="86315202">
+    <w:abstractNumId w:val="4"/>
+    <w:lvlOverride w:ilvl="0">
+      <w:startOverride w:val="1"/>
+    </w:lvlOverride>
+  </w:num>
+  <w:num w:numId="5" w16cid:durableId="1223254604">
+    <w:abstractNumId w:val="5"/>
+    <w:lvlOverride w:ilvl="0">
+      <w:startOverride w:val="1"/>
+    </w:lvlOverride>
+  </w:num>
+  <w:num w:numId="6" w16cid:durableId="601496746">
     <w:abstractNumId w:val="6"/>
     <w:lvlOverride w:ilvl="0">
       <w:startOverride w:val="1"/>
     </w:lvlOverride>
   </w:num>
-  <w:num w:numId="2" w16cid:durableId="2085293545">
-    <w:abstractNumId w:val="4"/>
+  <w:num w:numId="7" w16cid:durableId="653920438">
+    <w:abstractNumId w:val="1"/>
     <w:lvlOverride w:ilvl="0">
       <w:startOverride w:val="1"/>
     </w:lvlOverride>
   </w:num>
-  <w:num w:numId="3" w16cid:durableId="532615006">
-    <w:abstractNumId w:val="3"/>
-    <w:lvlOverride w:ilvl="0">
-      <w:startOverride w:val="1"/>
-    </w:lvlOverride>
-  </w:num>
-  <w:num w:numId="4" w16cid:durableId="1898319914">
-    <w:abstractNumId w:val="5"/>
-    <w:lvlOverride w:ilvl="0">
-      <w:startOverride w:val="1"/>
-    </w:lvlOverride>
-  </w:num>
-  <w:num w:numId="5" w16cid:durableId="1227449687">
+  <w:num w:numId="8" w16cid:durableId="341008700">
     <w:abstractNumId w:val="2"/>
-    <w:lvlOverride w:ilvl="0">
-      <w:startOverride w:val="1"/>
-    </w:lvlOverride>
-  </w:num>
-  <w:num w:numId="6" w16cid:durableId="128015271">
-    <w:abstractNumId w:val="0"/>
-    <w:lvlOverride w:ilvl="0">
-      <w:startOverride w:val="1"/>
-    </w:lvlOverride>
-  </w:num>
-  <w:num w:numId="7" w16cid:durableId="1183671478">
-    <w:abstractNumId w:val="7"/>
-    <w:lvlOverride w:ilvl="0">
-      <w:startOverride w:val="1"/>
-    </w:lvlOverride>
-  </w:num>
-  <w:num w:numId="8" w16cid:durableId="596600339">
-    <w:abstractNumId w:val="1"/>
     <w:lvlOverride w:ilvl="0">
       <w:startOverride w:val="1"/>
     </w:lvlOverride>
@@ -20593,7 +20593,7 @@
     <w:autoRedefine/>
     <w:uiPriority w:val="39"/>
     <w:unhideWhenUsed/>
-    <w:rsid w:val="00767187"/>
+    <w:rsid w:val="005C0325"/>
     <w:pPr>
       <w:spacing w:after="100"/>
     </w:pPr>
@@ -20605,7 +20605,7 @@
     <w:autoRedefine/>
     <w:uiPriority w:val="39"/>
     <w:unhideWhenUsed/>
-    <w:rsid w:val="00767187"/>
+    <w:rsid w:val="005C0325"/>
     <w:pPr>
       <w:spacing w:after="100"/>
       <w:ind w:left="210"/>

--- a/discoverer-neo/docs/user-guide/manual/Discoverer-Neo-USER-Guide-Full-pt-PT.docx
+++ b/discoverer-neo/docs/user-guide/manual/Discoverer-Neo-USER-Guide-Full-pt-PT.docx
@@ -74,7 +74,7 @@
     <w:sdt>
       <w:sdtPr>
         <w:alias w:val="Índice"/>
-        <w:id w:val="275454751"/>
+        <w:id w:val="-832293222"/>
       </w:sdtPr>
       <w:sdtEndPr/>
       <w:sdtContent>
@@ -102,7 +102,7 @@
           <w:r>
             <w:fldChar w:fldCharType="separate"/>
           </w:r>
-          <w:hyperlink w:anchor="_Toc241696934" w:history="1">
+          <w:hyperlink w:anchor="_Toc241745806" w:history="1">
             <w:r>
               <w:rPr>
                 <w:rStyle w:val="Hiperligao"/>
@@ -126,7 +126,7 @@
               <w:rPr>
                 <w:noProof/>
               </w:rPr>
-              <w:instrText xml:space="preserve"> PAGEREF _Toc241696934 \h </w:instrText>
+              <w:instrText xml:space="preserve"> PAGEREF _Toc241745806 \h </w:instrText>
             </w:r>
             <w:r>
               <w:rPr>
@@ -168,7 +168,7 @@
               <w14:ligatures w14:val="standardContextual"/>
             </w:rPr>
           </w:pPr>
-          <w:hyperlink w:anchor="_Toc241696935" w:history="1">
+          <w:hyperlink w:anchor="_Toc241745807" w:history="1">
             <w:r>
               <w:rPr>
                 <w:rStyle w:val="Hiperligao"/>
@@ -192,7 +192,7 @@
               <w:rPr>
                 <w:noProof/>
               </w:rPr>
-              <w:instrText xml:space="preserve"> PAGEREF _Toc241696935 \h </w:instrText>
+              <w:instrText xml:space="preserve"> PAGEREF _Toc241745807 \h </w:instrText>
             </w:r>
             <w:r>
               <w:rPr>
@@ -234,7 +234,7 @@
               <w14:ligatures w14:val="standardContextual"/>
             </w:rPr>
           </w:pPr>
-          <w:hyperlink w:anchor="_Toc241696936" w:history="1">
+          <w:hyperlink w:anchor="_Toc241745808" w:history="1">
             <w:r>
               <w:rPr>
                 <w:rStyle w:val="Hiperligao"/>
@@ -258,7 +258,7 @@
               <w:rPr>
                 <w:noProof/>
               </w:rPr>
-              <w:instrText xml:space="preserve"> PAGEREF _Toc241696936 \h </w:instrText>
+              <w:instrText xml:space="preserve"> PAGEREF _Toc241745808 \h </w:instrText>
             </w:r>
             <w:r>
               <w:rPr>
@@ -300,7 +300,7 @@
               <w14:ligatures w14:val="standardContextual"/>
             </w:rPr>
           </w:pPr>
-          <w:hyperlink w:anchor="_Toc241696937" w:history="1">
+          <w:hyperlink w:anchor="_Toc241745809" w:history="1">
             <w:r>
               <w:rPr>
                 <w:rStyle w:val="Hiperligao"/>
@@ -324,7 +324,7 @@
               <w:rPr>
                 <w:noProof/>
               </w:rPr>
-              <w:instrText xml:space="preserve"> PAGEREF _Toc241696937 \h </w:instrText>
+              <w:instrText xml:space="preserve"> PAGEREF _Toc241745809 \h </w:instrText>
             </w:r>
             <w:r>
               <w:rPr>
@@ -366,7 +366,7 @@
               <w14:ligatures w14:val="standardContextual"/>
             </w:rPr>
           </w:pPr>
-          <w:hyperlink w:anchor="_Toc241696938" w:history="1">
+          <w:hyperlink w:anchor="_Toc241745810" w:history="1">
             <w:r>
               <w:rPr>
                 <w:rStyle w:val="Hiperligao"/>
@@ -390,7 +390,7 @@
               <w:rPr>
                 <w:noProof/>
               </w:rPr>
-              <w:instrText xml:space="preserve"> PAGEREF _Toc241696938 \h </w:instrText>
+              <w:instrText xml:space="preserve"> PAGEREF _Toc241745810 \h </w:instrText>
             </w:r>
             <w:r>
               <w:rPr>
@@ -432,7 +432,7 @@
               <w14:ligatures w14:val="standardContextual"/>
             </w:rPr>
           </w:pPr>
-          <w:hyperlink w:anchor="_Toc241696939" w:history="1">
+          <w:hyperlink w:anchor="_Toc241745811" w:history="1">
             <w:r>
               <w:rPr>
                 <w:rStyle w:val="Hiperligao"/>
@@ -456,7 +456,7 @@
               <w:rPr>
                 <w:noProof/>
               </w:rPr>
-              <w:instrText xml:space="preserve"> PAGEREF _Toc241696939 \h </w:instrText>
+              <w:instrText xml:space="preserve"> PAGEREF _Toc241745811 \h </w:instrText>
             </w:r>
             <w:r>
               <w:rPr>
@@ -498,7 +498,7 @@
               <w14:ligatures w14:val="standardContextual"/>
             </w:rPr>
           </w:pPr>
-          <w:hyperlink w:anchor="_Toc241696940" w:history="1">
+          <w:hyperlink w:anchor="_Toc241745812" w:history="1">
             <w:r>
               <w:rPr>
                 <w:rStyle w:val="Hiperligao"/>
@@ -522,7 +522,7 @@
               <w:rPr>
                 <w:noProof/>
               </w:rPr>
-              <w:instrText xml:space="preserve"> PAGEREF _Toc241696940 \h </w:instrText>
+              <w:instrText xml:space="preserve"> PAGEREF _Toc241745812 \h </w:instrText>
             </w:r>
             <w:r>
               <w:rPr>
@@ -564,7 +564,7 @@
               <w14:ligatures w14:val="standardContextual"/>
             </w:rPr>
           </w:pPr>
-          <w:hyperlink w:anchor="_Toc241696941" w:history="1">
+          <w:hyperlink w:anchor="_Toc241745813" w:history="1">
             <w:r>
               <w:rPr>
                 <w:rStyle w:val="Hiperligao"/>
@@ -588,7 +588,7 @@
               <w:rPr>
                 <w:noProof/>
               </w:rPr>
-              <w:instrText xml:space="preserve"> PAGEREF _Toc241696941 \h </w:instrText>
+              <w:instrText xml:space="preserve"> PAGEREF _Toc241745813 \h </w:instrText>
             </w:r>
             <w:r>
               <w:rPr>
@@ -630,7 +630,7 @@
               <w14:ligatures w14:val="standardContextual"/>
             </w:rPr>
           </w:pPr>
-          <w:hyperlink w:anchor="_Toc241696942" w:history="1">
+          <w:hyperlink w:anchor="_Toc241745814" w:history="1">
             <w:r>
               <w:rPr>
                 <w:rStyle w:val="Hiperligao"/>
@@ -654,7 +654,7 @@
               <w:rPr>
                 <w:noProof/>
               </w:rPr>
-              <w:instrText xml:space="preserve"> PAGEREF _Toc241696942 \h </w:instrText>
+              <w:instrText xml:space="preserve"> PAGEREF _Toc241745814 \h </w:instrText>
             </w:r>
             <w:r>
               <w:rPr>
@@ -696,7 +696,7 @@
               <w14:ligatures w14:val="standardContextual"/>
             </w:rPr>
           </w:pPr>
-          <w:hyperlink w:anchor="_Toc241696943" w:history="1">
+          <w:hyperlink w:anchor="_Toc241745815" w:history="1">
             <w:r>
               <w:rPr>
                 <w:rStyle w:val="Hiperligao"/>
@@ -720,7 +720,7 @@
               <w:rPr>
                 <w:noProof/>
               </w:rPr>
-              <w:instrText xml:space="preserve"> PAGEREF _Toc241696943 \h </w:instrText>
+              <w:instrText xml:space="preserve"> PAGEREF _Toc241745815 \h </w:instrText>
             </w:r>
             <w:r>
               <w:rPr>
@@ -762,7 +762,7 @@
               <w14:ligatures w14:val="standardContextual"/>
             </w:rPr>
           </w:pPr>
-          <w:hyperlink w:anchor="_Toc241696944" w:history="1">
+          <w:hyperlink w:anchor="_Toc241745816" w:history="1">
             <w:r>
               <w:rPr>
                 <w:rStyle w:val="Hiperligao"/>
@@ -786,7 +786,7 @@
               <w:rPr>
                 <w:noProof/>
               </w:rPr>
-              <w:instrText xml:space="preserve"> PAGEREF _Toc241696944 \h </w:instrText>
+              <w:instrText xml:space="preserve"> PAGEREF _Toc241745816 \h </w:instrText>
             </w:r>
             <w:r>
               <w:rPr>
@@ -828,7 +828,7 @@
               <w14:ligatures w14:val="standardContextual"/>
             </w:rPr>
           </w:pPr>
-          <w:hyperlink w:anchor="_Toc241696945" w:history="1">
+          <w:hyperlink w:anchor="_Toc241745817" w:history="1">
             <w:r>
               <w:rPr>
                 <w:rStyle w:val="Hiperligao"/>
@@ -852,7 +852,7 @@
               <w:rPr>
                 <w:noProof/>
               </w:rPr>
-              <w:instrText xml:space="preserve"> PAGEREF _Toc241696945 \h </w:instrText>
+              <w:instrText xml:space="preserve"> PAGEREF _Toc241745817 \h </w:instrText>
             </w:r>
             <w:r>
               <w:rPr>
@@ -894,7 +894,7 @@
               <w14:ligatures w14:val="standardContextual"/>
             </w:rPr>
           </w:pPr>
-          <w:hyperlink w:anchor="_Toc241696946" w:history="1">
+          <w:hyperlink w:anchor="_Toc241745818" w:history="1">
             <w:r>
               <w:rPr>
                 <w:rStyle w:val="Hiperligao"/>
@@ -918,7 +918,7 @@
               <w:rPr>
                 <w:noProof/>
               </w:rPr>
-              <w:instrText xml:space="preserve"> PAGEREF _Toc241696946 \h </w:instrText>
+              <w:instrText xml:space="preserve"> PAGEREF _Toc241745818 \h </w:instrText>
             </w:r>
             <w:r>
               <w:rPr>
@@ -960,7 +960,7 @@
               <w14:ligatures w14:val="standardContextual"/>
             </w:rPr>
           </w:pPr>
-          <w:hyperlink w:anchor="_Toc241696947" w:history="1">
+          <w:hyperlink w:anchor="_Toc241745819" w:history="1">
             <w:r>
               <w:rPr>
                 <w:rStyle w:val="Hiperligao"/>
@@ -984,7 +984,7 @@
               <w:rPr>
                 <w:noProof/>
               </w:rPr>
-              <w:instrText xml:space="preserve"> PAGEREF _Toc241696947 \h </w:instrText>
+              <w:instrText xml:space="preserve"> PAGEREF _Toc241745819 \h </w:instrText>
             </w:r>
             <w:r>
               <w:rPr>
@@ -1026,7 +1026,7 @@
               <w14:ligatures w14:val="standardContextual"/>
             </w:rPr>
           </w:pPr>
-          <w:hyperlink w:anchor="_Toc241696948" w:history="1">
+          <w:hyperlink w:anchor="_Toc241745820" w:history="1">
             <w:r>
               <w:rPr>
                 <w:rStyle w:val="Hiperligao"/>
@@ -1050,7 +1050,7 @@
               <w:rPr>
                 <w:noProof/>
               </w:rPr>
-              <w:instrText xml:space="preserve"> PAGEREF _Toc241696948 \h </w:instrText>
+              <w:instrText xml:space="preserve"> PAGEREF _Toc241745820 \h </w:instrText>
             </w:r>
             <w:r>
               <w:rPr>
@@ -1092,7 +1092,7 @@
               <w14:ligatures w14:val="standardContextual"/>
             </w:rPr>
           </w:pPr>
-          <w:hyperlink w:anchor="_Toc241696949" w:history="1">
+          <w:hyperlink w:anchor="_Toc241745821" w:history="1">
             <w:r>
               <w:rPr>
                 <w:rStyle w:val="Hiperligao"/>
@@ -1116,7 +1116,7 @@
               <w:rPr>
                 <w:noProof/>
               </w:rPr>
-              <w:instrText xml:space="preserve"> PAGEREF _Toc241696949 \h </w:instrText>
+              <w:instrText xml:space="preserve"> PAGEREF _Toc241745821 \h </w:instrText>
             </w:r>
             <w:r>
               <w:rPr>
@@ -1158,7 +1158,7 @@
               <w14:ligatures w14:val="standardContextual"/>
             </w:rPr>
           </w:pPr>
-          <w:hyperlink w:anchor="_Toc241696950" w:history="1">
+          <w:hyperlink w:anchor="_Toc241745822" w:history="1">
             <w:r>
               <w:rPr>
                 <w:rStyle w:val="Hiperligao"/>
@@ -1182,7 +1182,7 @@
               <w:rPr>
                 <w:noProof/>
               </w:rPr>
-              <w:instrText xml:space="preserve"> PAGEREF _Toc241696950 \h </w:instrText>
+              <w:instrText xml:space="preserve"> PAGEREF _Toc241745822 \h </w:instrText>
             </w:r>
             <w:r>
               <w:rPr>
@@ -1224,7 +1224,7 @@
               <w14:ligatures w14:val="standardContextual"/>
             </w:rPr>
           </w:pPr>
-          <w:hyperlink w:anchor="_Toc241696951" w:history="1">
+          <w:hyperlink w:anchor="_Toc241745823" w:history="1">
             <w:r>
               <w:rPr>
                 <w:rStyle w:val="Hiperligao"/>
@@ -1248,7 +1248,7 @@
               <w:rPr>
                 <w:noProof/>
               </w:rPr>
-              <w:instrText xml:space="preserve"> PAGEREF _Toc241696951 \h </w:instrText>
+              <w:instrText xml:space="preserve"> PAGEREF _Toc241745823 \h </w:instrText>
             </w:r>
             <w:r>
               <w:rPr>
@@ -1290,7 +1290,7 @@
               <w14:ligatures w14:val="standardContextual"/>
             </w:rPr>
           </w:pPr>
-          <w:hyperlink w:anchor="_Toc241696952" w:history="1">
+          <w:hyperlink w:anchor="_Toc241745824" w:history="1">
             <w:r>
               <w:rPr>
                 <w:rStyle w:val="Hiperligao"/>
@@ -1314,7 +1314,7 @@
               <w:rPr>
                 <w:noProof/>
               </w:rPr>
-              <w:instrText xml:space="preserve"> PAGEREF _Toc241696952 \h </w:instrText>
+              <w:instrText xml:space="preserve"> PAGEREF _Toc241745824 \h </w:instrText>
             </w:r>
             <w:r>
               <w:rPr>
@@ -1356,7 +1356,7 @@
               <w14:ligatures w14:val="standardContextual"/>
             </w:rPr>
           </w:pPr>
-          <w:hyperlink w:anchor="_Toc241696953" w:history="1">
+          <w:hyperlink w:anchor="_Toc241745825" w:history="1">
             <w:r>
               <w:rPr>
                 <w:rStyle w:val="Hiperligao"/>
@@ -1380,7 +1380,7 @@
               <w:rPr>
                 <w:noProof/>
               </w:rPr>
-              <w:instrText xml:space="preserve"> PAGEREF _Toc241696953 \h </w:instrText>
+              <w:instrText xml:space="preserve"> PAGEREF _Toc241745825 \h </w:instrText>
             </w:r>
             <w:r>
               <w:rPr>
@@ -1422,7 +1422,7 @@
               <w14:ligatures w14:val="standardContextual"/>
             </w:rPr>
           </w:pPr>
-          <w:hyperlink w:anchor="_Toc241696954" w:history="1">
+          <w:hyperlink w:anchor="_Toc241745826" w:history="1">
             <w:r>
               <w:rPr>
                 <w:rStyle w:val="Hiperligao"/>
@@ -1446,7 +1446,7 @@
               <w:rPr>
                 <w:noProof/>
               </w:rPr>
-              <w:instrText xml:space="preserve"> PAGEREF _Toc241696954 \h </w:instrText>
+              <w:instrText xml:space="preserve"> PAGEREF _Toc241745826 \h </w:instrText>
             </w:r>
             <w:r>
               <w:rPr>
@@ -1488,7 +1488,7 @@
               <w14:ligatures w14:val="standardContextual"/>
             </w:rPr>
           </w:pPr>
-          <w:hyperlink w:anchor="_Toc241696955" w:history="1">
+          <w:hyperlink w:anchor="_Toc241745827" w:history="1">
             <w:r>
               <w:rPr>
                 <w:rStyle w:val="Hiperligao"/>
@@ -1512,7 +1512,7 @@
               <w:rPr>
                 <w:noProof/>
               </w:rPr>
-              <w:instrText xml:space="preserve"> PAGEREF _Toc241696955 \h </w:instrText>
+              <w:instrText xml:space="preserve"> PAGEREF _Toc241745827 \h </w:instrText>
             </w:r>
             <w:r>
               <w:rPr>
@@ -1554,7 +1554,7 @@
               <w14:ligatures w14:val="standardContextual"/>
             </w:rPr>
           </w:pPr>
-          <w:hyperlink w:anchor="_Toc241696956" w:history="1">
+          <w:hyperlink w:anchor="_Toc241745828" w:history="1">
             <w:r>
               <w:rPr>
                 <w:rStyle w:val="Hiperligao"/>
@@ -1578,7 +1578,7 @@
               <w:rPr>
                 <w:noProof/>
               </w:rPr>
-              <w:instrText xml:space="preserve"> PAGEREF _Toc241696956 \h </w:instrText>
+              <w:instrText xml:space="preserve"> PAGEREF _Toc241745828 \h </w:instrText>
             </w:r>
             <w:r>
               <w:rPr>
@@ -1620,7 +1620,7 @@
               <w14:ligatures w14:val="standardContextual"/>
             </w:rPr>
           </w:pPr>
-          <w:hyperlink w:anchor="_Toc241696957" w:history="1">
+          <w:hyperlink w:anchor="_Toc241745829" w:history="1">
             <w:r>
               <w:rPr>
                 <w:rStyle w:val="Hiperligao"/>
@@ -1644,7 +1644,7 @@
               <w:rPr>
                 <w:noProof/>
               </w:rPr>
-              <w:instrText xml:space="preserve"> PAGEREF _Toc241696957 \h </w:instrText>
+              <w:instrText xml:space="preserve"> PAGEREF _Toc241745829 \h </w:instrText>
             </w:r>
             <w:r>
               <w:rPr>
@@ -1686,7 +1686,7 @@
               <w14:ligatures w14:val="standardContextual"/>
             </w:rPr>
           </w:pPr>
-          <w:hyperlink w:anchor="_Toc241696958" w:history="1">
+          <w:hyperlink w:anchor="_Toc241745830" w:history="1">
             <w:r>
               <w:rPr>
                 <w:rStyle w:val="Hiperligao"/>
@@ -1710,7 +1710,7 @@
               <w:rPr>
                 <w:noProof/>
               </w:rPr>
-              <w:instrText xml:space="preserve"> PAGEREF _Toc241696958 \h </w:instrText>
+              <w:instrText xml:space="preserve"> PAGEREF _Toc241745830 \h </w:instrText>
             </w:r>
             <w:r>
               <w:rPr>
@@ -1752,7 +1752,7 @@
               <w14:ligatures w14:val="standardContextual"/>
             </w:rPr>
           </w:pPr>
-          <w:hyperlink w:anchor="_Toc241696959" w:history="1">
+          <w:hyperlink w:anchor="_Toc241745831" w:history="1">
             <w:r>
               <w:rPr>
                 <w:rStyle w:val="Hiperligao"/>
@@ -1776,7 +1776,7 @@
               <w:rPr>
                 <w:noProof/>
               </w:rPr>
-              <w:instrText xml:space="preserve"> PAGEREF _Toc241696959 \h </w:instrText>
+              <w:instrText xml:space="preserve"> PAGEREF _Toc241745831 \h </w:instrText>
             </w:r>
             <w:r>
               <w:rPr>
@@ -1818,7 +1818,7 @@
               <w14:ligatures w14:val="standardContextual"/>
             </w:rPr>
           </w:pPr>
-          <w:hyperlink w:anchor="_Toc241696960" w:history="1">
+          <w:hyperlink w:anchor="_Toc241745832" w:history="1">
             <w:r>
               <w:rPr>
                 <w:rStyle w:val="Hiperligao"/>
@@ -1842,7 +1842,7 @@
               <w:rPr>
                 <w:noProof/>
               </w:rPr>
-              <w:instrText xml:space="preserve"> PAGEREF _Toc241696960 \h </w:instrText>
+              <w:instrText xml:space="preserve"> PAGEREF _Toc241745832 \h </w:instrText>
             </w:r>
             <w:r>
               <w:rPr>
@@ -1884,7 +1884,7 @@
               <w14:ligatures w14:val="standardContextual"/>
             </w:rPr>
           </w:pPr>
-          <w:hyperlink w:anchor="_Toc241696961" w:history="1">
+          <w:hyperlink w:anchor="_Toc241745833" w:history="1">
             <w:r>
               <w:rPr>
                 <w:rStyle w:val="Hiperligao"/>
@@ -1908,7 +1908,7 @@
               <w:rPr>
                 <w:noProof/>
               </w:rPr>
-              <w:instrText xml:space="preserve"> PAGEREF _Toc241696961 \h </w:instrText>
+              <w:instrText xml:space="preserve"> PAGEREF _Toc241745833 \h </w:instrText>
             </w:r>
             <w:r>
               <w:rPr>
@@ -1950,7 +1950,7 @@
               <w14:ligatures w14:val="standardContextual"/>
             </w:rPr>
           </w:pPr>
-          <w:hyperlink w:anchor="_Toc241696962" w:history="1">
+          <w:hyperlink w:anchor="_Toc241745834" w:history="1">
             <w:r>
               <w:rPr>
                 <w:rStyle w:val="Hiperligao"/>
@@ -1974,7 +1974,7 @@
               <w:rPr>
                 <w:noProof/>
               </w:rPr>
-              <w:instrText xml:space="preserve"> PAGEREF _Toc241696962 \h </w:instrText>
+              <w:instrText xml:space="preserve"> PAGEREF _Toc241745834 \h </w:instrText>
             </w:r>
             <w:r>
               <w:rPr>
@@ -2016,7 +2016,7 @@
               <w14:ligatures w14:val="standardContextual"/>
             </w:rPr>
           </w:pPr>
-          <w:hyperlink w:anchor="_Toc241696963" w:history="1">
+          <w:hyperlink w:anchor="_Toc241745835" w:history="1">
             <w:r>
               <w:rPr>
                 <w:rStyle w:val="Hiperligao"/>
@@ -2040,7 +2040,7 @@
               <w:rPr>
                 <w:noProof/>
               </w:rPr>
-              <w:instrText xml:space="preserve"> PAGEREF _Toc241696963 \h </w:instrText>
+              <w:instrText xml:space="preserve"> PAGEREF _Toc241745835 \h </w:instrText>
             </w:r>
             <w:r>
               <w:rPr>
@@ -2088,7 +2088,7 @@
       <w:pPr>
         <w:pStyle w:val="Ttulo1"/>
       </w:pPr>
-      <w:bookmarkStart w:id="0" w:name="_Toc241696934"/>
+      <w:bookmarkStart w:id="0" w:name="_Toc241745806"/>
       <w:r>
         <w:lastRenderedPageBreak/>
         <w:t>A sua função num relance</w:t>
@@ -2833,7 +2833,7 @@
       <w:pPr>
         <w:pStyle w:val="Ttulo2"/>
       </w:pPr>
-      <w:bookmarkStart w:id="1" w:name="_Toc241696935"/>
+      <w:bookmarkStart w:id="1" w:name="_Toc241745807"/>
       <w:r>
         <w:t>De onde vem o seu acesso</w:t>
       </w:r>
@@ -3887,7 +3887,7 @@
       <w:pPr>
         <w:pStyle w:val="Ttulo2"/>
       </w:pPr>
-      <w:bookmarkStart w:id="2" w:name="_Toc241696936"/>
+      <w:bookmarkStart w:id="2" w:name="_Toc241745808"/>
       <w:r>
         <w:t>Iniciar sessão, alterar a palavra-passe, terminar sessão</w:t>
       </w:r>
@@ -4002,7 +4002,7 @@
         </w:rPr>
         <w:lastRenderedPageBreak/>
         <w:drawing>
-          <wp:inline distT="0" distB="0" distL="0" distR="0" wp14:anchorId="5BC39BE6" wp14:editId="7A40B705">
+          <wp:inline distT="0" distB="0" distL="0" distR="0" wp14:anchorId="76B5BFA5" wp14:editId="35861640">
             <wp:extent cx="5715000" cy="3571875"/>
             <wp:effectExtent l="0" t="0" r="0" b="0"/>
             <wp:docPr id="298" name="01-login.png" descr="A página de início de sessão com Email, Palavra-passe, Manter sessão iniciada e o botão Iniciar sessão." title="A página de início de sessão com Email, Palavra-passe, Manter sessão iniciada e o botão Iniciar sessão."/>
@@ -4436,7 +4436,7 @@
         <w:pStyle w:val="Ttulo1"/>
         <w:pageBreakBefore/>
       </w:pPr>
-      <w:bookmarkStart w:id="3" w:name="_Toc241696937"/>
+      <w:bookmarkStart w:id="3" w:name="_Toc241745809"/>
       <w:r>
         <w:lastRenderedPageBreak/>
         <w:t>Painel</w:t>
@@ -4469,7 +4469,7 @@
           <w:noProof/>
         </w:rPr>
         <w:drawing>
-          <wp:inline distT="0" distB="0" distL="0" distR="0" wp14:anchorId="1FBA2D4F" wp14:editId="4468F828">
+          <wp:inline distT="0" distB="0" distL="0" distR="0" wp14:anchorId="74107215" wp14:editId="35F591DB">
             <wp:extent cx="5715000" cy="3571875"/>
             <wp:effectExtent l="0" t="0" r="0" b="0"/>
             <wp:docPr id="299" name="45-dashboard.png" descr="O painel com os cartões de resumo e a lista Mapas Recentes." title="O painel com os cartões de resumo e a lista Mapas Recentes."/>
@@ -5044,7 +5044,7 @@
         <w:pStyle w:val="Ttulo1"/>
         <w:pageBreakBefore/>
       </w:pPr>
-      <w:bookmarkStart w:id="4" w:name="_Toc241696938"/>
+      <w:bookmarkStart w:id="4" w:name="_Toc241745810"/>
       <w:r>
         <w:lastRenderedPageBreak/>
         <w:t>Mapas</w:t>
@@ -5077,7 +5077,7 @@
           <w:noProof/>
         </w:rPr>
         <w:drawing>
-          <wp:inline distT="0" distB="0" distL="0" distR="0" wp14:anchorId="0A04E2D0" wp14:editId="787DF597">
+          <wp:inline distT="0" distB="0" distL="0" distR="0" wp14:anchorId="28E94CB6" wp14:editId="1930A6E7">
             <wp:extent cx="5715000" cy="3429000"/>
             <wp:effectExtent l="0" t="0" r="0" b="0"/>
             <wp:docPr id="300" name="03-maps-mine.png" descr="A lista de Mapas, separador Meus, com os ícones de ação na linha do mapa." title="A lista de Mapas, separador Meus, com os ícones de ação na linha do mapa."/>
@@ -5129,7 +5129,7 @@
       <w:pPr>
         <w:pStyle w:val="Ttulo2"/>
       </w:pPr>
-      <w:bookmarkStart w:id="5" w:name="_Toc241696939"/>
+      <w:bookmarkStart w:id="5" w:name="_Toc241745811"/>
       <w:r>
         <w:t>Separadores, pesquisa e filtros</w:t>
       </w:r>
@@ -5880,7 +5880,7 @@
       <w:pPr>
         <w:pStyle w:val="Ttulo2"/>
       </w:pPr>
-      <w:bookmarkStart w:id="6" w:name="_Toc241696940"/>
+      <w:bookmarkStart w:id="6" w:name="_Toc241745812"/>
       <w:r>
         <w:lastRenderedPageBreak/>
         <w:t>Ações da linha</w:t>
@@ -6617,7 +6617,7 @@
       <w:pPr>
         <w:pStyle w:val="Ttulo2"/>
       </w:pPr>
-      <w:bookmarkStart w:id="7" w:name="_Toc241696941"/>
+      <w:bookmarkStart w:id="7" w:name="_Toc241745813"/>
       <w:r>
         <w:t>Livros</w:t>
       </w:r>
@@ -7102,7 +7102,7 @@
           <w:noProof/>
         </w:rPr>
         <w:drawing>
-          <wp:inline distT="0" distB="0" distL="0" distR="0" wp14:anchorId="13438C42" wp14:editId="216870C2">
+          <wp:inline distT="0" distB="0" distL="0" distR="0" wp14:anchorId="7A7FBC03" wp14:editId="115CC5F7">
             <wp:extent cx="2905125" cy="1543050"/>
             <wp:effectExtent l="0" t="0" r="0" b="0"/>
             <wp:docPr id="301" name="02-workbook-copy-dialog.png" descr="A caixa de diálogo Copiar livro com o campo do nome do novo livro." title="A caixa de diálogo Copiar livro com o campo do nome do novo livro."/>
@@ -7169,7 +7169,7 @@
       <w:pPr>
         <w:pStyle w:val="Ttulo2"/>
       </w:pPr>
-      <w:bookmarkStart w:id="8" w:name="_Toc241696942"/>
+      <w:bookmarkStart w:id="8" w:name="_Toc241745814"/>
       <w:r>
         <w:t>Copiar um mapa</w:t>
       </w:r>
@@ -7251,7 +7251,7 @@
       <w:pPr>
         <w:pStyle w:val="Ttulo2"/>
       </w:pPr>
-      <w:bookmarkStart w:id="9" w:name="_Toc241696943"/>
+      <w:bookmarkStart w:id="9" w:name="_Toc241745815"/>
       <w:r>
         <w:t>Partilhar um mapa de que é proprietário</w:t>
       </w:r>
@@ -7335,7 +7335,7 @@
           <w:noProof/>
         </w:rPr>
         <w:drawing>
-          <wp:inline distT="0" distB="0" distL="0" distR="0" wp14:anchorId="3EBA7F78" wp14:editId="13B8F2E4">
+          <wp:inline distT="0" distB="0" distL="0" distR="0" wp14:anchorId="2F234669" wp14:editId="7750EE07">
             <wp:extent cx="3743325" cy="1581150"/>
             <wp:effectExtent l="0" t="0" r="0" b="0"/>
             <wp:docPr id="302" name="29-share-dialog-search.png" descr="A caixa de diálogo Partilhar mapa com uma pessoa encontrada e os botões Pode ver, Pode exportar e Pode editar." title="A caixa de diálogo Partilhar mapa com uma pessoa encontrada e os botões Pode ver, Pode exportar e Pode editar."/>
@@ -7769,7 +7769,7 @@
         <w:pStyle w:val="Ttulo1"/>
         <w:pageBreakBefore/>
       </w:pPr>
-      <w:bookmarkStart w:id="10" w:name="_Toc241696944"/>
+      <w:bookmarkStart w:id="10" w:name="_Toc241745816"/>
       <w:r>
         <w:lastRenderedPageBreak/>
         <w:t>O visualizador de mapas</w:t>
@@ -7792,7 +7792,7 @@
           <w:noProof/>
         </w:rPr>
         <w:drawing>
-          <wp:inline distT="0" distB="0" distL="0" distR="0" wp14:anchorId="394AD591" wp14:editId="06EFF31F">
+          <wp:inline distT="0" distB="0" distL="0" distR="0" wp14:anchorId="76C8721C" wp14:editId="02CE87D9">
             <wp:extent cx="5715000" cy="3571875"/>
             <wp:effectExtent l="0" t="0" r="0" b="0"/>
             <wp:docPr id="303" name="25-viewer-results.png" descr="O visualizador de mapas depois de uma execução concluída, com a grelha de resultados e os botões de exportação." title="O visualizador de mapas depois de uma execução concluída, com a grelha de resultados e os botões de exportação."/>
@@ -8321,7 +8321,7 @@
       <w:pPr>
         <w:pStyle w:val="Ttulo2"/>
       </w:pPr>
-      <w:bookmarkStart w:id="11" w:name="_Toc241696945"/>
+      <w:bookmarkStart w:id="11" w:name="_Toc241745817"/>
       <w:r>
         <w:lastRenderedPageBreak/>
         <w:t>Parâmetros de execução</w:t>
@@ -8364,7 +8364,7 @@
           <w:noProof/>
         </w:rPr>
         <w:drawing>
-          <wp:inline distT="0" distB="0" distL="0" distR="0" wp14:anchorId="3E4E9EC4" wp14:editId="692D8903">
+          <wp:inline distT="0" distB="0" distL="0" distR="0" wp14:anchorId="483E440F" wp14:editId="17C5BE15">
             <wp:extent cx="2905125" cy="2457450"/>
             <wp:effectExtent l="0" t="0" r="0" b="0"/>
             <wp:docPr id="304" name="24-viewer-params-filled.png" descr="A caixa de diálogo Parâmetros de execução com os dois valores obrigatórios preenchidos." title="A caixa de diálogo Parâmetros de execução com os dois valores obrigatórios preenchidos."/>
@@ -8416,7 +8416,7 @@
       <w:pPr>
         <w:pStyle w:val="Ttulo2"/>
       </w:pPr>
-      <w:bookmarkStart w:id="12" w:name="_Toc241696946"/>
+      <w:bookmarkStart w:id="12" w:name="_Toc241745818"/>
       <w:r>
         <w:t>Ler os resultados</w:t>
       </w:r>
@@ -9100,7 +9100,7 @@
       <w:pPr>
         <w:pStyle w:val="Ttulo2"/>
       </w:pPr>
-      <w:bookmarkStart w:id="13" w:name="_Toc241696947"/>
+      <w:bookmarkStart w:id="13" w:name="_Toc241745819"/>
       <w:r>
         <w:t>Exportar os resultados</w:t>
       </w:r>
@@ -9431,7 +9431,7 @@
           <w:noProof/>
         </w:rPr>
         <w:drawing>
-          <wp:inline distT="0" distB="0" distL="0" distR="0" wp14:anchorId="12EE20B1" wp14:editId="5468EFA8">
+          <wp:inline distT="0" distB="0" distL="0" distR="0" wp14:anchorId="1819F2D0" wp14:editId="3684DE78">
             <wp:extent cx="3324225" cy="3990975"/>
             <wp:effectExtent l="0" t="0" r="0" b="0"/>
             <wp:docPr id="305" name="17-builder-pdf-dialog.png" descr="A caixa de diálogo de exportação para PDF com as opções de orientação, tamanho da página, título e tipo de letra." title="A caixa de diálogo de exportação para PDF com as opções de orientação, tamanho da página, título e tipo de letra."/>
@@ -9908,7 +9908,7 @@
         <w:pStyle w:val="Ttulo1"/>
         <w:pageBreakBefore/>
       </w:pPr>
-      <w:bookmarkStart w:id="14" w:name="_Toc241696948"/>
+      <w:bookmarkStart w:id="14" w:name="_Toc241745820"/>
       <w:r>
         <w:lastRenderedPageBreak/>
         <w:t>Construir e editar mapas</w:t>
@@ -9971,7 +9971,7 @@
           <w:noProof/>
         </w:rPr>
         <w:drawing>
-          <wp:inline distT="0" distB="0" distL="0" distR="0" wp14:anchorId="58BED333" wp14:editId="2BB93D32">
+          <wp:inline distT="0" distB="0" distL="0" distR="0" wp14:anchorId="22577152" wp14:editId="0FA31475">
             <wp:extent cx="5715000" cy="3571875"/>
             <wp:effectExtent l="0" t="0" r="0" b="0"/>
             <wp:docPr id="306" name="05-builder-overview.png" descr="O construtor de mapas com a árvore Áreas de Negócio, a área de Colunas e o painel Propriedades." title="O construtor de mapas com a árvore Áreas de Negócio, a área de Colunas e o painel Propriedades."/>
@@ -10078,7 +10078,7 @@
       <w:pPr>
         <w:pStyle w:val="Ttulo2"/>
       </w:pPr>
-      <w:bookmarkStart w:id="15" w:name="_Toc241696949"/>
+      <w:bookmarkStart w:id="15" w:name="_Toc241745821"/>
       <w:r>
         <w:t>Barra de ferramentas</w:t>
       </w:r>
@@ -11004,7 +11004,7 @@
       <w:pPr>
         <w:pStyle w:val="Ttulo2"/>
       </w:pPr>
-      <w:bookmarkStart w:id="16" w:name="_Toc241696950"/>
+      <w:bookmarkStart w:id="16" w:name="_Toc241745822"/>
       <w:r>
         <w:t>Adicionar colunas</w:t>
       </w:r>
@@ -11169,7 +11169,7 @@
       <w:pPr>
         <w:pStyle w:val="Ttulo2"/>
       </w:pPr>
-      <w:bookmarkStart w:id="17" w:name="_Toc241696951"/>
+      <w:bookmarkStart w:id="17" w:name="_Toc241745823"/>
       <w:r>
         <w:t>Configurar uma coluna</w:t>
       </w:r>
@@ -12169,7 +12169,7 @@
           <w:noProof/>
         </w:rPr>
         <w:drawing>
-          <wp:inline distT="0" distB="0" distL="0" distR="0" wp14:anchorId="7C6D6FB1" wp14:editId="0D62D2EA">
+          <wp:inline distT="0" distB="0" distL="0" distR="0" wp14:anchorId="7E5492C8" wp14:editId="0D901166">
             <wp:extent cx="5715000" cy="3571875"/>
             <wp:effectExtent l="0" t="0" r="0" b="0"/>
             <wp:docPr id="307" name="08-builder-column-aggregation.png" descr="A caixa de diálogo Configurar coluna com a lista Agregação aberta." title="A caixa de diálogo Configurar coluna com a lista Agregação aberta."/>
@@ -12221,7 +12221,7 @@
       <w:pPr>
         <w:pStyle w:val="Ttulo2"/>
       </w:pPr>
-      <w:bookmarkStart w:id="18" w:name="_Toc241696952"/>
+      <w:bookmarkStart w:id="18" w:name="_Toc241745824"/>
       <w:r>
         <w:lastRenderedPageBreak/>
         <w:t>Separadores do painel direito</w:t>
@@ -12967,7 +12967,7 @@
           <w:noProof/>
         </w:rPr>
         <w:drawing>
-          <wp:inline distT="0" distB="0" distL="0" distR="0" wp14:anchorId="234206FE" wp14:editId="371309A7">
+          <wp:inline distT="0" distB="0" distL="0" distR="0" wp14:anchorId="6AF82A94" wp14:editId="4D865644">
             <wp:extent cx="5715000" cy="3571875"/>
             <wp:effectExtent l="0" t="0" r="0" b="0"/>
             <wp:docPr id="308" name="09-builder-conditions.png" descr="O separador Condições com as condições do mapa e os controlos de operador e valor ou pedido." title="O separador Condições com as condições do mapa e os controlos de operador e valor ou pedido."/>
@@ -13125,7 +13125,7 @@
       <w:pPr>
         <w:pStyle w:val="Ttulo2"/>
       </w:pPr>
-      <w:bookmarkStart w:id="19" w:name="_Toc241696953"/>
+      <w:bookmarkStart w:id="19" w:name="_Toc241745825"/>
       <w:r>
         <w:t>Formatação condicional</w:t>
       </w:r>
@@ -13830,7 +13830,7 @@
           <w:noProof/>
         </w:rPr>
         <w:drawing>
-          <wp:inline distT="0" distB="0" distL="0" distR="0" wp14:anchorId="70661B2A" wp14:editId="182D0FC0">
+          <wp:inline distT="0" distB="0" distL="0" distR="0" wp14:anchorId="35A85B20" wp14:editId="16BCAE19">
             <wp:extent cx="3324225" cy="1457325"/>
             <wp:effectExtent l="0" t="0" r="0" b="0"/>
             <wp:docPr id="309" name="19-builder-formatting-dialog.png" descr="A caixa de diálogo Formatação com a lista de regras e os controlos de Adicionar regra." title="A caixa de diálogo Formatação com a lista de regras e os controlos de Adicionar regra."/>
@@ -13882,7 +13882,7 @@
       <w:pPr>
         <w:pStyle w:val="Ttulo2"/>
       </w:pPr>
-      <w:bookmarkStart w:id="20" w:name="_Toc241696954"/>
+      <w:bookmarkStart w:id="20" w:name="_Toc241745826"/>
       <w:r>
         <w:t>Executar a partir do construtor e execuções recusadas</w:t>
       </w:r>
@@ -13929,7 +13929,7 @@
       <w:pPr>
         <w:pStyle w:val="Ttulo2"/>
       </w:pPr>
-      <w:bookmarkStart w:id="21" w:name="_Toc241696955"/>
+      <w:bookmarkStart w:id="21" w:name="_Toc241745827"/>
       <w:r>
         <w:t>Exemplo: construir um mapa pequeno</w:t>
       </w:r>
@@ -14079,7 +14079,7 @@
         <w:pStyle w:val="Ttulo1"/>
         <w:pageBreakBefore/>
       </w:pPr>
-      <w:bookmarkStart w:id="22" w:name="_Toc241696956"/>
+      <w:bookmarkStart w:id="22" w:name="_Toc241745828"/>
       <w:r>
         <w:lastRenderedPageBreak/>
         <w:t>Execuções</w:t>
@@ -14112,7 +14112,7 @@
           <w:noProof/>
         </w:rPr>
         <w:drawing>
-          <wp:inline distT="0" distB="0" distL="0" distR="0" wp14:anchorId="13C1E509" wp14:editId="107C4B29">
+          <wp:inline distT="0" distB="0" distL="0" distR="0" wp14:anchorId="5F6FB5E5" wp14:editId="5BA1F09A">
             <wp:extent cx="5715000" cy="3571875"/>
             <wp:effectExtent l="0" t="0" r="0" b="0"/>
             <wp:docPr id="310" name="41-runs.png" descr="A página Execuções com os filtros e a tabela de execuções com os respetivos botões de exportação." title="A página Execuções com os filtros e a tabela de execuções com os respetivos botões de exportação."/>
@@ -15115,7 +15115,7 @@
         <w:pStyle w:val="Ttulo1"/>
         <w:pageBreakBefore/>
       </w:pPr>
-      <w:bookmarkStart w:id="23" w:name="_Toc241696957"/>
+      <w:bookmarkStart w:id="23" w:name="_Toc241745829"/>
       <w:r>
         <w:lastRenderedPageBreak/>
         <w:t>Exportações</w:t>
@@ -15148,7 +15148,7 @@
           <w:noProof/>
         </w:rPr>
         <w:drawing>
-          <wp:inline distT="0" distB="0" distL="0" distR="0" wp14:anchorId="0B5C22EA" wp14:editId="68B41544">
+          <wp:inline distT="0" distB="0" distL="0" distR="0" wp14:anchorId="6E9818B0" wp14:editId="5BF8027C">
             <wp:extent cx="5715000" cy="3571875"/>
             <wp:effectExtent l="0" t="0" r="0" b="0"/>
             <wp:docPr id="311" name="44-exports.png" descr="A página Exportações com a lista de exportações e um botão Transferir nas concluídas." title="A página Exportações com a lista de exportações e um botão Transferir nas concluídas."/>
@@ -15565,7 +15565,7 @@
         <w:pStyle w:val="Ttulo1"/>
         <w:pageBreakBefore/>
       </w:pPr>
-      <w:bookmarkStart w:id="24" w:name="_Toc241696958"/>
+      <w:bookmarkStart w:id="24" w:name="_Toc241745830"/>
       <w:r>
         <w:lastRenderedPageBreak/>
         <w:t>Agendamentos</w:t>
@@ -15633,7 +15633,7 @@
           <w:noProof/>
         </w:rPr>
         <w:drawing>
-          <wp:inline distT="0" distB="0" distL="0" distR="0" wp14:anchorId="5FA0BCA0" wp14:editId="347127AF">
+          <wp:inline distT="0" distB="0" distL="0" distR="0" wp14:anchorId="54843446" wp14:editId="6ED64A7A">
             <wp:extent cx="5715000" cy="3571875"/>
             <wp:effectExtent l="0" t="0" r="0" b="0"/>
             <wp:docPr id="312" name="38-schedules-list.png" descr="A página Agendamentos com um agendamento em pausa e os respetivos ícones de ação." title="A página Agendamentos com um agendamento em pausa e os respetivos ícones de ação."/>
@@ -16391,7 +16391,7 @@
       <w:pPr>
         <w:pStyle w:val="Ttulo2"/>
       </w:pPr>
-      <w:bookmarkStart w:id="25" w:name="_Toc241696959"/>
+      <w:bookmarkStart w:id="25" w:name="_Toc241745831"/>
       <w:r>
         <w:t>Novo Agendamento</w:t>
       </w:r>
@@ -16601,7 +16601,7 @@
           <w:noProof/>
         </w:rPr>
         <w:drawing>
-          <wp:inline distT="0" distB="0" distL="0" distR="0" wp14:anchorId="740C2B14" wp14:editId="11DD9B8D">
+          <wp:inline distT="0" distB="0" distL="0" distR="0" wp14:anchorId="2DF41D7D" wp14:editId="091BFEEF">
             <wp:extent cx="3743325" cy="4676775"/>
             <wp:effectExtent l="0" t="0" r="0" b="0"/>
             <wp:docPr id="313" name="37-schedule-filled.png" descr="A caixa de diálogo Novo Agendamento preenchida, com frequência mensal e Ativado desmarcado." title="A caixa de diálogo Novo Agendamento preenchida, com frequência mensal e Ativado desmarcado."/>
@@ -17439,7 +17439,7 @@
       <w:pPr>
         <w:pStyle w:val="Ttulo2"/>
       </w:pPr>
-      <w:bookmarkStart w:id="26" w:name="_Toc241696960"/>
+      <w:bookmarkStart w:id="26" w:name="_Toc241745832"/>
       <w:r>
         <w:t>Histórico</w:t>
       </w:r>
@@ -17587,7 +17587,7 @@
         <w:pStyle w:val="Ttulo1"/>
         <w:pageBreakBefore/>
       </w:pPr>
-      <w:bookmarkStart w:id="27" w:name="_Toc241696961"/>
+      <w:bookmarkStart w:id="27" w:name="_Toc241745833"/>
       <w:r>
         <w:lastRenderedPageBreak/>
         <w:t>Definições</w:t>
@@ -17620,7 +17620,7 @@
           <w:noProof/>
         </w:rPr>
         <w:drawing>
-          <wp:inline distT="0" distB="0" distL="0" distR="0" wp14:anchorId="7DA5184E" wp14:editId="41A26F5B">
+          <wp:inline distT="0" distB="0" distL="0" distR="0" wp14:anchorId="120FC4FC" wp14:editId="0204A6D5">
             <wp:extent cx="5715000" cy="3571875"/>
             <wp:effectExtent l="0" t="0" r="0" b="0"/>
             <wp:docPr id="314" name="04-settings.png" descr="A página Definições com os cartões Idioma de exibição, Aparência e Paleta." title="A página Definições com os cartões Idioma de exibição, Aparência e Paleta."/>
@@ -18175,7 +18175,7 @@
         <w:pStyle w:val="Ttulo1"/>
         <w:pageBreakBefore/>
       </w:pPr>
-      <w:bookmarkStart w:id="28" w:name="_Toc241696962"/>
+      <w:bookmarkStart w:id="28" w:name="_Toc241745834"/>
       <w:r>
         <w:lastRenderedPageBreak/>
         <w:t>Perguntas frequentes</w:t>
@@ -18357,7 +18357,7 @@
         <w:pStyle w:val="Ttulo1"/>
         <w:pageBreakBefore/>
       </w:pPr>
-      <w:bookmarkStart w:id="29" w:name="_Toc241696963"/>
+      <w:bookmarkStart w:id="29" w:name="_Toc241745835"/>
       <w:r>
         <w:lastRenderedPageBreak/>
         <w:t>Glossário</w:t>
@@ -19379,10 +19379,126 @@
 <file path=word/numbering.xml><?xml version="1.0" encoding="utf-8"?>
 <w:numbering xmlns:wpc="http://schemas.microsoft.com/office/word/2010/wordprocessingCanvas" xmlns:cx="http://schemas.microsoft.com/office/drawing/2014/chartex" xmlns:cx1="http://schemas.microsoft.com/office/drawing/2015/9/8/chartex" xmlns:cx2="http://schemas.microsoft.com/office/drawing/2015/10/21/chartex" xmlns:cx3="http://schemas.microsoft.com/office/drawing/2016/5/9/chartex" xmlns:cx4="http://schemas.microsoft.com/office/drawing/2016/5/10/chartex" xmlns:cx5="http://schemas.microsoft.com/office/drawing/2016/5/11/chartex" xmlns:cx6="http://schemas.microsoft.com/office/drawing/2016/5/12/chartex" xmlns:cx7="http://schemas.microsoft.com/office/drawing/2016/5/13/chartex" xmlns:cx8="http://schemas.microsoft.com/office/drawing/2016/5/14/chartex" xmlns:mc="http://schemas.openxmlformats.org/markup-compatibility/2006" xmlns:aink="http://schemas.microsoft.com/office/drawing/2016/ink" xmlns:am3d="http://schemas.microsoft.com/office/drawing/2017/model3d" xmlns:o="urn:schemas-microsoft-com:office:office" xmlns:oel="http://schemas.microsoft.com/office/2019/extlst" xmlns:r="http://schemas.openxmlformats.org/officeDocument/2006/relationships" xmlns:m="http://schemas.openxmlformats.org/officeDocument/2006/math" xmlns:v="urn:schemas-microsoft-com:vml" xmlns:wp14="http://schemas.microsoft.com/office/word/2010/wordprocessingDrawing" xmlns:wp="http://schemas.openxmlformats.org/drawingml/2006/wordprocessingDrawing" xmlns:w10="urn:schemas-microsoft-com:office:word" xmlns:w="http://schemas.openxmlformats.org/wordprocessingml/2006/main" xmlns:w14="http://schemas.microsoft.com/office/word/2010/wordml" xmlns:w15="http://schemas.microsoft.com/office/word/2012/wordml" xmlns:w16cex="http://schemas.microsoft.com/office/word/2018/wordml/cex" xmlns:w16cid="http://schemas.microsoft.com/office/word/2016/wordml/cid" xmlns:w16="http://schemas.microsoft.com/office/word/2018/wordml" xmlns:w16sdtdh="http://schemas.microsoft.com/office/word/2020/wordml/sdtdatahash" xmlns:w16se="http://schemas.microsoft.com/office/word/2015/wordml/symex" xmlns:wpg="http://schemas.microsoft.com/office/word/2010/wordprocessingGroup" xmlns:wpi="http://schemas.microsoft.com/office/word/2010/wordprocessingInk" xmlns:wne="http://schemas.microsoft.com/office/word/2006/wordml" xmlns:wps="http://schemas.microsoft.com/office/word/2010/wordprocessingShape" mc:Ignorable="w14 w15 w16se w16cid w16 w16cex w16sdtdh wp14">
   <w:abstractNum w:abstractNumId="0" w15:restartNumberingAfterBreak="0">
-    <w:nsid w:val="043525F8"/>
+    <w:nsid w:val="101B0A5B"/>
     <w:multiLevelType w:val="hybridMultilevel"/>
-    <w:tmpl w:val="9BAA71F2"/>
-    <w:lvl w:ilvl="0" w:tplc="E416D34C" w:tentative="1">
+    <w:tmpl w:val="E92E0C6E"/>
+    <w:lvl w:ilvl="0" w:tplc="50DEC624">
+      <w:start w:val="1"/>
+      <w:numFmt w:val="decimal"/>
+      <w:lvlText w:val="%1."/>
+      <w:lvlJc w:val="left"/>
+      <w:pPr>
+        <w:ind w:left="360" w:hanging="300"/>
+      </w:pPr>
+    </w:lvl>
+    <w:lvl w:ilvl="1" w:tplc="EC34093C" w:tentative="1">
+      <w:start w:val="1"/>
+      <w:numFmt w:val="lowerLetter"/>
+      <w:lvlText w:val="%2."/>
+      <w:lvlJc w:val="left"/>
+      <w:pPr>
+        <w:ind w:left="720" w:hanging="300"/>
+      </w:pPr>
+    </w:lvl>
+    <w:lvl w:ilvl="2" w:tplc="AB4E47D8">
+      <w:numFmt w:val="decimal"/>
+      <w:lvlText w:val=""/>
+      <w:lvlJc w:val="left"/>
+    </w:lvl>
+    <w:lvl w:ilvl="3" w:tplc="85B613C4">
+      <w:numFmt w:val="decimal"/>
+      <w:lvlText w:val=""/>
+      <w:lvlJc w:val="left"/>
+    </w:lvl>
+    <w:lvl w:ilvl="4" w:tplc="C67625F8">
+      <w:numFmt w:val="decimal"/>
+      <w:lvlText w:val=""/>
+      <w:lvlJc w:val="left"/>
+    </w:lvl>
+    <w:lvl w:ilvl="5" w:tplc="FF1436D6">
+      <w:numFmt w:val="decimal"/>
+      <w:lvlText w:val=""/>
+      <w:lvlJc w:val="left"/>
+    </w:lvl>
+    <w:lvl w:ilvl="6" w:tplc="09B0FD42">
+      <w:numFmt w:val="decimal"/>
+      <w:lvlText w:val=""/>
+      <w:lvlJc w:val="left"/>
+    </w:lvl>
+    <w:lvl w:ilvl="7" w:tplc="7458F020">
+      <w:numFmt w:val="decimal"/>
+      <w:lvlText w:val=""/>
+      <w:lvlJc w:val="left"/>
+    </w:lvl>
+    <w:lvl w:ilvl="8" w:tplc="8522DD90">
+      <w:numFmt w:val="decimal"/>
+      <w:lvlText w:val=""/>
+      <w:lvlJc w:val="left"/>
+    </w:lvl>
+  </w:abstractNum>
+  <w:abstractNum w:abstractNumId="1" w15:restartNumberingAfterBreak="0">
+    <w:nsid w:val="3BA149B4"/>
+    <w:multiLevelType w:val="hybridMultilevel"/>
+    <w:tmpl w:val="79C0494E"/>
+    <w:lvl w:ilvl="0" w:tplc="87C8908A">
+      <w:start w:val="1"/>
+      <w:numFmt w:val="decimal"/>
+      <w:lvlText w:val="%1."/>
+      <w:lvlJc w:val="left"/>
+      <w:pPr>
+        <w:ind w:left="360" w:hanging="300"/>
+      </w:pPr>
+    </w:lvl>
+    <w:lvl w:ilvl="1" w:tplc="6DBE753E" w:tentative="1">
+      <w:start w:val="1"/>
+      <w:numFmt w:val="lowerLetter"/>
+      <w:lvlText w:val="%2."/>
+      <w:lvlJc w:val="left"/>
+      <w:pPr>
+        <w:ind w:left="720" w:hanging="300"/>
+      </w:pPr>
+    </w:lvl>
+    <w:lvl w:ilvl="2" w:tplc="6512F028">
+      <w:numFmt w:val="decimal"/>
+      <w:lvlText w:val=""/>
+      <w:lvlJc w:val="left"/>
+    </w:lvl>
+    <w:lvl w:ilvl="3" w:tplc="AF364B32">
+      <w:numFmt w:val="decimal"/>
+      <w:lvlText w:val=""/>
+      <w:lvlJc w:val="left"/>
+    </w:lvl>
+    <w:lvl w:ilvl="4" w:tplc="48ECFCB6">
+      <w:numFmt w:val="decimal"/>
+      <w:lvlText w:val=""/>
+      <w:lvlJc w:val="left"/>
+    </w:lvl>
+    <w:lvl w:ilvl="5" w:tplc="8BD638EA">
+      <w:numFmt w:val="decimal"/>
+      <w:lvlText w:val=""/>
+      <w:lvlJc w:val="left"/>
+    </w:lvl>
+    <w:lvl w:ilvl="6" w:tplc="B85E60A0">
+      <w:numFmt w:val="decimal"/>
+      <w:lvlText w:val=""/>
+      <w:lvlJc w:val="left"/>
+    </w:lvl>
+    <w:lvl w:ilvl="7" w:tplc="48C051D8">
+      <w:numFmt w:val="decimal"/>
+      <w:lvlText w:val=""/>
+      <w:lvlJc w:val="left"/>
+    </w:lvl>
+    <w:lvl w:ilvl="8" w:tplc="1E807314">
+      <w:numFmt w:val="decimal"/>
+      <w:lvlText w:val=""/>
+      <w:lvlJc w:val="left"/>
+    </w:lvl>
+  </w:abstractNum>
+  <w:abstractNum w:abstractNumId="2" w15:restartNumberingAfterBreak="0">
+    <w:nsid w:val="4B676BC5"/>
+    <w:multiLevelType w:val="hybridMultilevel"/>
+    <w:tmpl w:val="7A684DFE"/>
+    <w:lvl w:ilvl="0" w:tplc="819CBC2A" w:tentative="1">
       <w:start w:val="1"/>
       <w:numFmt w:val="bullet"/>
       <w:lvlText w:val="●"/>
@@ -19391,7 +19507,7 @@
         <w:ind w:left="720" w:hanging="360"/>
       </w:pPr>
     </w:lvl>
-    <w:lvl w:ilvl="1" w:tplc="AB4618BA" w:tentative="1">
+    <w:lvl w:ilvl="1" w:tplc="235CF828" w:tentative="1">
       <w:start w:val="1"/>
       <w:numFmt w:val="bullet"/>
       <w:lvlText w:val="○"/>
@@ -19400,7 +19516,7 @@
         <w:ind w:left="1440" w:hanging="360"/>
       </w:pPr>
     </w:lvl>
-    <w:lvl w:ilvl="2" w:tplc="F0C67BEA" w:tentative="1">
+    <w:lvl w:ilvl="2" w:tplc="ACE69208" w:tentative="1">
       <w:start w:val="1"/>
       <w:numFmt w:val="bullet"/>
       <w:lvlText w:val="■"/>
@@ -19409,7 +19525,7 @@
         <w:ind w:left="2160" w:hanging="360"/>
       </w:pPr>
     </w:lvl>
-    <w:lvl w:ilvl="3" w:tplc="494421B6" w:tentative="1">
+    <w:lvl w:ilvl="3" w:tplc="CD3AE92A" w:tentative="1">
       <w:start w:val="1"/>
       <w:numFmt w:val="bullet"/>
       <w:lvlText w:val="●"/>
@@ -19418,7 +19534,7 @@
         <w:ind w:left="2880" w:hanging="360"/>
       </w:pPr>
     </w:lvl>
-    <w:lvl w:ilvl="4" w:tplc="985EB79A" w:tentative="1">
+    <w:lvl w:ilvl="4" w:tplc="B5367416" w:tentative="1">
       <w:start w:val="1"/>
       <w:numFmt w:val="bullet"/>
       <w:lvlText w:val="○"/>
@@ -19427,7 +19543,7 @@
         <w:ind w:left="3600" w:hanging="360"/>
       </w:pPr>
     </w:lvl>
-    <w:lvl w:ilvl="5" w:tplc="1E5E597A" w:tentative="1">
+    <w:lvl w:ilvl="5" w:tplc="1034F27C" w:tentative="1">
       <w:start w:val="1"/>
       <w:numFmt w:val="bullet"/>
       <w:lvlText w:val="■"/>
@@ -19436,7 +19552,7 @@
         <w:ind w:left="4320" w:hanging="360"/>
       </w:pPr>
     </w:lvl>
-    <w:lvl w:ilvl="6" w:tplc="F418D50A" w:tentative="1">
+    <w:lvl w:ilvl="6" w:tplc="0318FA56" w:tentative="1">
       <w:start w:val="1"/>
       <w:numFmt w:val="bullet"/>
       <w:lvlText w:val="●"/>
@@ -19445,7 +19561,7 @@
         <w:ind w:left="5040" w:hanging="360"/>
       </w:pPr>
     </w:lvl>
-    <w:lvl w:ilvl="7" w:tplc="669609A6" w:tentative="1">
+    <w:lvl w:ilvl="7" w:tplc="4CDAA040" w:tentative="1">
       <w:start w:val="1"/>
       <w:numFmt w:val="bullet"/>
       <w:lvlText w:val="●"/>
@@ -19454,7 +19570,7 @@
         <w:ind w:left="5760" w:hanging="360"/>
       </w:pPr>
     </w:lvl>
-    <w:lvl w:ilvl="8" w:tplc="AA227678" w:tentative="1">
+    <w:lvl w:ilvl="8" w:tplc="2E7CD146" w:tentative="1">
       <w:start w:val="1"/>
       <w:numFmt w:val="bullet"/>
       <w:lvlText w:val="●"/>
@@ -19464,11 +19580,11 @@
       </w:pPr>
     </w:lvl>
   </w:abstractNum>
-  <w:abstractNum w:abstractNumId="1" w15:restartNumberingAfterBreak="0">
-    <w:nsid w:val="057160CC"/>
+  <w:abstractNum w:abstractNumId="3" w15:restartNumberingAfterBreak="0">
+    <w:nsid w:val="5F480ECA"/>
     <w:multiLevelType w:val="hybridMultilevel"/>
-    <w:tmpl w:val="7968EEBA"/>
-    <w:lvl w:ilvl="0" w:tplc="EAFC7E4E">
+    <w:tmpl w:val="3304A394"/>
+    <w:lvl w:ilvl="0" w:tplc="E14CE1FE">
       <w:start w:val="1"/>
       <w:numFmt w:val="decimal"/>
       <w:lvlText w:val="%1."/>
@@ -19477,7 +19593,7 @@
         <w:ind w:left="360" w:hanging="300"/>
       </w:pPr>
     </w:lvl>
-    <w:lvl w:ilvl="1" w:tplc="FB882954" w:tentative="1">
+    <w:lvl w:ilvl="1" w:tplc="5A34EBCE" w:tentative="1">
       <w:start w:val="1"/>
       <w:numFmt w:val="lowerLetter"/>
       <w:lvlText w:val="%2."/>
@@ -19486,47 +19602,47 @@
         <w:ind w:left="720" w:hanging="300"/>
       </w:pPr>
     </w:lvl>
-    <w:lvl w:ilvl="2" w:tplc="F7AC07F6">
+    <w:lvl w:ilvl="2" w:tplc="F0720B48">
       <w:numFmt w:val="decimal"/>
       <w:lvlText w:val=""/>
       <w:lvlJc w:val="left"/>
     </w:lvl>
-    <w:lvl w:ilvl="3" w:tplc="DC322B1E">
+    <w:lvl w:ilvl="3" w:tplc="1794D5E4">
       <w:numFmt w:val="decimal"/>
       <w:lvlText w:val=""/>
       <w:lvlJc w:val="left"/>
     </w:lvl>
-    <w:lvl w:ilvl="4" w:tplc="99108300">
+    <w:lvl w:ilvl="4" w:tplc="3A7C04DE">
       <w:numFmt w:val="decimal"/>
       <w:lvlText w:val=""/>
       <w:lvlJc w:val="left"/>
     </w:lvl>
-    <w:lvl w:ilvl="5" w:tplc="17569D64">
+    <w:lvl w:ilvl="5" w:tplc="F92C9CB2">
       <w:numFmt w:val="decimal"/>
       <w:lvlText w:val=""/>
       <w:lvlJc w:val="left"/>
     </w:lvl>
-    <w:lvl w:ilvl="6" w:tplc="8A985ECE">
+    <w:lvl w:ilvl="6" w:tplc="0166FF44">
       <w:numFmt w:val="decimal"/>
       <w:lvlText w:val=""/>
       <w:lvlJc w:val="left"/>
     </w:lvl>
-    <w:lvl w:ilvl="7" w:tplc="9502058A">
+    <w:lvl w:ilvl="7" w:tplc="59E047B8">
       <w:numFmt w:val="decimal"/>
       <w:lvlText w:val=""/>
       <w:lvlJc w:val="left"/>
     </w:lvl>
-    <w:lvl w:ilvl="8" w:tplc="E83A943A">
+    <w:lvl w:ilvl="8" w:tplc="B7303D84">
       <w:numFmt w:val="decimal"/>
       <w:lvlText w:val=""/>
       <w:lvlJc w:val="left"/>
     </w:lvl>
   </w:abstractNum>
-  <w:abstractNum w:abstractNumId="2" w15:restartNumberingAfterBreak="0">
-    <w:nsid w:val="12B72C31"/>
+  <w:abstractNum w:abstractNumId="4" w15:restartNumberingAfterBreak="0">
+    <w:nsid w:val="69A705CD"/>
     <w:multiLevelType w:val="hybridMultilevel"/>
-    <w:tmpl w:val="1D92E3E0"/>
-    <w:lvl w:ilvl="0" w:tplc="CAA834C0">
+    <w:tmpl w:val="619ABDAC"/>
+    <w:lvl w:ilvl="0" w:tplc="EEE687B8">
       <w:start w:val="1"/>
       <w:numFmt w:val="decimal"/>
       <w:lvlText w:val="%1."/>
@@ -19535,7 +19651,7 @@
         <w:ind w:left="360" w:hanging="300"/>
       </w:pPr>
     </w:lvl>
-    <w:lvl w:ilvl="1" w:tplc="31CE0650" w:tentative="1">
+    <w:lvl w:ilvl="1" w:tplc="0D3C3BA2" w:tentative="1">
       <w:start w:val="1"/>
       <w:numFmt w:val="lowerLetter"/>
       <w:lvlText w:val="%2."/>
@@ -19544,47 +19660,47 @@
         <w:ind w:left="720" w:hanging="300"/>
       </w:pPr>
     </w:lvl>
-    <w:lvl w:ilvl="2" w:tplc="991073BE">
+    <w:lvl w:ilvl="2" w:tplc="2E8ADFFA">
       <w:numFmt w:val="decimal"/>
       <w:lvlText w:val=""/>
       <w:lvlJc w:val="left"/>
     </w:lvl>
-    <w:lvl w:ilvl="3" w:tplc="C1EACA6E">
+    <w:lvl w:ilvl="3" w:tplc="F3E06E4A">
       <w:numFmt w:val="decimal"/>
       <w:lvlText w:val=""/>
       <w:lvlJc w:val="left"/>
     </w:lvl>
-    <w:lvl w:ilvl="4" w:tplc="6EA0537C">
+    <w:lvl w:ilvl="4" w:tplc="8FBCA46A">
       <w:numFmt w:val="decimal"/>
       <w:lvlText w:val=""/>
       <w:lvlJc w:val="left"/>
     </w:lvl>
-    <w:lvl w:ilvl="5" w:tplc="0D8ABE48">
+    <w:lvl w:ilvl="5" w:tplc="F2369432">
       <w:numFmt w:val="decimal"/>
       <w:lvlText w:val=""/>
       <w:lvlJc w:val="left"/>
     </w:lvl>
-    <w:lvl w:ilvl="6" w:tplc="42148A0A">
+    <w:lvl w:ilvl="6" w:tplc="A9607320">
       <w:numFmt w:val="decimal"/>
       <w:lvlText w:val=""/>
       <w:lvlJc w:val="left"/>
     </w:lvl>
-    <w:lvl w:ilvl="7" w:tplc="07D6E656">
+    <w:lvl w:ilvl="7" w:tplc="0B8A2AF8">
       <w:numFmt w:val="decimal"/>
       <w:lvlText w:val=""/>
       <w:lvlJc w:val="left"/>
     </w:lvl>
-    <w:lvl w:ilvl="8" w:tplc="F1D86AB8">
+    <w:lvl w:ilvl="8" w:tplc="CB66AF12">
       <w:numFmt w:val="decimal"/>
       <w:lvlText w:val=""/>
       <w:lvlJc w:val="left"/>
     </w:lvl>
   </w:abstractNum>
-  <w:abstractNum w:abstractNumId="3" w15:restartNumberingAfterBreak="0">
-    <w:nsid w:val="228575F3"/>
+  <w:abstractNum w:abstractNumId="5" w15:restartNumberingAfterBreak="0">
+    <w:nsid w:val="6D511950"/>
     <w:multiLevelType w:val="hybridMultilevel"/>
-    <w:tmpl w:val="8FF8C448"/>
-    <w:lvl w:ilvl="0" w:tplc="8408AC7C">
+    <w:tmpl w:val="A126A58C"/>
+    <w:lvl w:ilvl="0" w:tplc="611CFFF2">
       <w:start w:val="1"/>
       <w:numFmt w:val="decimal"/>
       <w:lvlText w:val="%1."/>
@@ -19593,7 +19709,7 @@
         <w:ind w:left="360" w:hanging="300"/>
       </w:pPr>
     </w:lvl>
-    <w:lvl w:ilvl="1" w:tplc="ABC677DA" w:tentative="1">
+    <w:lvl w:ilvl="1" w:tplc="84CE55C2" w:tentative="1">
       <w:start w:val="1"/>
       <w:numFmt w:val="lowerLetter"/>
       <w:lvlText w:val="%2."/>
@@ -19602,47 +19718,47 @@
         <w:ind w:left="720" w:hanging="300"/>
       </w:pPr>
     </w:lvl>
-    <w:lvl w:ilvl="2" w:tplc="424A74A8">
+    <w:lvl w:ilvl="2" w:tplc="65F84DFA">
       <w:numFmt w:val="decimal"/>
       <w:lvlText w:val=""/>
       <w:lvlJc w:val="left"/>
     </w:lvl>
-    <w:lvl w:ilvl="3" w:tplc="E2D0F8D8">
+    <w:lvl w:ilvl="3" w:tplc="0032CE3A">
       <w:numFmt w:val="decimal"/>
       <w:lvlText w:val=""/>
       <w:lvlJc w:val="left"/>
     </w:lvl>
-    <w:lvl w:ilvl="4" w:tplc="02408C2A">
+    <w:lvl w:ilvl="4" w:tplc="459019BA">
       <w:numFmt w:val="decimal"/>
       <w:lvlText w:val=""/>
       <w:lvlJc w:val="left"/>
     </w:lvl>
-    <w:lvl w:ilvl="5" w:tplc="AB28D22E">
+    <w:lvl w:ilvl="5" w:tplc="3B06AE4A">
       <w:numFmt w:val="decimal"/>
       <w:lvlText w:val=""/>
       <w:lvlJc w:val="left"/>
     </w:lvl>
-    <w:lvl w:ilvl="6" w:tplc="AF92EDF2">
+    <w:lvl w:ilvl="6" w:tplc="B81445A2">
       <w:numFmt w:val="decimal"/>
       <w:lvlText w:val=""/>
       <w:lvlJc w:val="left"/>
     </w:lvl>
-    <w:lvl w:ilvl="7" w:tplc="1C3478D0">
+    <w:lvl w:ilvl="7" w:tplc="BC96584E">
       <w:numFmt w:val="decimal"/>
       <w:lvlText w:val=""/>
       <w:lvlJc w:val="left"/>
     </w:lvl>
-    <w:lvl w:ilvl="8" w:tplc="40FC9788">
+    <w:lvl w:ilvl="8" w:tplc="27FC4AF4">
       <w:numFmt w:val="decimal"/>
       <w:lvlText w:val=""/>
       <w:lvlJc w:val="left"/>
     </w:lvl>
   </w:abstractNum>
-  <w:abstractNum w:abstractNumId="4" w15:restartNumberingAfterBreak="0">
-    <w:nsid w:val="24A62CC2"/>
+  <w:abstractNum w:abstractNumId="6" w15:restartNumberingAfterBreak="0">
+    <w:nsid w:val="708D1C42"/>
     <w:multiLevelType w:val="hybridMultilevel"/>
-    <w:tmpl w:val="9D6CB150"/>
-    <w:lvl w:ilvl="0" w:tplc="F1D4EF86">
+    <w:tmpl w:val="8368D360"/>
+    <w:lvl w:ilvl="0" w:tplc="9A74DE50">
       <w:start w:val="1"/>
       <w:numFmt w:val="decimal"/>
       <w:lvlText w:val="%1."/>
@@ -19651,7 +19767,7 @@
         <w:ind w:left="360" w:hanging="300"/>
       </w:pPr>
     </w:lvl>
-    <w:lvl w:ilvl="1" w:tplc="9CCCE5E2" w:tentative="1">
+    <w:lvl w:ilvl="1" w:tplc="36BE95C8" w:tentative="1">
       <w:start w:val="1"/>
       <w:numFmt w:val="lowerLetter"/>
       <w:lvlText w:val="%2."/>
@@ -19660,163 +19776,47 @@
         <w:ind w:left="720" w:hanging="300"/>
       </w:pPr>
     </w:lvl>
-    <w:lvl w:ilvl="2" w:tplc="AAC844D4">
+    <w:lvl w:ilvl="2" w:tplc="9CFE21DC">
       <w:numFmt w:val="decimal"/>
       <w:lvlText w:val=""/>
       <w:lvlJc w:val="left"/>
     </w:lvl>
-    <w:lvl w:ilvl="3" w:tplc="F8764BC8">
+    <w:lvl w:ilvl="3" w:tplc="4FD868F0">
       <w:numFmt w:val="decimal"/>
       <w:lvlText w:val=""/>
       <w:lvlJc w:val="left"/>
     </w:lvl>
-    <w:lvl w:ilvl="4" w:tplc="865E6AEC">
+    <w:lvl w:ilvl="4" w:tplc="4B4E6E74">
       <w:numFmt w:val="decimal"/>
       <w:lvlText w:val=""/>
       <w:lvlJc w:val="left"/>
     </w:lvl>
-    <w:lvl w:ilvl="5" w:tplc="5E2C451C">
+    <w:lvl w:ilvl="5" w:tplc="F8A0D3A6">
       <w:numFmt w:val="decimal"/>
       <w:lvlText w:val=""/>
       <w:lvlJc w:val="left"/>
     </w:lvl>
-    <w:lvl w:ilvl="6" w:tplc="90406432">
+    <w:lvl w:ilvl="6" w:tplc="0812E944">
       <w:numFmt w:val="decimal"/>
       <w:lvlText w:val=""/>
       <w:lvlJc w:val="left"/>
     </w:lvl>
-    <w:lvl w:ilvl="7" w:tplc="5DF2A1BE">
+    <w:lvl w:ilvl="7" w:tplc="8FE001CA">
       <w:numFmt w:val="decimal"/>
       <w:lvlText w:val=""/>
       <w:lvlJc w:val="left"/>
     </w:lvl>
-    <w:lvl w:ilvl="8" w:tplc="9E86FB46">
-      <w:numFmt w:val="decimal"/>
-      <w:lvlText w:val=""/>
-      <w:lvlJc w:val="left"/>
-    </w:lvl>
-  </w:abstractNum>
-  <w:abstractNum w:abstractNumId="5" w15:restartNumberingAfterBreak="0">
-    <w:nsid w:val="27D97472"/>
-    <w:multiLevelType w:val="hybridMultilevel"/>
-    <w:tmpl w:val="1C1CA234"/>
-    <w:lvl w:ilvl="0" w:tplc="40AEA620">
-      <w:start w:val="1"/>
-      <w:numFmt w:val="decimal"/>
-      <w:lvlText w:val="%1."/>
-      <w:lvlJc w:val="left"/>
-      <w:pPr>
-        <w:ind w:left="360" w:hanging="300"/>
-      </w:pPr>
-    </w:lvl>
-    <w:lvl w:ilvl="1" w:tplc="C572624C" w:tentative="1">
-      <w:start w:val="1"/>
-      <w:numFmt w:val="lowerLetter"/>
-      <w:lvlText w:val="%2."/>
-      <w:lvlJc w:val="left"/>
-      <w:pPr>
-        <w:ind w:left="720" w:hanging="300"/>
-      </w:pPr>
-    </w:lvl>
-    <w:lvl w:ilvl="2" w:tplc="8E4EACD8">
-      <w:numFmt w:val="decimal"/>
-      <w:lvlText w:val=""/>
-      <w:lvlJc w:val="left"/>
-    </w:lvl>
-    <w:lvl w:ilvl="3" w:tplc="8430CE38">
-      <w:numFmt w:val="decimal"/>
-      <w:lvlText w:val=""/>
-      <w:lvlJc w:val="left"/>
-    </w:lvl>
-    <w:lvl w:ilvl="4" w:tplc="DC18455C">
-      <w:numFmt w:val="decimal"/>
-      <w:lvlText w:val=""/>
-      <w:lvlJc w:val="left"/>
-    </w:lvl>
-    <w:lvl w:ilvl="5" w:tplc="675A5DD8">
-      <w:numFmt w:val="decimal"/>
-      <w:lvlText w:val=""/>
-      <w:lvlJc w:val="left"/>
-    </w:lvl>
-    <w:lvl w:ilvl="6" w:tplc="BA666C72">
-      <w:numFmt w:val="decimal"/>
-      <w:lvlText w:val=""/>
-      <w:lvlJc w:val="left"/>
-    </w:lvl>
-    <w:lvl w:ilvl="7" w:tplc="C39244F2">
-      <w:numFmt w:val="decimal"/>
-      <w:lvlText w:val=""/>
-      <w:lvlJc w:val="left"/>
-    </w:lvl>
-    <w:lvl w:ilvl="8" w:tplc="88DA8F24">
-      <w:numFmt w:val="decimal"/>
-      <w:lvlText w:val=""/>
-      <w:lvlJc w:val="left"/>
-    </w:lvl>
-  </w:abstractNum>
-  <w:abstractNum w:abstractNumId="6" w15:restartNumberingAfterBreak="0">
-    <w:nsid w:val="52374D82"/>
-    <w:multiLevelType w:val="hybridMultilevel"/>
-    <w:tmpl w:val="53F0A5E6"/>
-    <w:lvl w:ilvl="0" w:tplc="0276C4FC">
-      <w:start w:val="1"/>
-      <w:numFmt w:val="decimal"/>
-      <w:lvlText w:val="%1."/>
-      <w:lvlJc w:val="left"/>
-      <w:pPr>
-        <w:ind w:left="360" w:hanging="300"/>
-      </w:pPr>
-    </w:lvl>
-    <w:lvl w:ilvl="1" w:tplc="8736815E" w:tentative="1">
-      <w:start w:val="1"/>
-      <w:numFmt w:val="lowerLetter"/>
-      <w:lvlText w:val="%2."/>
-      <w:lvlJc w:val="left"/>
-      <w:pPr>
-        <w:ind w:left="720" w:hanging="300"/>
-      </w:pPr>
-    </w:lvl>
-    <w:lvl w:ilvl="2" w:tplc="5DA2AC0A">
-      <w:numFmt w:val="decimal"/>
-      <w:lvlText w:val=""/>
-      <w:lvlJc w:val="left"/>
-    </w:lvl>
-    <w:lvl w:ilvl="3" w:tplc="9C944016">
-      <w:numFmt w:val="decimal"/>
-      <w:lvlText w:val=""/>
-      <w:lvlJc w:val="left"/>
-    </w:lvl>
-    <w:lvl w:ilvl="4" w:tplc="E3EEDE76">
-      <w:numFmt w:val="decimal"/>
-      <w:lvlText w:val=""/>
-      <w:lvlJc w:val="left"/>
-    </w:lvl>
-    <w:lvl w:ilvl="5" w:tplc="0AE42752">
-      <w:numFmt w:val="decimal"/>
-      <w:lvlText w:val=""/>
-      <w:lvlJc w:val="left"/>
-    </w:lvl>
-    <w:lvl w:ilvl="6" w:tplc="C5861B44">
-      <w:numFmt w:val="decimal"/>
-      <w:lvlText w:val=""/>
-      <w:lvlJc w:val="left"/>
-    </w:lvl>
-    <w:lvl w:ilvl="7" w:tplc="53DA41C0">
-      <w:numFmt w:val="decimal"/>
-      <w:lvlText w:val=""/>
-      <w:lvlJc w:val="left"/>
-    </w:lvl>
-    <w:lvl w:ilvl="8" w:tplc="E6E47FBE">
+    <w:lvl w:ilvl="8" w:tplc="167AA926">
       <w:numFmt w:val="decimal"/>
       <w:lvlText w:val=""/>
       <w:lvlJc w:val="left"/>
     </w:lvl>
   </w:abstractNum>
   <w:abstractNum w:abstractNumId="7" w15:restartNumberingAfterBreak="0">
-    <w:nsid w:val="5CCB146E"/>
+    <w:nsid w:val="7781538F"/>
     <w:multiLevelType w:val="hybridMultilevel"/>
-    <w:tmpl w:val="DE68D284"/>
-    <w:lvl w:ilvl="0" w:tplc="A96C00F6">
+    <w:tmpl w:val="999212B0"/>
+    <w:lvl w:ilvl="0" w:tplc="68A61356">
       <w:start w:val="1"/>
       <w:numFmt w:val="bullet"/>
       <w:lvlText w:val="•"/>
@@ -19825,7 +19825,7 @@
         <w:ind w:left="360" w:hanging="260"/>
       </w:pPr>
     </w:lvl>
-    <w:lvl w:ilvl="1" w:tplc="2AD21AD6" w:tentative="1">
+    <w:lvl w:ilvl="1" w:tplc="15302746" w:tentative="1">
       <w:start w:val="1"/>
       <w:numFmt w:val="bullet"/>
       <w:lvlText w:val="–"/>
@@ -19834,86 +19834,86 @@
         <w:ind w:left="720" w:hanging="260"/>
       </w:pPr>
     </w:lvl>
-    <w:lvl w:ilvl="2" w:tplc="D924BC98">
+    <w:lvl w:ilvl="2" w:tplc="28A22BB8">
       <w:numFmt w:val="decimal"/>
       <w:lvlText w:val=""/>
       <w:lvlJc w:val="left"/>
     </w:lvl>
-    <w:lvl w:ilvl="3" w:tplc="B258816E">
+    <w:lvl w:ilvl="3" w:tplc="889074CC">
       <w:numFmt w:val="decimal"/>
       <w:lvlText w:val=""/>
       <w:lvlJc w:val="left"/>
     </w:lvl>
-    <w:lvl w:ilvl="4" w:tplc="DC5C7624">
+    <w:lvl w:ilvl="4" w:tplc="1966DC32">
       <w:numFmt w:val="decimal"/>
       <w:lvlText w:val=""/>
       <w:lvlJc w:val="left"/>
     </w:lvl>
-    <w:lvl w:ilvl="5" w:tplc="B27A6AB4">
+    <w:lvl w:ilvl="5" w:tplc="F386EEC2">
       <w:numFmt w:val="decimal"/>
       <w:lvlText w:val=""/>
       <w:lvlJc w:val="left"/>
     </w:lvl>
-    <w:lvl w:ilvl="6" w:tplc="E50CB876">
+    <w:lvl w:ilvl="6" w:tplc="38846D0E">
       <w:numFmt w:val="decimal"/>
       <w:lvlText w:val=""/>
       <w:lvlJc w:val="left"/>
     </w:lvl>
-    <w:lvl w:ilvl="7" w:tplc="322C4556">
+    <w:lvl w:ilvl="7" w:tplc="228EFBB6">
       <w:numFmt w:val="decimal"/>
       <w:lvlText w:val=""/>
       <w:lvlJc w:val="left"/>
     </w:lvl>
-    <w:lvl w:ilvl="8" w:tplc="768A2C42">
+    <w:lvl w:ilvl="8" w:tplc="F9305306">
       <w:numFmt w:val="decimal"/>
       <w:lvlText w:val=""/>
       <w:lvlJc w:val="left"/>
     </w:lvl>
   </w:abstractNum>
-  <w:num w:numId="1" w16cid:durableId="35005519">
+  <w:num w:numId="1" w16cid:durableId="2014330529">
+    <w:abstractNumId w:val="2"/>
+    <w:lvlOverride w:ilvl="0">
+      <w:startOverride w:val="1"/>
+    </w:lvlOverride>
+  </w:num>
+  <w:num w:numId="2" w16cid:durableId="232205996">
+    <w:abstractNumId w:val="7"/>
+    <w:lvlOverride w:ilvl="0">
+      <w:startOverride w:val="1"/>
+    </w:lvlOverride>
+  </w:num>
+  <w:num w:numId="3" w16cid:durableId="1602645395">
+    <w:abstractNumId w:val="4"/>
+    <w:lvlOverride w:ilvl="0">
+      <w:startOverride w:val="1"/>
+    </w:lvlOverride>
+  </w:num>
+  <w:num w:numId="4" w16cid:durableId="1644581538">
+    <w:abstractNumId w:val="1"/>
+    <w:lvlOverride w:ilvl="0">
+      <w:startOverride w:val="1"/>
+    </w:lvlOverride>
+  </w:num>
+  <w:num w:numId="5" w16cid:durableId="1147163160">
     <w:abstractNumId w:val="0"/>
     <w:lvlOverride w:ilvl="0">
       <w:startOverride w:val="1"/>
     </w:lvlOverride>
   </w:num>
-  <w:num w:numId="2" w16cid:durableId="689792649">
-    <w:abstractNumId w:val="7"/>
+  <w:num w:numId="6" w16cid:durableId="1262183268">
+    <w:abstractNumId w:val="5"/>
     <w:lvlOverride w:ilvl="0">
       <w:startOverride w:val="1"/>
     </w:lvlOverride>
   </w:num>
-  <w:num w:numId="3" w16cid:durableId="846750477">
+  <w:num w:numId="7" w16cid:durableId="1616979887">
     <w:abstractNumId w:val="3"/>
     <w:lvlOverride w:ilvl="0">
       <w:startOverride w:val="1"/>
     </w:lvlOverride>
   </w:num>
-  <w:num w:numId="4" w16cid:durableId="86315202">
-    <w:abstractNumId w:val="4"/>
-    <w:lvlOverride w:ilvl="0">
-      <w:startOverride w:val="1"/>
-    </w:lvlOverride>
-  </w:num>
-  <w:num w:numId="5" w16cid:durableId="1223254604">
-    <w:abstractNumId w:val="5"/>
-    <w:lvlOverride w:ilvl="0">
-      <w:startOverride w:val="1"/>
-    </w:lvlOverride>
-  </w:num>
-  <w:num w:numId="6" w16cid:durableId="601496746">
+  <w:num w:numId="8" w16cid:durableId="1471946023">
     <w:abstractNumId w:val="6"/>
-    <w:lvlOverride w:ilvl="0">
-      <w:startOverride w:val="1"/>
-    </w:lvlOverride>
-  </w:num>
-  <w:num w:numId="7" w16cid:durableId="653920438">
-    <w:abstractNumId w:val="1"/>
-    <w:lvlOverride w:ilvl="0">
-      <w:startOverride w:val="1"/>
-    </w:lvlOverride>
-  </w:num>
-  <w:num w:numId="8" w16cid:durableId="341008700">
-    <w:abstractNumId w:val="2"/>
     <w:lvlOverride w:ilvl="0">
       <w:startOverride w:val="1"/>
     </w:lvlOverride>
@@ -20593,7 +20593,7 @@
     <w:autoRedefine/>
     <w:uiPriority w:val="39"/>
     <w:unhideWhenUsed/>
-    <w:rsid w:val="005C0325"/>
+    <w:rsid w:val="00422AE3"/>
     <w:pPr>
       <w:spacing w:after="100"/>
     </w:pPr>
@@ -20605,7 +20605,7 @@
     <w:autoRedefine/>
     <w:uiPriority w:val="39"/>
     <w:unhideWhenUsed/>
-    <w:rsid w:val="005C0325"/>
+    <w:rsid w:val="00422AE3"/>
     <w:pPr>
       <w:spacing w:after="100"/>
       <w:ind w:left="210"/>

--- a/discoverer-neo/docs/user-guide/manual/Discoverer-Neo-USER-Guide-Full-pt-PT.docx
+++ b/discoverer-neo/docs/user-guide/manual/Discoverer-Neo-USER-Guide-Full-pt-PT.docx
@@ -54,7 +54,7 @@
           <w:sz w:val="22"/>
           <w:szCs w:val="22"/>
         </w:rPr>
-        <w:t>Versão 2.1.0</w:t>
+        <w:t>Versão 2.1.1</w:t>
       </w:r>
     </w:p>
     <w:p>
@@ -74,7 +74,7 @@
     <w:sdt>
       <w:sdtPr>
         <w:alias w:val="Índice"/>
-        <w:id w:val="-832293222"/>
+        <w:id w:val="871964687"/>
       </w:sdtPr>
       <w:sdtEndPr/>
       <w:sdtContent>
@@ -102,7 +102,7 @@
           <w:r>
             <w:fldChar w:fldCharType="separate"/>
           </w:r>
-          <w:hyperlink w:anchor="_Toc241745806" w:history="1">
+          <w:hyperlink w:anchor="_Toc241748646" w:history="1">
             <w:r>
               <w:rPr>
                 <w:rStyle w:val="Hiperligao"/>
@@ -126,7 +126,7 @@
               <w:rPr>
                 <w:noProof/>
               </w:rPr>
-              <w:instrText xml:space="preserve"> PAGEREF _Toc241745806 \h </w:instrText>
+              <w:instrText xml:space="preserve"> PAGEREF _Toc241748646 \h </w:instrText>
             </w:r>
             <w:r>
               <w:rPr>
@@ -168,7 +168,7 @@
               <w14:ligatures w14:val="standardContextual"/>
             </w:rPr>
           </w:pPr>
-          <w:hyperlink w:anchor="_Toc241745807" w:history="1">
+          <w:hyperlink w:anchor="_Toc241748647" w:history="1">
             <w:r>
               <w:rPr>
                 <w:rStyle w:val="Hiperligao"/>
@@ -192,7 +192,7 @@
               <w:rPr>
                 <w:noProof/>
               </w:rPr>
-              <w:instrText xml:space="preserve"> PAGEREF _Toc241745807 \h </w:instrText>
+              <w:instrText xml:space="preserve"> PAGEREF _Toc241748647 \h </w:instrText>
             </w:r>
             <w:r>
               <w:rPr>
@@ -234,7 +234,7 @@
               <w14:ligatures w14:val="standardContextual"/>
             </w:rPr>
           </w:pPr>
-          <w:hyperlink w:anchor="_Toc241745808" w:history="1">
+          <w:hyperlink w:anchor="_Toc241748648" w:history="1">
             <w:r>
               <w:rPr>
                 <w:rStyle w:val="Hiperligao"/>
@@ -258,7 +258,7 @@
               <w:rPr>
                 <w:noProof/>
               </w:rPr>
-              <w:instrText xml:space="preserve"> PAGEREF _Toc241745808 \h </w:instrText>
+              <w:instrText xml:space="preserve"> PAGEREF _Toc241748648 \h </w:instrText>
             </w:r>
             <w:r>
               <w:rPr>
@@ -300,7 +300,7 @@
               <w14:ligatures w14:val="standardContextual"/>
             </w:rPr>
           </w:pPr>
-          <w:hyperlink w:anchor="_Toc241745809" w:history="1">
+          <w:hyperlink w:anchor="_Toc241748649" w:history="1">
             <w:r>
               <w:rPr>
                 <w:rStyle w:val="Hiperligao"/>
@@ -324,7 +324,7 @@
               <w:rPr>
                 <w:noProof/>
               </w:rPr>
-              <w:instrText xml:space="preserve"> PAGEREF _Toc241745809 \h </w:instrText>
+              <w:instrText xml:space="preserve"> PAGEREF _Toc241748649 \h </w:instrText>
             </w:r>
             <w:r>
               <w:rPr>
@@ -366,7 +366,7 @@
               <w14:ligatures w14:val="standardContextual"/>
             </w:rPr>
           </w:pPr>
-          <w:hyperlink w:anchor="_Toc241745810" w:history="1">
+          <w:hyperlink w:anchor="_Toc241748650" w:history="1">
             <w:r>
               <w:rPr>
                 <w:rStyle w:val="Hiperligao"/>
@@ -390,7 +390,7 @@
               <w:rPr>
                 <w:noProof/>
               </w:rPr>
-              <w:instrText xml:space="preserve"> PAGEREF _Toc241745810 \h </w:instrText>
+              <w:instrText xml:space="preserve"> PAGEREF _Toc241748650 \h </w:instrText>
             </w:r>
             <w:r>
               <w:rPr>
@@ -432,7 +432,7 @@
               <w14:ligatures w14:val="standardContextual"/>
             </w:rPr>
           </w:pPr>
-          <w:hyperlink w:anchor="_Toc241745811" w:history="1">
+          <w:hyperlink w:anchor="_Toc241748651" w:history="1">
             <w:r>
               <w:rPr>
                 <w:rStyle w:val="Hiperligao"/>
@@ -456,7 +456,7 @@
               <w:rPr>
                 <w:noProof/>
               </w:rPr>
-              <w:instrText xml:space="preserve"> PAGEREF _Toc241745811 \h </w:instrText>
+              <w:instrText xml:space="preserve"> PAGEREF _Toc241748651 \h </w:instrText>
             </w:r>
             <w:r>
               <w:rPr>
@@ -498,7 +498,7 @@
               <w14:ligatures w14:val="standardContextual"/>
             </w:rPr>
           </w:pPr>
-          <w:hyperlink w:anchor="_Toc241745812" w:history="1">
+          <w:hyperlink w:anchor="_Toc241748652" w:history="1">
             <w:r>
               <w:rPr>
                 <w:rStyle w:val="Hiperligao"/>
@@ -522,7 +522,7 @@
               <w:rPr>
                 <w:noProof/>
               </w:rPr>
-              <w:instrText xml:space="preserve"> PAGEREF _Toc241745812 \h </w:instrText>
+              <w:instrText xml:space="preserve"> PAGEREF _Toc241748652 \h </w:instrText>
             </w:r>
             <w:r>
               <w:rPr>
@@ -564,7 +564,7 @@
               <w14:ligatures w14:val="standardContextual"/>
             </w:rPr>
           </w:pPr>
-          <w:hyperlink w:anchor="_Toc241745813" w:history="1">
+          <w:hyperlink w:anchor="_Toc241748653" w:history="1">
             <w:r>
               <w:rPr>
                 <w:rStyle w:val="Hiperligao"/>
@@ -588,7 +588,7 @@
               <w:rPr>
                 <w:noProof/>
               </w:rPr>
-              <w:instrText xml:space="preserve"> PAGEREF _Toc241745813 \h </w:instrText>
+              <w:instrText xml:space="preserve"> PAGEREF _Toc241748653 \h </w:instrText>
             </w:r>
             <w:r>
               <w:rPr>
@@ -630,7 +630,7 @@
               <w14:ligatures w14:val="standardContextual"/>
             </w:rPr>
           </w:pPr>
-          <w:hyperlink w:anchor="_Toc241745814" w:history="1">
+          <w:hyperlink w:anchor="_Toc241748654" w:history="1">
             <w:r>
               <w:rPr>
                 <w:rStyle w:val="Hiperligao"/>
@@ -654,7 +654,7 @@
               <w:rPr>
                 <w:noProof/>
               </w:rPr>
-              <w:instrText xml:space="preserve"> PAGEREF _Toc241745814 \h </w:instrText>
+              <w:instrText xml:space="preserve"> PAGEREF _Toc241748654 \h </w:instrText>
             </w:r>
             <w:r>
               <w:rPr>
@@ -696,7 +696,7 @@
               <w14:ligatures w14:val="standardContextual"/>
             </w:rPr>
           </w:pPr>
-          <w:hyperlink w:anchor="_Toc241745815" w:history="1">
+          <w:hyperlink w:anchor="_Toc241748655" w:history="1">
             <w:r>
               <w:rPr>
                 <w:rStyle w:val="Hiperligao"/>
@@ -720,7 +720,7 @@
               <w:rPr>
                 <w:noProof/>
               </w:rPr>
-              <w:instrText xml:space="preserve"> PAGEREF _Toc241745815 \h </w:instrText>
+              <w:instrText xml:space="preserve"> PAGEREF _Toc241748655 \h </w:instrText>
             </w:r>
             <w:r>
               <w:rPr>
@@ -762,7 +762,7 @@
               <w14:ligatures w14:val="standardContextual"/>
             </w:rPr>
           </w:pPr>
-          <w:hyperlink w:anchor="_Toc241745816" w:history="1">
+          <w:hyperlink w:anchor="_Toc241748656" w:history="1">
             <w:r>
               <w:rPr>
                 <w:rStyle w:val="Hiperligao"/>
@@ -786,7 +786,7 @@
               <w:rPr>
                 <w:noProof/>
               </w:rPr>
-              <w:instrText xml:space="preserve"> PAGEREF _Toc241745816 \h </w:instrText>
+              <w:instrText xml:space="preserve"> PAGEREF _Toc241748656 \h </w:instrText>
             </w:r>
             <w:r>
               <w:rPr>
@@ -828,7 +828,7 @@
               <w14:ligatures w14:val="standardContextual"/>
             </w:rPr>
           </w:pPr>
-          <w:hyperlink w:anchor="_Toc241745817" w:history="1">
+          <w:hyperlink w:anchor="_Toc241748657" w:history="1">
             <w:r>
               <w:rPr>
                 <w:rStyle w:val="Hiperligao"/>
@@ -852,7 +852,7 @@
               <w:rPr>
                 <w:noProof/>
               </w:rPr>
-              <w:instrText xml:space="preserve"> PAGEREF _Toc241745817 \h </w:instrText>
+              <w:instrText xml:space="preserve"> PAGEREF _Toc241748657 \h </w:instrText>
             </w:r>
             <w:r>
               <w:rPr>
@@ -894,7 +894,7 @@
               <w14:ligatures w14:val="standardContextual"/>
             </w:rPr>
           </w:pPr>
-          <w:hyperlink w:anchor="_Toc241745818" w:history="1">
+          <w:hyperlink w:anchor="_Toc241748658" w:history="1">
             <w:r>
               <w:rPr>
                 <w:rStyle w:val="Hiperligao"/>
@@ -918,7 +918,7 @@
               <w:rPr>
                 <w:noProof/>
               </w:rPr>
-              <w:instrText xml:space="preserve"> PAGEREF _Toc241745818 \h </w:instrText>
+              <w:instrText xml:space="preserve"> PAGEREF _Toc241748658 \h </w:instrText>
             </w:r>
             <w:r>
               <w:rPr>
@@ -960,7 +960,7 @@
               <w14:ligatures w14:val="standardContextual"/>
             </w:rPr>
           </w:pPr>
-          <w:hyperlink w:anchor="_Toc241745819" w:history="1">
+          <w:hyperlink w:anchor="_Toc241748659" w:history="1">
             <w:r>
               <w:rPr>
                 <w:rStyle w:val="Hiperligao"/>
@@ -984,7 +984,7 @@
               <w:rPr>
                 <w:noProof/>
               </w:rPr>
-              <w:instrText xml:space="preserve"> PAGEREF _Toc241745819 \h </w:instrText>
+              <w:instrText xml:space="preserve"> PAGEREF _Toc241748659 \h </w:instrText>
             </w:r>
             <w:r>
               <w:rPr>
@@ -1026,7 +1026,7 @@
               <w14:ligatures w14:val="standardContextual"/>
             </w:rPr>
           </w:pPr>
-          <w:hyperlink w:anchor="_Toc241745820" w:history="1">
+          <w:hyperlink w:anchor="_Toc241748660" w:history="1">
             <w:r>
               <w:rPr>
                 <w:rStyle w:val="Hiperligao"/>
@@ -1050,7 +1050,7 @@
               <w:rPr>
                 <w:noProof/>
               </w:rPr>
-              <w:instrText xml:space="preserve"> PAGEREF _Toc241745820 \h </w:instrText>
+              <w:instrText xml:space="preserve"> PAGEREF _Toc241748660 \h </w:instrText>
             </w:r>
             <w:r>
               <w:rPr>
@@ -1092,7 +1092,7 @@
               <w14:ligatures w14:val="standardContextual"/>
             </w:rPr>
           </w:pPr>
-          <w:hyperlink w:anchor="_Toc241745821" w:history="1">
+          <w:hyperlink w:anchor="_Toc241748661" w:history="1">
             <w:r>
               <w:rPr>
                 <w:rStyle w:val="Hiperligao"/>
@@ -1116,7 +1116,7 @@
               <w:rPr>
                 <w:noProof/>
               </w:rPr>
-              <w:instrText xml:space="preserve"> PAGEREF _Toc241745821 \h </w:instrText>
+              <w:instrText xml:space="preserve"> PAGEREF _Toc241748661 \h </w:instrText>
             </w:r>
             <w:r>
               <w:rPr>
@@ -1158,7 +1158,7 @@
               <w14:ligatures w14:val="standardContextual"/>
             </w:rPr>
           </w:pPr>
-          <w:hyperlink w:anchor="_Toc241745822" w:history="1">
+          <w:hyperlink w:anchor="_Toc241748662" w:history="1">
             <w:r>
               <w:rPr>
                 <w:rStyle w:val="Hiperligao"/>
@@ -1182,7 +1182,7 @@
               <w:rPr>
                 <w:noProof/>
               </w:rPr>
-              <w:instrText xml:space="preserve"> PAGEREF _Toc241745822 \h </w:instrText>
+              <w:instrText xml:space="preserve"> PAGEREF _Toc241748662 \h </w:instrText>
             </w:r>
             <w:r>
               <w:rPr>
@@ -1224,7 +1224,7 @@
               <w14:ligatures w14:val="standardContextual"/>
             </w:rPr>
           </w:pPr>
-          <w:hyperlink w:anchor="_Toc241745823" w:history="1">
+          <w:hyperlink w:anchor="_Toc241748663" w:history="1">
             <w:r>
               <w:rPr>
                 <w:rStyle w:val="Hiperligao"/>
@@ -1248,7 +1248,7 @@
               <w:rPr>
                 <w:noProof/>
               </w:rPr>
-              <w:instrText xml:space="preserve"> PAGEREF _Toc241745823 \h </w:instrText>
+              <w:instrText xml:space="preserve"> PAGEREF _Toc241748663 \h </w:instrText>
             </w:r>
             <w:r>
               <w:rPr>
@@ -1290,7 +1290,7 @@
               <w14:ligatures w14:val="standardContextual"/>
             </w:rPr>
           </w:pPr>
-          <w:hyperlink w:anchor="_Toc241745824" w:history="1">
+          <w:hyperlink w:anchor="_Toc241748664" w:history="1">
             <w:r>
               <w:rPr>
                 <w:rStyle w:val="Hiperligao"/>
@@ -1314,7 +1314,7 @@
               <w:rPr>
                 <w:noProof/>
               </w:rPr>
-              <w:instrText xml:space="preserve"> PAGEREF _Toc241745824 \h </w:instrText>
+              <w:instrText xml:space="preserve"> PAGEREF _Toc241748664 \h </w:instrText>
             </w:r>
             <w:r>
               <w:rPr>
@@ -1356,7 +1356,7 @@
               <w14:ligatures w14:val="standardContextual"/>
             </w:rPr>
           </w:pPr>
-          <w:hyperlink w:anchor="_Toc241745825" w:history="1">
+          <w:hyperlink w:anchor="_Toc241748665" w:history="1">
             <w:r>
               <w:rPr>
                 <w:rStyle w:val="Hiperligao"/>
@@ -1380,7 +1380,7 @@
               <w:rPr>
                 <w:noProof/>
               </w:rPr>
-              <w:instrText xml:space="preserve"> PAGEREF _Toc241745825 \h </w:instrText>
+              <w:instrText xml:space="preserve"> PAGEREF _Toc241748665 \h </w:instrText>
             </w:r>
             <w:r>
               <w:rPr>
@@ -1422,7 +1422,7 @@
               <w14:ligatures w14:val="standardContextual"/>
             </w:rPr>
           </w:pPr>
-          <w:hyperlink w:anchor="_Toc241745826" w:history="1">
+          <w:hyperlink w:anchor="_Toc241748666" w:history="1">
             <w:r>
               <w:rPr>
                 <w:rStyle w:val="Hiperligao"/>
@@ -1446,7 +1446,7 @@
               <w:rPr>
                 <w:noProof/>
               </w:rPr>
-              <w:instrText xml:space="preserve"> PAGEREF _Toc241745826 \h </w:instrText>
+              <w:instrText xml:space="preserve"> PAGEREF _Toc241748666 \h </w:instrText>
             </w:r>
             <w:r>
               <w:rPr>
@@ -1488,7 +1488,7 @@
               <w14:ligatures w14:val="standardContextual"/>
             </w:rPr>
           </w:pPr>
-          <w:hyperlink w:anchor="_Toc241745827" w:history="1">
+          <w:hyperlink w:anchor="_Toc241748667" w:history="1">
             <w:r>
               <w:rPr>
                 <w:rStyle w:val="Hiperligao"/>
@@ -1512,7 +1512,7 @@
               <w:rPr>
                 <w:noProof/>
               </w:rPr>
-              <w:instrText xml:space="preserve"> PAGEREF _Toc241745827 \h </w:instrText>
+              <w:instrText xml:space="preserve"> PAGEREF _Toc241748667 \h </w:instrText>
             </w:r>
             <w:r>
               <w:rPr>
@@ -1554,7 +1554,7 @@
               <w14:ligatures w14:val="standardContextual"/>
             </w:rPr>
           </w:pPr>
-          <w:hyperlink w:anchor="_Toc241745828" w:history="1">
+          <w:hyperlink w:anchor="_Toc241748668" w:history="1">
             <w:r>
               <w:rPr>
                 <w:rStyle w:val="Hiperligao"/>
@@ -1578,7 +1578,7 @@
               <w:rPr>
                 <w:noProof/>
               </w:rPr>
-              <w:instrText xml:space="preserve"> PAGEREF _Toc241745828 \h </w:instrText>
+              <w:instrText xml:space="preserve"> PAGEREF _Toc241748668 \h </w:instrText>
             </w:r>
             <w:r>
               <w:rPr>
@@ -1620,7 +1620,7 @@
               <w14:ligatures w14:val="standardContextual"/>
             </w:rPr>
           </w:pPr>
-          <w:hyperlink w:anchor="_Toc241745829" w:history="1">
+          <w:hyperlink w:anchor="_Toc241748669" w:history="1">
             <w:r>
               <w:rPr>
                 <w:rStyle w:val="Hiperligao"/>
@@ -1644,7 +1644,7 @@
               <w:rPr>
                 <w:noProof/>
               </w:rPr>
-              <w:instrText xml:space="preserve"> PAGEREF _Toc241745829 \h </w:instrText>
+              <w:instrText xml:space="preserve"> PAGEREF _Toc241748669 \h </w:instrText>
             </w:r>
             <w:r>
               <w:rPr>
@@ -1686,7 +1686,7 @@
               <w14:ligatures w14:val="standardContextual"/>
             </w:rPr>
           </w:pPr>
-          <w:hyperlink w:anchor="_Toc241745830" w:history="1">
+          <w:hyperlink w:anchor="_Toc241748670" w:history="1">
             <w:r>
               <w:rPr>
                 <w:rStyle w:val="Hiperligao"/>
@@ -1710,7 +1710,7 @@
               <w:rPr>
                 <w:noProof/>
               </w:rPr>
-              <w:instrText xml:space="preserve"> PAGEREF _Toc241745830 \h </w:instrText>
+              <w:instrText xml:space="preserve"> PAGEREF _Toc241748670 \h </w:instrText>
             </w:r>
             <w:r>
               <w:rPr>
@@ -1752,7 +1752,7 @@
               <w14:ligatures w14:val="standardContextual"/>
             </w:rPr>
           </w:pPr>
-          <w:hyperlink w:anchor="_Toc241745831" w:history="1">
+          <w:hyperlink w:anchor="_Toc241748671" w:history="1">
             <w:r>
               <w:rPr>
                 <w:rStyle w:val="Hiperligao"/>
@@ -1776,7 +1776,7 @@
               <w:rPr>
                 <w:noProof/>
               </w:rPr>
-              <w:instrText xml:space="preserve"> PAGEREF _Toc241745831 \h </w:instrText>
+              <w:instrText xml:space="preserve"> PAGEREF _Toc241748671 \h </w:instrText>
             </w:r>
             <w:r>
               <w:rPr>
@@ -1818,7 +1818,7 @@
               <w14:ligatures w14:val="standardContextual"/>
             </w:rPr>
           </w:pPr>
-          <w:hyperlink w:anchor="_Toc241745832" w:history="1">
+          <w:hyperlink w:anchor="_Toc241748672" w:history="1">
             <w:r>
               <w:rPr>
                 <w:rStyle w:val="Hiperligao"/>
@@ -1842,7 +1842,7 @@
               <w:rPr>
                 <w:noProof/>
               </w:rPr>
-              <w:instrText xml:space="preserve"> PAGEREF _Toc241745832 \h </w:instrText>
+              <w:instrText xml:space="preserve"> PAGEREF _Toc241748672 \h </w:instrText>
             </w:r>
             <w:r>
               <w:rPr>
@@ -1884,7 +1884,7 @@
               <w14:ligatures w14:val="standardContextual"/>
             </w:rPr>
           </w:pPr>
-          <w:hyperlink w:anchor="_Toc241745833" w:history="1">
+          <w:hyperlink w:anchor="_Toc241748673" w:history="1">
             <w:r>
               <w:rPr>
                 <w:rStyle w:val="Hiperligao"/>
@@ -1908,7 +1908,7 @@
               <w:rPr>
                 <w:noProof/>
               </w:rPr>
-              <w:instrText xml:space="preserve"> PAGEREF _Toc241745833 \h </w:instrText>
+              <w:instrText xml:space="preserve"> PAGEREF _Toc241748673 \h </w:instrText>
             </w:r>
             <w:r>
               <w:rPr>
@@ -1950,7 +1950,7 @@
               <w14:ligatures w14:val="standardContextual"/>
             </w:rPr>
           </w:pPr>
-          <w:hyperlink w:anchor="_Toc241745834" w:history="1">
+          <w:hyperlink w:anchor="_Toc241748674" w:history="1">
             <w:r>
               <w:rPr>
                 <w:rStyle w:val="Hiperligao"/>
@@ -1974,7 +1974,7 @@
               <w:rPr>
                 <w:noProof/>
               </w:rPr>
-              <w:instrText xml:space="preserve"> PAGEREF _Toc241745834 \h </w:instrText>
+              <w:instrText xml:space="preserve"> PAGEREF _Toc241748674 \h </w:instrText>
             </w:r>
             <w:r>
               <w:rPr>
@@ -2016,7 +2016,7 @@
               <w14:ligatures w14:val="standardContextual"/>
             </w:rPr>
           </w:pPr>
-          <w:hyperlink w:anchor="_Toc241745835" w:history="1">
+          <w:hyperlink w:anchor="_Toc241748675" w:history="1">
             <w:r>
               <w:rPr>
                 <w:rStyle w:val="Hiperligao"/>
@@ -2040,7 +2040,7 @@
               <w:rPr>
                 <w:noProof/>
               </w:rPr>
-              <w:instrText xml:space="preserve"> PAGEREF _Toc241745835 \h </w:instrText>
+              <w:instrText xml:space="preserve"> PAGEREF _Toc241748675 \h </w:instrText>
             </w:r>
             <w:r>
               <w:rPr>
@@ -2088,7 +2088,7 @@
       <w:pPr>
         <w:pStyle w:val="Ttulo1"/>
       </w:pPr>
-      <w:bookmarkStart w:id="0" w:name="_Toc241745806"/>
+      <w:bookmarkStart w:id="0" w:name="_Toc241748646"/>
       <w:r>
         <w:lastRenderedPageBreak/>
         <w:t>A sua função num relance</w:t>
@@ -2155,7 +2155,7 @@
           <w:left w:w="10" w:type="dxa"/>
           <w:right w:w="10" w:type="dxa"/>
         </w:tblCellMar>
-        <w:tblLook w:val="0000" w:firstRow="0" w:lastRow="0" w:firstColumn="0" w:lastColumn="0" w:noHBand="0" w:noVBand="0"/>
+        <w:tblLook w:val="04A0" w:firstRow="1" w:lastRow="0" w:firstColumn="1" w:lastColumn="0" w:noHBand="0" w:noVBand="1"/>
       </w:tblPr>
       <w:tblGrid>
         <w:gridCol w:w="4513"/>
@@ -2833,7 +2833,7 @@
       <w:pPr>
         <w:pStyle w:val="Ttulo2"/>
       </w:pPr>
-      <w:bookmarkStart w:id="1" w:name="_Toc241745807"/>
+      <w:bookmarkStart w:id="1" w:name="_Toc241748647"/>
       <w:r>
         <w:t>De onde vem o seu acesso</w:t>
       </w:r>
@@ -2954,7 +2954,7 @@
           <w:left w:w="10" w:type="dxa"/>
           <w:right w:w="10" w:type="dxa"/>
         </w:tblCellMar>
-        <w:tblLook w:val="0000" w:firstRow="0" w:lastRow="0" w:firstColumn="0" w:lastColumn="0" w:noHBand="0" w:noVBand="0"/>
+        <w:tblLook w:val="04A0" w:firstRow="1" w:lastRow="0" w:firstColumn="1" w:lastColumn="0" w:noHBand="0" w:noVBand="1"/>
       </w:tblPr>
       <w:tblGrid>
         <w:gridCol w:w="1805"/>
@@ -3887,7 +3887,7 @@
       <w:pPr>
         <w:pStyle w:val="Ttulo2"/>
       </w:pPr>
-      <w:bookmarkStart w:id="2" w:name="_Toc241745808"/>
+      <w:bookmarkStart w:id="2" w:name="_Toc241748648"/>
       <w:r>
         <w:t>Iniciar sessão, alterar a palavra-passe, terminar sessão</w:t>
       </w:r>
@@ -4002,7 +4002,7 @@
         </w:rPr>
         <w:lastRenderedPageBreak/>
         <w:drawing>
-          <wp:inline distT="0" distB="0" distL="0" distR="0" wp14:anchorId="76B5BFA5" wp14:editId="35861640">
+          <wp:inline distT="0" distB="0" distL="0" distR="0" wp14:anchorId="5ABAC22C" wp14:editId="49B802AD">
             <wp:extent cx="5715000" cy="3571875"/>
             <wp:effectExtent l="0" t="0" r="0" b="0"/>
             <wp:docPr id="298" name="01-login.png" descr="A página de início de sessão com Email, Palavra-passe, Manter sessão iniciada e o botão Iniciar sessão." title="A página de início de sessão com Email, Palavra-passe, Manter sessão iniciada e o botão Iniciar sessão."/>
@@ -4080,7 +4080,7 @@
           <w:left w:w="10" w:type="dxa"/>
           <w:right w:w="10" w:type="dxa"/>
         </w:tblCellMar>
-        <w:tblLook w:val="0000" w:firstRow="0" w:lastRow="0" w:firstColumn="0" w:lastColumn="0" w:noHBand="0" w:noVBand="0"/>
+        <w:tblLook w:val="04A0" w:firstRow="1" w:lastRow="0" w:firstColumn="1" w:lastColumn="0" w:noHBand="0" w:noVBand="1"/>
       </w:tblPr>
       <w:tblGrid>
         <w:gridCol w:w="3282"/>
@@ -4436,7 +4436,7 @@
         <w:pStyle w:val="Ttulo1"/>
         <w:pageBreakBefore/>
       </w:pPr>
-      <w:bookmarkStart w:id="3" w:name="_Toc241745809"/>
+      <w:bookmarkStart w:id="3" w:name="_Toc241748649"/>
       <w:r>
         <w:lastRenderedPageBreak/>
         <w:t>Painel</w:t>
@@ -4469,7 +4469,7 @@
           <w:noProof/>
         </w:rPr>
         <w:drawing>
-          <wp:inline distT="0" distB="0" distL="0" distR="0" wp14:anchorId="74107215" wp14:editId="35F591DB">
+          <wp:inline distT="0" distB="0" distL="0" distR="0" wp14:anchorId="334B87E2" wp14:editId="73A8A531">
             <wp:extent cx="5715000" cy="3571875"/>
             <wp:effectExtent l="0" t="0" r="0" b="0"/>
             <wp:docPr id="299" name="45-dashboard.png" descr="O painel com os cartões de resumo e a lista Mapas Recentes." title="O painel com os cartões de resumo e a lista Mapas Recentes."/>
@@ -4532,7 +4532,7 @@
           <w:left w:w="10" w:type="dxa"/>
           <w:right w:w="10" w:type="dxa"/>
         </w:tblCellMar>
-        <w:tblLook w:val="0000" w:firstRow="0" w:lastRow="0" w:firstColumn="0" w:lastColumn="0" w:noHBand="0" w:noVBand="0"/>
+        <w:tblLook w:val="04A0" w:firstRow="1" w:lastRow="0" w:firstColumn="1" w:lastColumn="0" w:noHBand="0" w:noVBand="1"/>
       </w:tblPr>
       <w:tblGrid>
         <w:gridCol w:w="3610"/>
@@ -5044,7 +5044,7 @@
         <w:pStyle w:val="Ttulo1"/>
         <w:pageBreakBefore/>
       </w:pPr>
-      <w:bookmarkStart w:id="4" w:name="_Toc241745810"/>
+      <w:bookmarkStart w:id="4" w:name="_Toc241748650"/>
       <w:r>
         <w:lastRenderedPageBreak/>
         <w:t>Mapas</w:t>
@@ -5077,7 +5077,7 @@
           <w:noProof/>
         </w:rPr>
         <w:drawing>
-          <wp:inline distT="0" distB="0" distL="0" distR="0" wp14:anchorId="28E94CB6" wp14:editId="1930A6E7">
+          <wp:inline distT="0" distB="0" distL="0" distR="0" wp14:anchorId="27D63C91" wp14:editId="60DE5294">
             <wp:extent cx="5715000" cy="3429000"/>
             <wp:effectExtent l="0" t="0" r="0" b="0"/>
             <wp:docPr id="300" name="03-maps-mine.png" descr="A lista de Mapas, separador Meus, com os ícones de ação na linha do mapa." title="A lista de Mapas, separador Meus, com os ícones de ação na linha do mapa."/>
@@ -5129,7 +5129,7 @@
       <w:pPr>
         <w:pStyle w:val="Ttulo2"/>
       </w:pPr>
-      <w:bookmarkStart w:id="5" w:name="_Toc241745811"/>
+      <w:bookmarkStart w:id="5" w:name="_Toc241748651"/>
       <w:r>
         <w:t>Separadores, pesquisa e filtros</w:t>
       </w:r>
@@ -5150,7 +5150,7 @@
           <w:left w:w="10" w:type="dxa"/>
           <w:right w:w="10" w:type="dxa"/>
         </w:tblCellMar>
-        <w:tblLook w:val="0000" w:firstRow="0" w:lastRow="0" w:firstColumn="0" w:lastColumn="0" w:noHBand="0" w:noVBand="0"/>
+        <w:tblLook w:val="04A0" w:firstRow="1" w:lastRow="0" w:firstColumn="1" w:lastColumn="0" w:noHBand="0" w:noVBand="1"/>
       </w:tblPr>
       <w:tblGrid>
         <w:gridCol w:w="4247"/>
@@ -5880,7 +5880,7 @@
       <w:pPr>
         <w:pStyle w:val="Ttulo2"/>
       </w:pPr>
-      <w:bookmarkStart w:id="6" w:name="_Toc241745812"/>
+      <w:bookmarkStart w:id="6" w:name="_Toc241748652"/>
       <w:r>
         <w:lastRenderedPageBreak/>
         <w:t>Ações da linha</w:t>
@@ -5907,7 +5907,7 @@
           <w:left w:w="10" w:type="dxa"/>
           <w:right w:w="10" w:type="dxa"/>
         </w:tblCellMar>
-        <w:tblLook w:val="0000" w:firstRow="0" w:lastRow="0" w:firstColumn="0" w:lastColumn="0" w:noHBand="0" w:noVBand="0"/>
+        <w:tblLook w:val="04A0" w:firstRow="1" w:lastRow="0" w:firstColumn="1" w:lastColumn="0" w:noHBand="0" w:noVBand="1"/>
       </w:tblPr>
       <w:tblGrid>
         <w:gridCol w:w="4247"/>
@@ -6617,7 +6617,7 @@
       <w:pPr>
         <w:pStyle w:val="Ttulo2"/>
       </w:pPr>
-      <w:bookmarkStart w:id="7" w:name="_Toc241745813"/>
+      <w:bookmarkStart w:id="7" w:name="_Toc241748653"/>
       <w:r>
         <w:t>Livros</w:t>
       </w:r>
@@ -6653,7 +6653,7 @@
           <w:left w:w="10" w:type="dxa"/>
           <w:right w:w="10" w:type="dxa"/>
         </w:tblCellMar>
-        <w:tblLook w:val="0000" w:firstRow="0" w:lastRow="0" w:firstColumn="0" w:lastColumn="0" w:noHBand="0" w:noVBand="0"/>
+        <w:tblLook w:val="04A0" w:firstRow="1" w:lastRow="0" w:firstColumn="1" w:lastColumn="0" w:noHBand="0" w:noVBand="1"/>
       </w:tblPr>
       <w:tblGrid>
         <w:gridCol w:w="4247"/>
@@ -7102,7 +7102,7 @@
           <w:noProof/>
         </w:rPr>
         <w:drawing>
-          <wp:inline distT="0" distB="0" distL="0" distR="0" wp14:anchorId="7A7FBC03" wp14:editId="115CC5F7">
+          <wp:inline distT="0" distB="0" distL="0" distR="0" wp14:anchorId="4C12D1AE" wp14:editId="0902D8DB">
             <wp:extent cx="2905125" cy="1543050"/>
             <wp:effectExtent l="0" t="0" r="0" b="0"/>
             <wp:docPr id="301" name="02-workbook-copy-dialog.png" descr="A caixa de diálogo Copiar livro com o campo do nome do novo livro." title="A caixa de diálogo Copiar livro com o campo do nome do novo livro."/>
@@ -7169,7 +7169,7 @@
       <w:pPr>
         <w:pStyle w:val="Ttulo2"/>
       </w:pPr>
-      <w:bookmarkStart w:id="8" w:name="_Toc241745814"/>
+      <w:bookmarkStart w:id="8" w:name="_Toc241748654"/>
       <w:r>
         <w:t>Copiar um mapa</w:t>
       </w:r>
@@ -7251,7 +7251,7 @@
       <w:pPr>
         <w:pStyle w:val="Ttulo2"/>
       </w:pPr>
-      <w:bookmarkStart w:id="9" w:name="_Toc241745815"/>
+      <w:bookmarkStart w:id="9" w:name="_Toc241748655"/>
       <w:r>
         <w:t>Partilhar um mapa de que é proprietário</w:t>
       </w:r>
@@ -7335,7 +7335,7 @@
           <w:noProof/>
         </w:rPr>
         <w:drawing>
-          <wp:inline distT="0" distB="0" distL="0" distR="0" wp14:anchorId="2F234669" wp14:editId="7750EE07">
+          <wp:inline distT="0" distB="0" distL="0" distR="0" wp14:anchorId="4D45F877" wp14:editId="1059BBD5">
             <wp:extent cx="3743325" cy="1581150"/>
             <wp:effectExtent l="0" t="0" r="0" b="0"/>
             <wp:docPr id="302" name="29-share-dialog-search.png" descr="A caixa de diálogo Partilhar mapa com uma pessoa encontrada e os botões Pode ver, Pode exportar e Pode editar." title="A caixa de diálogo Partilhar mapa com uma pessoa encontrada e os botões Pode ver, Pode exportar e Pode editar."/>
@@ -7398,7 +7398,7 @@
           <w:left w:w="10" w:type="dxa"/>
           <w:right w:w="10" w:type="dxa"/>
         </w:tblCellMar>
-        <w:tblLook w:val="0000" w:firstRow="0" w:lastRow="0" w:firstColumn="0" w:lastColumn="0" w:noHBand="0" w:noVBand="0"/>
+        <w:tblLook w:val="04A0" w:firstRow="1" w:lastRow="0" w:firstColumn="1" w:lastColumn="0" w:noHBand="0" w:noVBand="1"/>
       </w:tblPr>
       <w:tblGrid>
         <w:gridCol w:w="2188"/>
@@ -7769,7 +7769,7 @@
         <w:pStyle w:val="Ttulo1"/>
         <w:pageBreakBefore/>
       </w:pPr>
-      <w:bookmarkStart w:id="10" w:name="_Toc241745816"/>
+      <w:bookmarkStart w:id="10" w:name="_Toc241748656"/>
       <w:r>
         <w:lastRenderedPageBreak/>
         <w:t>O visualizador de mapas</w:t>
@@ -7792,7 +7792,7 @@
           <w:noProof/>
         </w:rPr>
         <w:drawing>
-          <wp:inline distT="0" distB="0" distL="0" distR="0" wp14:anchorId="76C8721C" wp14:editId="02CE87D9">
+          <wp:inline distT="0" distB="0" distL="0" distR="0" wp14:anchorId="5D87A29C" wp14:editId="37761868">
             <wp:extent cx="5715000" cy="3571875"/>
             <wp:effectExtent l="0" t="0" r="0" b="0"/>
             <wp:docPr id="303" name="25-viewer-results.png" descr="O visualizador de mapas depois de uma execução concluída, com a grelha de resultados e os botões de exportação." title="O visualizador de mapas depois de uma execução concluída, com a grelha de resultados e os botões de exportação."/>
@@ -7855,7 +7855,7 @@
           <w:left w:w="10" w:type="dxa"/>
           <w:right w:w="10" w:type="dxa"/>
         </w:tblCellMar>
-        <w:tblLook w:val="0000" w:firstRow="0" w:lastRow="0" w:firstColumn="0" w:lastColumn="0" w:noHBand="0" w:noVBand="0"/>
+        <w:tblLook w:val="04A0" w:firstRow="1" w:lastRow="0" w:firstColumn="1" w:lastColumn="0" w:noHBand="0" w:noVBand="1"/>
       </w:tblPr>
       <w:tblGrid>
         <w:gridCol w:w="4750"/>
@@ -8321,7 +8321,7 @@
       <w:pPr>
         <w:pStyle w:val="Ttulo2"/>
       </w:pPr>
-      <w:bookmarkStart w:id="11" w:name="_Toc241745817"/>
+      <w:bookmarkStart w:id="11" w:name="_Toc241748657"/>
       <w:r>
         <w:lastRenderedPageBreak/>
         <w:t>Parâmetros de execução</w:t>
@@ -8364,7 +8364,7 @@
           <w:noProof/>
         </w:rPr>
         <w:drawing>
-          <wp:inline distT="0" distB="0" distL="0" distR="0" wp14:anchorId="483E440F" wp14:editId="17C5BE15">
+          <wp:inline distT="0" distB="0" distL="0" distR="0" wp14:anchorId="48933089" wp14:editId="51B9E10B">
             <wp:extent cx="2905125" cy="2457450"/>
             <wp:effectExtent l="0" t="0" r="0" b="0"/>
             <wp:docPr id="304" name="24-viewer-params-filled.png" descr="A caixa de diálogo Parâmetros de execução com os dois valores obrigatórios preenchidos." title="A caixa de diálogo Parâmetros de execução com os dois valores obrigatórios preenchidos."/>
@@ -8416,7 +8416,7 @@
       <w:pPr>
         <w:pStyle w:val="Ttulo2"/>
       </w:pPr>
-      <w:bookmarkStart w:id="12" w:name="_Toc241745818"/>
+      <w:bookmarkStart w:id="12" w:name="_Toc241748658"/>
       <w:r>
         <w:t>Ler os resultados</w:t>
       </w:r>
@@ -8437,7 +8437,7 @@
           <w:left w:w="10" w:type="dxa"/>
           <w:right w:w="10" w:type="dxa"/>
         </w:tblCellMar>
-        <w:tblLook w:val="0000" w:firstRow="0" w:lastRow="0" w:firstColumn="0" w:lastColumn="0" w:noHBand="0" w:noVBand="0"/>
+        <w:tblLook w:val="04A0" w:firstRow="1" w:lastRow="0" w:firstColumn="1" w:lastColumn="0" w:noHBand="0" w:noVBand="1"/>
       </w:tblPr>
       <w:tblGrid>
         <w:gridCol w:w="3139"/>
@@ -9100,7 +9100,7 @@
       <w:pPr>
         <w:pStyle w:val="Ttulo2"/>
       </w:pPr>
-      <w:bookmarkStart w:id="13" w:name="_Toc241745819"/>
+      <w:bookmarkStart w:id="13" w:name="_Toc241748659"/>
       <w:r>
         <w:t>Exportar os resultados</w:t>
       </w:r>
@@ -9126,7 +9126,7 @@
           <w:left w:w="10" w:type="dxa"/>
           <w:right w:w="10" w:type="dxa"/>
         </w:tblCellMar>
-        <w:tblLook w:val="0000" w:firstRow="0" w:lastRow="0" w:firstColumn="0" w:lastColumn="0" w:noHBand="0" w:noVBand="0"/>
+        <w:tblLook w:val="04A0" w:firstRow="1" w:lastRow="0" w:firstColumn="1" w:lastColumn="0" w:noHBand="0" w:noVBand="1"/>
       </w:tblPr>
       <w:tblGrid>
         <w:gridCol w:w="4247"/>
@@ -9431,7 +9431,7 @@
           <w:noProof/>
         </w:rPr>
         <w:drawing>
-          <wp:inline distT="0" distB="0" distL="0" distR="0" wp14:anchorId="1819F2D0" wp14:editId="3684DE78">
+          <wp:inline distT="0" distB="0" distL="0" distR="0" wp14:anchorId="62FB44B3" wp14:editId="5C8781D5">
             <wp:extent cx="3324225" cy="3990975"/>
             <wp:effectExtent l="0" t="0" r="0" b="0"/>
             <wp:docPr id="305" name="17-builder-pdf-dialog.png" descr="A caixa de diálogo de exportação para PDF com as opções de orientação, tamanho da página, título e tipo de letra." title="A caixa de diálogo de exportação para PDF com as opções de orientação, tamanho da página, título e tipo de letra."/>
@@ -9494,7 +9494,7 @@
           <w:left w:w="10" w:type="dxa"/>
           <w:right w:w="10" w:type="dxa"/>
         </w:tblCellMar>
-        <w:tblLook w:val="0000" w:firstRow="0" w:lastRow="0" w:firstColumn="0" w:lastColumn="0" w:noHBand="0" w:noVBand="0"/>
+        <w:tblLook w:val="04A0" w:firstRow="1" w:lastRow="0" w:firstColumn="1" w:lastColumn="0" w:noHBand="0" w:noVBand="1"/>
       </w:tblPr>
       <w:tblGrid>
         <w:gridCol w:w="2308"/>
@@ -9908,7 +9908,7 @@
         <w:pStyle w:val="Ttulo1"/>
         <w:pageBreakBefore/>
       </w:pPr>
-      <w:bookmarkStart w:id="14" w:name="_Toc241745820"/>
+      <w:bookmarkStart w:id="14" w:name="_Toc241748660"/>
       <w:r>
         <w:lastRenderedPageBreak/>
         <w:t>Construir e editar mapas</w:t>
@@ -9971,7 +9971,7 @@
           <w:noProof/>
         </w:rPr>
         <w:drawing>
-          <wp:inline distT="0" distB="0" distL="0" distR="0" wp14:anchorId="22577152" wp14:editId="0FA31475">
+          <wp:inline distT="0" distB="0" distL="0" distR="0" wp14:anchorId="558CBD6A" wp14:editId="134B8113">
             <wp:extent cx="5715000" cy="3571875"/>
             <wp:effectExtent l="0" t="0" r="0" b="0"/>
             <wp:docPr id="306" name="05-builder-overview.png" descr="O construtor de mapas com a árvore Áreas de Negócio, a área de Colunas e o painel Propriedades." title="O construtor de mapas com a árvore Áreas de Negócio, a área de Colunas e o painel Propriedades."/>
@@ -10078,7 +10078,7 @@
       <w:pPr>
         <w:pStyle w:val="Ttulo2"/>
       </w:pPr>
-      <w:bookmarkStart w:id="15" w:name="_Toc241745821"/>
+      <w:bookmarkStart w:id="15" w:name="_Toc241748661"/>
       <w:r>
         <w:t>Barra de ferramentas</w:t>
       </w:r>
@@ -10099,7 +10099,7 @@
           <w:left w:w="10" w:type="dxa"/>
           <w:right w:w="10" w:type="dxa"/>
         </w:tblCellMar>
-        <w:tblLook w:val="0000" w:firstRow="0" w:lastRow="0" w:firstColumn="0" w:lastColumn="0" w:noHBand="0" w:noVBand="0"/>
+        <w:tblLook w:val="04A0" w:firstRow="1" w:lastRow="0" w:firstColumn="1" w:lastColumn="0" w:noHBand="0" w:noVBand="1"/>
       </w:tblPr>
       <w:tblGrid>
         <w:gridCol w:w="4750"/>
@@ -11004,7 +11004,7 @@
       <w:pPr>
         <w:pStyle w:val="Ttulo2"/>
       </w:pPr>
-      <w:bookmarkStart w:id="16" w:name="_Toc241745822"/>
+      <w:bookmarkStart w:id="16" w:name="_Toc241748662"/>
       <w:r>
         <w:t>Adicionar colunas</w:t>
       </w:r>
@@ -11169,7 +11169,7 @@
       <w:pPr>
         <w:pStyle w:val="Ttulo2"/>
       </w:pPr>
-      <w:bookmarkStart w:id="17" w:name="_Toc241745823"/>
+      <w:bookmarkStart w:id="17" w:name="_Toc241748663"/>
       <w:r>
         <w:t>Configurar uma coluna</w:t>
       </w:r>
@@ -11215,7 +11215,7 @@
           <w:left w:w="10" w:type="dxa"/>
           <w:right w:w="10" w:type="dxa"/>
         </w:tblCellMar>
-        <w:tblLook w:val="0000" w:firstRow="0" w:lastRow="0" w:firstColumn="0" w:lastColumn="0" w:noHBand="0" w:noVBand="0"/>
+        <w:tblLook w:val="04A0" w:firstRow="1" w:lastRow="0" w:firstColumn="1" w:lastColumn="0" w:noHBand="0" w:noVBand="1"/>
       </w:tblPr>
       <w:tblGrid>
         <w:gridCol w:w="4247"/>
@@ -12169,7 +12169,7 @@
           <w:noProof/>
         </w:rPr>
         <w:drawing>
-          <wp:inline distT="0" distB="0" distL="0" distR="0" wp14:anchorId="7E5492C8" wp14:editId="0D901166">
+          <wp:inline distT="0" distB="0" distL="0" distR="0" wp14:anchorId="52A36927" wp14:editId="6205E04C">
             <wp:extent cx="5715000" cy="3571875"/>
             <wp:effectExtent l="0" t="0" r="0" b="0"/>
             <wp:docPr id="307" name="08-builder-column-aggregation.png" descr="A caixa de diálogo Configurar coluna com a lista Agregação aberta." title="A caixa de diálogo Configurar coluna com a lista Agregação aberta."/>
@@ -12221,7 +12221,7 @@
       <w:pPr>
         <w:pStyle w:val="Ttulo2"/>
       </w:pPr>
-      <w:bookmarkStart w:id="18" w:name="_Toc241745824"/>
+      <w:bookmarkStart w:id="18" w:name="_Toc241748664"/>
       <w:r>
         <w:lastRenderedPageBreak/>
         <w:t>Separadores do painel direito</w:t>
@@ -12243,7 +12243,7 @@
           <w:left w:w="10" w:type="dxa"/>
           <w:right w:w="10" w:type="dxa"/>
         </w:tblCellMar>
-        <w:tblLook w:val="0000" w:firstRow="0" w:lastRow="0" w:firstColumn="0" w:lastColumn="0" w:noHBand="0" w:noVBand="0"/>
+        <w:tblLook w:val="04A0" w:firstRow="1" w:lastRow="0" w:firstColumn="1" w:lastColumn="0" w:noHBand="0" w:noVBand="1"/>
       </w:tblPr>
       <w:tblGrid>
         <w:gridCol w:w="3531"/>
@@ -12967,7 +12967,7 @@
           <w:noProof/>
         </w:rPr>
         <w:drawing>
-          <wp:inline distT="0" distB="0" distL="0" distR="0" wp14:anchorId="6AF82A94" wp14:editId="4D865644">
+          <wp:inline distT="0" distB="0" distL="0" distR="0" wp14:anchorId="167AA95D" wp14:editId="7AC021E2">
             <wp:extent cx="5715000" cy="3571875"/>
             <wp:effectExtent l="0" t="0" r="0" b="0"/>
             <wp:docPr id="308" name="09-builder-conditions.png" descr="O separador Condições com as condições do mapa e os controlos de operador e valor ou pedido." title="O separador Condições com as condições do mapa e os controlos de operador e valor ou pedido."/>
@@ -13125,7 +13125,7 @@
       <w:pPr>
         <w:pStyle w:val="Ttulo2"/>
       </w:pPr>
-      <w:bookmarkStart w:id="19" w:name="_Toc241745825"/>
+      <w:bookmarkStart w:id="19" w:name="_Toc241748665"/>
       <w:r>
         <w:t>Formatação condicional</w:t>
       </w:r>
@@ -13171,7 +13171,7 @@
           <w:left w:w="10" w:type="dxa"/>
           <w:right w:w="10" w:type="dxa"/>
         </w:tblCellMar>
-        <w:tblLook w:val="0000" w:firstRow="0" w:lastRow="0" w:firstColumn="0" w:lastColumn="0" w:noHBand="0" w:noVBand="0"/>
+        <w:tblLook w:val="04A0" w:firstRow="1" w:lastRow="0" w:firstColumn="1" w:lastColumn="0" w:noHBand="0" w:noVBand="1"/>
       </w:tblPr>
       <w:tblGrid>
         <w:gridCol w:w="3139"/>
@@ -13830,7 +13830,7 @@
           <w:noProof/>
         </w:rPr>
         <w:drawing>
-          <wp:inline distT="0" distB="0" distL="0" distR="0" wp14:anchorId="35A85B20" wp14:editId="16BCAE19">
+          <wp:inline distT="0" distB="0" distL="0" distR="0" wp14:anchorId="37E0D7C8" wp14:editId="47C2F716">
             <wp:extent cx="3324225" cy="1457325"/>
             <wp:effectExtent l="0" t="0" r="0" b="0"/>
             <wp:docPr id="309" name="19-builder-formatting-dialog.png" descr="A caixa de diálogo Formatação com a lista de regras e os controlos de Adicionar regra." title="A caixa de diálogo Formatação com a lista de regras e os controlos de Adicionar regra."/>
@@ -13882,7 +13882,7 @@
       <w:pPr>
         <w:pStyle w:val="Ttulo2"/>
       </w:pPr>
-      <w:bookmarkStart w:id="20" w:name="_Toc241745826"/>
+      <w:bookmarkStart w:id="20" w:name="_Toc241748666"/>
       <w:r>
         <w:t>Executar a partir do construtor e execuções recusadas</w:t>
       </w:r>
@@ -13929,7 +13929,7 @@
       <w:pPr>
         <w:pStyle w:val="Ttulo2"/>
       </w:pPr>
-      <w:bookmarkStart w:id="21" w:name="_Toc241745827"/>
+      <w:bookmarkStart w:id="21" w:name="_Toc241748667"/>
       <w:r>
         <w:t>Exemplo: construir um mapa pequeno</w:t>
       </w:r>
@@ -14079,7 +14079,7 @@
         <w:pStyle w:val="Ttulo1"/>
         <w:pageBreakBefore/>
       </w:pPr>
-      <w:bookmarkStart w:id="22" w:name="_Toc241745828"/>
+      <w:bookmarkStart w:id="22" w:name="_Toc241748668"/>
       <w:r>
         <w:lastRenderedPageBreak/>
         <w:t>Execuções</w:t>
@@ -14112,7 +14112,7 @@
           <w:noProof/>
         </w:rPr>
         <w:drawing>
-          <wp:inline distT="0" distB="0" distL="0" distR="0" wp14:anchorId="5F6FB5E5" wp14:editId="5BA1F09A">
+          <wp:inline distT="0" distB="0" distL="0" distR="0" wp14:anchorId="1D8DE242" wp14:editId="672DBA97">
             <wp:extent cx="5715000" cy="3571875"/>
             <wp:effectExtent l="0" t="0" r="0" b="0"/>
             <wp:docPr id="310" name="41-runs.png" descr="A página Execuções com os filtros e a tabela de execuções com os respetivos botões de exportação." title="A página Execuções com os filtros e a tabela de execuções com os respetivos botões de exportação."/>
@@ -14175,7 +14175,7 @@
           <w:left w:w="10" w:type="dxa"/>
           <w:right w:w="10" w:type="dxa"/>
         </w:tblCellMar>
-        <w:tblLook w:val="0000" w:firstRow="0" w:lastRow="0" w:firstColumn="0" w:lastColumn="0" w:noHBand="0" w:noVBand="0"/>
+        <w:tblLook w:val="04A0" w:firstRow="1" w:lastRow="0" w:firstColumn="1" w:lastColumn="0" w:noHBand="0" w:noVBand="1"/>
       </w:tblPr>
       <w:tblGrid>
         <w:gridCol w:w="4247"/>
@@ -15115,7 +15115,7 @@
         <w:pStyle w:val="Ttulo1"/>
         <w:pageBreakBefore/>
       </w:pPr>
-      <w:bookmarkStart w:id="23" w:name="_Toc241745829"/>
+      <w:bookmarkStart w:id="23" w:name="_Toc241748669"/>
       <w:r>
         <w:lastRenderedPageBreak/>
         <w:t>Exportações</w:t>
@@ -15148,7 +15148,7 @@
           <w:noProof/>
         </w:rPr>
         <w:drawing>
-          <wp:inline distT="0" distB="0" distL="0" distR="0" wp14:anchorId="6E9818B0" wp14:editId="5BF8027C">
+          <wp:inline distT="0" distB="0" distL="0" distR="0" wp14:anchorId="605C3108" wp14:editId="4BD1FB9D">
             <wp:extent cx="5715000" cy="3571875"/>
             <wp:effectExtent l="0" t="0" r="0" b="0"/>
             <wp:docPr id="311" name="44-exports.png" descr="A página Exportações com a lista de exportações e um botão Transferir nas concluídas." title="A página Exportações com a lista de exportações e um botão Transferir nas concluídas."/>
@@ -15211,7 +15211,7 @@
           <w:left w:w="10" w:type="dxa"/>
           <w:right w:w="10" w:type="dxa"/>
         </w:tblCellMar>
-        <w:tblLook w:val="0000" w:firstRow="0" w:lastRow="0" w:firstColumn="0" w:lastColumn="0" w:noHBand="0" w:noVBand="0"/>
+        <w:tblLook w:val="04A0" w:firstRow="1" w:lastRow="0" w:firstColumn="1" w:lastColumn="0" w:noHBand="0" w:noVBand="1"/>
       </w:tblPr>
       <w:tblGrid>
         <w:gridCol w:w="4247"/>
@@ -15565,7 +15565,7 @@
         <w:pStyle w:val="Ttulo1"/>
         <w:pageBreakBefore/>
       </w:pPr>
-      <w:bookmarkStart w:id="24" w:name="_Toc241745830"/>
+      <w:bookmarkStart w:id="24" w:name="_Toc241748670"/>
       <w:r>
         <w:lastRenderedPageBreak/>
         <w:t>Agendamentos</w:t>
@@ -15633,7 +15633,7 @@
           <w:noProof/>
         </w:rPr>
         <w:drawing>
-          <wp:inline distT="0" distB="0" distL="0" distR="0" wp14:anchorId="54843446" wp14:editId="6ED64A7A">
+          <wp:inline distT="0" distB="0" distL="0" distR="0" wp14:anchorId="51AE8B9A" wp14:editId="302E7D6B">
             <wp:extent cx="5715000" cy="3571875"/>
             <wp:effectExtent l="0" t="0" r="0" b="0"/>
             <wp:docPr id="312" name="38-schedules-list.png" descr="A página Agendamentos com um agendamento em pausa e os respetivos ícones de ação." title="A página Agendamentos com um agendamento em pausa e os respetivos ícones de ação."/>
@@ -15696,7 +15696,7 @@
           <w:left w:w="10" w:type="dxa"/>
           <w:right w:w="10" w:type="dxa"/>
         </w:tblCellMar>
-        <w:tblLook w:val="0000" w:firstRow="0" w:lastRow="0" w:firstColumn="0" w:lastColumn="0" w:noHBand="0" w:noVBand="0"/>
+        <w:tblLook w:val="04A0" w:firstRow="1" w:lastRow="0" w:firstColumn="1" w:lastColumn="0" w:noHBand="0" w:noVBand="1"/>
       </w:tblPr>
       <w:tblGrid>
         <w:gridCol w:w="4247"/>
@@ -16391,7 +16391,7 @@
       <w:pPr>
         <w:pStyle w:val="Ttulo2"/>
       </w:pPr>
-      <w:bookmarkStart w:id="25" w:name="_Toc241745831"/>
+      <w:bookmarkStart w:id="25" w:name="_Toc241748671"/>
       <w:r>
         <w:t>Novo Agendamento</w:t>
       </w:r>
@@ -16601,7 +16601,7 @@
           <w:noProof/>
         </w:rPr>
         <w:drawing>
-          <wp:inline distT="0" distB="0" distL="0" distR="0" wp14:anchorId="2DF41D7D" wp14:editId="091BFEEF">
+          <wp:inline distT="0" distB="0" distL="0" distR="0" wp14:anchorId="028E4FFC" wp14:editId="289F2F6B">
             <wp:extent cx="3743325" cy="4676775"/>
             <wp:effectExtent l="0" t="0" r="0" b="0"/>
             <wp:docPr id="313" name="37-schedule-filled.png" descr="A caixa de diálogo Novo Agendamento preenchida, com frequência mensal e Ativado desmarcado." title="A caixa de diálogo Novo Agendamento preenchida, com frequência mensal e Ativado desmarcado."/>
@@ -16664,7 +16664,7 @@
           <w:left w:w="10" w:type="dxa"/>
           <w:right w:w="10" w:type="dxa"/>
         </w:tblCellMar>
-        <w:tblLook w:val="0000" w:firstRow="0" w:lastRow="0" w:firstColumn="0" w:lastColumn="0" w:noHBand="0" w:noVBand="0"/>
+        <w:tblLook w:val="04A0" w:firstRow="1" w:lastRow="0" w:firstColumn="1" w:lastColumn="0" w:noHBand="0" w:noVBand="1"/>
       </w:tblPr>
       <w:tblGrid>
         <w:gridCol w:w="2123"/>
@@ -17439,7 +17439,7 @@
       <w:pPr>
         <w:pStyle w:val="Ttulo2"/>
       </w:pPr>
-      <w:bookmarkStart w:id="26" w:name="_Toc241745832"/>
+      <w:bookmarkStart w:id="26" w:name="_Toc241748672"/>
       <w:r>
         <w:t>Histórico</w:t>
       </w:r>
@@ -17587,7 +17587,7 @@
         <w:pStyle w:val="Ttulo1"/>
         <w:pageBreakBefore/>
       </w:pPr>
-      <w:bookmarkStart w:id="27" w:name="_Toc241745833"/>
+      <w:bookmarkStart w:id="27" w:name="_Toc241748673"/>
       <w:r>
         <w:lastRenderedPageBreak/>
         <w:t>Definições</w:t>
@@ -17620,7 +17620,7 @@
           <w:noProof/>
         </w:rPr>
         <w:drawing>
-          <wp:inline distT="0" distB="0" distL="0" distR="0" wp14:anchorId="120FC4FC" wp14:editId="0204A6D5">
+          <wp:inline distT="0" distB="0" distL="0" distR="0" wp14:anchorId="7DEAF08A" wp14:editId="391AD8B7">
             <wp:extent cx="5715000" cy="3571875"/>
             <wp:effectExtent l="0" t="0" r="0" b="0"/>
             <wp:docPr id="314" name="04-settings.png" descr="A página Definições com os cartões Idioma de exibição, Aparência e Paleta." title="A página Definições com os cartões Idioma de exibição, Aparência e Paleta."/>
@@ -17683,7 +17683,7 @@
           <w:left w:w="10" w:type="dxa"/>
           <w:right w:w="10" w:type="dxa"/>
         </w:tblCellMar>
-        <w:tblLook w:val="0000" w:firstRow="0" w:lastRow="0" w:firstColumn="0" w:lastColumn="0" w:noHBand="0" w:noVBand="0"/>
+        <w:tblLook w:val="04A0" w:firstRow="1" w:lastRow="0" w:firstColumn="1" w:lastColumn="0" w:noHBand="0" w:noVBand="1"/>
       </w:tblPr>
       <w:tblGrid>
         <w:gridCol w:w="4247"/>
@@ -18175,7 +18175,7 @@
         <w:pStyle w:val="Ttulo1"/>
         <w:pageBreakBefore/>
       </w:pPr>
-      <w:bookmarkStart w:id="28" w:name="_Toc241745834"/>
+      <w:bookmarkStart w:id="28" w:name="_Toc241748674"/>
       <w:r>
         <w:lastRenderedPageBreak/>
         <w:t>Perguntas frequentes</w:t>
@@ -18357,7 +18357,7 @@
         <w:pStyle w:val="Ttulo1"/>
         <w:pageBreakBefore/>
       </w:pPr>
-      <w:bookmarkStart w:id="29" w:name="_Toc241745835"/>
+      <w:bookmarkStart w:id="29" w:name="_Toc241748675"/>
       <w:r>
         <w:lastRenderedPageBreak/>
         <w:t>Glossário</w:t>
@@ -18379,7 +18379,7 @@
           <w:left w:w="10" w:type="dxa"/>
           <w:right w:w="10" w:type="dxa"/>
         </w:tblCellMar>
-        <w:tblLook w:val="0000" w:firstRow="0" w:lastRow="0" w:firstColumn="0" w:lastColumn="0" w:noHBand="0" w:noVBand="0"/>
+        <w:tblLook w:val="04A0" w:firstRow="1" w:lastRow="0" w:firstColumn="1" w:lastColumn="0" w:noHBand="0" w:noVBand="1"/>
       </w:tblPr>
       <w:tblGrid>
         <w:gridCol w:w="3800"/>
@@ -19370,7 +19370,7 @@
         <w:sz w:val="16"/>
         <w:szCs w:val="16"/>
       </w:rPr>
-      <w:t>Discoverer Neo 2.1.0 · Guia completo · USER</w:t>
+      <w:t>Discoverer Neo 2.1.1 · Guia completo · USER</w:t>
     </w:r>
   </w:p>
 </w:hdr>
@@ -19379,10 +19379,10 @@
 <file path=word/numbering.xml><?xml version="1.0" encoding="utf-8"?>
 <w:numbering xmlns:wpc="http://schemas.microsoft.com/office/word/2010/wordprocessingCanvas" xmlns:cx="http://schemas.microsoft.com/office/drawing/2014/chartex" xmlns:cx1="http://schemas.microsoft.com/office/drawing/2015/9/8/chartex" xmlns:cx2="http://schemas.microsoft.com/office/drawing/2015/10/21/chartex" xmlns:cx3="http://schemas.microsoft.com/office/drawing/2016/5/9/chartex" xmlns:cx4="http://schemas.microsoft.com/office/drawing/2016/5/10/chartex" xmlns:cx5="http://schemas.microsoft.com/office/drawing/2016/5/11/chartex" xmlns:cx6="http://schemas.microsoft.com/office/drawing/2016/5/12/chartex" xmlns:cx7="http://schemas.microsoft.com/office/drawing/2016/5/13/chartex" xmlns:cx8="http://schemas.microsoft.com/office/drawing/2016/5/14/chartex" xmlns:mc="http://schemas.openxmlformats.org/markup-compatibility/2006" xmlns:aink="http://schemas.microsoft.com/office/drawing/2016/ink" xmlns:am3d="http://schemas.microsoft.com/office/drawing/2017/model3d" xmlns:o="urn:schemas-microsoft-com:office:office" xmlns:oel="http://schemas.microsoft.com/office/2019/extlst" xmlns:r="http://schemas.openxmlformats.org/officeDocument/2006/relationships" xmlns:m="http://schemas.openxmlformats.org/officeDocument/2006/math" xmlns:v="urn:schemas-microsoft-com:vml" xmlns:wp14="http://schemas.microsoft.com/office/word/2010/wordprocessingDrawing" xmlns:wp="http://schemas.openxmlformats.org/drawingml/2006/wordprocessingDrawing" xmlns:w10="urn:schemas-microsoft-com:office:word" xmlns:w="http://schemas.openxmlformats.org/wordprocessingml/2006/main" xmlns:w14="http://schemas.microsoft.com/office/word/2010/wordml" xmlns:w15="http://schemas.microsoft.com/office/word/2012/wordml" xmlns:w16cex="http://schemas.microsoft.com/office/word/2018/wordml/cex" xmlns:w16cid="http://schemas.microsoft.com/office/word/2016/wordml/cid" xmlns:w16="http://schemas.microsoft.com/office/word/2018/wordml" xmlns:w16sdtdh="http://schemas.microsoft.com/office/word/2020/wordml/sdtdatahash" xmlns:w16se="http://schemas.microsoft.com/office/word/2015/wordml/symex" xmlns:wpg="http://schemas.microsoft.com/office/word/2010/wordprocessingGroup" xmlns:wpi="http://schemas.microsoft.com/office/word/2010/wordprocessingInk" xmlns:wne="http://schemas.microsoft.com/office/word/2006/wordml" xmlns:wps="http://schemas.microsoft.com/office/word/2010/wordprocessingShape" mc:Ignorable="w14 w15 w16se w16cid w16 w16cex w16sdtdh wp14">
   <w:abstractNum w:abstractNumId="0" w15:restartNumberingAfterBreak="0">
-    <w:nsid w:val="101B0A5B"/>
+    <w:nsid w:val="0791012A"/>
     <w:multiLevelType w:val="hybridMultilevel"/>
-    <w:tmpl w:val="E92E0C6E"/>
-    <w:lvl w:ilvl="0" w:tplc="50DEC624">
+    <w:tmpl w:val="C1BE4838"/>
+    <w:lvl w:ilvl="0" w:tplc="17E2AABC">
       <w:start w:val="1"/>
       <w:numFmt w:val="decimal"/>
       <w:lvlText w:val="%1."/>
@@ -19391,7 +19391,7 @@
         <w:ind w:left="360" w:hanging="300"/>
       </w:pPr>
     </w:lvl>
-    <w:lvl w:ilvl="1" w:tplc="EC34093C" w:tentative="1">
+    <w:lvl w:ilvl="1" w:tplc="741821AC" w:tentative="1">
       <w:start w:val="1"/>
       <w:numFmt w:val="lowerLetter"/>
       <w:lvlText w:val="%2."/>
@@ -19400,47 +19400,47 @@
         <w:ind w:left="720" w:hanging="300"/>
       </w:pPr>
     </w:lvl>
-    <w:lvl w:ilvl="2" w:tplc="AB4E47D8">
+    <w:lvl w:ilvl="2" w:tplc="2DCE8296">
       <w:numFmt w:val="decimal"/>
       <w:lvlText w:val=""/>
       <w:lvlJc w:val="left"/>
     </w:lvl>
-    <w:lvl w:ilvl="3" w:tplc="85B613C4">
+    <w:lvl w:ilvl="3" w:tplc="51D25D5E">
       <w:numFmt w:val="decimal"/>
       <w:lvlText w:val=""/>
       <w:lvlJc w:val="left"/>
     </w:lvl>
-    <w:lvl w:ilvl="4" w:tplc="C67625F8">
+    <w:lvl w:ilvl="4" w:tplc="65FE3BBA">
       <w:numFmt w:val="decimal"/>
       <w:lvlText w:val=""/>
       <w:lvlJc w:val="left"/>
     </w:lvl>
-    <w:lvl w:ilvl="5" w:tplc="FF1436D6">
+    <w:lvl w:ilvl="5" w:tplc="DDEEAF92">
       <w:numFmt w:val="decimal"/>
       <w:lvlText w:val=""/>
       <w:lvlJc w:val="left"/>
     </w:lvl>
-    <w:lvl w:ilvl="6" w:tplc="09B0FD42">
+    <w:lvl w:ilvl="6" w:tplc="FEA80FE4">
       <w:numFmt w:val="decimal"/>
       <w:lvlText w:val=""/>
       <w:lvlJc w:val="left"/>
     </w:lvl>
-    <w:lvl w:ilvl="7" w:tplc="7458F020">
+    <w:lvl w:ilvl="7" w:tplc="1F685D72">
       <w:numFmt w:val="decimal"/>
       <w:lvlText w:val=""/>
       <w:lvlJc w:val="left"/>
     </w:lvl>
-    <w:lvl w:ilvl="8" w:tplc="8522DD90">
+    <w:lvl w:ilvl="8" w:tplc="61987EFA">
       <w:numFmt w:val="decimal"/>
       <w:lvlText w:val=""/>
       <w:lvlJc w:val="left"/>
     </w:lvl>
   </w:abstractNum>
   <w:abstractNum w:abstractNumId="1" w15:restartNumberingAfterBreak="0">
-    <w:nsid w:val="3BA149B4"/>
+    <w:nsid w:val="211C54B1"/>
     <w:multiLevelType w:val="hybridMultilevel"/>
-    <w:tmpl w:val="79C0494E"/>
-    <w:lvl w:ilvl="0" w:tplc="87C8908A">
+    <w:tmpl w:val="C800215C"/>
+    <w:lvl w:ilvl="0" w:tplc="46520970">
       <w:start w:val="1"/>
       <w:numFmt w:val="decimal"/>
       <w:lvlText w:val="%1."/>
@@ -19449,7 +19449,7 @@
         <w:ind w:left="360" w:hanging="300"/>
       </w:pPr>
     </w:lvl>
-    <w:lvl w:ilvl="1" w:tplc="6DBE753E" w:tentative="1">
+    <w:lvl w:ilvl="1" w:tplc="5FE44D1E" w:tentative="1">
       <w:start w:val="1"/>
       <w:numFmt w:val="lowerLetter"/>
       <w:lvlText w:val="%2."/>
@@ -19458,47 +19458,221 @@
         <w:ind w:left="720" w:hanging="300"/>
       </w:pPr>
     </w:lvl>
-    <w:lvl w:ilvl="2" w:tplc="6512F028">
+    <w:lvl w:ilvl="2" w:tplc="E4F4139E">
       <w:numFmt w:val="decimal"/>
       <w:lvlText w:val=""/>
       <w:lvlJc w:val="left"/>
     </w:lvl>
-    <w:lvl w:ilvl="3" w:tplc="AF364B32">
+    <w:lvl w:ilvl="3" w:tplc="0D106956">
       <w:numFmt w:val="decimal"/>
       <w:lvlText w:val=""/>
       <w:lvlJc w:val="left"/>
     </w:lvl>
-    <w:lvl w:ilvl="4" w:tplc="48ECFCB6">
+    <w:lvl w:ilvl="4" w:tplc="852C76C0">
       <w:numFmt w:val="decimal"/>
       <w:lvlText w:val=""/>
       <w:lvlJc w:val="left"/>
     </w:lvl>
-    <w:lvl w:ilvl="5" w:tplc="8BD638EA">
+    <w:lvl w:ilvl="5" w:tplc="14B6E820">
       <w:numFmt w:val="decimal"/>
       <w:lvlText w:val=""/>
       <w:lvlJc w:val="left"/>
     </w:lvl>
-    <w:lvl w:ilvl="6" w:tplc="B85E60A0">
+    <w:lvl w:ilvl="6" w:tplc="D5106DA2">
       <w:numFmt w:val="decimal"/>
       <w:lvlText w:val=""/>
       <w:lvlJc w:val="left"/>
     </w:lvl>
-    <w:lvl w:ilvl="7" w:tplc="48C051D8">
+    <w:lvl w:ilvl="7" w:tplc="388CE308">
       <w:numFmt w:val="decimal"/>
       <w:lvlText w:val=""/>
       <w:lvlJc w:val="left"/>
     </w:lvl>
-    <w:lvl w:ilvl="8" w:tplc="1E807314">
+    <w:lvl w:ilvl="8" w:tplc="536A7A6C">
       <w:numFmt w:val="decimal"/>
       <w:lvlText w:val=""/>
       <w:lvlJc w:val="left"/>
     </w:lvl>
   </w:abstractNum>
   <w:abstractNum w:abstractNumId="2" w15:restartNumberingAfterBreak="0">
-    <w:nsid w:val="4B676BC5"/>
+    <w:nsid w:val="2C4337ED"/>
     <w:multiLevelType w:val="hybridMultilevel"/>
-    <w:tmpl w:val="7A684DFE"/>
-    <w:lvl w:ilvl="0" w:tplc="819CBC2A" w:tentative="1">
+    <w:tmpl w:val="84DEDACA"/>
+    <w:lvl w:ilvl="0" w:tplc="F9A27718">
+      <w:start w:val="1"/>
+      <w:numFmt w:val="decimal"/>
+      <w:lvlText w:val="%1."/>
+      <w:lvlJc w:val="left"/>
+      <w:pPr>
+        <w:ind w:left="360" w:hanging="300"/>
+      </w:pPr>
+    </w:lvl>
+    <w:lvl w:ilvl="1" w:tplc="5D920BA2" w:tentative="1">
+      <w:start w:val="1"/>
+      <w:numFmt w:val="lowerLetter"/>
+      <w:lvlText w:val="%2."/>
+      <w:lvlJc w:val="left"/>
+      <w:pPr>
+        <w:ind w:left="720" w:hanging="300"/>
+      </w:pPr>
+    </w:lvl>
+    <w:lvl w:ilvl="2" w:tplc="B2C6E360">
+      <w:numFmt w:val="decimal"/>
+      <w:lvlText w:val=""/>
+      <w:lvlJc w:val="left"/>
+    </w:lvl>
+    <w:lvl w:ilvl="3" w:tplc="9D0A069C">
+      <w:numFmt w:val="decimal"/>
+      <w:lvlText w:val=""/>
+      <w:lvlJc w:val="left"/>
+    </w:lvl>
+    <w:lvl w:ilvl="4" w:tplc="F88A4C20">
+      <w:numFmt w:val="decimal"/>
+      <w:lvlText w:val=""/>
+      <w:lvlJc w:val="left"/>
+    </w:lvl>
+    <w:lvl w:ilvl="5" w:tplc="D6EEE2AA">
+      <w:numFmt w:val="decimal"/>
+      <w:lvlText w:val=""/>
+      <w:lvlJc w:val="left"/>
+    </w:lvl>
+    <w:lvl w:ilvl="6" w:tplc="1DB87FFC">
+      <w:numFmt w:val="decimal"/>
+      <w:lvlText w:val=""/>
+      <w:lvlJc w:val="left"/>
+    </w:lvl>
+    <w:lvl w:ilvl="7" w:tplc="7C0EB56A">
+      <w:numFmt w:val="decimal"/>
+      <w:lvlText w:val=""/>
+      <w:lvlJc w:val="left"/>
+    </w:lvl>
+    <w:lvl w:ilvl="8" w:tplc="416E75FC">
+      <w:numFmt w:val="decimal"/>
+      <w:lvlText w:val=""/>
+      <w:lvlJc w:val="left"/>
+    </w:lvl>
+  </w:abstractNum>
+  <w:abstractNum w:abstractNumId="3" w15:restartNumberingAfterBreak="0">
+    <w:nsid w:val="32300E14"/>
+    <w:multiLevelType w:val="hybridMultilevel"/>
+    <w:tmpl w:val="7E286706"/>
+    <w:lvl w:ilvl="0" w:tplc="D5022948">
+      <w:start w:val="1"/>
+      <w:numFmt w:val="decimal"/>
+      <w:lvlText w:val="%1."/>
+      <w:lvlJc w:val="left"/>
+      <w:pPr>
+        <w:ind w:left="360" w:hanging="300"/>
+      </w:pPr>
+    </w:lvl>
+    <w:lvl w:ilvl="1" w:tplc="F8487EC8" w:tentative="1">
+      <w:start w:val="1"/>
+      <w:numFmt w:val="lowerLetter"/>
+      <w:lvlText w:val="%2."/>
+      <w:lvlJc w:val="left"/>
+      <w:pPr>
+        <w:ind w:left="720" w:hanging="300"/>
+      </w:pPr>
+    </w:lvl>
+    <w:lvl w:ilvl="2" w:tplc="5ED80688">
+      <w:numFmt w:val="decimal"/>
+      <w:lvlText w:val=""/>
+      <w:lvlJc w:val="left"/>
+    </w:lvl>
+    <w:lvl w:ilvl="3" w:tplc="CE38F20A">
+      <w:numFmt w:val="decimal"/>
+      <w:lvlText w:val=""/>
+      <w:lvlJc w:val="left"/>
+    </w:lvl>
+    <w:lvl w:ilvl="4" w:tplc="0FF44C62">
+      <w:numFmt w:val="decimal"/>
+      <w:lvlText w:val=""/>
+      <w:lvlJc w:val="left"/>
+    </w:lvl>
+    <w:lvl w:ilvl="5" w:tplc="B172D6F4">
+      <w:numFmt w:val="decimal"/>
+      <w:lvlText w:val=""/>
+      <w:lvlJc w:val="left"/>
+    </w:lvl>
+    <w:lvl w:ilvl="6" w:tplc="0CFA3A4C">
+      <w:numFmt w:val="decimal"/>
+      <w:lvlText w:val=""/>
+      <w:lvlJc w:val="left"/>
+    </w:lvl>
+    <w:lvl w:ilvl="7" w:tplc="CFD2553C">
+      <w:numFmt w:val="decimal"/>
+      <w:lvlText w:val=""/>
+      <w:lvlJc w:val="left"/>
+    </w:lvl>
+    <w:lvl w:ilvl="8" w:tplc="67DE0758">
+      <w:numFmt w:val="decimal"/>
+      <w:lvlText w:val=""/>
+      <w:lvlJc w:val="left"/>
+    </w:lvl>
+  </w:abstractNum>
+  <w:abstractNum w:abstractNumId="4" w15:restartNumberingAfterBreak="0">
+    <w:nsid w:val="351645F9"/>
+    <w:multiLevelType w:val="hybridMultilevel"/>
+    <w:tmpl w:val="242037A2"/>
+    <w:lvl w:ilvl="0" w:tplc="8F927488">
+      <w:start w:val="1"/>
+      <w:numFmt w:val="decimal"/>
+      <w:lvlText w:val="%1."/>
+      <w:lvlJc w:val="left"/>
+      <w:pPr>
+        <w:ind w:left="360" w:hanging="300"/>
+      </w:pPr>
+    </w:lvl>
+    <w:lvl w:ilvl="1" w:tplc="F7C6123E" w:tentative="1">
+      <w:start w:val="1"/>
+      <w:numFmt w:val="lowerLetter"/>
+      <w:lvlText w:val="%2."/>
+      <w:lvlJc w:val="left"/>
+      <w:pPr>
+        <w:ind w:left="720" w:hanging="300"/>
+      </w:pPr>
+    </w:lvl>
+    <w:lvl w:ilvl="2" w:tplc="3C5ACC6E">
+      <w:numFmt w:val="decimal"/>
+      <w:lvlText w:val=""/>
+      <w:lvlJc w:val="left"/>
+    </w:lvl>
+    <w:lvl w:ilvl="3" w:tplc="39F03658">
+      <w:numFmt w:val="decimal"/>
+      <w:lvlText w:val=""/>
+      <w:lvlJc w:val="left"/>
+    </w:lvl>
+    <w:lvl w:ilvl="4" w:tplc="24F41564">
+      <w:numFmt w:val="decimal"/>
+      <w:lvlText w:val=""/>
+      <w:lvlJc w:val="left"/>
+    </w:lvl>
+    <w:lvl w:ilvl="5" w:tplc="FFDC2C6E">
+      <w:numFmt w:val="decimal"/>
+      <w:lvlText w:val=""/>
+      <w:lvlJc w:val="left"/>
+    </w:lvl>
+    <w:lvl w:ilvl="6" w:tplc="D9E22AF0">
+      <w:numFmt w:val="decimal"/>
+      <w:lvlText w:val=""/>
+      <w:lvlJc w:val="left"/>
+    </w:lvl>
+    <w:lvl w:ilvl="7" w:tplc="97AAEF02">
+      <w:numFmt w:val="decimal"/>
+      <w:lvlText w:val=""/>
+      <w:lvlJc w:val="left"/>
+    </w:lvl>
+    <w:lvl w:ilvl="8" w:tplc="C276BFA2">
+      <w:numFmt w:val="decimal"/>
+      <w:lvlText w:val=""/>
+      <w:lvlJc w:val="left"/>
+    </w:lvl>
+  </w:abstractNum>
+  <w:abstractNum w:abstractNumId="5" w15:restartNumberingAfterBreak="0">
+    <w:nsid w:val="420C0B3F"/>
+    <w:multiLevelType w:val="hybridMultilevel"/>
+    <w:tmpl w:val="27903CC4"/>
+    <w:lvl w:ilvl="0" w:tplc="8FAAEA2E" w:tentative="1">
       <w:start w:val="1"/>
       <w:numFmt w:val="bullet"/>
       <w:lvlText w:val="●"/>
@@ -19507,7 +19681,7 @@
         <w:ind w:left="720" w:hanging="360"/>
       </w:pPr>
     </w:lvl>
-    <w:lvl w:ilvl="1" w:tplc="235CF828" w:tentative="1">
+    <w:lvl w:ilvl="1" w:tplc="65DC2A76" w:tentative="1">
       <w:start w:val="1"/>
       <w:numFmt w:val="bullet"/>
       <w:lvlText w:val="○"/>
@@ -19516,7 +19690,7 @@
         <w:ind w:left="1440" w:hanging="360"/>
       </w:pPr>
     </w:lvl>
-    <w:lvl w:ilvl="2" w:tplc="ACE69208" w:tentative="1">
+    <w:lvl w:ilvl="2" w:tplc="55C25792" w:tentative="1">
       <w:start w:val="1"/>
       <w:numFmt w:val="bullet"/>
       <w:lvlText w:val="■"/>
@@ -19525,7 +19699,7 @@
         <w:ind w:left="2160" w:hanging="360"/>
       </w:pPr>
     </w:lvl>
-    <w:lvl w:ilvl="3" w:tplc="CD3AE92A" w:tentative="1">
+    <w:lvl w:ilvl="3" w:tplc="D5FC9D8C" w:tentative="1">
       <w:start w:val="1"/>
       <w:numFmt w:val="bullet"/>
       <w:lvlText w:val="●"/>
@@ -19534,7 +19708,7 @@
         <w:ind w:left="2880" w:hanging="360"/>
       </w:pPr>
     </w:lvl>
-    <w:lvl w:ilvl="4" w:tplc="B5367416" w:tentative="1">
+    <w:lvl w:ilvl="4" w:tplc="7C6CCB1A" w:tentative="1">
       <w:start w:val="1"/>
       <w:numFmt w:val="bullet"/>
       <w:lvlText w:val="○"/>
@@ -19543,7 +19717,7 @@
         <w:ind w:left="3600" w:hanging="360"/>
       </w:pPr>
     </w:lvl>
-    <w:lvl w:ilvl="5" w:tplc="1034F27C" w:tentative="1">
+    <w:lvl w:ilvl="5" w:tplc="1806F466" w:tentative="1">
       <w:start w:val="1"/>
       <w:numFmt w:val="bullet"/>
       <w:lvlText w:val="■"/>
@@ -19552,7 +19726,7 @@
         <w:ind w:left="4320" w:hanging="360"/>
       </w:pPr>
     </w:lvl>
-    <w:lvl w:ilvl="6" w:tplc="0318FA56" w:tentative="1">
+    <w:lvl w:ilvl="6" w:tplc="726AC6BC" w:tentative="1">
       <w:start w:val="1"/>
       <w:numFmt w:val="bullet"/>
       <w:lvlText w:val="●"/>
@@ -19561,7 +19735,7 @@
         <w:ind w:left="5040" w:hanging="360"/>
       </w:pPr>
     </w:lvl>
-    <w:lvl w:ilvl="7" w:tplc="4CDAA040" w:tentative="1">
+    <w:lvl w:ilvl="7" w:tplc="CBC273A4" w:tentative="1">
       <w:start w:val="1"/>
       <w:numFmt w:val="bullet"/>
       <w:lvlText w:val="●"/>
@@ -19570,7 +19744,7 @@
         <w:ind w:left="5760" w:hanging="360"/>
       </w:pPr>
     </w:lvl>
-    <w:lvl w:ilvl="8" w:tplc="2E7CD146" w:tentative="1">
+    <w:lvl w:ilvl="8" w:tplc="BE00B8D8" w:tentative="1">
       <w:start w:val="1"/>
       <w:numFmt w:val="bullet"/>
       <w:lvlText w:val="●"/>
@@ -19580,11 +19754,11 @@
       </w:pPr>
     </w:lvl>
   </w:abstractNum>
-  <w:abstractNum w:abstractNumId="3" w15:restartNumberingAfterBreak="0">
-    <w:nsid w:val="5F480ECA"/>
+  <w:abstractNum w:abstractNumId="6" w15:restartNumberingAfterBreak="0">
+    <w:nsid w:val="42D244F3"/>
     <w:multiLevelType w:val="hybridMultilevel"/>
-    <w:tmpl w:val="3304A394"/>
-    <w:lvl w:ilvl="0" w:tplc="E14CE1FE">
+    <w:tmpl w:val="D8A01C6A"/>
+    <w:lvl w:ilvl="0" w:tplc="65D89AF6">
       <w:start w:val="1"/>
       <w:numFmt w:val="decimal"/>
       <w:lvlText w:val="%1."/>
@@ -19593,7 +19767,7 @@
         <w:ind w:left="360" w:hanging="300"/>
       </w:pPr>
     </w:lvl>
-    <w:lvl w:ilvl="1" w:tplc="5A34EBCE" w:tentative="1">
+    <w:lvl w:ilvl="1" w:tplc="569E70C8" w:tentative="1">
       <w:start w:val="1"/>
       <w:numFmt w:val="lowerLetter"/>
       <w:lvlText w:val="%2."/>
@@ -19602,221 +19776,47 @@
         <w:ind w:left="720" w:hanging="300"/>
       </w:pPr>
     </w:lvl>
-    <w:lvl w:ilvl="2" w:tplc="F0720B48">
+    <w:lvl w:ilvl="2" w:tplc="4B626944">
       <w:numFmt w:val="decimal"/>
       <w:lvlText w:val=""/>
       <w:lvlJc w:val="left"/>
     </w:lvl>
-    <w:lvl w:ilvl="3" w:tplc="1794D5E4">
+    <w:lvl w:ilvl="3" w:tplc="DEC6EAB8">
       <w:numFmt w:val="decimal"/>
       <w:lvlText w:val=""/>
       <w:lvlJc w:val="left"/>
     </w:lvl>
-    <w:lvl w:ilvl="4" w:tplc="3A7C04DE">
+    <w:lvl w:ilvl="4" w:tplc="306649F0">
       <w:numFmt w:val="decimal"/>
       <w:lvlText w:val=""/>
       <w:lvlJc w:val="left"/>
     </w:lvl>
-    <w:lvl w:ilvl="5" w:tplc="F92C9CB2">
+    <w:lvl w:ilvl="5" w:tplc="C8FAA476">
       <w:numFmt w:val="decimal"/>
       <w:lvlText w:val=""/>
       <w:lvlJc w:val="left"/>
     </w:lvl>
-    <w:lvl w:ilvl="6" w:tplc="0166FF44">
+    <w:lvl w:ilvl="6" w:tplc="D1D09BD4">
       <w:numFmt w:val="decimal"/>
       <w:lvlText w:val=""/>
       <w:lvlJc w:val="left"/>
     </w:lvl>
-    <w:lvl w:ilvl="7" w:tplc="59E047B8">
+    <w:lvl w:ilvl="7" w:tplc="A8B836E6">
       <w:numFmt w:val="decimal"/>
       <w:lvlText w:val=""/>
       <w:lvlJc w:val="left"/>
     </w:lvl>
-    <w:lvl w:ilvl="8" w:tplc="B7303D84">
-      <w:numFmt w:val="decimal"/>
-      <w:lvlText w:val=""/>
-      <w:lvlJc w:val="left"/>
-    </w:lvl>
-  </w:abstractNum>
-  <w:abstractNum w:abstractNumId="4" w15:restartNumberingAfterBreak="0">
-    <w:nsid w:val="69A705CD"/>
-    <w:multiLevelType w:val="hybridMultilevel"/>
-    <w:tmpl w:val="619ABDAC"/>
-    <w:lvl w:ilvl="0" w:tplc="EEE687B8">
-      <w:start w:val="1"/>
-      <w:numFmt w:val="decimal"/>
-      <w:lvlText w:val="%1."/>
-      <w:lvlJc w:val="left"/>
-      <w:pPr>
-        <w:ind w:left="360" w:hanging="300"/>
-      </w:pPr>
-    </w:lvl>
-    <w:lvl w:ilvl="1" w:tplc="0D3C3BA2" w:tentative="1">
-      <w:start w:val="1"/>
-      <w:numFmt w:val="lowerLetter"/>
-      <w:lvlText w:val="%2."/>
-      <w:lvlJc w:val="left"/>
-      <w:pPr>
-        <w:ind w:left="720" w:hanging="300"/>
-      </w:pPr>
-    </w:lvl>
-    <w:lvl w:ilvl="2" w:tplc="2E8ADFFA">
-      <w:numFmt w:val="decimal"/>
-      <w:lvlText w:val=""/>
-      <w:lvlJc w:val="left"/>
-    </w:lvl>
-    <w:lvl w:ilvl="3" w:tplc="F3E06E4A">
-      <w:numFmt w:val="decimal"/>
-      <w:lvlText w:val=""/>
-      <w:lvlJc w:val="left"/>
-    </w:lvl>
-    <w:lvl w:ilvl="4" w:tplc="8FBCA46A">
-      <w:numFmt w:val="decimal"/>
-      <w:lvlText w:val=""/>
-      <w:lvlJc w:val="left"/>
-    </w:lvl>
-    <w:lvl w:ilvl="5" w:tplc="F2369432">
-      <w:numFmt w:val="decimal"/>
-      <w:lvlText w:val=""/>
-      <w:lvlJc w:val="left"/>
-    </w:lvl>
-    <w:lvl w:ilvl="6" w:tplc="A9607320">
-      <w:numFmt w:val="decimal"/>
-      <w:lvlText w:val=""/>
-      <w:lvlJc w:val="left"/>
-    </w:lvl>
-    <w:lvl w:ilvl="7" w:tplc="0B8A2AF8">
-      <w:numFmt w:val="decimal"/>
-      <w:lvlText w:val=""/>
-      <w:lvlJc w:val="left"/>
-    </w:lvl>
-    <w:lvl w:ilvl="8" w:tplc="CB66AF12">
-      <w:numFmt w:val="decimal"/>
-      <w:lvlText w:val=""/>
-      <w:lvlJc w:val="left"/>
-    </w:lvl>
-  </w:abstractNum>
-  <w:abstractNum w:abstractNumId="5" w15:restartNumberingAfterBreak="0">
-    <w:nsid w:val="6D511950"/>
-    <w:multiLevelType w:val="hybridMultilevel"/>
-    <w:tmpl w:val="A126A58C"/>
-    <w:lvl w:ilvl="0" w:tplc="611CFFF2">
-      <w:start w:val="1"/>
-      <w:numFmt w:val="decimal"/>
-      <w:lvlText w:val="%1."/>
-      <w:lvlJc w:val="left"/>
-      <w:pPr>
-        <w:ind w:left="360" w:hanging="300"/>
-      </w:pPr>
-    </w:lvl>
-    <w:lvl w:ilvl="1" w:tplc="84CE55C2" w:tentative="1">
-      <w:start w:val="1"/>
-      <w:numFmt w:val="lowerLetter"/>
-      <w:lvlText w:val="%2."/>
-      <w:lvlJc w:val="left"/>
-      <w:pPr>
-        <w:ind w:left="720" w:hanging="300"/>
-      </w:pPr>
-    </w:lvl>
-    <w:lvl w:ilvl="2" w:tplc="65F84DFA">
-      <w:numFmt w:val="decimal"/>
-      <w:lvlText w:val=""/>
-      <w:lvlJc w:val="left"/>
-    </w:lvl>
-    <w:lvl w:ilvl="3" w:tplc="0032CE3A">
-      <w:numFmt w:val="decimal"/>
-      <w:lvlText w:val=""/>
-      <w:lvlJc w:val="left"/>
-    </w:lvl>
-    <w:lvl w:ilvl="4" w:tplc="459019BA">
-      <w:numFmt w:val="decimal"/>
-      <w:lvlText w:val=""/>
-      <w:lvlJc w:val="left"/>
-    </w:lvl>
-    <w:lvl w:ilvl="5" w:tplc="3B06AE4A">
-      <w:numFmt w:val="decimal"/>
-      <w:lvlText w:val=""/>
-      <w:lvlJc w:val="left"/>
-    </w:lvl>
-    <w:lvl w:ilvl="6" w:tplc="B81445A2">
-      <w:numFmt w:val="decimal"/>
-      <w:lvlText w:val=""/>
-      <w:lvlJc w:val="left"/>
-    </w:lvl>
-    <w:lvl w:ilvl="7" w:tplc="BC96584E">
-      <w:numFmt w:val="decimal"/>
-      <w:lvlText w:val=""/>
-      <w:lvlJc w:val="left"/>
-    </w:lvl>
-    <w:lvl w:ilvl="8" w:tplc="27FC4AF4">
-      <w:numFmt w:val="decimal"/>
-      <w:lvlText w:val=""/>
-      <w:lvlJc w:val="left"/>
-    </w:lvl>
-  </w:abstractNum>
-  <w:abstractNum w:abstractNumId="6" w15:restartNumberingAfterBreak="0">
-    <w:nsid w:val="708D1C42"/>
-    <w:multiLevelType w:val="hybridMultilevel"/>
-    <w:tmpl w:val="8368D360"/>
-    <w:lvl w:ilvl="0" w:tplc="9A74DE50">
-      <w:start w:val="1"/>
-      <w:numFmt w:val="decimal"/>
-      <w:lvlText w:val="%1."/>
-      <w:lvlJc w:val="left"/>
-      <w:pPr>
-        <w:ind w:left="360" w:hanging="300"/>
-      </w:pPr>
-    </w:lvl>
-    <w:lvl w:ilvl="1" w:tplc="36BE95C8" w:tentative="1">
-      <w:start w:val="1"/>
-      <w:numFmt w:val="lowerLetter"/>
-      <w:lvlText w:val="%2."/>
-      <w:lvlJc w:val="left"/>
-      <w:pPr>
-        <w:ind w:left="720" w:hanging="300"/>
-      </w:pPr>
-    </w:lvl>
-    <w:lvl w:ilvl="2" w:tplc="9CFE21DC">
-      <w:numFmt w:val="decimal"/>
-      <w:lvlText w:val=""/>
-      <w:lvlJc w:val="left"/>
-    </w:lvl>
-    <w:lvl w:ilvl="3" w:tplc="4FD868F0">
-      <w:numFmt w:val="decimal"/>
-      <w:lvlText w:val=""/>
-      <w:lvlJc w:val="left"/>
-    </w:lvl>
-    <w:lvl w:ilvl="4" w:tplc="4B4E6E74">
-      <w:numFmt w:val="decimal"/>
-      <w:lvlText w:val=""/>
-      <w:lvlJc w:val="left"/>
-    </w:lvl>
-    <w:lvl w:ilvl="5" w:tplc="F8A0D3A6">
-      <w:numFmt w:val="decimal"/>
-      <w:lvlText w:val=""/>
-      <w:lvlJc w:val="left"/>
-    </w:lvl>
-    <w:lvl w:ilvl="6" w:tplc="0812E944">
-      <w:numFmt w:val="decimal"/>
-      <w:lvlText w:val=""/>
-      <w:lvlJc w:val="left"/>
-    </w:lvl>
-    <w:lvl w:ilvl="7" w:tplc="8FE001CA">
-      <w:numFmt w:val="decimal"/>
-      <w:lvlText w:val=""/>
-      <w:lvlJc w:val="left"/>
-    </w:lvl>
-    <w:lvl w:ilvl="8" w:tplc="167AA926">
+    <w:lvl w:ilvl="8" w:tplc="67D018A8">
       <w:numFmt w:val="decimal"/>
       <w:lvlText w:val=""/>
       <w:lvlJc w:val="left"/>
     </w:lvl>
   </w:abstractNum>
   <w:abstractNum w:abstractNumId="7" w15:restartNumberingAfterBreak="0">
-    <w:nsid w:val="7781538F"/>
+    <w:nsid w:val="7FF06CA8"/>
     <w:multiLevelType w:val="hybridMultilevel"/>
-    <w:tmpl w:val="999212B0"/>
-    <w:lvl w:ilvl="0" w:tplc="68A61356">
+    <w:tmpl w:val="918AD0B0"/>
+    <w:lvl w:ilvl="0" w:tplc="AEE63062">
       <w:start w:val="1"/>
       <w:numFmt w:val="bullet"/>
       <w:lvlText w:val="•"/>
@@ -19825,7 +19825,7 @@
         <w:ind w:left="360" w:hanging="260"/>
       </w:pPr>
     </w:lvl>
-    <w:lvl w:ilvl="1" w:tplc="15302746" w:tentative="1">
+    <w:lvl w:ilvl="1" w:tplc="7E0AEB62" w:tentative="1">
       <w:start w:val="1"/>
       <w:numFmt w:val="bullet"/>
       <w:lvlText w:val="–"/>
@@ -19834,85 +19834,85 @@
         <w:ind w:left="720" w:hanging="260"/>
       </w:pPr>
     </w:lvl>
-    <w:lvl w:ilvl="2" w:tplc="28A22BB8">
+    <w:lvl w:ilvl="2" w:tplc="9DE0161E">
       <w:numFmt w:val="decimal"/>
       <w:lvlText w:val=""/>
       <w:lvlJc w:val="left"/>
     </w:lvl>
-    <w:lvl w:ilvl="3" w:tplc="889074CC">
+    <w:lvl w:ilvl="3" w:tplc="E5BA8F82">
       <w:numFmt w:val="decimal"/>
       <w:lvlText w:val=""/>
       <w:lvlJc w:val="left"/>
     </w:lvl>
-    <w:lvl w:ilvl="4" w:tplc="1966DC32">
+    <w:lvl w:ilvl="4" w:tplc="DAEC46C4">
       <w:numFmt w:val="decimal"/>
       <w:lvlText w:val=""/>
       <w:lvlJc w:val="left"/>
     </w:lvl>
-    <w:lvl w:ilvl="5" w:tplc="F386EEC2">
+    <w:lvl w:ilvl="5" w:tplc="398E8C30">
       <w:numFmt w:val="decimal"/>
       <w:lvlText w:val=""/>
       <w:lvlJc w:val="left"/>
     </w:lvl>
-    <w:lvl w:ilvl="6" w:tplc="38846D0E">
+    <w:lvl w:ilvl="6" w:tplc="A65801C4">
       <w:numFmt w:val="decimal"/>
       <w:lvlText w:val=""/>
       <w:lvlJc w:val="left"/>
     </w:lvl>
-    <w:lvl w:ilvl="7" w:tplc="228EFBB6">
+    <w:lvl w:ilvl="7" w:tplc="3B5C8726">
       <w:numFmt w:val="decimal"/>
       <w:lvlText w:val=""/>
       <w:lvlJc w:val="left"/>
     </w:lvl>
-    <w:lvl w:ilvl="8" w:tplc="F9305306">
+    <w:lvl w:ilvl="8" w:tplc="2E7CD5EE">
       <w:numFmt w:val="decimal"/>
       <w:lvlText w:val=""/>
       <w:lvlJc w:val="left"/>
     </w:lvl>
   </w:abstractNum>
-  <w:num w:numId="1" w16cid:durableId="2014330529">
+  <w:num w:numId="1" w16cid:durableId="1995990802">
+    <w:abstractNumId w:val="5"/>
+    <w:lvlOverride w:ilvl="0">
+      <w:startOverride w:val="1"/>
+    </w:lvlOverride>
+  </w:num>
+  <w:num w:numId="2" w16cid:durableId="1648125058">
+    <w:abstractNumId w:val="7"/>
+    <w:lvlOverride w:ilvl="0">
+      <w:startOverride w:val="1"/>
+    </w:lvlOverride>
+  </w:num>
+  <w:num w:numId="3" w16cid:durableId="1959218659">
+    <w:abstractNumId w:val="1"/>
+    <w:lvlOverride w:ilvl="0">
+      <w:startOverride w:val="1"/>
+    </w:lvlOverride>
+  </w:num>
+  <w:num w:numId="4" w16cid:durableId="72970884">
+    <w:abstractNumId w:val="0"/>
+    <w:lvlOverride w:ilvl="0">
+      <w:startOverride w:val="1"/>
+    </w:lvlOverride>
+  </w:num>
+  <w:num w:numId="5" w16cid:durableId="221792107">
     <w:abstractNumId w:val="2"/>
     <w:lvlOverride w:ilvl="0">
       <w:startOverride w:val="1"/>
     </w:lvlOverride>
   </w:num>
-  <w:num w:numId="2" w16cid:durableId="232205996">
-    <w:abstractNumId w:val="7"/>
-    <w:lvlOverride w:ilvl="0">
-      <w:startOverride w:val="1"/>
-    </w:lvlOverride>
-  </w:num>
-  <w:num w:numId="3" w16cid:durableId="1602645395">
+  <w:num w:numId="6" w16cid:durableId="491872717">
     <w:abstractNumId w:val="4"/>
     <w:lvlOverride w:ilvl="0">
       <w:startOverride w:val="1"/>
     </w:lvlOverride>
   </w:num>
-  <w:num w:numId="4" w16cid:durableId="1644581538">
-    <w:abstractNumId w:val="1"/>
-    <w:lvlOverride w:ilvl="0">
-      <w:startOverride w:val="1"/>
-    </w:lvlOverride>
-  </w:num>
-  <w:num w:numId="5" w16cid:durableId="1147163160">
-    <w:abstractNumId w:val="0"/>
-    <w:lvlOverride w:ilvl="0">
-      <w:startOverride w:val="1"/>
-    </w:lvlOverride>
-  </w:num>
-  <w:num w:numId="6" w16cid:durableId="1262183268">
-    <w:abstractNumId w:val="5"/>
-    <w:lvlOverride w:ilvl="0">
-      <w:startOverride w:val="1"/>
-    </w:lvlOverride>
-  </w:num>
-  <w:num w:numId="7" w16cid:durableId="1616979887">
+  <w:num w:numId="7" w16cid:durableId="987444752">
     <w:abstractNumId w:val="3"/>
     <w:lvlOverride w:ilvl="0">
       <w:startOverride w:val="1"/>
     </w:lvlOverride>
   </w:num>
-  <w:num w:numId="8" w16cid:durableId="1471946023">
+  <w:num w:numId="8" w16cid:durableId="406540255">
     <w:abstractNumId w:val="6"/>
     <w:lvlOverride w:ilvl="0">
       <w:startOverride w:val="1"/>
@@ -20593,7 +20593,7 @@
     <w:autoRedefine/>
     <w:uiPriority w:val="39"/>
     <w:unhideWhenUsed/>
-    <w:rsid w:val="00422AE3"/>
+    <w:rsid w:val="00AC060B"/>
     <w:pPr>
       <w:spacing w:after="100"/>
     </w:pPr>
@@ -20605,7 +20605,7 @@
     <w:autoRedefine/>
     <w:uiPriority w:val="39"/>
     <w:unhideWhenUsed/>
-    <w:rsid w:val="00422AE3"/>
+    <w:rsid w:val="00AC060B"/>
     <w:pPr>
       <w:spacing w:after="100"/>
       <w:ind w:left="210"/>

--- a/discoverer-neo/docs/user-guide/manual/Discoverer-Neo-USER-Guide-Full-pt-PT.docx
+++ b/discoverer-neo/docs/user-guide/manual/Discoverer-Neo-USER-Guide-Full-pt-PT.docx
@@ -54,7 +54,7 @@
           <w:sz w:val="22"/>
           <w:szCs w:val="22"/>
         </w:rPr>
-        <w:t>Versão 2.1.1</w:t>
+        <w:t>Versão 2.2.0</w:t>
       </w:r>
     </w:p>
     <w:p>
@@ -74,7 +74,7 @@
     <w:sdt>
       <w:sdtPr>
         <w:alias w:val="Índice"/>
-        <w:id w:val="871964687"/>
+        <w:id w:val="-2071639595"/>
       </w:sdtPr>
       <w:sdtEndPr/>
       <w:sdtContent>
@@ -102,7 +102,7 @@
           <w:r>
             <w:fldChar w:fldCharType="separate"/>
           </w:r>
-          <w:hyperlink w:anchor="_Toc241748646" w:history="1">
+          <w:hyperlink w:anchor="_Toc241848893" w:history="1">
             <w:r>
               <w:rPr>
                 <w:rStyle w:val="Hiperligao"/>
@@ -126,7 +126,7 @@
               <w:rPr>
                 <w:noProof/>
               </w:rPr>
-              <w:instrText xml:space="preserve"> PAGEREF _Toc241748646 \h </w:instrText>
+              <w:instrText xml:space="preserve"> PAGEREF _Toc241848893 \h </w:instrText>
             </w:r>
             <w:r>
               <w:rPr>
@@ -168,7 +168,7 @@
               <w14:ligatures w14:val="standardContextual"/>
             </w:rPr>
           </w:pPr>
-          <w:hyperlink w:anchor="_Toc241748647" w:history="1">
+          <w:hyperlink w:anchor="_Toc241848894" w:history="1">
             <w:r>
               <w:rPr>
                 <w:rStyle w:val="Hiperligao"/>
@@ -192,7 +192,7 @@
               <w:rPr>
                 <w:noProof/>
               </w:rPr>
-              <w:instrText xml:space="preserve"> PAGEREF _Toc241748647 \h </w:instrText>
+              <w:instrText xml:space="preserve"> PAGEREF _Toc241848894 \h </w:instrText>
             </w:r>
             <w:r>
               <w:rPr>
@@ -234,7 +234,7 @@
               <w14:ligatures w14:val="standardContextual"/>
             </w:rPr>
           </w:pPr>
-          <w:hyperlink w:anchor="_Toc241748648" w:history="1">
+          <w:hyperlink w:anchor="_Toc241848895" w:history="1">
             <w:r>
               <w:rPr>
                 <w:rStyle w:val="Hiperligao"/>
@@ -258,7 +258,7 @@
               <w:rPr>
                 <w:noProof/>
               </w:rPr>
-              <w:instrText xml:space="preserve"> PAGEREF _Toc241748648 \h </w:instrText>
+              <w:instrText xml:space="preserve"> PAGEREF _Toc241848895 \h </w:instrText>
             </w:r>
             <w:r>
               <w:rPr>
@@ -300,7 +300,7 @@
               <w14:ligatures w14:val="standardContextual"/>
             </w:rPr>
           </w:pPr>
-          <w:hyperlink w:anchor="_Toc241748649" w:history="1">
+          <w:hyperlink w:anchor="_Toc241848896" w:history="1">
             <w:r>
               <w:rPr>
                 <w:rStyle w:val="Hiperligao"/>
@@ -324,7 +324,7 @@
               <w:rPr>
                 <w:noProof/>
               </w:rPr>
-              <w:instrText xml:space="preserve"> PAGEREF _Toc241748649 \h </w:instrText>
+              <w:instrText xml:space="preserve"> PAGEREF _Toc241848896 \h </w:instrText>
             </w:r>
             <w:r>
               <w:rPr>
@@ -366,7 +366,7 @@
               <w14:ligatures w14:val="standardContextual"/>
             </w:rPr>
           </w:pPr>
-          <w:hyperlink w:anchor="_Toc241748650" w:history="1">
+          <w:hyperlink w:anchor="_Toc241848897" w:history="1">
             <w:r>
               <w:rPr>
                 <w:rStyle w:val="Hiperligao"/>
@@ -390,7 +390,7 @@
               <w:rPr>
                 <w:noProof/>
               </w:rPr>
-              <w:instrText xml:space="preserve"> PAGEREF _Toc241748650 \h </w:instrText>
+              <w:instrText xml:space="preserve"> PAGEREF _Toc241848897 \h </w:instrText>
             </w:r>
             <w:r>
               <w:rPr>
@@ -432,7 +432,7 @@
               <w14:ligatures w14:val="standardContextual"/>
             </w:rPr>
           </w:pPr>
-          <w:hyperlink w:anchor="_Toc241748651" w:history="1">
+          <w:hyperlink w:anchor="_Toc241848898" w:history="1">
             <w:r>
               <w:rPr>
                 <w:rStyle w:val="Hiperligao"/>
@@ -456,7 +456,7 @@
               <w:rPr>
                 <w:noProof/>
               </w:rPr>
-              <w:instrText xml:space="preserve"> PAGEREF _Toc241748651 \h </w:instrText>
+              <w:instrText xml:space="preserve"> PAGEREF _Toc241848898 \h </w:instrText>
             </w:r>
             <w:r>
               <w:rPr>
@@ -498,7 +498,7 @@
               <w14:ligatures w14:val="standardContextual"/>
             </w:rPr>
           </w:pPr>
-          <w:hyperlink w:anchor="_Toc241748652" w:history="1">
+          <w:hyperlink w:anchor="_Toc241848899" w:history="1">
             <w:r>
               <w:rPr>
                 <w:rStyle w:val="Hiperligao"/>
@@ -522,7 +522,7 @@
               <w:rPr>
                 <w:noProof/>
               </w:rPr>
-              <w:instrText xml:space="preserve"> PAGEREF _Toc241748652 \h </w:instrText>
+              <w:instrText xml:space="preserve"> PAGEREF _Toc241848899 \h </w:instrText>
             </w:r>
             <w:r>
               <w:rPr>
@@ -564,7 +564,7 @@
               <w14:ligatures w14:val="standardContextual"/>
             </w:rPr>
           </w:pPr>
-          <w:hyperlink w:anchor="_Toc241748653" w:history="1">
+          <w:hyperlink w:anchor="_Toc241848900" w:history="1">
             <w:r>
               <w:rPr>
                 <w:rStyle w:val="Hiperligao"/>
@@ -588,7 +588,7 @@
               <w:rPr>
                 <w:noProof/>
               </w:rPr>
-              <w:instrText xml:space="preserve"> PAGEREF _Toc241748653 \h </w:instrText>
+              <w:instrText xml:space="preserve"> PAGEREF _Toc241848900 \h </w:instrText>
             </w:r>
             <w:r>
               <w:rPr>
@@ -630,7 +630,7 @@
               <w14:ligatures w14:val="standardContextual"/>
             </w:rPr>
           </w:pPr>
-          <w:hyperlink w:anchor="_Toc241748654" w:history="1">
+          <w:hyperlink w:anchor="_Toc241848901" w:history="1">
             <w:r>
               <w:rPr>
                 <w:rStyle w:val="Hiperligao"/>
@@ -654,7 +654,7 @@
               <w:rPr>
                 <w:noProof/>
               </w:rPr>
-              <w:instrText xml:space="preserve"> PAGEREF _Toc241748654 \h </w:instrText>
+              <w:instrText xml:space="preserve"> PAGEREF _Toc241848901 \h </w:instrText>
             </w:r>
             <w:r>
               <w:rPr>
@@ -696,7 +696,7 @@
               <w14:ligatures w14:val="standardContextual"/>
             </w:rPr>
           </w:pPr>
-          <w:hyperlink w:anchor="_Toc241748655" w:history="1">
+          <w:hyperlink w:anchor="_Toc241848902" w:history="1">
             <w:r>
               <w:rPr>
                 <w:rStyle w:val="Hiperligao"/>
@@ -720,7 +720,7 @@
               <w:rPr>
                 <w:noProof/>
               </w:rPr>
-              <w:instrText xml:space="preserve"> PAGEREF _Toc241748655 \h </w:instrText>
+              <w:instrText xml:space="preserve"> PAGEREF _Toc241848902 \h </w:instrText>
             </w:r>
             <w:r>
               <w:rPr>
@@ -762,7 +762,7 @@
               <w14:ligatures w14:val="standardContextual"/>
             </w:rPr>
           </w:pPr>
-          <w:hyperlink w:anchor="_Toc241748656" w:history="1">
+          <w:hyperlink w:anchor="_Toc241848903" w:history="1">
             <w:r>
               <w:rPr>
                 <w:rStyle w:val="Hiperligao"/>
@@ -786,7 +786,7 @@
               <w:rPr>
                 <w:noProof/>
               </w:rPr>
-              <w:instrText xml:space="preserve"> PAGEREF _Toc241748656 \h </w:instrText>
+              <w:instrText xml:space="preserve"> PAGEREF _Toc241848903 \h </w:instrText>
             </w:r>
             <w:r>
               <w:rPr>
@@ -828,7 +828,7 @@
               <w14:ligatures w14:val="standardContextual"/>
             </w:rPr>
           </w:pPr>
-          <w:hyperlink w:anchor="_Toc241748657" w:history="1">
+          <w:hyperlink w:anchor="_Toc241848904" w:history="1">
             <w:r>
               <w:rPr>
                 <w:rStyle w:val="Hiperligao"/>
@@ -852,7 +852,7 @@
               <w:rPr>
                 <w:noProof/>
               </w:rPr>
-              <w:instrText xml:space="preserve"> PAGEREF _Toc241748657 \h </w:instrText>
+              <w:instrText xml:space="preserve"> PAGEREF _Toc241848904 \h </w:instrText>
             </w:r>
             <w:r>
               <w:rPr>
@@ -894,7 +894,7 @@
               <w14:ligatures w14:val="standardContextual"/>
             </w:rPr>
           </w:pPr>
-          <w:hyperlink w:anchor="_Toc241748658" w:history="1">
+          <w:hyperlink w:anchor="_Toc241848905" w:history="1">
             <w:r>
               <w:rPr>
                 <w:rStyle w:val="Hiperligao"/>
@@ -918,7 +918,7 @@
               <w:rPr>
                 <w:noProof/>
               </w:rPr>
-              <w:instrText xml:space="preserve"> PAGEREF _Toc241748658 \h </w:instrText>
+              <w:instrText xml:space="preserve"> PAGEREF _Toc241848905 \h </w:instrText>
             </w:r>
             <w:r>
               <w:rPr>
@@ -960,7 +960,7 @@
               <w14:ligatures w14:val="standardContextual"/>
             </w:rPr>
           </w:pPr>
-          <w:hyperlink w:anchor="_Toc241748659" w:history="1">
+          <w:hyperlink w:anchor="_Toc241848906" w:history="1">
             <w:r>
               <w:rPr>
                 <w:rStyle w:val="Hiperligao"/>
@@ -984,7 +984,7 @@
               <w:rPr>
                 <w:noProof/>
               </w:rPr>
-              <w:instrText xml:space="preserve"> PAGEREF _Toc241748659 \h </w:instrText>
+              <w:instrText xml:space="preserve"> PAGEREF _Toc241848906 \h </w:instrText>
             </w:r>
             <w:r>
               <w:rPr>
@@ -1026,7 +1026,7 @@
               <w14:ligatures w14:val="standardContextual"/>
             </w:rPr>
           </w:pPr>
-          <w:hyperlink w:anchor="_Toc241748660" w:history="1">
+          <w:hyperlink w:anchor="_Toc241848907" w:history="1">
             <w:r>
               <w:rPr>
                 <w:rStyle w:val="Hiperligao"/>
@@ -1050,7 +1050,7 @@
               <w:rPr>
                 <w:noProof/>
               </w:rPr>
-              <w:instrText xml:space="preserve"> PAGEREF _Toc241748660 \h </w:instrText>
+              <w:instrText xml:space="preserve"> PAGEREF _Toc241848907 \h </w:instrText>
             </w:r>
             <w:r>
               <w:rPr>
@@ -1092,7 +1092,7 @@
               <w14:ligatures w14:val="standardContextual"/>
             </w:rPr>
           </w:pPr>
-          <w:hyperlink w:anchor="_Toc241748661" w:history="1">
+          <w:hyperlink w:anchor="_Toc241848908" w:history="1">
             <w:r>
               <w:rPr>
                 <w:rStyle w:val="Hiperligao"/>
@@ -1116,7 +1116,7 @@
               <w:rPr>
                 <w:noProof/>
               </w:rPr>
-              <w:instrText xml:space="preserve"> PAGEREF _Toc241748661 \h </w:instrText>
+              <w:instrText xml:space="preserve"> PAGEREF _Toc241848908 \h </w:instrText>
             </w:r>
             <w:r>
               <w:rPr>
@@ -1158,7 +1158,7 @@
               <w14:ligatures w14:val="standardContextual"/>
             </w:rPr>
           </w:pPr>
-          <w:hyperlink w:anchor="_Toc241748662" w:history="1">
+          <w:hyperlink w:anchor="_Toc241848909" w:history="1">
             <w:r>
               <w:rPr>
                 <w:rStyle w:val="Hiperligao"/>
@@ -1182,7 +1182,7 @@
               <w:rPr>
                 <w:noProof/>
               </w:rPr>
-              <w:instrText xml:space="preserve"> PAGEREF _Toc241748662 \h </w:instrText>
+              <w:instrText xml:space="preserve"> PAGEREF _Toc241848909 \h </w:instrText>
             </w:r>
             <w:r>
               <w:rPr>
@@ -1224,7 +1224,7 @@
               <w14:ligatures w14:val="standardContextual"/>
             </w:rPr>
           </w:pPr>
-          <w:hyperlink w:anchor="_Toc241748663" w:history="1">
+          <w:hyperlink w:anchor="_Toc241848910" w:history="1">
             <w:r>
               <w:rPr>
                 <w:rStyle w:val="Hiperligao"/>
@@ -1248,7 +1248,7 @@
               <w:rPr>
                 <w:noProof/>
               </w:rPr>
-              <w:instrText xml:space="preserve"> PAGEREF _Toc241748663 \h </w:instrText>
+              <w:instrText xml:space="preserve"> PAGEREF _Toc241848910 \h </w:instrText>
             </w:r>
             <w:r>
               <w:rPr>
@@ -1290,7 +1290,7 @@
               <w14:ligatures w14:val="standardContextual"/>
             </w:rPr>
           </w:pPr>
-          <w:hyperlink w:anchor="_Toc241748664" w:history="1">
+          <w:hyperlink w:anchor="_Toc241848911" w:history="1">
             <w:r>
               <w:rPr>
                 <w:rStyle w:val="Hiperligao"/>
@@ -1314,7 +1314,7 @@
               <w:rPr>
                 <w:noProof/>
               </w:rPr>
-              <w:instrText xml:space="preserve"> PAGEREF _Toc241748664 \h </w:instrText>
+              <w:instrText xml:space="preserve"> PAGEREF _Toc241848911 \h </w:instrText>
             </w:r>
             <w:r>
               <w:rPr>
@@ -1356,7 +1356,7 @@
               <w14:ligatures w14:val="standardContextual"/>
             </w:rPr>
           </w:pPr>
-          <w:hyperlink w:anchor="_Toc241748665" w:history="1">
+          <w:hyperlink w:anchor="_Toc241848912" w:history="1">
             <w:r>
               <w:rPr>
                 <w:rStyle w:val="Hiperligao"/>
@@ -1380,7 +1380,7 @@
               <w:rPr>
                 <w:noProof/>
               </w:rPr>
-              <w:instrText xml:space="preserve"> PAGEREF _Toc241748665 \h </w:instrText>
+              <w:instrText xml:space="preserve"> PAGEREF _Toc241848912 \h </w:instrText>
             </w:r>
             <w:r>
               <w:rPr>
@@ -1422,7 +1422,7 @@
               <w14:ligatures w14:val="standardContextual"/>
             </w:rPr>
           </w:pPr>
-          <w:hyperlink w:anchor="_Toc241748666" w:history="1">
+          <w:hyperlink w:anchor="_Toc241848913" w:history="1">
             <w:r>
               <w:rPr>
                 <w:rStyle w:val="Hiperligao"/>
@@ -1446,7 +1446,7 @@
               <w:rPr>
                 <w:noProof/>
               </w:rPr>
-              <w:instrText xml:space="preserve"> PAGEREF _Toc241748666 \h </w:instrText>
+              <w:instrText xml:space="preserve"> PAGEREF _Toc241848913 \h </w:instrText>
             </w:r>
             <w:r>
               <w:rPr>
@@ -1488,7 +1488,7 @@
               <w14:ligatures w14:val="standardContextual"/>
             </w:rPr>
           </w:pPr>
-          <w:hyperlink w:anchor="_Toc241748667" w:history="1">
+          <w:hyperlink w:anchor="_Toc241848914" w:history="1">
             <w:r>
               <w:rPr>
                 <w:rStyle w:val="Hiperligao"/>
@@ -1512,7 +1512,7 @@
               <w:rPr>
                 <w:noProof/>
               </w:rPr>
-              <w:instrText xml:space="preserve"> PAGEREF _Toc241748667 \h </w:instrText>
+              <w:instrText xml:space="preserve"> PAGEREF _Toc241848914 \h </w:instrText>
             </w:r>
             <w:r>
               <w:rPr>
@@ -1554,7 +1554,7 @@
               <w14:ligatures w14:val="standardContextual"/>
             </w:rPr>
           </w:pPr>
-          <w:hyperlink w:anchor="_Toc241748668" w:history="1">
+          <w:hyperlink w:anchor="_Toc241848915" w:history="1">
             <w:r>
               <w:rPr>
                 <w:rStyle w:val="Hiperligao"/>
@@ -1578,7 +1578,7 @@
               <w:rPr>
                 <w:noProof/>
               </w:rPr>
-              <w:instrText xml:space="preserve"> PAGEREF _Toc241748668 \h </w:instrText>
+              <w:instrText xml:space="preserve"> PAGEREF _Toc241848915 \h </w:instrText>
             </w:r>
             <w:r>
               <w:rPr>
@@ -1620,7 +1620,7 @@
               <w14:ligatures w14:val="standardContextual"/>
             </w:rPr>
           </w:pPr>
-          <w:hyperlink w:anchor="_Toc241748669" w:history="1">
+          <w:hyperlink w:anchor="_Toc241848916" w:history="1">
             <w:r>
               <w:rPr>
                 <w:rStyle w:val="Hiperligao"/>
@@ -1644,7 +1644,7 @@
               <w:rPr>
                 <w:noProof/>
               </w:rPr>
-              <w:instrText xml:space="preserve"> PAGEREF _Toc241748669 \h </w:instrText>
+              <w:instrText xml:space="preserve"> PAGEREF _Toc241848916 \h </w:instrText>
             </w:r>
             <w:r>
               <w:rPr>
@@ -1686,7 +1686,7 @@
               <w14:ligatures w14:val="standardContextual"/>
             </w:rPr>
           </w:pPr>
-          <w:hyperlink w:anchor="_Toc241748670" w:history="1">
+          <w:hyperlink w:anchor="_Toc241848917" w:history="1">
             <w:r>
               <w:rPr>
                 <w:rStyle w:val="Hiperligao"/>
@@ -1710,7 +1710,7 @@
               <w:rPr>
                 <w:noProof/>
               </w:rPr>
-              <w:instrText xml:space="preserve"> PAGEREF _Toc241748670 \h </w:instrText>
+              <w:instrText xml:space="preserve"> PAGEREF _Toc241848917 \h </w:instrText>
             </w:r>
             <w:r>
               <w:rPr>
@@ -1752,7 +1752,7 @@
               <w14:ligatures w14:val="standardContextual"/>
             </w:rPr>
           </w:pPr>
-          <w:hyperlink w:anchor="_Toc241748671" w:history="1">
+          <w:hyperlink w:anchor="_Toc241848918" w:history="1">
             <w:r>
               <w:rPr>
                 <w:rStyle w:val="Hiperligao"/>
@@ -1776,7 +1776,7 @@
               <w:rPr>
                 <w:noProof/>
               </w:rPr>
-              <w:instrText xml:space="preserve"> PAGEREF _Toc241748671 \h </w:instrText>
+              <w:instrText xml:space="preserve"> PAGEREF _Toc241848918 \h </w:instrText>
             </w:r>
             <w:r>
               <w:rPr>
@@ -1818,12 +1818,78 @@
               <w14:ligatures w14:val="standardContextual"/>
             </w:rPr>
           </w:pPr>
-          <w:hyperlink w:anchor="_Toc241748672" w:history="1">
+          <w:hyperlink w:anchor="_Toc241848919" w:history="1">
             <w:r>
               <w:rPr>
                 <w:rStyle w:val="Hiperligao"/>
                 <w:noProof/>
               </w:rPr>
+              <w:t>Parâmetros que acompanham a data de execução</w:t>
+            </w:r>
+            <w:r>
+              <w:rPr>
+                <w:noProof/>
+              </w:rPr>
+              <w:tab/>
+            </w:r>
+            <w:r>
+              <w:rPr>
+                <w:noProof/>
+              </w:rPr>
+              <w:fldChar w:fldCharType="begin"/>
+            </w:r>
+            <w:r>
+              <w:rPr>
+                <w:noProof/>
+              </w:rPr>
+              <w:instrText xml:space="preserve"> PAGEREF _Toc241848919 \h </w:instrText>
+            </w:r>
+            <w:r>
+              <w:rPr>
+                <w:noProof/>
+              </w:rPr>
+            </w:r>
+            <w:r>
+              <w:rPr>
+                <w:noProof/>
+              </w:rPr>
+              <w:fldChar w:fldCharType="separate"/>
+            </w:r>
+            <w:r>
+              <w:rPr>
+                <w:noProof/>
+              </w:rPr>
+              <w:t>24</w:t>
+            </w:r>
+            <w:r>
+              <w:rPr>
+                <w:noProof/>
+              </w:rPr>
+              <w:fldChar w:fldCharType="end"/>
+            </w:r>
+          </w:hyperlink>
+        </w:p>
+        <w:p>
+          <w:pPr>
+            <w:pStyle w:val="ndice2"/>
+            <w:tabs>
+              <w:tab w:val="right" w:leader="dot" w:pos="9016"/>
+            </w:tabs>
+            <w:rPr>
+              <w:rFonts w:asciiTheme="minorHAnsi" w:eastAsiaTheme="minorEastAsia" w:hAnsiTheme="minorHAnsi" w:cstheme="minorBidi"/>
+              <w:noProof/>
+              <w:kern w:val="2"/>
+              <w:sz w:val="24"/>
+              <w:szCs w:val="24"/>
+              <w14:ligatures w14:val="standardContextual"/>
+            </w:rPr>
+          </w:pPr>
+          <w:hyperlink w:anchor="_Toc241848920" w:history="1">
+            <w:r>
+              <w:rPr>
+                <w:rStyle w:val="Hiperligao"/>
+                <w:noProof/>
+              </w:rPr>
               <w:t>Histórico</w:t>
             </w:r>
             <w:r>
@@ -1842,7 +1908,7 @@
               <w:rPr>
                 <w:noProof/>
               </w:rPr>
-              <w:instrText xml:space="preserve"> PAGEREF _Toc241748672 \h </w:instrText>
+              <w:instrText xml:space="preserve"> PAGEREF _Toc241848920 \h </w:instrText>
             </w:r>
             <w:r>
               <w:rPr>
@@ -1859,7 +1925,7 @@
               <w:rPr>
                 <w:noProof/>
               </w:rPr>
-              <w:t>23</w:t>
+              <w:t>25</w:t>
             </w:r>
             <w:r>
               <w:rPr>
@@ -1884,7 +1950,7 @@
               <w14:ligatures w14:val="standardContextual"/>
             </w:rPr>
           </w:pPr>
-          <w:hyperlink w:anchor="_Toc241748673" w:history="1">
+          <w:hyperlink w:anchor="_Toc241848921" w:history="1">
             <w:r>
               <w:rPr>
                 <w:rStyle w:val="Hiperligao"/>
@@ -1908,7 +1974,7 @@
               <w:rPr>
                 <w:noProof/>
               </w:rPr>
-              <w:instrText xml:space="preserve"> PAGEREF _Toc241748673 \h </w:instrText>
+              <w:instrText xml:space="preserve"> PAGEREF _Toc241848921 \h </w:instrText>
             </w:r>
             <w:r>
               <w:rPr>
@@ -1925,7 +1991,7 @@
               <w:rPr>
                 <w:noProof/>
               </w:rPr>
-              <w:t>24</w:t>
+              <w:t>26</w:t>
             </w:r>
             <w:r>
               <w:rPr>
@@ -1950,7 +2016,7 @@
               <w14:ligatures w14:val="standardContextual"/>
             </w:rPr>
           </w:pPr>
-          <w:hyperlink w:anchor="_Toc241748674" w:history="1">
+          <w:hyperlink w:anchor="_Toc241848922" w:history="1">
             <w:r>
               <w:rPr>
                 <w:rStyle w:val="Hiperligao"/>
@@ -1974,7 +2040,7 @@
               <w:rPr>
                 <w:noProof/>
               </w:rPr>
-              <w:instrText xml:space="preserve"> PAGEREF _Toc241748674 \h </w:instrText>
+              <w:instrText xml:space="preserve"> PAGEREF _Toc241848922 \h </w:instrText>
             </w:r>
             <w:r>
               <w:rPr>
@@ -1991,7 +2057,7 @@
               <w:rPr>
                 <w:noProof/>
               </w:rPr>
-              <w:t>25</w:t>
+              <w:t>27</w:t>
             </w:r>
             <w:r>
               <w:rPr>
@@ -2016,7 +2082,7 @@
               <w14:ligatures w14:val="standardContextual"/>
             </w:rPr>
           </w:pPr>
-          <w:hyperlink w:anchor="_Toc241748675" w:history="1">
+          <w:hyperlink w:anchor="_Toc241848923" w:history="1">
             <w:r>
               <w:rPr>
                 <w:rStyle w:val="Hiperligao"/>
@@ -2040,7 +2106,7 @@
               <w:rPr>
                 <w:noProof/>
               </w:rPr>
-              <w:instrText xml:space="preserve"> PAGEREF _Toc241748675 \h </w:instrText>
+              <w:instrText xml:space="preserve"> PAGEREF _Toc241848923 \h </w:instrText>
             </w:r>
             <w:r>
               <w:rPr>
@@ -2057,7 +2123,7 @@
               <w:rPr>
                 <w:noProof/>
               </w:rPr>
-              <w:t>26</w:t>
+              <w:t>28</w:t>
             </w:r>
             <w:r>
               <w:rPr>
@@ -2088,7 +2154,7 @@
       <w:pPr>
         <w:pStyle w:val="Ttulo1"/>
       </w:pPr>
-      <w:bookmarkStart w:id="0" w:name="_Toc241748646"/>
+      <w:bookmarkStart w:id="0" w:name="_Toc241848893"/>
       <w:r>
         <w:lastRenderedPageBreak/>
         <w:t>A sua função num relance</w:t>
@@ -2833,7 +2899,7 @@
       <w:pPr>
         <w:pStyle w:val="Ttulo2"/>
       </w:pPr>
-      <w:bookmarkStart w:id="1" w:name="_Toc241748647"/>
+      <w:bookmarkStart w:id="1" w:name="_Toc241848894"/>
       <w:r>
         <w:t>De onde vem o seu acesso</w:t>
       </w:r>
@@ -3887,7 +3953,7 @@
       <w:pPr>
         <w:pStyle w:val="Ttulo2"/>
       </w:pPr>
-      <w:bookmarkStart w:id="2" w:name="_Toc241748648"/>
+      <w:bookmarkStart w:id="2" w:name="_Toc241848895"/>
       <w:r>
         <w:t>Iniciar sessão, alterar a palavra-passe, terminar sessão</w:t>
       </w:r>
@@ -4002,10 +4068,10 @@
         </w:rPr>
         <w:lastRenderedPageBreak/>
         <w:drawing>
-          <wp:inline distT="0" distB="0" distL="0" distR="0" wp14:anchorId="5ABAC22C" wp14:editId="49B802AD">
+          <wp:inline distT="0" distB="0" distL="0" distR="0" wp14:anchorId="2FAD7534" wp14:editId="2C760D88">
             <wp:extent cx="5715000" cy="3571875"/>
             <wp:effectExtent l="0" t="0" r="0" b="0"/>
-            <wp:docPr id="298" name="01-login.png" descr="A página de início de sessão com Email, Palavra-passe, Manter sessão iniciada e o botão Iniciar sessão." title="A página de início de sessão com Email, Palavra-passe, Manter sessão iniciada e o botão Iniciar sessão."/>
+            <wp:docPr id="307" name="01-login.png" descr="A página de início de sessão com Email, Palavra-passe, Manter sessão iniciada e o botão Iniciar sessão." title="A página de início de sessão com Email, Palavra-passe, Manter sessão iniciada e o botão Iniciar sessão."/>
             <wp:cNvGraphicFramePr>
               <a:graphicFrameLocks xmlns:a="http://schemas.openxmlformats.org/drawingml/2006/main" noChangeAspect="1"/>
             </wp:cNvGraphicFramePr>
@@ -4436,7 +4502,7 @@
         <w:pStyle w:val="Ttulo1"/>
         <w:pageBreakBefore/>
       </w:pPr>
-      <w:bookmarkStart w:id="3" w:name="_Toc241748649"/>
+      <w:bookmarkStart w:id="3" w:name="_Toc241848896"/>
       <w:r>
         <w:lastRenderedPageBreak/>
         <w:t>Painel</w:t>
@@ -4469,10 +4535,10 @@
           <w:noProof/>
         </w:rPr>
         <w:drawing>
-          <wp:inline distT="0" distB="0" distL="0" distR="0" wp14:anchorId="334B87E2" wp14:editId="73A8A531">
+          <wp:inline distT="0" distB="0" distL="0" distR="0" wp14:anchorId="47F1D261" wp14:editId="2320A104">
             <wp:extent cx="5715000" cy="3571875"/>
             <wp:effectExtent l="0" t="0" r="0" b="0"/>
-            <wp:docPr id="299" name="45-dashboard.png" descr="O painel com os cartões de resumo e a lista Mapas Recentes." title="O painel com os cartões de resumo e a lista Mapas Recentes."/>
+            <wp:docPr id="308" name="45-dashboard.png" descr="O painel com os cartões de resumo e a lista Mapas Recentes." title="O painel com os cartões de resumo e a lista Mapas Recentes."/>
             <wp:cNvGraphicFramePr>
               <a:graphicFrameLocks xmlns:a="http://schemas.openxmlformats.org/drawingml/2006/main" noChangeAspect="1"/>
             </wp:cNvGraphicFramePr>
@@ -5044,7 +5110,7 @@
         <w:pStyle w:val="Ttulo1"/>
         <w:pageBreakBefore/>
       </w:pPr>
-      <w:bookmarkStart w:id="4" w:name="_Toc241748650"/>
+      <w:bookmarkStart w:id="4" w:name="_Toc241848897"/>
       <w:r>
         <w:lastRenderedPageBreak/>
         <w:t>Mapas</w:t>
@@ -5077,10 +5143,10 @@
           <w:noProof/>
         </w:rPr>
         <w:drawing>
-          <wp:inline distT="0" distB="0" distL="0" distR="0" wp14:anchorId="27D63C91" wp14:editId="60DE5294">
+          <wp:inline distT="0" distB="0" distL="0" distR="0" wp14:anchorId="35CDDEC3" wp14:editId="35E79D2E">
             <wp:extent cx="5715000" cy="3429000"/>
             <wp:effectExtent l="0" t="0" r="0" b="0"/>
-            <wp:docPr id="300" name="03-maps-mine.png" descr="A lista de Mapas, separador Meus, com os ícones de ação na linha do mapa." title="A lista de Mapas, separador Meus, com os ícones de ação na linha do mapa."/>
+            <wp:docPr id="309" name="03-maps-mine.png" descr="A lista de Mapas, separador Meus, com os ícones de ação na linha do mapa." title="A lista de Mapas, separador Meus, com os ícones de ação na linha do mapa."/>
             <wp:cNvGraphicFramePr>
               <a:graphicFrameLocks xmlns:a="http://schemas.openxmlformats.org/drawingml/2006/main" noChangeAspect="1"/>
             </wp:cNvGraphicFramePr>
@@ -5129,7 +5195,7 @@
       <w:pPr>
         <w:pStyle w:val="Ttulo2"/>
       </w:pPr>
-      <w:bookmarkStart w:id="5" w:name="_Toc241748651"/>
+      <w:bookmarkStart w:id="5" w:name="_Toc241848898"/>
       <w:r>
         <w:t>Separadores, pesquisa e filtros</w:t>
       </w:r>
@@ -5880,7 +5946,7 @@
       <w:pPr>
         <w:pStyle w:val="Ttulo2"/>
       </w:pPr>
-      <w:bookmarkStart w:id="6" w:name="_Toc241748652"/>
+      <w:bookmarkStart w:id="6" w:name="_Toc241848899"/>
       <w:r>
         <w:lastRenderedPageBreak/>
         <w:t>Ações da linha</w:t>
@@ -6617,7 +6683,7 @@
       <w:pPr>
         <w:pStyle w:val="Ttulo2"/>
       </w:pPr>
-      <w:bookmarkStart w:id="7" w:name="_Toc241748653"/>
+      <w:bookmarkStart w:id="7" w:name="_Toc241848900"/>
       <w:r>
         <w:t>Livros</w:t>
       </w:r>
@@ -7102,10 +7168,10 @@
           <w:noProof/>
         </w:rPr>
         <w:drawing>
-          <wp:inline distT="0" distB="0" distL="0" distR="0" wp14:anchorId="4C12D1AE" wp14:editId="0902D8DB">
+          <wp:inline distT="0" distB="0" distL="0" distR="0" wp14:anchorId="1185CC59" wp14:editId="54FD359E">
             <wp:extent cx="2905125" cy="1543050"/>
             <wp:effectExtent l="0" t="0" r="0" b="0"/>
-            <wp:docPr id="301" name="02-workbook-copy-dialog.png" descr="A caixa de diálogo Copiar livro com o campo do nome do novo livro." title="A caixa de diálogo Copiar livro com o campo do nome do novo livro."/>
+            <wp:docPr id="310" name="02-workbook-copy-dialog.png" descr="A caixa de diálogo Copiar livro com o campo do nome do novo livro." title="A caixa de diálogo Copiar livro com o campo do nome do novo livro."/>
             <wp:cNvGraphicFramePr>
               <a:graphicFrameLocks xmlns:a="http://schemas.openxmlformats.org/drawingml/2006/main" noChangeAspect="1"/>
             </wp:cNvGraphicFramePr>
@@ -7169,7 +7235,7 @@
       <w:pPr>
         <w:pStyle w:val="Ttulo2"/>
       </w:pPr>
-      <w:bookmarkStart w:id="8" w:name="_Toc241748654"/>
+      <w:bookmarkStart w:id="8" w:name="_Toc241848901"/>
       <w:r>
         <w:t>Copiar um mapa</w:t>
       </w:r>
@@ -7251,7 +7317,7 @@
       <w:pPr>
         <w:pStyle w:val="Ttulo2"/>
       </w:pPr>
-      <w:bookmarkStart w:id="9" w:name="_Toc241748655"/>
+      <w:bookmarkStart w:id="9" w:name="_Toc241848902"/>
       <w:r>
         <w:t>Partilhar um mapa de que é proprietário</w:t>
       </w:r>
@@ -7335,10 +7401,10 @@
           <w:noProof/>
         </w:rPr>
         <w:drawing>
-          <wp:inline distT="0" distB="0" distL="0" distR="0" wp14:anchorId="4D45F877" wp14:editId="1059BBD5">
+          <wp:inline distT="0" distB="0" distL="0" distR="0" wp14:anchorId="10FECC96" wp14:editId="19FB5655">
             <wp:extent cx="3743325" cy="1581150"/>
             <wp:effectExtent l="0" t="0" r="0" b="0"/>
-            <wp:docPr id="302" name="29-share-dialog-search.png" descr="A caixa de diálogo Partilhar mapa com uma pessoa encontrada e os botões Pode ver, Pode exportar e Pode editar." title="A caixa de diálogo Partilhar mapa com uma pessoa encontrada e os botões Pode ver, Pode exportar e Pode editar."/>
+            <wp:docPr id="311" name="29-share-dialog-search.png" descr="A caixa de diálogo Partilhar mapa com uma pessoa encontrada e os botões Pode ver, Pode exportar e Pode editar." title="A caixa de diálogo Partilhar mapa com uma pessoa encontrada e os botões Pode ver, Pode exportar e Pode editar."/>
             <wp:cNvGraphicFramePr>
               <a:graphicFrameLocks xmlns:a="http://schemas.openxmlformats.org/drawingml/2006/main" noChangeAspect="1"/>
             </wp:cNvGraphicFramePr>
@@ -7769,7 +7835,7 @@
         <w:pStyle w:val="Ttulo1"/>
         <w:pageBreakBefore/>
       </w:pPr>
-      <w:bookmarkStart w:id="10" w:name="_Toc241748656"/>
+      <w:bookmarkStart w:id="10" w:name="_Toc241848903"/>
       <w:r>
         <w:lastRenderedPageBreak/>
         <w:t>O visualizador de mapas</w:t>
@@ -7792,10 +7858,10 @@
           <w:noProof/>
         </w:rPr>
         <w:drawing>
-          <wp:inline distT="0" distB="0" distL="0" distR="0" wp14:anchorId="5D87A29C" wp14:editId="37761868">
+          <wp:inline distT="0" distB="0" distL="0" distR="0" wp14:anchorId="5A2BCB6D" wp14:editId="5D27F88D">
             <wp:extent cx="5715000" cy="3571875"/>
             <wp:effectExtent l="0" t="0" r="0" b="0"/>
-            <wp:docPr id="303" name="25-viewer-results.png" descr="O visualizador de mapas depois de uma execução concluída, com a grelha de resultados e os botões de exportação." title="O visualizador de mapas depois de uma execução concluída, com a grelha de resultados e os botões de exportação."/>
+            <wp:docPr id="312" name="25-viewer-results.png" descr="O visualizador de mapas depois de uma execução concluída, com a grelha de resultados e os botões de exportação." title="O visualizador de mapas depois de uma execução concluída, com a grelha de resultados e os botões de exportação."/>
             <wp:cNvGraphicFramePr>
               <a:graphicFrameLocks xmlns:a="http://schemas.openxmlformats.org/drawingml/2006/main" noChangeAspect="1"/>
             </wp:cNvGraphicFramePr>
@@ -8321,7 +8387,7 @@
       <w:pPr>
         <w:pStyle w:val="Ttulo2"/>
       </w:pPr>
-      <w:bookmarkStart w:id="11" w:name="_Toc241748657"/>
+      <w:bookmarkStart w:id="11" w:name="_Toc241848904"/>
       <w:r>
         <w:lastRenderedPageBreak/>
         <w:t>Parâmetros de execução</w:t>
@@ -8364,10 +8430,10 @@
           <w:noProof/>
         </w:rPr>
         <w:drawing>
-          <wp:inline distT="0" distB="0" distL="0" distR="0" wp14:anchorId="48933089" wp14:editId="51B9E10B">
+          <wp:inline distT="0" distB="0" distL="0" distR="0" wp14:anchorId="61771EE6" wp14:editId="31E94A0D">
             <wp:extent cx="2905125" cy="2457450"/>
             <wp:effectExtent l="0" t="0" r="0" b="0"/>
-            <wp:docPr id="304" name="24-viewer-params-filled.png" descr="A caixa de diálogo Parâmetros de execução com os dois valores obrigatórios preenchidos." title="A caixa de diálogo Parâmetros de execução com os dois valores obrigatórios preenchidos."/>
+            <wp:docPr id="313" name="24-viewer-params-filled.png" descr="A caixa de diálogo Parâmetros de execução com os dois valores obrigatórios preenchidos." title="A caixa de diálogo Parâmetros de execução com os dois valores obrigatórios preenchidos."/>
             <wp:cNvGraphicFramePr>
               <a:graphicFrameLocks xmlns:a="http://schemas.openxmlformats.org/drawingml/2006/main" noChangeAspect="1"/>
             </wp:cNvGraphicFramePr>
@@ -8416,7 +8482,7 @@
       <w:pPr>
         <w:pStyle w:val="Ttulo2"/>
       </w:pPr>
-      <w:bookmarkStart w:id="12" w:name="_Toc241748658"/>
+      <w:bookmarkStart w:id="12" w:name="_Toc241848905"/>
       <w:r>
         <w:t>Ler os resultados</w:t>
       </w:r>
@@ -9100,7 +9166,7 @@
       <w:pPr>
         <w:pStyle w:val="Ttulo2"/>
       </w:pPr>
-      <w:bookmarkStart w:id="13" w:name="_Toc241748659"/>
+      <w:bookmarkStart w:id="13" w:name="_Toc241848906"/>
       <w:r>
         <w:t>Exportar os resultados</w:t>
       </w:r>
@@ -9431,10 +9497,10 @@
           <w:noProof/>
         </w:rPr>
         <w:drawing>
-          <wp:inline distT="0" distB="0" distL="0" distR="0" wp14:anchorId="62FB44B3" wp14:editId="5C8781D5">
+          <wp:inline distT="0" distB="0" distL="0" distR="0" wp14:anchorId="5DCAAF29" wp14:editId="43AE9AF3">
             <wp:extent cx="3324225" cy="3990975"/>
             <wp:effectExtent l="0" t="0" r="0" b="0"/>
-            <wp:docPr id="305" name="17-builder-pdf-dialog.png" descr="A caixa de diálogo de exportação para PDF com as opções de orientação, tamanho da página, título e tipo de letra." title="A caixa de diálogo de exportação para PDF com as opções de orientação, tamanho da página, título e tipo de letra."/>
+            <wp:docPr id="314" name="17-builder-pdf-dialog.png" descr="A caixa de diálogo de exportação para PDF com as opções de orientação, tamanho da página, título e tipo de letra." title="A caixa de diálogo de exportação para PDF com as opções de orientação, tamanho da página, título e tipo de letra."/>
             <wp:cNvGraphicFramePr>
               <a:graphicFrameLocks xmlns:a="http://schemas.openxmlformats.org/drawingml/2006/main" noChangeAspect="1"/>
             </wp:cNvGraphicFramePr>
@@ -9908,7 +9974,7 @@
         <w:pStyle w:val="Ttulo1"/>
         <w:pageBreakBefore/>
       </w:pPr>
-      <w:bookmarkStart w:id="14" w:name="_Toc241748660"/>
+      <w:bookmarkStart w:id="14" w:name="_Toc241848907"/>
       <w:r>
         <w:lastRenderedPageBreak/>
         <w:t>Construir e editar mapas</w:t>
@@ -9971,10 +10037,10 @@
           <w:noProof/>
         </w:rPr>
         <w:drawing>
-          <wp:inline distT="0" distB="0" distL="0" distR="0" wp14:anchorId="558CBD6A" wp14:editId="134B8113">
+          <wp:inline distT="0" distB="0" distL="0" distR="0" wp14:anchorId="1C7B3B10" wp14:editId="3E95A609">
             <wp:extent cx="5715000" cy="3571875"/>
             <wp:effectExtent l="0" t="0" r="0" b="0"/>
-            <wp:docPr id="306" name="05-builder-overview.png" descr="O construtor de mapas com a árvore Áreas de Negócio, a área de Colunas e o painel Propriedades." title="O construtor de mapas com a árvore Áreas de Negócio, a área de Colunas e o painel Propriedades."/>
+            <wp:docPr id="315" name="05-builder-overview.png" descr="O construtor de mapas com a árvore Áreas de Negócio, a área de Colunas e o painel Propriedades." title="O construtor de mapas com a árvore Áreas de Negócio, a área de Colunas e o painel Propriedades."/>
             <wp:cNvGraphicFramePr>
               <a:graphicFrameLocks xmlns:a="http://schemas.openxmlformats.org/drawingml/2006/main" noChangeAspect="1"/>
             </wp:cNvGraphicFramePr>
@@ -10078,7 +10144,7 @@
       <w:pPr>
         <w:pStyle w:val="Ttulo2"/>
       </w:pPr>
-      <w:bookmarkStart w:id="15" w:name="_Toc241748661"/>
+      <w:bookmarkStart w:id="15" w:name="_Toc241848908"/>
       <w:r>
         <w:t>Barra de ferramentas</w:t>
       </w:r>
@@ -10610,7 +10676,14 @@
               <w:spacing w:after="0"/>
             </w:pPr>
             <w:r>
-              <w:t>Guarda o mapa. Precisa de pelo menos uma coluna</w:t>
+              <w:t xml:space="preserve">Guarda o mapa. Precisa de pelo menos uma coluna. Se nada mudou, mostra </w:t>
+            </w:r>
+            <w:r>
+              <w:rPr>
+                <w:b/>
+                <w:bCs/>
+              </w:rPr>
+              <w:t>Sem alterações para guardar</w:t>
             </w:r>
           </w:p>
         </w:tc>
@@ -11004,7 +11077,7 @@
       <w:pPr>
         <w:pStyle w:val="Ttulo2"/>
       </w:pPr>
-      <w:bookmarkStart w:id="16" w:name="_Toc241748662"/>
+      <w:bookmarkStart w:id="16" w:name="_Toc241848909"/>
       <w:r>
         <w:t>Adicionar colunas</w:t>
       </w:r>
@@ -11169,7 +11242,7 @@
       <w:pPr>
         <w:pStyle w:val="Ttulo2"/>
       </w:pPr>
-      <w:bookmarkStart w:id="17" w:name="_Toc241748663"/>
+      <w:bookmarkStart w:id="17" w:name="_Toc241848910"/>
       <w:r>
         <w:t>Configurar uma coluna</w:t>
       </w:r>
@@ -12169,10 +12242,10 @@
           <w:noProof/>
         </w:rPr>
         <w:drawing>
-          <wp:inline distT="0" distB="0" distL="0" distR="0" wp14:anchorId="52A36927" wp14:editId="6205E04C">
+          <wp:inline distT="0" distB="0" distL="0" distR="0" wp14:anchorId="0E0F7D37" wp14:editId="03436793">
             <wp:extent cx="5715000" cy="3571875"/>
             <wp:effectExtent l="0" t="0" r="0" b="0"/>
-            <wp:docPr id="307" name="08-builder-column-aggregation.png" descr="A caixa de diálogo Configurar coluna com a lista Agregação aberta." title="A caixa de diálogo Configurar coluna com a lista Agregação aberta."/>
+            <wp:docPr id="316" name="08-builder-column-aggregation.png" descr="A caixa de diálogo Configurar coluna com a lista Agregação aberta." title="A caixa de diálogo Configurar coluna com a lista Agregação aberta."/>
             <wp:cNvGraphicFramePr>
               <a:graphicFrameLocks xmlns:a="http://schemas.openxmlformats.org/drawingml/2006/main" noChangeAspect="1"/>
             </wp:cNvGraphicFramePr>
@@ -12221,7 +12294,7 @@
       <w:pPr>
         <w:pStyle w:val="Ttulo2"/>
       </w:pPr>
-      <w:bookmarkStart w:id="18" w:name="_Toc241748664"/>
+      <w:bookmarkStart w:id="18" w:name="_Toc241848911"/>
       <w:r>
         <w:lastRenderedPageBreak/>
         <w:t>Separadores do painel direito</w:t>
@@ -12967,10 +13040,10 @@
           <w:noProof/>
         </w:rPr>
         <w:drawing>
-          <wp:inline distT="0" distB="0" distL="0" distR="0" wp14:anchorId="167AA95D" wp14:editId="7AC021E2">
+          <wp:inline distT="0" distB="0" distL="0" distR="0" wp14:anchorId="4BE9158B" wp14:editId="47EC569B">
             <wp:extent cx="5715000" cy="3571875"/>
             <wp:effectExtent l="0" t="0" r="0" b="0"/>
-            <wp:docPr id="308" name="09-builder-conditions.png" descr="O separador Condições com as condições do mapa e os controlos de operador e valor ou pedido." title="O separador Condições com as condições do mapa e os controlos de operador e valor ou pedido."/>
+            <wp:docPr id="317" name="09-builder-conditions.png" descr="O separador Condições com as condições do mapa e os controlos de operador e valor ou pedido." title="O separador Condições com as condições do mapa e os controlos de operador e valor ou pedido."/>
             <wp:cNvGraphicFramePr>
               <a:graphicFrameLocks xmlns:a="http://schemas.openxmlformats.org/drawingml/2006/main" noChangeAspect="1"/>
             </wp:cNvGraphicFramePr>
@@ -13125,7 +13198,7 @@
       <w:pPr>
         <w:pStyle w:val="Ttulo2"/>
       </w:pPr>
-      <w:bookmarkStart w:id="19" w:name="_Toc241748665"/>
+      <w:bookmarkStart w:id="19" w:name="_Toc241848912"/>
       <w:r>
         <w:t>Formatação condicional</w:t>
       </w:r>
@@ -13830,10 +13903,10 @@
           <w:noProof/>
         </w:rPr>
         <w:drawing>
-          <wp:inline distT="0" distB="0" distL="0" distR="0" wp14:anchorId="37E0D7C8" wp14:editId="47C2F716">
+          <wp:inline distT="0" distB="0" distL="0" distR="0" wp14:anchorId="50C3525F" wp14:editId="703BED16">
             <wp:extent cx="3324225" cy="1457325"/>
             <wp:effectExtent l="0" t="0" r="0" b="0"/>
-            <wp:docPr id="309" name="19-builder-formatting-dialog.png" descr="A caixa de diálogo Formatação com a lista de regras e os controlos de Adicionar regra." title="A caixa de diálogo Formatação com a lista de regras e os controlos de Adicionar regra."/>
+            <wp:docPr id="318" name="19-builder-formatting-dialog.png" descr="A caixa de diálogo Formatação com a lista de regras e os controlos de Adicionar regra." title="A caixa de diálogo Formatação com a lista de regras e os controlos de Adicionar regra."/>
             <wp:cNvGraphicFramePr>
               <a:graphicFrameLocks xmlns:a="http://schemas.openxmlformats.org/drawingml/2006/main" noChangeAspect="1"/>
             </wp:cNvGraphicFramePr>
@@ -13882,7 +13955,7 @@
       <w:pPr>
         <w:pStyle w:val="Ttulo2"/>
       </w:pPr>
-      <w:bookmarkStart w:id="20" w:name="_Toc241748666"/>
+      <w:bookmarkStart w:id="20" w:name="_Toc241848913"/>
       <w:r>
         <w:t>Executar a partir do construtor e execuções recusadas</w:t>
       </w:r>
@@ -13929,7 +14002,7 @@
       <w:pPr>
         <w:pStyle w:val="Ttulo2"/>
       </w:pPr>
-      <w:bookmarkStart w:id="21" w:name="_Toc241748667"/>
+      <w:bookmarkStart w:id="21" w:name="_Toc241848914"/>
       <w:r>
         <w:t>Exemplo: construir um mapa pequeno</w:t>
       </w:r>
@@ -14079,7 +14152,7 @@
         <w:pStyle w:val="Ttulo1"/>
         <w:pageBreakBefore/>
       </w:pPr>
-      <w:bookmarkStart w:id="22" w:name="_Toc241748668"/>
+      <w:bookmarkStart w:id="22" w:name="_Toc241848915"/>
       <w:r>
         <w:lastRenderedPageBreak/>
         <w:t>Execuções</w:t>
@@ -14112,10 +14185,10 @@
           <w:noProof/>
         </w:rPr>
         <w:drawing>
-          <wp:inline distT="0" distB="0" distL="0" distR="0" wp14:anchorId="1D8DE242" wp14:editId="672DBA97">
+          <wp:inline distT="0" distB="0" distL="0" distR="0" wp14:anchorId="46035862" wp14:editId="096276F4">
             <wp:extent cx="5715000" cy="3571875"/>
             <wp:effectExtent l="0" t="0" r="0" b="0"/>
-            <wp:docPr id="310" name="41-runs.png" descr="A página Execuções com os filtros e a tabela de execuções com os respetivos botões de exportação." title="A página Execuções com os filtros e a tabela de execuções com os respetivos botões de exportação."/>
+            <wp:docPr id="319" name="41-runs.png" descr="A página Execuções com os filtros e a tabela de execuções com os respetivos botões de exportação." title="A página Execuções com os filtros e a tabela de execuções com os respetivos botões de exportação."/>
             <wp:cNvGraphicFramePr>
               <a:graphicFrameLocks xmlns:a="http://schemas.openxmlformats.org/drawingml/2006/main" noChangeAspect="1"/>
             </wp:cNvGraphicFramePr>
@@ -15115,7 +15188,7 @@
         <w:pStyle w:val="Ttulo1"/>
         <w:pageBreakBefore/>
       </w:pPr>
-      <w:bookmarkStart w:id="23" w:name="_Toc241748669"/>
+      <w:bookmarkStart w:id="23" w:name="_Toc241848916"/>
       <w:r>
         <w:lastRenderedPageBreak/>
         <w:t>Exportações</w:t>
@@ -15148,10 +15221,10 @@
           <w:noProof/>
         </w:rPr>
         <w:drawing>
-          <wp:inline distT="0" distB="0" distL="0" distR="0" wp14:anchorId="605C3108" wp14:editId="4BD1FB9D">
+          <wp:inline distT="0" distB="0" distL="0" distR="0" wp14:anchorId="217A2FD5" wp14:editId="6789B2E7">
             <wp:extent cx="5715000" cy="3571875"/>
             <wp:effectExtent l="0" t="0" r="0" b="0"/>
-            <wp:docPr id="311" name="44-exports.png" descr="A página Exportações com a lista de exportações e um botão Transferir nas concluídas." title="A página Exportações com a lista de exportações e um botão Transferir nas concluídas."/>
+            <wp:docPr id="320" name="44-exports.png" descr="A página Exportações com a lista de exportações e um botão Transferir nas concluídas." title="A página Exportações com a lista de exportações e um botão Transferir nas concluídas."/>
             <wp:cNvGraphicFramePr>
               <a:graphicFrameLocks xmlns:a="http://schemas.openxmlformats.org/drawingml/2006/main" noChangeAspect="1"/>
             </wp:cNvGraphicFramePr>
@@ -15565,7 +15638,7 @@
         <w:pStyle w:val="Ttulo1"/>
         <w:pageBreakBefore/>
       </w:pPr>
-      <w:bookmarkStart w:id="24" w:name="_Toc241748670"/>
+      <w:bookmarkStart w:id="24" w:name="_Toc241848917"/>
       <w:r>
         <w:lastRenderedPageBreak/>
         <w:t>Agendamentos</w:t>
@@ -15633,10 +15706,10 @@
           <w:noProof/>
         </w:rPr>
         <w:drawing>
-          <wp:inline distT="0" distB="0" distL="0" distR="0" wp14:anchorId="51AE8B9A" wp14:editId="302E7D6B">
+          <wp:inline distT="0" distB="0" distL="0" distR="0" wp14:anchorId="28A12E6C" wp14:editId="4A7EAB4B">
             <wp:extent cx="5715000" cy="3571875"/>
             <wp:effectExtent l="0" t="0" r="0" b="0"/>
-            <wp:docPr id="312" name="38-schedules-list.png" descr="A página Agendamentos com um agendamento em pausa e os respetivos ícones de ação." title="A página Agendamentos com um agendamento em pausa e os respetivos ícones de ação."/>
+            <wp:docPr id="321" name="38-schedules-list.png" descr="A página Agendamentos com um agendamento em pausa e os respetivos ícones de ação." title="A página Agendamentos com um agendamento em pausa e os respetivos ícones de ação."/>
             <wp:cNvGraphicFramePr>
               <a:graphicFrameLocks xmlns:a="http://schemas.openxmlformats.org/drawingml/2006/main" noChangeAspect="1"/>
             </wp:cNvGraphicFramePr>
@@ -16391,7 +16464,7 @@
       <w:pPr>
         <w:pStyle w:val="Ttulo2"/>
       </w:pPr>
-      <w:bookmarkStart w:id="25" w:name="_Toc241748671"/>
+      <w:bookmarkStart w:id="25" w:name="_Toc241848918"/>
       <w:r>
         <w:t>Novo Agendamento</w:t>
       </w:r>
@@ -16506,7 +16579,17 @@
         <w:t>Frequência</w:t>
       </w:r>
       <w:r>
-        <w:t xml:space="preserve">, um </w:t>
+        <w:t xml:space="preserve">, a respetiva </w:t>
+      </w:r>
+      <w:r>
+        <w:rPr>
+          <w:b/>
+          <w:bCs/>
+        </w:rPr>
+        <w:t>Hora</w:t>
+      </w:r>
+      <w:r>
+        <w:t xml:space="preserve"> e dia, um </w:t>
       </w:r>
       <w:r>
         <w:rPr>
@@ -16549,7 +16632,27 @@
         <w:t>Predefinições de parâmetros</w:t>
       </w:r>
       <w:r>
-        <w:t xml:space="preserve"> se o mapa tiver parâmetros.</w:t>
+        <w:t xml:space="preserve"> se o mapa tiver parâmetros: um </w:t>
+      </w:r>
+      <w:r>
+        <w:rPr>
+          <w:b/>
+          <w:bCs/>
+        </w:rPr>
+        <w:t>Valor fixo</w:t>
+      </w:r>
+      <w:r>
+        <w:t xml:space="preserve">, ou </w:t>
+      </w:r>
+      <w:r>
+        <w:rPr>
+          <w:b/>
+          <w:bCs/>
+        </w:rPr>
+        <w:t>Relativo à data de execução</w:t>
+      </w:r>
+      <w:r>
+        <w:t>.</w:t>
       </w:r>
     </w:p>
     <w:p>
@@ -16601,10 +16704,10 @@
           <w:noProof/>
         </w:rPr>
         <w:drawing>
-          <wp:inline distT="0" distB="0" distL="0" distR="0" wp14:anchorId="028E4FFC" wp14:editId="289F2F6B">
+          <wp:inline distT="0" distB="0" distL="0" distR="0" wp14:anchorId="787E2FB7" wp14:editId="1BF966A9">
             <wp:extent cx="3743325" cy="4676775"/>
             <wp:effectExtent l="0" t="0" r="0" b="0"/>
-            <wp:docPr id="313" name="37-schedule-filled.png" descr="A caixa de diálogo Novo Agendamento preenchida, com frequência mensal e Ativado desmarcado." title="A caixa de diálogo Novo Agendamento preenchida, com frequência mensal e Ativado desmarcado."/>
+            <wp:docPr id="322" name="37-schedule-filled.png" descr="A caixa de diálogo Novo Agendamento preenchida, com frequência mensal e Ativado desmarcado." title="A caixa de diálogo Novo Agendamento preenchida, com frequência mensal e Ativado desmarcado."/>
             <wp:cNvGraphicFramePr>
               <a:graphicFrameLocks xmlns:a="http://schemas.openxmlformats.org/drawingml/2006/main" noChangeAspect="1"/>
             </wp:cNvGraphicFramePr>
@@ -16667,8 +16770,8 @@
         <w:tblLook w:val="04A0" w:firstRow="1" w:lastRow="0" w:firstColumn="1" w:lastColumn="0" w:noHBand="0" w:noVBand="1"/>
       </w:tblPr>
       <w:tblGrid>
-        <w:gridCol w:w="2123"/>
-        <w:gridCol w:w="6903"/>
+        <w:gridCol w:w="2256"/>
+        <w:gridCol w:w="6770"/>
       </w:tblGrid>
       <w:tr>
         <w:tblPrEx>
@@ -16683,7 +16786,7 @@
         </w:trPr>
         <w:tc>
           <w:tcPr>
-            <w:tcW w:w="2123" w:type="dxa"/>
+            <w:tcW w:w="2256" w:type="dxa"/>
             <w:tcBorders>
               <w:top w:val="single" w:sz="4" w:space="0" w:color="BFC7D1"/>
               <w:left w:val="single" w:sz="4" w:space="0" w:color="BFC7D1"/>
@@ -16715,7 +16818,7 @@
         </w:tc>
         <w:tc>
           <w:tcPr>
-            <w:tcW w:w="6903" w:type="dxa"/>
+            <w:tcW w:w="6770" w:type="dxa"/>
             <w:tcBorders>
               <w:top w:val="single" w:sz="4" w:space="0" w:color="BFC7D1"/>
               <w:left w:val="single" w:sz="4" w:space="0" w:color="BFC7D1"/>
@@ -16757,7 +16860,7 @@
         </w:trPr>
         <w:tc>
           <w:tcPr>
-            <w:tcW w:w="2123" w:type="dxa"/>
+            <w:tcW w:w="2256" w:type="dxa"/>
             <w:tcBorders>
               <w:top w:val="single" w:sz="4" w:space="0" w:color="BFC7D1"/>
               <w:left w:val="single" w:sz="4" w:space="0" w:color="BFC7D1"/>
@@ -16782,40 +16885,30 @@
               </w:rPr>
               <w:t>Frequência</w:t>
             </w:r>
-            <w:r>
-              <w:t xml:space="preserve">: </w:t>
-            </w:r>
-            <w:r>
-              <w:rPr>
-                <w:b/>
-                <w:bCs/>
-              </w:rPr>
-              <w:t>Diariamente (meia-noite)</w:t>
-            </w:r>
-          </w:p>
-        </w:tc>
-        <w:tc>
-          <w:tcPr>
-            <w:tcW w:w="6903" w:type="dxa"/>
-            <w:tcBorders>
-              <w:top w:val="single" w:sz="4" w:space="0" w:color="BFC7D1"/>
-              <w:left w:val="single" w:sz="4" w:space="0" w:color="BFC7D1"/>
-              <w:bottom w:val="single" w:sz="4" w:space="0" w:color="BFC7D1"/>
-              <w:right w:val="single" w:sz="4" w:space="0" w:color="BFC7D1"/>
-            </w:tcBorders>
-            <w:tcMar>
-              <w:top w:w="60" w:type="dxa"/>
-              <w:left w:w="100" w:type="dxa"/>
-              <w:bottom w:w="60" w:type="dxa"/>
-              <w:right w:w="100" w:type="dxa"/>
-            </w:tcMar>
-          </w:tcPr>
-          <w:p>
-            <w:pPr>
-              <w:spacing w:after="0"/>
-            </w:pPr>
-            <w:r>
-              <w:t>Todos os dias às 00:00 no fuso horário escolhido</w:t>
+          </w:p>
+        </w:tc>
+        <w:tc>
+          <w:tcPr>
+            <w:tcW w:w="6770" w:type="dxa"/>
+            <w:tcBorders>
+              <w:top w:val="single" w:sz="4" w:space="0" w:color="BFC7D1"/>
+              <w:left w:val="single" w:sz="4" w:space="0" w:color="BFC7D1"/>
+              <w:bottom w:val="single" w:sz="4" w:space="0" w:color="BFC7D1"/>
+              <w:right w:val="single" w:sz="4" w:space="0" w:color="BFC7D1"/>
+            </w:tcBorders>
+            <w:tcMar>
+              <w:top w:w="60" w:type="dxa"/>
+              <w:left w:w="100" w:type="dxa"/>
+              <w:bottom w:w="60" w:type="dxa"/>
+              <w:right w:w="100" w:type="dxa"/>
+            </w:tcMar>
+          </w:tcPr>
+          <w:p>
+            <w:pPr>
+              <w:spacing w:after="0"/>
+            </w:pPr>
+            <w:r>
+              <w:t>Com que frequência é executado. Veja a tabela seguinte</w:t>
             </w:r>
           </w:p>
         </w:tc>
@@ -16832,7 +16925,7 @@
         </w:trPr>
         <w:tc>
           <w:tcPr>
-            <w:tcW w:w="2123" w:type="dxa"/>
+            <w:tcW w:w="2256" w:type="dxa"/>
             <w:tcBorders>
               <w:top w:val="single" w:sz="4" w:space="0" w:color="BFC7D1"/>
               <w:left w:val="single" w:sz="4" w:space="0" w:color="BFC7D1"/>
@@ -16856,23 +16949,13 @@
                 <w:b/>
                 <w:bCs/>
               </w:rPr>
-              <w:t>Frequência</w:t>
-            </w:r>
-            <w:r>
-              <w:t xml:space="preserve">: </w:t>
-            </w:r>
-            <w:r>
-              <w:rPr>
-                <w:b/>
-                <w:bCs/>
-              </w:rPr>
-              <w:t>Semanalmente (domingo, meia-noite)</w:t>
-            </w:r>
-          </w:p>
-        </w:tc>
-        <w:tc>
-          <w:tcPr>
-            <w:tcW w:w="6903" w:type="dxa"/>
+              <w:t>Hora</w:t>
+            </w:r>
+          </w:p>
+        </w:tc>
+        <w:tc>
+          <w:tcPr>
+            <w:tcW w:w="6770" w:type="dxa"/>
             <w:tcBorders>
               <w:top w:val="single" w:sz="4" w:space="0" w:color="BFC7D1"/>
               <w:left w:val="single" w:sz="4" w:space="0" w:color="BFC7D1"/>
@@ -16892,7 +16975,17 @@
               <w:spacing w:after="0"/>
             </w:pPr>
             <w:r>
-              <w:t>Todos os domingos às 00:00</w:t>
+              <w:t xml:space="preserve">A hora e o minuto da execução. Mostrada para todas as frequências exceto </w:t>
+            </w:r>
+            <w:r>
+              <w:rPr>
+                <w:b/>
+                <w:bCs/>
+              </w:rPr>
+              <w:t>Personalizado (cron)</w:t>
+            </w:r>
+            <w:r>
+              <w:t>.</w:t>
             </w:r>
           </w:p>
         </w:tc>
@@ -16909,65 +17002,65 @@
         </w:trPr>
         <w:tc>
           <w:tcPr>
-            <w:tcW w:w="2123" w:type="dxa"/>
-            <w:tcBorders>
-              <w:top w:val="single" w:sz="4" w:space="0" w:color="BFC7D1"/>
-              <w:left w:val="single" w:sz="4" w:space="0" w:color="BFC7D1"/>
-              <w:bottom w:val="single" w:sz="4" w:space="0" w:color="BFC7D1"/>
-              <w:right w:val="single" w:sz="4" w:space="0" w:color="BFC7D1"/>
-            </w:tcBorders>
-            <w:tcMar>
-              <w:top w:w="60" w:type="dxa"/>
-              <w:left w:w="100" w:type="dxa"/>
-              <w:bottom w:w="60" w:type="dxa"/>
-              <w:right w:w="100" w:type="dxa"/>
-            </w:tcMar>
-          </w:tcPr>
-          <w:p>
-            <w:pPr>
-              <w:spacing w:after="0"/>
-            </w:pPr>
-            <w:r>
-              <w:rPr>
-                <w:b/>
-                <w:bCs/>
-              </w:rPr>
-              <w:t>Frequência</w:t>
-            </w:r>
-            <w:r>
-              <w:t xml:space="preserve">: </w:t>
-            </w:r>
-            <w:r>
-              <w:rPr>
-                <w:b/>
-                <w:bCs/>
-              </w:rPr>
-              <w:t>Mensalmente (dia 1, meia-noite)</w:t>
-            </w:r>
-          </w:p>
-        </w:tc>
-        <w:tc>
-          <w:tcPr>
-            <w:tcW w:w="6903" w:type="dxa"/>
-            <w:tcBorders>
-              <w:top w:val="single" w:sz="4" w:space="0" w:color="BFC7D1"/>
-              <w:left w:val="single" w:sz="4" w:space="0" w:color="BFC7D1"/>
-              <w:bottom w:val="single" w:sz="4" w:space="0" w:color="BFC7D1"/>
-              <w:right w:val="single" w:sz="4" w:space="0" w:color="BFC7D1"/>
-            </w:tcBorders>
-            <w:tcMar>
-              <w:top w:w="60" w:type="dxa"/>
-              <w:left w:w="100" w:type="dxa"/>
-              <w:bottom w:w="60" w:type="dxa"/>
-              <w:right w:w="100" w:type="dxa"/>
-            </w:tcMar>
-          </w:tcPr>
-          <w:p>
-            <w:pPr>
-              <w:spacing w:after="0"/>
-            </w:pPr>
-            <w:r>
-              <w:t>No dia 1 de cada mês às 00:00</w:t>
+            <w:tcW w:w="2256" w:type="dxa"/>
+            <w:tcBorders>
+              <w:top w:val="single" w:sz="4" w:space="0" w:color="BFC7D1"/>
+              <w:left w:val="single" w:sz="4" w:space="0" w:color="BFC7D1"/>
+              <w:bottom w:val="single" w:sz="4" w:space="0" w:color="BFC7D1"/>
+              <w:right w:val="single" w:sz="4" w:space="0" w:color="BFC7D1"/>
+            </w:tcBorders>
+            <w:tcMar>
+              <w:top w:w="60" w:type="dxa"/>
+              <w:left w:w="100" w:type="dxa"/>
+              <w:bottom w:w="60" w:type="dxa"/>
+              <w:right w:w="100" w:type="dxa"/>
+            </w:tcMar>
+          </w:tcPr>
+          <w:p>
+            <w:pPr>
+              <w:spacing w:after="0"/>
+            </w:pPr>
+            <w:r>
+              <w:rPr>
+                <w:b/>
+                <w:bCs/>
+              </w:rPr>
+              <w:t>Dia da semana</w:t>
+            </w:r>
+          </w:p>
+        </w:tc>
+        <w:tc>
+          <w:tcPr>
+            <w:tcW w:w="6770" w:type="dxa"/>
+            <w:tcBorders>
+              <w:top w:val="single" w:sz="4" w:space="0" w:color="BFC7D1"/>
+              <w:left w:val="single" w:sz="4" w:space="0" w:color="BFC7D1"/>
+              <w:bottom w:val="single" w:sz="4" w:space="0" w:color="BFC7D1"/>
+              <w:right w:val="single" w:sz="4" w:space="0" w:color="BFC7D1"/>
+            </w:tcBorders>
+            <w:tcMar>
+              <w:top w:w="60" w:type="dxa"/>
+              <w:left w:w="100" w:type="dxa"/>
+              <w:bottom w:w="60" w:type="dxa"/>
+              <w:right w:w="100" w:type="dxa"/>
+            </w:tcMar>
+          </w:tcPr>
+          <w:p>
+            <w:pPr>
+              <w:spacing w:after="0"/>
+            </w:pPr>
+            <w:r>
+              <w:t xml:space="preserve">Mostrado para </w:t>
+            </w:r>
+            <w:r>
+              <w:rPr>
+                <w:b/>
+                <w:bCs/>
+              </w:rPr>
+              <w:t>Semanal</w:t>
+            </w:r>
+            <w:r>
+              <w:t>.</w:t>
             </w:r>
           </w:p>
         </w:tc>
@@ -16984,7 +17077,7 @@
         </w:trPr>
         <w:tc>
           <w:tcPr>
-            <w:tcW w:w="2123" w:type="dxa"/>
+            <w:tcW w:w="2256" w:type="dxa"/>
             <w:tcBorders>
               <w:top w:val="single" w:sz="4" w:space="0" w:color="BFC7D1"/>
               <w:left w:val="single" w:sz="4" w:space="0" w:color="BFC7D1"/>
@@ -17008,23 +17101,13 @@
                 <w:b/>
                 <w:bCs/>
               </w:rPr>
-              <w:t>Frequência</w:t>
-            </w:r>
-            <w:r>
-              <w:t xml:space="preserve">: </w:t>
-            </w:r>
-            <w:r>
-              <w:rPr>
-                <w:b/>
-                <w:bCs/>
-              </w:rPr>
-              <w:t>Personalizado</w:t>
-            </w:r>
-          </w:p>
-        </w:tc>
-        <w:tc>
-          <w:tcPr>
-            <w:tcW w:w="6903" w:type="dxa"/>
+              <w:t>Dia do mês</w:t>
+            </w:r>
+          </w:p>
+        </w:tc>
+        <w:tc>
+          <w:tcPr>
+            <w:tcW w:w="6770" w:type="dxa"/>
             <w:tcBorders>
               <w:top w:val="single" w:sz="4" w:space="0" w:color="BFC7D1"/>
               <w:left w:val="single" w:sz="4" w:space="0" w:color="BFC7D1"/>
@@ -17044,28 +17127,37 @@
               <w:spacing w:after="0"/>
             </w:pPr>
             <w:r>
-              <w:t xml:space="preserve">Escreve uma </w:t>
-            </w:r>
-            <w:r>
-              <w:rPr>
-                <w:b/>
-                <w:bCs/>
-              </w:rPr>
-              <w:t>Expressão cron</w:t>
-            </w:r>
-            <w:r>
-              <w:t xml:space="preserve">, com cinco campos: minuto, hora, dia do mês, mês, dia da semana. Por exemplo, </w:t>
-            </w:r>
-            <w:r>
-              <w:rPr>
-                <w:rFonts w:ascii="Consolas" w:eastAsia="Consolas" w:hAnsi="Consolas" w:cs="Consolas"/>
-                <w:sz w:val="19"/>
-                <w:szCs w:val="19"/>
-              </w:rPr>
-              <w:t>0 9 * * 1-5</w:t>
-            </w:r>
-            <w:r>
-              <w:t xml:space="preserve"> é às 09:00 nos dias úteis</w:t>
+              <w:t xml:space="preserve">De 1 a 28, ou </w:t>
+            </w:r>
+            <w:r>
+              <w:rPr>
+                <w:b/>
+                <w:bCs/>
+              </w:rPr>
+              <w:t>Último dia</w:t>
+            </w:r>
+            <w:r>
+              <w:t xml:space="preserve">. Os dias 29 a 31 não são oferecidos, para que nenhum mês curto seja saltado. Mostrado para </w:t>
+            </w:r>
+            <w:r>
+              <w:rPr>
+                <w:b/>
+                <w:bCs/>
+              </w:rPr>
+              <w:t>Mensal</w:t>
+            </w:r>
+            <w:r>
+              <w:t xml:space="preserve">, as frequências mais longas e </w:t>
+            </w:r>
+            <w:r>
+              <w:rPr>
+                <w:b/>
+                <w:bCs/>
+              </w:rPr>
+              <w:t>Anual</w:t>
+            </w:r>
+            <w:r>
+              <w:t>.</w:t>
             </w:r>
           </w:p>
         </w:tc>
@@ -17082,55 +17174,65 @@
         </w:trPr>
         <w:tc>
           <w:tcPr>
-            <w:tcW w:w="2123" w:type="dxa"/>
-            <w:tcBorders>
-              <w:top w:val="single" w:sz="4" w:space="0" w:color="BFC7D1"/>
-              <w:left w:val="single" w:sz="4" w:space="0" w:color="BFC7D1"/>
-              <w:bottom w:val="single" w:sz="4" w:space="0" w:color="BFC7D1"/>
-              <w:right w:val="single" w:sz="4" w:space="0" w:color="BFC7D1"/>
-            </w:tcBorders>
-            <w:tcMar>
-              <w:top w:w="60" w:type="dxa"/>
-              <w:left w:w="100" w:type="dxa"/>
-              <w:bottom w:w="60" w:type="dxa"/>
-              <w:right w:w="100" w:type="dxa"/>
-            </w:tcMar>
-          </w:tcPr>
-          <w:p>
-            <w:pPr>
-              <w:spacing w:after="0"/>
-            </w:pPr>
-            <w:r>
-              <w:rPr>
-                <w:b/>
-                <w:bCs/>
-              </w:rPr>
-              <w:t>Fuso horário</w:t>
-            </w:r>
-          </w:p>
-        </w:tc>
-        <w:tc>
-          <w:tcPr>
-            <w:tcW w:w="6903" w:type="dxa"/>
-            <w:tcBorders>
-              <w:top w:val="single" w:sz="4" w:space="0" w:color="BFC7D1"/>
-              <w:left w:val="single" w:sz="4" w:space="0" w:color="BFC7D1"/>
-              <w:bottom w:val="single" w:sz="4" w:space="0" w:color="BFC7D1"/>
-              <w:right w:val="single" w:sz="4" w:space="0" w:color="BFC7D1"/>
-            </w:tcBorders>
-            <w:tcMar>
-              <w:top w:w="60" w:type="dxa"/>
-              <w:left w:w="100" w:type="dxa"/>
-              <w:bottom w:w="60" w:type="dxa"/>
-              <w:right w:w="100" w:type="dxa"/>
-            </w:tcMar>
-          </w:tcPr>
-          <w:p>
-            <w:pPr>
-              <w:spacing w:after="0"/>
-            </w:pPr>
-            <w:r>
-              <w:t>O relógio usado pelo agendamento. UTC é o predefinido</w:t>
+            <w:tcW w:w="2256" w:type="dxa"/>
+            <w:tcBorders>
+              <w:top w:val="single" w:sz="4" w:space="0" w:color="BFC7D1"/>
+              <w:left w:val="single" w:sz="4" w:space="0" w:color="BFC7D1"/>
+              <w:bottom w:val="single" w:sz="4" w:space="0" w:color="BFC7D1"/>
+              <w:right w:val="single" w:sz="4" w:space="0" w:color="BFC7D1"/>
+            </w:tcBorders>
+            <w:tcMar>
+              <w:top w:w="60" w:type="dxa"/>
+              <w:left w:w="100" w:type="dxa"/>
+              <w:bottom w:w="60" w:type="dxa"/>
+              <w:right w:w="100" w:type="dxa"/>
+            </w:tcMar>
+          </w:tcPr>
+          <w:p>
+            <w:pPr>
+              <w:spacing w:after="0"/>
+            </w:pPr>
+            <w:r>
+              <w:rPr>
+                <w:b/>
+                <w:bCs/>
+              </w:rPr>
+              <w:t>Mês</w:t>
+            </w:r>
+          </w:p>
+        </w:tc>
+        <w:tc>
+          <w:tcPr>
+            <w:tcW w:w="6770" w:type="dxa"/>
+            <w:tcBorders>
+              <w:top w:val="single" w:sz="4" w:space="0" w:color="BFC7D1"/>
+              <w:left w:val="single" w:sz="4" w:space="0" w:color="BFC7D1"/>
+              <w:bottom w:val="single" w:sz="4" w:space="0" w:color="BFC7D1"/>
+              <w:right w:val="single" w:sz="4" w:space="0" w:color="BFC7D1"/>
+            </w:tcBorders>
+            <w:tcMar>
+              <w:top w:w="60" w:type="dxa"/>
+              <w:left w:w="100" w:type="dxa"/>
+              <w:bottom w:w="60" w:type="dxa"/>
+              <w:right w:w="100" w:type="dxa"/>
+            </w:tcMar>
+          </w:tcPr>
+          <w:p>
+            <w:pPr>
+              <w:spacing w:after="0"/>
+            </w:pPr>
+            <w:r>
+              <w:t xml:space="preserve">Mostrado para </w:t>
+            </w:r>
+            <w:r>
+              <w:rPr>
+                <w:b/>
+                <w:bCs/>
+              </w:rPr>
+              <w:t>Anual</w:t>
+            </w:r>
+            <w:r>
+              <w:t>.</w:t>
             </w:r>
           </w:p>
         </w:tc>
@@ -17147,7 +17249,7 @@
         </w:trPr>
         <w:tc>
           <w:tcPr>
-            <w:tcW w:w="2123" w:type="dxa"/>
+            <w:tcW w:w="2256" w:type="dxa"/>
             <w:tcBorders>
               <w:top w:val="single" w:sz="4" w:space="0" w:color="BFC7D1"/>
               <w:left w:val="single" w:sz="4" w:space="0" w:color="BFC7D1"/>
@@ -17171,23 +17273,13 @@
                 <w:b/>
                 <w:bCs/>
               </w:rPr>
-              <w:t>Válido a partir de (opcional)</w:t>
-            </w:r>
-            <w:r>
-              <w:t xml:space="preserve">, </w:t>
-            </w:r>
-            <w:r>
-              <w:rPr>
-                <w:b/>
-                <w:bCs/>
-              </w:rPr>
-              <w:t>Válido até (opcional)</w:t>
-            </w:r>
-          </w:p>
-        </w:tc>
-        <w:tc>
-          <w:tcPr>
-            <w:tcW w:w="6903" w:type="dxa"/>
+              <w:t>Fuso horário</w:t>
+            </w:r>
+          </w:p>
+        </w:tc>
+        <w:tc>
+          <w:tcPr>
+            <w:tcW w:w="6770" w:type="dxa"/>
             <w:tcBorders>
               <w:top w:val="single" w:sz="4" w:space="0" w:color="BFC7D1"/>
               <w:left w:val="single" w:sz="4" w:space="0" w:color="BFC7D1"/>
@@ -17207,7 +17299,7 @@
               <w:spacing w:after="0"/>
             </w:pPr>
             <w:r>
-              <w:t>O agendamento não é executado antes nem depois destas datas</w:t>
+              <w:t>O relógio usado pelo agendamento. O fuso horário do seu computador é o predefinido</w:t>
             </w:r>
           </w:p>
         </w:tc>
@@ -17224,75 +17316,65 @@
         </w:trPr>
         <w:tc>
           <w:tcPr>
-            <w:tcW w:w="2123" w:type="dxa"/>
-            <w:tcBorders>
-              <w:top w:val="single" w:sz="4" w:space="0" w:color="BFC7D1"/>
-              <w:left w:val="single" w:sz="4" w:space="0" w:color="BFC7D1"/>
-              <w:bottom w:val="single" w:sz="4" w:space="0" w:color="BFC7D1"/>
-              <w:right w:val="single" w:sz="4" w:space="0" w:color="BFC7D1"/>
-            </w:tcBorders>
-            <w:tcMar>
-              <w:top w:w="60" w:type="dxa"/>
-              <w:left w:w="100" w:type="dxa"/>
-              <w:bottom w:w="60" w:type="dxa"/>
-              <w:right w:w="100" w:type="dxa"/>
-            </w:tcMar>
-          </w:tcPr>
-          <w:p>
-            <w:pPr>
-              <w:spacing w:after="0"/>
-            </w:pPr>
-            <w:r>
-              <w:rPr>
-                <w:b/>
-                <w:bCs/>
-              </w:rPr>
-              <w:t>Formato de Saída</w:t>
-            </w:r>
-            <w:r>
-              <w:t xml:space="preserve">: </w:t>
-            </w:r>
-            <w:r>
-              <w:rPr>
-                <w:b/>
-                <w:bCs/>
-              </w:rPr>
-              <w:t>Excel (.xlsx)</w:t>
-            </w:r>
-            <w:r>
-              <w:t xml:space="preserve"> ou </w:t>
-            </w:r>
-            <w:r>
-              <w:rPr>
-                <w:b/>
-                <w:bCs/>
-              </w:rPr>
-              <w:t>CSV</w:t>
-            </w:r>
-          </w:p>
-        </w:tc>
-        <w:tc>
-          <w:tcPr>
-            <w:tcW w:w="6903" w:type="dxa"/>
-            <w:tcBorders>
-              <w:top w:val="single" w:sz="4" w:space="0" w:color="BFC7D1"/>
-              <w:left w:val="single" w:sz="4" w:space="0" w:color="BFC7D1"/>
-              <w:bottom w:val="single" w:sz="4" w:space="0" w:color="BFC7D1"/>
-              <w:right w:val="single" w:sz="4" w:space="0" w:color="BFC7D1"/>
-            </w:tcBorders>
-            <w:tcMar>
-              <w:top w:w="60" w:type="dxa"/>
-              <w:left w:w="100" w:type="dxa"/>
-              <w:bottom w:w="60" w:type="dxa"/>
-              <w:right w:w="100" w:type="dxa"/>
-            </w:tcMar>
-          </w:tcPr>
-          <w:p>
-            <w:pPr>
-              <w:spacing w:after="0"/>
-            </w:pPr>
-            <w:r>
-              <w:t>O tipo de ficheiro do resultado guardado. CSV é o predefinido</w:t>
+            <w:tcW w:w="2256" w:type="dxa"/>
+            <w:tcBorders>
+              <w:top w:val="single" w:sz="4" w:space="0" w:color="BFC7D1"/>
+              <w:left w:val="single" w:sz="4" w:space="0" w:color="BFC7D1"/>
+              <w:bottom w:val="single" w:sz="4" w:space="0" w:color="BFC7D1"/>
+              <w:right w:val="single" w:sz="4" w:space="0" w:color="BFC7D1"/>
+            </w:tcBorders>
+            <w:tcMar>
+              <w:top w:w="60" w:type="dxa"/>
+              <w:left w:w="100" w:type="dxa"/>
+              <w:bottom w:w="60" w:type="dxa"/>
+              <w:right w:w="100" w:type="dxa"/>
+            </w:tcMar>
+          </w:tcPr>
+          <w:p>
+            <w:pPr>
+              <w:spacing w:after="0"/>
+            </w:pPr>
+            <w:r>
+              <w:rPr>
+                <w:b/>
+                <w:bCs/>
+              </w:rPr>
+              <w:t>Válido a partir de (opcional)</w:t>
+            </w:r>
+            <w:r>
+              <w:t xml:space="preserve">, </w:t>
+            </w:r>
+            <w:r>
+              <w:rPr>
+                <w:b/>
+                <w:bCs/>
+              </w:rPr>
+              <w:t>Válido até (opcional)</w:t>
+            </w:r>
+          </w:p>
+        </w:tc>
+        <w:tc>
+          <w:tcPr>
+            <w:tcW w:w="6770" w:type="dxa"/>
+            <w:tcBorders>
+              <w:top w:val="single" w:sz="4" w:space="0" w:color="BFC7D1"/>
+              <w:left w:val="single" w:sz="4" w:space="0" w:color="BFC7D1"/>
+              <w:bottom w:val="single" w:sz="4" w:space="0" w:color="BFC7D1"/>
+              <w:right w:val="single" w:sz="4" w:space="0" w:color="BFC7D1"/>
+            </w:tcBorders>
+            <w:tcMar>
+              <w:top w:w="60" w:type="dxa"/>
+              <w:left w:w="100" w:type="dxa"/>
+              <w:bottom w:w="60" w:type="dxa"/>
+              <w:right w:w="100" w:type="dxa"/>
+            </w:tcMar>
+          </w:tcPr>
+          <w:p>
+            <w:pPr>
+              <w:spacing w:after="0"/>
+            </w:pPr>
+            <w:r>
+              <w:t>O agendamento não é executado antes nem depois destas datas</w:t>
             </w:r>
           </w:p>
         </w:tc>
@@ -17309,7 +17391,7 @@
         </w:trPr>
         <w:tc>
           <w:tcPr>
-            <w:tcW w:w="2123" w:type="dxa"/>
+            <w:tcW w:w="2256" w:type="dxa"/>
             <w:tcBorders>
               <w:top w:val="single" w:sz="4" w:space="0" w:color="BFC7D1"/>
               <w:left w:val="single" w:sz="4" w:space="0" w:color="BFC7D1"/>
@@ -17333,13 +17415,33 @@
                 <w:b/>
                 <w:bCs/>
               </w:rPr>
-              <w:t>Predefinições de parâmetros</w:t>
-            </w:r>
-          </w:p>
-        </w:tc>
-        <w:tc>
-          <w:tcPr>
-            <w:tcW w:w="6903" w:type="dxa"/>
+              <w:t>Formato de Saída</w:t>
+            </w:r>
+            <w:r>
+              <w:t xml:space="preserve">: </w:t>
+            </w:r>
+            <w:r>
+              <w:rPr>
+                <w:b/>
+                <w:bCs/>
+              </w:rPr>
+              <w:t>Excel (.xlsx)</w:t>
+            </w:r>
+            <w:r>
+              <w:t xml:space="preserve"> ou </w:t>
+            </w:r>
+            <w:r>
+              <w:rPr>
+                <w:b/>
+                <w:bCs/>
+              </w:rPr>
+              <w:t>CSV</w:t>
+            </w:r>
+          </w:p>
+        </w:tc>
+        <w:tc>
+          <w:tcPr>
+            <w:tcW w:w="6770" w:type="dxa"/>
             <w:tcBorders>
               <w:top w:val="single" w:sz="4" w:space="0" w:color="BFC7D1"/>
               <w:left w:val="single" w:sz="4" w:space="0" w:color="BFC7D1"/>
@@ -17359,7 +17461,7 @@
               <w:spacing w:after="0"/>
             </w:pPr>
             <w:r>
-              <w:t>Os valores usados em cada execução. Os obrigatórios estão marcados com *</w:t>
+              <w:t>O tipo de ficheiro do resultado guardado. CSV é o predefinido</w:t>
             </w:r>
           </w:p>
         </w:tc>
@@ -17376,13 +17478,79 @@
         </w:trPr>
         <w:tc>
           <w:tcPr>
-            <w:tcW w:w="2123" w:type="dxa"/>
-            <w:tcBorders>
-              <w:top w:val="single" w:sz="4" w:space="0" w:color="BFC7D1"/>
-              <w:left w:val="single" w:sz="4" w:space="0" w:color="BFC7D1"/>
-              <w:bottom w:val="single" w:sz="4" w:space="0" w:color="BFC7D1"/>
-              <w:right w:val="single" w:sz="4" w:space="0" w:color="BFC7D1"/>
-            </w:tcBorders>
+            <w:tcW w:w="2256" w:type="dxa"/>
+            <w:tcBorders>
+              <w:top w:val="single" w:sz="4" w:space="0" w:color="BFC7D1"/>
+              <w:left w:val="single" w:sz="4" w:space="0" w:color="BFC7D1"/>
+              <w:bottom w:val="single" w:sz="4" w:space="0" w:color="BFC7D1"/>
+              <w:right w:val="single" w:sz="4" w:space="0" w:color="BFC7D1"/>
+            </w:tcBorders>
+            <w:tcMar>
+              <w:top w:w="60" w:type="dxa"/>
+              <w:left w:w="100" w:type="dxa"/>
+              <w:bottom w:w="60" w:type="dxa"/>
+              <w:right w:w="100" w:type="dxa"/>
+            </w:tcMar>
+          </w:tcPr>
+          <w:p>
+            <w:pPr>
+              <w:spacing w:after="0"/>
+            </w:pPr>
+            <w:r>
+              <w:rPr>
+                <w:b/>
+                <w:bCs/>
+              </w:rPr>
+              <w:t>Predefinições de parâmetros</w:t>
+            </w:r>
+          </w:p>
+        </w:tc>
+        <w:tc>
+          <w:tcPr>
+            <w:tcW w:w="6770" w:type="dxa"/>
+            <w:tcBorders>
+              <w:top w:val="single" w:sz="4" w:space="0" w:color="BFC7D1"/>
+              <w:left w:val="single" w:sz="4" w:space="0" w:color="BFC7D1"/>
+              <w:bottom w:val="single" w:sz="4" w:space="0" w:color="BFC7D1"/>
+              <w:right w:val="single" w:sz="4" w:space="0" w:color="BFC7D1"/>
+            </w:tcBorders>
+            <w:tcMar>
+              <w:top w:w="60" w:type="dxa"/>
+              <w:left w:w="100" w:type="dxa"/>
+              <w:bottom w:w="60" w:type="dxa"/>
+              <w:right w:w="100" w:type="dxa"/>
+            </w:tcMar>
+          </w:tcPr>
+          <w:p>
+            <w:pPr>
+              <w:spacing w:after="0"/>
+            </w:pPr>
+            <w:r>
+              <w:t>Os valores usados em cada execução, fixos ou relativos à data de execução. Os obrigatórios estão marcados com *</w:t>
+            </w:r>
+          </w:p>
+        </w:tc>
+      </w:tr>
+      <w:tr>
+        <w:tblPrEx>
+          <w:tblCellMar>
+            <w:top w:w="0" w:type="dxa"/>
+            <w:bottom w:w="0" w:type="dxa"/>
+          </w:tblCellMar>
+        </w:tblPrEx>
+        <w:trPr>
+          <w:cantSplit/>
+        </w:trPr>
+        <w:tc>
+          <w:tcPr>
+            <w:tcW w:w="2256" w:type="dxa"/>
+            <w:tcBorders>
+              <w:top w:val="single" w:sz="4" w:space="0" w:color="BFC7D1"/>
+              <w:left w:val="single" w:sz="4" w:space="0" w:color="BFC7D1"/>
+              <w:bottom w:val="single" w:sz="4" w:space="0" w:color="BFC7D1"/>
+              <w:right w:val="single" w:sz="4" w:space="0" w:color="BFC7D1"/>
+            </w:tcBorders>
+            <w:shd w:val="clear" w:color="auto" w:fill="F3F6F9"/>
             <w:tcMar>
               <w:top w:w="60" w:type="dxa"/>
               <w:left w:w="100" w:type="dxa"/>
@@ -17405,13 +17573,14 @@
         </w:tc>
         <w:tc>
           <w:tcPr>
-            <w:tcW w:w="6903" w:type="dxa"/>
-            <w:tcBorders>
-              <w:top w:val="single" w:sz="4" w:space="0" w:color="BFC7D1"/>
-              <w:left w:val="single" w:sz="4" w:space="0" w:color="BFC7D1"/>
-              <w:bottom w:val="single" w:sz="4" w:space="0" w:color="BFC7D1"/>
-              <w:right w:val="single" w:sz="4" w:space="0" w:color="BFC7D1"/>
-            </w:tcBorders>
+            <w:tcW w:w="6770" w:type="dxa"/>
+            <w:tcBorders>
+              <w:top w:val="single" w:sz="4" w:space="0" w:color="BFC7D1"/>
+              <w:left w:val="single" w:sz="4" w:space="0" w:color="BFC7D1"/>
+              <w:bottom w:val="single" w:sz="4" w:space="0" w:color="BFC7D1"/>
+              <w:right w:val="single" w:sz="4" w:space="0" w:color="BFC7D1"/>
+            </w:tcBorders>
+            <w:shd w:val="clear" w:color="auto" w:fill="F3F6F9"/>
             <w:tcMar>
               <w:top w:w="60" w:type="dxa"/>
               <w:left w:w="100" w:type="dxa"/>
@@ -17425,6 +17594,838 @@
             </w:pPr>
             <w:r>
               <w:t>Se estiver desmarcado, o agendamento espera até o ativar</w:t>
+            </w:r>
+          </w:p>
+        </w:tc>
+      </w:tr>
+    </w:tbl>
+    <w:p>
+      <w:pPr>
+        <w:spacing w:after="60"/>
+      </w:pPr>
+    </w:p>
+    <w:tbl>
+      <w:tblPr>
+        <w:tblW w:w="9026" w:type="dxa"/>
+        <w:tblBorders>
+          <w:top w:val="single" w:sz="4" w:space="0" w:color="auto"/>
+          <w:left w:val="single" w:sz="4" w:space="0" w:color="auto"/>
+          <w:bottom w:val="single" w:sz="4" w:space="0" w:color="auto"/>
+          <w:right w:val="single" w:sz="4" w:space="0" w:color="auto"/>
+          <w:insideH w:val="single" w:sz="4" w:space="0" w:color="auto"/>
+          <w:insideV w:val="single" w:sz="4" w:space="0" w:color="auto"/>
+        </w:tblBorders>
+        <w:tblCellMar>
+          <w:left w:w="10" w:type="dxa"/>
+          <w:right w:w="10" w:type="dxa"/>
+        </w:tblCellMar>
+        <w:tblLook w:val="04A0" w:firstRow="1" w:lastRow="0" w:firstColumn="1" w:lastColumn="0" w:noHBand="0" w:noVBand="1"/>
+      </w:tblPr>
+      <w:tblGrid>
+        <w:gridCol w:w="3384"/>
+        <w:gridCol w:w="5642"/>
+      </w:tblGrid>
+      <w:tr>
+        <w:tblPrEx>
+          <w:tblCellMar>
+            <w:top w:w="0" w:type="dxa"/>
+            <w:bottom w:w="0" w:type="dxa"/>
+          </w:tblCellMar>
+        </w:tblPrEx>
+        <w:trPr>
+          <w:cantSplit/>
+          <w:tblHeader/>
+        </w:trPr>
+        <w:tc>
+          <w:tcPr>
+            <w:tcW w:w="3384" w:type="dxa"/>
+            <w:tcBorders>
+              <w:top w:val="single" w:sz="4" w:space="0" w:color="BFC7D1"/>
+              <w:left w:val="single" w:sz="4" w:space="0" w:color="BFC7D1"/>
+              <w:bottom w:val="single" w:sz="4" w:space="0" w:color="BFC7D1"/>
+              <w:right w:val="single" w:sz="4" w:space="0" w:color="BFC7D1"/>
+            </w:tcBorders>
+            <w:shd w:val="clear" w:color="auto" w:fill="1F3A5F"/>
+            <w:tcMar>
+              <w:top w:w="60" w:type="dxa"/>
+              <w:left w:w="100" w:type="dxa"/>
+              <w:bottom w:w="60" w:type="dxa"/>
+              <w:right w:w="100" w:type="dxa"/>
+            </w:tcMar>
+          </w:tcPr>
+          <w:p>
+            <w:pPr>
+              <w:spacing w:after="0"/>
+            </w:pPr>
+            <w:r>
+              <w:rPr>
+                <w:b/>
+                <w:bCs/>
+                <w:color w:val="FFFFFF"/>
+              </w:rPr>
+              <w:t>Opção (Frequência)</w:t>
+            </w:r>
+          </w:p>
+        </w:tc>
+        <w:tc>
+          <w:tcPr>
+            <w:tcW w:w="5642" w:type="dxa"/>
+            <w:tcBorders>
+              <w:top w:val="single" w:sz="4" w:space="0" w:color="BFC7D1"/>
+              <w:left w:val="single" w:sz="4" w:space="0" w:color="BFC7D1"/>
+              <w:bottom w:val="single" w:sz="4" w:space="0" w:color="BFC7D1"/>
+              <w:right w:val="single" w:sz="4" w:space="0" w:color="BFC7D1"/>
+            </w:tcBorders>
+            <w:shd w:val="clear" w:color="auto" w:fill="1F3A5F"/>
+            <w:tcMar>
+              <w:top w:w="60" w:type="dxa"/>
+              <w:left w:w="100" w:type="dxa"/>
+              <w:bottom w:w="60" w:type="dxa"/>
+              <w:right w:w="100" w:type="dxa"/>
+            </w:tcMar>
+          </w:tcPr>
+          <w:p>
+            <w:pPr>
+              <w:spacing w:after="0"/>
+            </w:pPr>
+            <w:r>
+              <w:rPr>
+                <w:b/>
+                <w:bCs/>
+                <w:color w:val="FFFFFF"/>
+              </w:rPr>
+              <w:t>O que significa</w:t>
+            </w:r>
+          </w:p>
+        </w:tc>
+      </w:tr>
+      <w:tr>
+        <w:tblPrEx>
+          <w:tblCellMar>
+            <w:top w:w="0" w:type="dxa"/>
+            <w:bottom w:w="0" w:type="dxa"/>
+          </w:tblCellMar>
+        </w:tblPrEx>
+        <w:trPr>
+          <w:cantSplit/>
+        </w:trPr>
+        <w:tc>
+          <w:tcPr>
+            <w:tcW w:w="3384" w:type="dxa"/>
+            <w:tcBorders>
+              <w:top w:val="single" w:sz="4" w:space="0" w:color="BFC7D1"/>
+              <w:left w:val="single" w:sz="4" w:space="0" w:color="BFC7D1"/>
+              <w:bottom w:val="single" w:sz="4" w:space="0" w:color="BFC7D1"/>
+              <w:right w:val="single" w:sz="4" w:space="0" w:color="BFC7D1"/>
+            </w:tcBorders>
+            <w:tcMar>
+              <w:top w:w="60" w:type="dxa"/>
+              <w:left w:w="100" w:type="dxa"/>
+              <w:bottom w:w="60" w:type="dxa"/>
+              <w:right w:w="100" w:type="dxa"/>
+            </w:tcMar>
+          </w:tcPr>
+          <w:p>
+            <w:pPr>
+              <w:spacing w:after="0"/>
+            </w:pPr>
+            <w:r>
+              <w:rPr>
+                <w:b/>
+                <w:bCs/>
+              </w:rPr>
+              <w:t>Diário</w:t>
+            </w:r>
+          </w:p>
+        </w:tc>
+        <w:tc>
+          <w:tcPr>
+            <w:tcW w:w="5642" w:type="dxa"/>
+            <w:tcBorders>
+              <w:top w:val="single" w:sz="4" w:space="0" w:color="BFC7D1"/>
+              <w:left w:val="single" w:sz="4" w:space="0" w:color="BFC7D1"/>
+              <w:bottom w:val="single" w:sz="4" w:space="0" w:color="BFC7D1"/>
+              <w:right w:val="single" w:sz="4" w:space="0" w:color="BFC7D1"/>
+            </w:tcBorders>
+            <w:tcMar>
+              <w:top w:w="60" w:type="dxa"/>
+              <w:left w:w="100" w:type="dxa"/>
+              <w:bottom w:w="60" w:type="dxa"/>
+              <w:right w:w="100" w:type="dxa"/>
+            </w:tcMar>
+          </w:tcPr>
+          <w:p>
+            <w:pPr>
+              <w:spacing w:after="0"/>
+            </w:pPr>
+            <w:r>
+              <w:t xml:space="preserve">Todos os dias, à </w:t>
+            </w:r>
+            <w:r>
+              <w:rPr>
+                <w:b/>
+                <w:bCs/>
+              </w:rPr>
+              <w:t>Hora</w:t>
+            </w:r>
+            <w:r>
+              <w:t xml:space="preserve"> que escolher.</w:t>
+            </w:r>
+          </w:p>
+        </w:tc>
+      </w:tr>
+      <w:tr>
+        <w:tblPrEx>
+          <w:tblCellMar>
+            <w:top w:w="0" w:type="dxa"/>
+            <w:bottom w:w="0" w:type="dxa"/>
+          </w:tblCellMar>
+        </w:tblPrEx>
+        <w:trPr>
+          <w:cantSplit/>
+        </w:trPr>
+        <w:tc>
+          <w:tcPr>
+            <w:tcW w:w="3384" w:type="dxa"/>
+            <w:tcBorders>
+              <w:top w:val="single" w:sz="4" w:space="0" w:color="BFC7D1"/>
+              <w:left w:val="single" w:sz="4" w:space="0" w:color="BFC7D1"/>
+              <w:bottom w:val="single" w:sz="4" w:space="0" w:color="BFC7D1"/>
+              <w:right w:val="single" w:sz="4" w:space="0" w:color="BFC7D1"/>
+            </w:tcBorders>
+            <w:shd w:val="clear" w:color="auto" w:fill="F3F6F9"/>
+            <w:tcMar>
+              <w:top w:w="60" w:type="dxa"/>
+              <w:left w:w="100" w:type="dxa"/>
+              <w:bottom w:w="60" w:type="dxa"/>
+              <w:right w:w="100" w:type="dxa"/>
+            </w:tcMar>
+          </w:tcPr>
+          <w:p>
+            <w:pPr>
+              <w:spacing w:after="0"/>
+            </w:pPr>
+            <w:r>
+              <w:rPr>
+                <w:b/>
+                <w:bCs/>
+              </w:rPr>
+              <w:t>Semanal</w:t>
+            </w:r>
+          </w:p>
+        </w:tc>
+        <w:tc>
+          <w:tcPr>
+            <w:tcW w:w="5642" w:type="dxa"/>
+            <w:tcBorders>
+              <w:top w:val="single" w:sz="4" w:space="0" w:color="BFC7D1"/>
+              <w:left w:val="single" w:sz="4" w:space="0" w:color="BFC7D1"/>
+              <w:bottom w:val="single" w:sz="4" w:space="0" w:color="BFC7D1"/>
+              <w:right w:val="single" w:sz="4" w:space="0" w:color="BFC7D1"/>
+            </w:tcBorders>
+            <w:shd w:val="clear" w:color="auto" w:fill="F3F6F9"/>
+            <w:tcMar>
+              <w:top w:w="60" w:type="dxa"/>
+              <w:left w:w="100" w:type="dxa"/>
+              <w:bottom w:w="60" w:type="dxa"/>
+              <w:right w:w="100" w:type="dxa"/>
+            </w:tcMar>
+          </w:tcPr>
+          <w:p>
+            <w:pPr>
+              <w:spacing w:after="0"/>
+            </w:pPr>
+            <w:r>
+              <w:t xml:space="preserve">Uma vez por semana, no </w:t>
+            </w:r>
+            <w:r>
+              <w:rPr>
+                <w:b/>
+                <w:bCs/>
+              </w:rPr>
+              <w:t>Dia da semana</w:t>
+            </w:r>
+            <w:r>
+              <w:t xml:space="preserve"> que escolher.</w:t>
+            </w:r>
+          </w:p>
+        </w:tc>
+      </w:tr>
+      <w:tr>
+        <w:tblPrEx>
+          <w:tblCellMar>
+            <w:top w:w="0" w:type="dxa"/>
+            <w:bottom w:w="0" w:type="dxa"/>
+          </w:tblCellMar>
+        </w:tblPrEx>
+        <w:trPr>
+          <w:cantSplit/>
+        </w:trPr>
+        <w:tc>
+          <w:tcPr>
+            <w:tcW w:w="3384" w:type="dxa"/>
+            <w:tcBorders>
+              <w:top w:val="single" w:sz="4" w:space="0" w:color="BFC7D1"/>
+              <w:left w:val="single" w:sz="4" w:space="0" w:color="BFC7D1"/>
+              <w:bottom w:val="single" w:sz="4" w:space="0" w:color="BFC7D1"/>
+              <w:right w:val="single" w:sz="4" w:space="0" w:color="BFC7D1"/>
+            </w:tcBorders>
+            <w:tcMar>
+              <w:top w:w="60" w:type="dxa"/>
+              <w:left w:w="100" w:type="dxa"/>
+              <w:bottom w:w="60" w:type="dxa"/>
+              <w:right w:w="100" w:type="dxa"/>
+            </w:tcMar>
+          </w:tcPr>
+          <w:p>
+            <w:pPr>
+              <w:spacing w:after="0"/>
+            </w:pPr>
+            <w:r>
+              <w:rPr>
+                <w:b/>
+                <w:bCs/>
+              </w:rPr>
+              <w:t>Quinzenal (dia 1 e dia 16)</w:t>
+            </w:r>
+          </w:p>
+        </w:tc>
+        <w:tc>
+          <w:tcPr>
+            <w:tcW w:w="5642" w:type="dxa"/>
+            <w:tcBorders>
+              <w:top w:val="single" w:sz="4" w:space="0" w:color="BFC7D1"/>
+              <w:left w:val="single" w:sz="4" w:space="0" w:color="BFC7D1"/>
+              <w:bottom w:val="single" w:sz="4" w:space="0" w:color="BFC7D1"/>
+              <w:right w:val="single" w:sz="4" w:space="0" w:color="BFC7D1"/>
+            </w:tcBorders>
+            <w:tcMar>
+              <w:top w:w="60" w:type="dxa"/>
+              <w:left w:w="100" w:type="dxa"/>
+              <w:bottom w:w="60" w:type="dxa"/>
+              <w:right w:w="100" w:type="dxa"/>
+            </w:tcMar>
+          </w:tcPr>
+          <w:p>
+            <w:pPr>
+              <w:spacing w:after="0"/>
+            </w:pPr>
+            <w:r>
+              <w:t>No dia 1 e no dia 16 de cada mês.</w:t>
+            </w:r>
+          </w:p>
+        </w:tc>
+      </w:tr>
+      <w:tr>
+        <w:tblPrEx>
+          <w:tblCellMar>
+            <w:top w:w="0" w:type="dxa"/>
+            <w:bottom w:w="0" w:type="dxa"/>
+          </w:tblCellMar>
+        </w:tblPrEx>
+        <w:trPr>
+          <w:cantSplit/>
+        </w:trPr>
+        <w:tc>
+          <w:tcPr>
+            <w:tcW w:w="3384" w:type="dxa"/>
+            <w:tcBorders>
+              <w:top w:val="single" w:sz="4" w:space="0" w:color="BFC7D1"/>
+              <w:left w:val="single" w:sz="4" w:space="0" w:color="BFC7D1"/>
+              <w:bottom w:val="single" w:sz="4" w:space="0" w:color="BFC7D1"/>
+              <w:right w:val="single" w:sz="4" w:space="0" w:color="BFC7D1"/>
+            </w:tcBorders>
+            <w:shd w:val="clear" w:color="auto" w:fill="F3F6F9"/>
+            <w:tcMar>
+              <w:top w:w="60" w:type="dxa"/>
+              <w:left w:w="100" w:type="dxa"/>
+              <w:bottom w:w="60" w:type="dxa"/>
+              <w:right w:w="100" w:type="dxa"/>
+            </w:tcMar>
+          </w:tcPr>
+          <w:p>
+            <w:pPr>
+              <w:spacing w:after="0"/>
+            </w:pPr>
+            <w:r>
+              <w:rPr>
+                <w:b/>
+                <w:bCs/>
+              </w:rPr>
+              <w:t>Mensal</w:t>
+            </w:r>
+          </w:p>
+        </w:tc>
+        <w:tc>
+          <w:tcPr>
+            <w:tcW w:w="5642" w:type="dxa"/>
+            <w:tcBorders>
+              <w:top w:val="single" w:sz="4" w:space="0" w:color="BFC7D1"/>
+              <w:left w:val="single" w:sz="4" w:space="0" w:color="BFC7D1"/>
+              <w:bottom w:val="single" w:sz="4" w:space="0" w:color="BFC7D1"/>
+              <w:right w:val="single" w:sz="4" w:space="0" w:color="BFC7D1"/>
+            </w:tcBorders>
+            <w:shd w:val="clear" w:color="auto" w:fill="F3F6F9"/>
+            <w:tcMar>
+              <w:top w:w="60" w:type="dxa"/>
+              <w:left w:w="100" w:type="dxa"/>
+              <w:bottom w:w="60" w:type="dxa"/>
+              <w:right w:w="100" w:type="dxa"/>
+            </w:tcMar>
+          </w:tcPr>
+          <w:p>
+            <w:pPr>
+              <w:spacing w:after="0"/>
+            </w:pPr>
+            <w:r>
+              <w:t xml:space="preserve">Uma vez por mês, no </w:t>
+            </w:r>
+            <w:r>
+              <w:rPr>
+                <w:b/>
+                <w:bCs/>
+              </w:rPr>
+              <w:t>Dia do mês</w:t>
+            </w:r>
+            <w:r>
+              <w:t xml:space="preserve"> que escolher.</w:t>
+            </w:r>
+          </w:p>
+        </w:tc>
+      </w:tr>
+      <w:tr>
+        <w:tblPrEx>
+          <w:tblCellMar>
+            <w:top w:w="0" w:type="dxa"/>
+            <w:bottom w:w="0" w:type="dxa"/>
+          </w:tblCellMar>
+        </w:tblPrEx>
+        <w:trPr>
+          <w:cantSplit/>
+        </w:trPr>
+        <w:tc>
+          <w:tcPr>
+            <w:tcW w:w="3384" w:type="dxa"/>
+            <w:tcBorders>
+              <w:top w:val="single" w:sz="4" w:space="0" w:color="BFC7D1"/>
+              <w:left w:val="single" w:sz="4" w:space="0" w:color="BFC7D1"/>
+              <w:bottom w:val="single" w:sz="4" w:space="0" w:color="BFC7D1"/>
+              <w:right w:val="single" w:sz="4" w:space="0" w:color="BFC7D1"/>
+            </w:tcBorders>
+            <w:tcMar>
+              <w:top w:w="60" w:type="dxa"/>
+              <w:left w:w="100" w:type="dxa"/>
+              <w:bottom w:w="60" w:type="dxa"/>
+              <w:right w:w="100" w:type="dxa"/>
+            </w:tcMar>
+          </w:tcPr>
+          <w:p>
+            <w:pPr>
+              <w:spacing w:after="0"/>
+            </w:pPr>
+            <w:r>
+              <w:rPr>
+                <w:b/>
+                <w:bCs/>
+              </w:rPr>
+              <w:t>Bimestral</w:t>
+            </w:r>
+          </w:p>
+        </w:tc>
+        <w:tc>
+          <w:tcPr>
+            <w:tcW w:w="5642" w:type="dxa"/>
+            <w:tcBorders>
+              <w:top w:val="single" w:sz="4" w:space="0" w:color="BFC7D1"/>
+              <w:left w:val="single" w:sz="4" w:space="0" w:color="BFC7D1"/>
+              <w:bottom w:val="single" w:sz="4" w:space="0" w:color="BFC7D1"/>
+              <w:right w:val="single" w:sz="4" w:space="0" w:color="BFC7D1"/>
+            </w:tcBorders>
+            <w:tcMar>
+              <w:top w:w="60" w:type="dxa"/>
+              <w:left w:w="100" w:type="dxa"/>
+              <w:bottom w:w="60" w:type="dxa"/>
+              <w:right w:w="100" w:type="dxa"/>
+            </w:tcMar>
+          </w:tcPr>
+          <w:p>
+            <w:pPr>
+              <w:spacing w:after="0"/>
+            </w:pPr>
+            <w:r>
+              <w:t>Em janeiro, março, maio, julho, setembro e novembro.</w:t>
+            </w:r>
+          </w:p>
+        </w:tc>
+      </w:tr>
+      <w:tr>
+        <w:tblPrEx>
+          <w:tblCellMar>
+            <w:top w:w="0" w:type="dxa"/>
+            <w:bottom w:w="0" w:type="dxa"/>
+          </w:tblCellMar>
+        </w:tblPrEx>
+        <w:trPr>
+          <w:cantSplit/>
+        </w:trPr>
+        <w:tc>
+          <w:tcPr>
+            <w:tcW w:w="3384" w:type="dxa"/>
+            <w:tcBorders>
+              <w:top w:val="single" w:sz="4" w:space="0" w:color="BFC7D1"/>
+              <w:left w:val="single" w:sz="4" w:space="0" w:color="BFC7D1"/>
+              <w:bottom w:val="single" w:sz="4" w:space="0" w:color="BFC7D1"/>
+              <w:right w:val="single" w:sz="4" w:space="0" w:color="BFC7D1"/>
+            </w:tcBorders>
+            <w:shd w:val="clear" w:color="auto" w:fill="F3F6F9"/>
+            <w:tcMar>
+              <w:top w:w="60" w:type="dxa"/>
+              <w:left w:w="100" w:type="dxa"/>
+              <w:bottom w:w="60" w:type="dxa"/>
+              <w:right w:w="100" w:type="dxa"/>
+            </w:tcMar>
+          </w:tcPr>
+          <w:p>
+            <w:pPr>
+              <w:spacing w:after="0"/>
+            </w:pPr>
+            <w:r>
+              <w:rPr>
+                <w:b/>
+                <w:bCs/>
+              </w:rPr>
+              <w:t>Trimestral</w:t>
+            </w:r>
+          </w:p>
+        </w:tc>
+        <w:tc>
+          <w:tcPr>
+            <w:tcW w:w="5642" w:type="dxa"/>
+            <w:tcBorders>
+              <w:top w:val="single" w:sz="4" w:space="0" w:color="BFC7D1"/>
+              <w:left w:val="single" w:sz="4" w:space="0" w:color="BFC7D1"/>
+              <w:bottom w:val="single" w:sz="4" w:space="0" w:color="BFC7D1"/>
+              <w:right w:val="single" w:sz="4" w:space="0" w:color="BFC7D1"/>
+            </w:tcBorders>
+            <w:shd w:val="clear" w:color="auto" w:fill="F3F6F9"/>
+            <w:tcMar>
+              <w:top w:w="60" w:type="dxa"/>
+              <w:left w:w="100" w:type="dxa"/>
+              <w:bottom w:w="60" w:type="dxa"/>
+              <w:right w:w="100" w:type="dxa"/>
+            </w:tcMar>
+          </w:tcPr>
+          <w:p>
+            <w:pPr>
+              <w:spacing w:after="0"/>
+            </w:pPr>
+            <w:r>
+              <w:t>Em janeiro, abril, julho e outubro.</w:t>
+            </w:r>
+          </w:p>
+        </w:tc>
+      </w:tr>
+      <w:tr>
+        <w:tblPrEx>
+          <w:tblCellMar>
+            <w:top w:w="0" w:type="dxa"/>
+            <w:bottom w:w="0" w:type="dxa"/>
+          </w:tblCellMar>
+        </w:tblPrEx>
+        <w:trPr>
+          <w:cantSplit/>
+        </w:trPr>
+        <w:tc>
+          <w:tcPr>
+            <w:tcW w:w="3384" w:type="dxa"/>
+            <w:tcBorders>
+              <w:top w:val="single" w:sz="4" w:space="0" w:color="BFC7D1"/>
+              <w:left w:val="single" w:sz="4" w:space="0" w:color="BFC7D1"/>
+              <w:bottom w:val="single" w:sz="4" w:space="0" w:color="BFC7D1"/>
+              <w:right w:val="single" w:sz="4" w:space="0" w:color="BFC7D1"/>
+            </w:tcBorders>
+            <w:tcMar>
+              <w:top w:w="60" w:type="dxa"/>
+              <w:left w:w="100" w:type="dxa"/>
+              <w:bottom w:w="60" w:type="dxa"/>
+              <w:right w:w="100" w:type="dxa"/>
+            </w:tcMar>
+          </w:tcPr>
+          <w:p>
+            <w:pPr>
+              <w:spacing w:after="0"/>
+            </w:pPr>
+            <w:r>
+              <w:rPr>
+                <w:b/>
+                <w:bCs/>
+              </w:rPr>
+              <w:t>Quadrimestral</w:t>
+            </w:r>
+          </w:p>
+        </w:tc>
+        <w:tc>
+          <w:tcPr>
+            <w:tcW w:w="5642" w:type="dxa"/>
+            <w:tcBorders>
+              <w:top w:val="single" w:sz="4" w:space="0" w:color="BFC7D1"/>
+              <w:left w:val="single" w:sz="4" w:space="0" w:color="BFC7D1"/>
+              <w:bottom w:val="single" w:sz="4" w:space="0" w:color="BFC7D1"/>
+              <w:right w:val="single" w:sz="4" w:space="0" w:color="BFC7D1"/>
+            </w:tcBorders>
+            <w:tcMar>
+              <w:top w:w="60" w:type="dxa"/>
+              <w:left w:w="100" w:type="dxa"/>
+              <w:bottom w:w="60" w:type="dxa"/>
+              <w:right w:w="100" w:type="dxa"/>
+            </w:tcMar>
+          </w:tcPr>
+          <w:p>
+            <w:pPr>
+              <w:spacing w:after="0"/>
+            </w:pPr>
+            <w:r>
+              <w:t>Em janeiro, maio e setembro.</w:t>
+            </w:r>
+          </w:p>
+        </w:tc>
+      </w:tr>
+      <w:tr>
+        <w:tblPrEx>
+          <w:tblCellMar>
+            <w:top w:w="0" w:type="dxa"/>
+            <w:bottom w:w="0" w:type="dxa"/>
+          </w:tblCellMar>
+        </w:tblPrEx>
+        <w:trPr>
+          <w:cantSplit/>
+        </w:trPr>
+        <w:tc>
+          <w:tcPr>
+            <w:tcW w:w="3384" w:type="dxa"/>
+            <w:tcBorders>
+              <w:top w:val="single" w:sz="4" w:space="0" w:color="BFC7D1"/>
+              <w:left w:val="single" w:sz="4" w:space="0" w:color="BFC7D1"/>
+              <w:bottom w:val="single" w:sz="4" w:space="0" w:color="BFC7D1"/>
+              <w:right w:val="single" w:sz="4" w:space="0" w:color="BFC7D1"/>
+            </w:tcBorders>
+            <w:shd w:val="clear" w:color="auto" w:fill="F3F6F9"/>
+            <w:tcMar>
+              <w:top w:w="60" w:type="dxa"/>
+              <w:left w:w="100" w:type="dxa"/>
+              <w:bottom w:w="60" w:type="dxa"/>
+              <w:right w:w="100" w:type="dxa"/>
+            </w:tcMar>
+          </w:tcPr>
+          <w:p>
+            <w:pPr>
+              <w:spacing w:after="0"/>
+            </w:pPr>
+            <w:r>
+              <w:rPr>
+                <w:b/>
+                <w:bCs/>
+              </w:rPr>
+              <w:t>Semestral</w:t>
+            </w:r>
+          </w:p>
+        </w:tc>
+        <w:tc>
+          <w:tcPr>
+            <w:tcW w:w="5642" w:type="dxa"/>
+            <w:tcBorders>
+              <w:top w:val="single" w:sz="4" w:space="0" w:color="BFC7D1"/>
+              <w:left w:val="single" w:sz="4" w:space="0" w:color="BFC7D1"/>
+              <w:bottom w:val="single" w:sz="4" w:space="0" w:color="BFC7D1"/>
+              <w:right w:val="single" w:sz="4" w:space="0" w:color="BFC7D1"/>
+            </w:tcBorders>
+            <w:shd w:val="clear" w:color="auto" w:fill="F3F6F9"/>
+            <w:tcMar>
+              <w:top w:w="60" w:type="dxa"/>
+              <w:left w:w="100" w:type="dxa"/>
+              <w:bottom w:w="60" w:type="dxa"/>
+              <w:right w:w="100" w:type="dxa"/>
+            </w:tcMar>
+          </w:tcPr>
+          <w:p>
+            <w:pPr>
+              <w:spacing w:after="0"/>
+            </w:pPr>
+            <w:r>
+              <w:t>Em janeiro e julho.</w:t>
+            </w:r>
+          </w:p>
+        </w:tc>
+      </w:tr>
+      <w:tr>
+        <w:tblPrEx>
+          <w:tblCellMar>
+            <w:top w:w="0" w:type="dxa"/>
+            <w:bottom w:w="0" w:type="dxa"/>
+          </w:tblCellMar>
+        </w:tblPrEx>
+        <w:trPr>
+          <w:cantSplit/>
+        </w:trPr>
+        <w:tc>
+          <w:tcPr>
+            <w:tcW w:w="3384" w:type="dxa"/>
+            <w:tcBorders>
+              <w:top w:val="single" w:sz="4" w:space="0" w:color="BFC7D1"/>
+              <w:left w:val="single" w:sz="4" w:space="0" w:color="BFC7D1"/>
+              <w:bottom w:val="single" w:sz="4" w:space="0" w:color="BFC7D1"/>
+              <w:right w:val="single" w:sz="4" w:space="0" w:color="BFC7D1"/>
+            </w:tcBorders>
+            <w:tcMar>
+              <w:top w:w="60" w:type="dxa"/>
+              <w:left w:w="100" w:type="dxa"/>
+              <w:bottom w:w="60" w:type="dxa"/>
+              <w:right w:w="100" w:type="dxa"/>
+            </w:tcMar>
+          </w:tcPr>
+          <w:p>
+            <w:pPr>
+              <w:spacing w:after="0"/>
+            </w:pPr>
+            <w:r>
+              <w:rPr>
+                <w:b/>
+                <w:bCs/>
+              </w:rPr>
+              <w:t>Anual</w:t>
+            </w:r>
+          </w:p>
+        </w:tc>
+        <w:tc>
+          <w:tcPr>
+            <w:tcW w:w="5642" w:type="dxa"/>
+            <w:tcBorders>
+              <w:top w:val="single" w:sz="4" w:space="0" w:color="BFC7D1"/>
+              <w:left w:val="single" w:sz="4" w:space="0" w:color="BFC7D1"/>
+              <w:bottom w:val="single" w:sz="4" w:space="0" w:color="BFC7D1"/>
+              <w:right w:val="single" w:sz="4" w:space="0" w:color="BFC7D1"/>
+            </w:tcBorders>
+            <w:tcMar>
+              <w:top w:w="60" w:type="dxa"/>
+              <w:left w:w="100" w:type="dxa"/>
+              <w:bottom w:w="60" w:type="dxa"/>
+              <w:right w:w="100" w:type="dxa"/>
+            </w:tcMar>
+          </w:tcPr>
+          <w:p>
+            <w:pPr>
+              <w:spacing w:after="0"/>
+            </w:pPr>
+            <w:r>
+              <w:t xml:space="preserve">Uma vez por ano, no </w:t>
+            </w:r>
+            <w:r>
+              <w:rPr>
+                <w:b/>
+                <w:bCs/>
+              </w:rPr>
+              <w:t>Mês</w:t>
+            </w:r>
+            <w:r>
+              <w:t xml:space="preserve"> e no </w:t>
+            </w:r>
+            <w:r>
+              <w:rPr>
+                <w:b/>
+                <w:bCs/>
+              </w:rPr>
+              <w:t>Dia do mês</w:t>
+            </w:r>
+            <w:r>
+              <w:t xml:space="preserve"> que escolher.</w:t>
+            </w:r>
+          </w:p>
+        </w:tc>
+      </w:tr>
+      <w:tr>
+        <w:tblPrEx>
+          <w:tblCellMar>
+            <w:top w:w="0" w:type="dxa"/>
+            <w:bottom w:w="0" w:type="dxa"/>
+          </w:tblCellMar>
+        </w:tblPrEx>
+        <w:trPr>
+          <w:cantSplit/>
+        </w:trPr>
+        <w:tc>
+          <w:tcPr>
+            <w:tcW w:w="3384" w:type="dxa"/>
+            <w:tcBorders>
+              <w:top w:val="single" w:sz="4" w:space="0" w:color="BFC7D1"/>
+              <w:left w:val="single" w:sz="4" w:space="0" w:color="BFC7D1"/>
+              <w:bottom w:val="single" w:sz="4" w:space="0" w:color="BFC7D1"/>
+              <w:right w:val="single" w:sz="4" w:space="0" w:color="BFC7D1"/>
+            </w:tcBorders>
+            <w:shd w:val="clear" w:color="auto" w:fill="F3F6F9"/>
+            <w:tcMar>
+              <w:top w:w="60" w:type="dxa"/>
+              <w:left w:w="100" w:type="dxa"/>
+              <w:bottom w:w="60" w:type="dxa"/>
+              <w:right w:w="100" w:type="dxa"/>
+            </w:tcMar>
+          </w:tcPr>
+          <w:p>
+            <w:pPr>
+              <w:spacing w:after="0"/>
+            </w:pPr>
+            <w:r>
+              <w:rPr>
+                <w:b/>
+                <w:bCs/>
+              </w:rPr>
+              <w:t>Personalizado (cron)</w:t>
+            </w:r>
+          </w:p>
+        </w:tc>
+        <w:tc>
+          <w:tcPr>
+            <w:tcW w:w="5642" w:type="dxa"/>
+            <w:tcBorders>
+              <w:top w:val="single" w:sz="4" w:space="0" w:color="BFC7D1"/>
+              <w:left w:val="single" w:sz="4" w:space="0" w:color="BFC7D1"/>
+              <w:bottom w:val="single" w:sz="4" w:space="0" w:color="BFC7D1"/>
+              <w:right w:val="single" w:sz="4" w:space="0" w:color="BFC7D1"/>
+            </w:tcBorders>
+            <w:shd w:val="clear" w:color="auto" w:fill="F3F6F9"/>
+            <w:tcMar>
+              <w:top w:w="60" w:type="dxa"/>
+              <w:left w:w="100" w:type="dxa"/>
+              <w:bottom w:w="60" w:type="dxa"/>
+              <w:right w:w="100" w:type="dxa"/>
+            </w:tcMar>
+          </w:tcPr>
+          <w:p>
+            <w:pPr>
+              <w:spacing w:after="0"/>
+            </w:pPr>
+            <w:r>
+              <w:t xml:space="preserve">Escreve uma </w:t>
+            </w:r>
+            <w:r>
+              <w:rPr>
+                <w:b/>
+                <w:bCs/>
+              </w:rPr>
+              <w:t>Expressão cron</w:t>
+            </w:r>
+            <w:r>
+              <w:t xml:space="preserve">: cinco campos, minuto, hora, dia do mês, mês, dia da semana. Exemplo: </w:t>
+            </w:r>
+            <w:r>
+              <w:rPr>
+                <w:rFonts w:ascii="Consolas" w:eastAsia="Consolas" w:hAnsi="Consolas" w:cs="Consolas"/>
+                <w:sz w:val="19"/>
+                <w:szCs w:val="19"/>
+              </w:rPr>
+              <w:t>0 9 * * 1-5</w:t>
+            </w:r>
+            <w:r>
+              <w:t xml:space="preserve"> é às 09:00 nos dias úteis.</w:t>
             </w:r>
           </w:p>
         </w:tc>
@@ -17439,59 +18440,91 @@
       <w:pPr>
         <w:pStyle w:val="Ttulo2"/>
       </w:pPr>
-      <w:bookmarkStart w:id="26" w:name="_Toc241748672"/>
-      <w:r>
-        <w:t>Histórico</w:t>
+      <w:bookmarkStart w:id="26" w:name="_Toc241848919"/>
+      <w:r>
+        <w:lastRenderedPageBreak/>
+        <w:t>Parâmetros que acompanham a data de execução</w:t>
       </w:r>
       <w:bookmarkEnd w:id="26"/>
     </w:p>
     <w:p>
+      <w:r>
+        <w:t xml:space="preserve">Cada parâmetro em </w:t>
+      </w:r>
       <w:r>
         <w:rPr>
           <w:b/>
           <w:bCs/>
         </w:rPr>
-        <w:t>Histórico</w:t>
-      </w:r>
-      <w:r>
-        <w:t xml:space="preserve"> mostra </w:t>
+        <w:t>Predefinições de parâmetros</w:t>
+      </w:r>
+      <w:r>
+        <w:t xml:space="preserve"> tem uma escolha: </w:t>
       </w:r>
       <w:r>
         <w:rPr>
           <w:b/>
           <w:bCs/>
         </w:rPr>
-        <w:t>Executado</w:t>
-      </w:r>
-      <w:r>
-        <w:t xml:space="preserve">, </w:t>
+        <w:t>Valor fixo</w:t>
+      </w:r>
+      <w:r>
+        <w:t xml:space="preserve"> ou </w:t>
       </w:r>
       <w:r>
         <w:rPr>
           <w:b/>
           <w:bCs/>
         </w:rPr>
-        <w:t>Estado</w:t>
-      </w:r>
-      <w:r>
-        <w:t xml:space="preserve"> (</w:t>
-      </w:r>
+        <w:t>Relativo à data de execução</w:t>
+      </w:r>
+      <w:r>
+        <w:t>. Um valor fixo é o mesmo em todas as execuções. Um valor relativo muda com a data em que o agendamento é executado, por isso um relatório mensal cobre sempre o mês certo.</w:t>
+      </w:r>
+    </w:p>
+    <w:p>
+      <w:r>
+        <w:t>Um valor relativo tem três partes:</w:t>
+      </w:r>
+    </w:p>
+    <w:p>
+      <w:pPr>
+        <w:pStyle w:val="PargrafodaLista"/>
+        <w:numPr>
+          <w:ilvl w:val="0"/>
+          <w:numId w:val="9"/>
+        </w:numPr>
+        <w:spacing w:after="60"/>
+      </w:pPr>
       <w:r>
         <w:rPr>
           <w:b/>
           <w:bCs/>
         </w:rPr>
-        <w:t>SUCCESS</w:t>
-      </w:r>
-      <w:r>
-        <w:t xml:space="preserve">, </w:t>
+        <w:t>Mover a data de execução</w:t>
+      </w:r>
+      <w:r>
+        <w:t xml:space="preserve"> um número. Use -1 para o período anterior e 0 para o atual.</w:t>
+      </w:r>
+    </w:p>
+    <w:p>
+      <w:pPr>
+        <w:pStyle w:val="PargrafodaLista"/>
+        <w:numPr>
+          <w:ilvl w:val="0"/>
+          <w:numId w:val="9"/>
+        </w:numPr>
+        <w:spacing w:after="60"/>
+      </w:pPr>
+      <w:r>
+        <w:t xml:space="preserve">O período: </w:t>
       </w:r>
       <w:r>
         <w:rPr>
           <w:b/>
           <w:bCs/>
         </w:rPr>
-        <w:t>FAILED</w:t>
+        <w:t>dias</w:t>
       </w:r>
       <w:r>
         <w:t xml:space="preserve">, </w:t>
@@ -17501,113 +18534,116 @@
           <w:b/>
           <w:bCs/>
         </w:rPr>
-        <w:t>TIMEOUT</w:t>
-      </w:r>
-      <w:r>
-        <w:t xml:space="preserve">), </w:t>
+        <w:t>semanas</w:t>
+      </w:r>
+      <w:r>
+        <w:t xml:space="preserve">, </w:t>
       </w:r>
       <w:r>
         <w:rPr>
           <w:b/>
           <w:bCs/>
         </w:rPr>
-        <w:t>Linhas</w:t>
-      </w:r>
-      <w:r>
-        <w:t xml:space="preserve"> e </w:t>
+        <w:t>quinzenas</w:t>
+      </w:r>
+      <w:r>
+        <w:t xml:space="preserve">, </w:t>
       </w:r>
       <w:r>
         <w:rPr>
           <w:b/>
           <w:bCs/>
         </w:rPr>
-        <w:t>Duração</w:t>
-      </w:r>
-      <w:r>
-        <w:t xml:space="preserve">. Para cada resultado, </w:t>
+        <w:t>meses</w:t>
+      </w:r>
+      <w:r>
+        <w:t xml:space="preserve">, </w:t>
       </w:r>
       <w:r>
         <w:rPr>
           <w:b/>
           <w:bCs/>
         </w:rPr>
-        <w:t>Abrir</w:t>
-      </w:r>
-      <w:r>
-        <w:t xml:space="preserve"> mostra-o, e </w:t>
+        <w:t>trimestres</w:t>
+      </w:r>
+      <w:r>
+        <w:t xml:space="preserve">, </w:t>
       </w:r>
       <w:r>
         <w:rPr>
           <w:b/>
           <w:bCs/>
         </w:rPr>
-        <w:t>XLSX</w:t>
-      </w:r>
-      <w:r>
-        <w:t xml:space="preserve">, </w:t>
+        <w:t>semestres</w:t>
+      </w:r>
+      <w:r>
+        <w:t xml:space="preserve"> ou </w:t>
       </w:r>
       <w:r>
         <w:rPr>
           <w:b/>
           <w:bCs/>
         </w:rPr>
-        <w:t>CSV</w:t>
-      </w:r>
-      <w:r>
-        <w:t xml:space="preserve"> e </w:t>
-      </w:r>
+        <w:t>anos</w:t>
+      </w:r>
+      <w:r>
+        <w:t>.</w:t>
+      </w:r>
+    </w:p>
+    <w:p>
+      <w:pPr>
+        <w:pStyle w:val="PargrafodaLista"/>
+        <w:numPr>
+          <w:ilvl w:val="0"/>
+          <w:numId w:val="9"/>
+        </w:numPr>
+        <w:spacing w:after="60"/>
+      </w:pPr>
       <w:r>
         <w:rPr>
           <w:b/>
           <w:bCs/>
         </w:rPr>
-        <w:t>PDF</w:t>
-      </w:r>
-      <w:r>
-        <w:t xml:space="preserve"> criam um ficheiro (se o seu acesso permitir exportar). </w:t>
+        <w:t>e usar</w:t>
+      </w:r>
+      <w:r>
+        <w:t xml:space="preserve">: </w:t>
       </w:r>
       <w:r>
         <w:rPr>
           <w:b/>
           <w:bCs/>
         </w:rPr>
-        <w:t>Expira</w:t>
-      </w:r>
-      <w:r>
-        <w:t xml:space="preserve"> diz durante quanto tempo o resultado se mantém, 30 dias por predefinição.</w:t>
-      </w:r>
-    </w:p>
-    <w:p>
-      <w:r>
-        <w:t>Os resultados ficam no servidor. Nada é enviado por e-mail.</w:t>
-      </w:r>
-    </w:p>
-    <w:p>
-      <w:pPr>
-        <w:pStyle w:val="Ttulo1"/>
-        <w:pageBreakBefore/>
-      </w:pPr>
-      <w:bookmarkStart w:id="27" w:name="_Toc241748673"/>
-      <w:r>
-        <w:lastRenderedPageBreak/>
-        <w:t>Definições</w:t>
-      </w:r>
-      <w:bookmarkEnd w:id="27"/>
-    </w:p>
-    <w:p>
-      <w:r>
-        <w:t xml:space="preserve">As </w:t>
+        <w:t>essa data</w:t>
+      </w:r>
+      <w:r>
+        <w:t xml:space="preserve">, o primeiro ou o último dia dessa semana, quinzena, mês, trimestre, semestre ou ano, </w:t>
       </w:r>
       <w:r>
         <w:rPr>
           <w:b/>
           <w:bCs/>
         </w:rPr>
-        <w:t>Definições</w:t>
-      </w:r>
-      <w:r>
-        <w:t xml:space="preserve"> alteram o aspeto da aplicação para si. Abra-as na barra lateral ou a partir do seu nome no canto superior direito. As definições pertencem à sua conta e acompanham-no noutros computadores.</w:t>
-      </w:r>
+        <w:t>o ano (número)</w:t>
+      </w:r>
+      <w:r>
+        <w:t xml:space="preserve"> ou </w:t>
+      </w:r>
+      <w:r>
+        <w:rPr>
+          <w:b/>
+          <w:bCs/>
+        </w:rPr>
+        <w:t>o mês (número 1-12)</w:t>
+      </w:r>
+      <w:r>
+        <w:t>.</w:t>
+      </w:r>
+    </w:p>
+    <w:p>
+      <w:pPr>
+        <w:spacing w:after="60"/>
+      </w:pPr>
     </w:p>
     <w:p>
       <w:pPr>
@@ -17620,10 +18656,10 @@
           <w:noProof/>
         </w:rPr>
         <w:drawing>
-          <wp:inline distT="0" distB="0" distL="0" distR="0" wp14:anchorId="7DEAF08A" wp14:editId="391AD8B7">
-            <wp:extent cx="5715000" cy="3571875"/>
+          <wp:inline distT="0" distB="0" distL="0" distR="0" wp14:anchorId="49E41984" wp14:editId="4EB3B8AA">
+            <wp:extent cx="3419475" cy="1914525"/>
             <wp:effectExtent l="0" t="0" r="0" b="0"/>
-            <wp:docPr id="314" name="04-settings.png" descr="A página Definições com os cartões Idioma de exibição, Aparência e Paleta." title="A página Definições com os cartões Idioma de exibição, Aparência e Paleta."/>
+            <wp:docPr id="323" name="35-schedule-relative-date.png" descr="Predefinições de parâmetros com um valor fixo e um valor relativo à data de execução." title="Predefinições de parâmetros com um valor fixo e um valor relativo à data de execução."/>
             <wp:cNvGraphicFramePr>
               <a:graphicFrameLocks xmlns:a="http://schemas.openxmlformats.org/drawingml/2006/main" noChangeAspect="1"/>
             </wp:cNvGraphicFramePr>
@@ -17638,6 +18674,1064 @@
                   </pic:nvPicPr>
                   <pic:blipFill>
                     <a:blip r:embed="rId23"/>
+                    <a:srcRect/>
+                    <a:stretch>
+                      <a:fillRect/>
+                    </a:stretch>
+                  </pic:blipFill>
+                  <pic:spPr bwMode="auto">
+                    <a:xfrm>
+                      <a:off x="0" y="0"/>
+                      <a:ext cx="3419475" cy="1914525"/>
+                    </a:xfrm>
+                    <a:prstGeom prst="rect">
+                      <a:avLst/>
+                    </a:prstGeom>
+                  </pic:spPr>
+                </pic:pic>
+              </a:graphicData>
+            </a:graphic>
+          </wp:inline>
+        </w:drawing>
+      </w:r>
+    </w:p>
+    <w:p>
+      <w:pPr>
+        <w:pStyle w:val="Legenda"/>
+        <w:jc w:val="center"/>
+      </w:pPr>
+      <w:r>
+        <w:t>Predefinições de parâmetros com um valor fixo e um valor relativo à data de execução.</w:t>
+      </w:r>
+    </w:p>
+    <w:tbl>
+      <w:tblPr>
+        <w:tblW w:w="9026" w:type="dxa"/>
+        <w:tblBorders>
+          <w:top w:val="single" w:sz="4" w:space="0" w:color="auto"/>
+          <w:left w:val="single" w:sz="4" w:space="0" w:color="auto"/>
+          <w:bottom w:val="single" w:sz="4" w:space="0" w:color="auto"/>
+          <w:right w:val="single" w:sz="4" w:space="0" w:color="auto"/>
+          <w:insideH w:val="single" w:sz="4" w:space="0" w:color="auto"/>
+          <w:insideV w:val="single" w:sz="4" w:space="0" w:color="auto"/>
+        </w:tblBorders>
+        <w:tblCellMar>
+          <w:left w:w="10" w:type="dxa"/>
+          <w:right w:w="10" w:type="dxa"/>
+        </w:tblCellMar>
+        <w:tblLook w:val="04A0" w:firstRow="1" w:lastRow="0" w:firstColumn="1" w:lastColumn="0" w:noHBand="0" w:noVBand="1"/>
+      </w:tblPr>
+      <w:tblGrid>
+        <w:gridCol w:w="2188"/>
+        <w:gridCol w:w="3829"/>
+        <w:gridCol w:w="3009"/>
+      </w:tblGrid>
+      <w:tr>
+        <w:tblPrEx>
+          <w:tblCellMar>
+            <w:top w:w="0" w:type="dxa"/>
+            <w:bottom w:w="0" w:type="dxa"/>
+          </w:tblCellMar>
+        </w:tblPrEx>
+        <w:trPr>
+          <w:cantSplit/>
+          <w:tblHeader/>
+        </w:trPr>
+        <w:tc>
+          <w:tcPr>
+            <w:tcW w:w="2188" w:type="dxa"/>
+            <w:tcBorders>
+              <w:top w:val="single" w:sz="4" w:space="0" w:color="BFC7D1"/>
+              <w:left w:val="single" w:sz="4" w:space="0" w:color="BFC7D1"/>
+              <w:bottom w:val="single" w:sz="4" w:space="0" w:color="BFC7D1"/>
+              <w:right w:val="single" w:sz="4" w:space="0" w:color="BFC7D1"/>
+            </w:tcBorders>
+            <w:shd w:val="clear" w:color="auto" w:fill="1F3A5F"/>
+            <w:tcMar>
+              <w:top w:w="60" w:type="dxa"/>
+              <w:left w:w="100" w:type="dxa"/>
+              <w:bottom w:w="60" w:type="dxa"/>
+              <w:right w:w="100" w:type="dxa"/>
+            </w:tcMar>
+          </w:tcPr>
+          <w:p>
+            <w:pPr>
+              <w:spacing w:after="0"/>
+            </w:pPr>
+            <w:r>
+              <w:rPr>
+                <w:b/>
+                <w:bCs/>
+                <w:color w:val="FFFFFF"/>
+              </w:rPr>
+              <w:t>Pretende</w:t>
+            </w:r>
+          </w:p>
+        </w:tc>
+        <w:tc>
+          <w:tcPr>
+            <w:tcW w:w="3829" w:type="dxa"/>
+            <w:tcBorders>
+              <w:top w:val="single" w:sz="4" w:space="0" w:color="BFC7D1"/>
+              <w:left w:val="single" w:sz="4" w:space="0" w:color="BFC7D1"/>
+              <w:bottom w:val="single" w:sz="4" w:space="0" w:color="BFC7D1"/>
+              <w:right w:val="single" w:sz="4" w:space="0" w:color="BFC7D1"/>
+            </w:tcBorders>
+            <w:shd w:val="clear" w:color="auto" w:fill="1F3A5F"/>
+            <w:tcMar>
+              <w:top w:w="60" w:type="dxa"/>
+              <w:left w:w="100" w:type="dxa"/>
+              <w:bottom w:w="60" w:type="dxa"/>
+              <w:right w:w="100" w:type="dxa"/>
+            </w:tcMar>
+          </w:tcPr>
+          <w:p>
+            <w:pPr>
+              <w:spacing w:after="0"/>
+            </w:pPr>
+            <w:r>
+              <w:rPr>
+                <w:b/>
+                <w:bCs/>
+                <w:color w:val="FFFFFF"/>
+              </w:rPr>
+              <w:t>Data de início</w:t>
+            </w:r>
+          </w:p>
+        </w:tc>
+        <w:tc>
+          <w:tcPr>
+            <w:tcW w:w="3009" w:type="dxa"/>
+            <w:tcBorders>
+              <w:top w:val="single" w:sz="4" w:space="0" w:color="BFC7D1"/>
+              <w:left w:val="single" w:sz="4" w:space="0" w:color="BFC7D1"/>
+              <w:bottom w:val="single" w:sz="4" w:space="0" w:color="BFC7D1"/>
+              <w:right w:val="single" w:sz="4" w:space="0" w:color="BFC7D1"/>
+            </w:tcBorders>
+            <w:shd w:val="clear" w:color="auto" w:fill="1F3A5F"/>
+            <w:tcMar>
+              <w:top w:w="60" w:type="dxa"/>
+              <w:left w:w="100" w:type="dxa"/>
+              <w:bottom w:w="60" w:type="dxa"/>
+              <w:right w:w="100" w:type="dxa"/>
+            </w:tcMar>
+          </w:tcPr>
+          <w:p>
+            <w:pPr>
+              <w:spacing w:after="0"/>
+            </w:pPr>
+            <w:r>
+              <w:rPr>
+                <w:b/>
+                <w:bCs/>
+                <w:color w:val="FFFFFF"/>
+              </w:rPr>
+              <w:t>Data de fim</w:t>
+            </w:r>
+          </w:p>
+        </w:tc>
+      </w:tr>
+      <w:tr>
+        <w:tblPrEx>
+          <w:tblCellMar>
+            <w:top w:w="0" w:type="dxa"/>
+            <w:bottom w:w="0" w:type="dxa"/>
+          </w:tblCellMar>
+        </w:tblPrEx>
+        <w:trPr>
+          <w:cantSplit/>
+        </w:trPr>
+        <w:tc>
+          <w:tcPr>
+            <w:tcW w:w="2188" w:type="dxa"/>
+            <w:tcBorders>
+              <w:top w:val="single" w:sz="4" w:space="0" w:color="BFC7D1"/>
+              <w:left w:val="single" w:sz="4" w:space="0" w:color="BFC7D1"/>
+              <w:bottom w:val="single" w:sz="4" w:space="0" w:color="BFC7D1"/>
+              <w:right w:val="single" w:sz="4" w:space="0" w:color="BFC7D1"/>
+            </w:tcBorders>
+            <w:tcMar>
+              <w:top w:w="60" w:type="dxa"/>
+              <w:left w:w="100" w:type="dxa"/>
+              <w:bottom w:w="60" w:type="dxa"/>
+              <w:right w:w="100" w:type="dxa"/>
+            </w:tcMar>
+          </w:tcPr>
+          <w:p>
+            <w:pPr>
+              <w:spacing w:after="0"/>
+            </w:pPr>
+            <w:r>
+              <w:t>O mês passado</w:t>
+            </w:r>
+          </w:p>
+        </w:tc>
+        <w:tc>
+          <w:tcPr>
+            <w:tcW w:w="3829" w:type="dxa"/>
+            <w:tcBorders>
+              <w:top w:val="single" w:sz="4" w:space="0" w:color="BFC7D1"/>
+              <w:left w:val="single" w:sz="4" w:space="0" w:color="BFC7D1"/>
+              <w:bottom w:val="single" w:sz="4" w:space="0" w:color="BFC7D1"/>
+              <w:right w:val="single" w:sz="4" w:space="0" w:color="BFC7D1"/>
+            </w:tcBorders>
+            <w:tcMar>
+              <w:top w:w="60" w:type="dxa"/>
+              <w:left w:w="100" w:type="dxa"/>
+              <w:bottom w:w="60" w:type="dxa"/>
+              <w:right w:w="100" w:type="dxa"/>
+            </w:tcMar>
+          </w:tcPr>
+          <w:p>
+            <w:pPr>
+              <w:spacing w:after="0"/>
+            </w:pPr>
+            <w:r>
+              <w:t xml:space="preserve">-1 </w:t>
+            </w:r>
+            <w:r>
+              <w:rPr>
+                <w:b/>
+                <w:bCs/>
+              </w:rPr>
+              <w:t>meses</w:t>
+            </w:r>
+            <w:r>
+              <w:t xml:space="preserve">, </w:t>
+            </w:r>
+            <w:r>
+              <w:rPr>
+                <w:b/>
+                <w:bCs/>
+              </w:rPr>
+              <w:t>primeiro dia desse mês</w:t>
+            </w:r>
+          </w:p>
+        </w:tc>
+        <w:tc>
+          <w:tcPr>
+            <w:tcW w:w="3009" w:type="dxa"/>
+            <w:tcBorders>
+              <w:top w:val="single" w:sz="4" w:space="0" w:color="BFC7D1"/>
+              <w:left w:val="single" w:sz="4" w:space="0" w:color="BFC7D1"/>
+              <w:bottom w:val="single" w:sz="4" w:space="0" w:color="BFC7D1"/>
+              <w:right w:val="single" w:sz="4" w:space="0" w:color="BFC7D1"/>
+            </w:tcBorders>
+            <w:tcMar>
+              <w:top w:w="60" w:type="dxa"/>
+              <w:left w:w="100" w:type="dxa"/>
+              <w:bottom w:w="60" w:type="dxa"/>
+              <w:right w:w="100" w:type="dxa"/>
+            </w:tcMar>
+          </w:tcPr>
+          <w:p>
+            <w:pPr>
+              <w:spacing w:after="0"/>
+            </w:pPr>
+            <w:r>
+              <w:t xml:space="preserve">-1 </w:t>
+            </w:r>
+            <w:r>
+              <w:rPr>
+                <w:b/>
+                <w:bCs/>
+              </w:rPr>
+              <w:t>meses</w:t>
+            </w:r>
+            <w:r>
+              <w:t xml:space="preserve">, </w:t>
+            </w:r>
+            <w:r>
+              <w:rPr>
+                <w:b/>
+                <w:bCs/>
+              </w:rPr>
+              <w:t>último dia desse mês</w:t>
+            </w:r>
+          </w:p>
+        </w:tc>
+      </w:tr>
+      <w:tr>
+        <w:tblPrEx>
+          <w:tblCellMar>
+            <w:top w:w="0" w:type="dxa"/>
+            <w:bottom w:w="0" w:type="dxa"/>
+          </w:tblCellMar>
+        </w:tblPrEx>
+        <w:trPr>
+          <w:cantSplit/>
+        </w:trPr>
+        <w:tc>
+          <w:tcPr>
+            <w:tcW w:w="2188" w:type="dxa"/>
+            <w:tcBorders>
+              <w:top w:val="single" w:sz="4" w:space="0" w:color="BFC7D1"/>
+              <w:left w:val="single" w:sz="4" w:space="0" w:color="BFC7D1"/>
+              <w:bottom w:val="single" w:sz="4" w:space="0" w:color="BFC7D1"/>
+              <w:right w:val="single" w:sz="4" w:space="0" w:color="BFC7D1"/>
+            </w:tcBorders>
+            <w:shd w:val="clear" w:color="auto" w:fill="F3F6F9"/>
+            <w:tcMar>
+              <w:top w:w="60" w:type="dxa"/>
+              <w:left w:w="100" w:type="dxa"/>
+              <w:bottom w:w="60" w:type="dxa"/>
+              <w:right w:w="100" w:type="dxa"/>
+            </w:tcMar>
+          </w:tcPr>
+          <w:p>
+            <w:pPr>
+              <w:spacing w:after="0"/>
+            </w:pPr>
+            <w:r>
+              <w:t>O ano até agora, até ao mês passado</w:t>
+            </w:r>
+          </w:p>
+        </w:tc>
+        <w:tc>
+          <w:tcPr>
+            <w:tcW w:w="3829" w:type="dxa"/>
+            <w:tcBorders>
+              <w:top w:val="single" w:sz="4" w:space="0" w:color="BFC7D1"/>
+              <w:left w:val="single" w:sz="4" w:space="0" w:color="BFC7D1"/>
+              <w:bottom w:val="single" w:sz="4" w:space="0" w:color="BFC7D1"/>
+              <w:right w:val="single" w:sz="4" w:space="0" w:color="BFC7D1"/>
+            </w:tcBorders>
+            <w:shd w:val="clear" w:color="auto" w:fill="F3F6F9"/>
+            <w:tcMar>
+              <w:top w:w="60" w:type="dxa"/>
+              <w:left w:w="100" w:type="dxa"/>
+              <w:bottom w:w="60" w:type="dxa"/>
+              <w:right w:w="100" w:type="dxa"/>
+            </w:tcMar>
+          </w:tcPr>
+          <w:p>
+            <w:pPr>
+              <w:spacing w:after="0"/>
+            </w:pPr>
+            <w:r>
+              <w:t xml:space="preserve">-1 </w:t>
+            </w:r>
+            <w:r>
+              <w:rPr>
+                <w:b/>
+                <w:bCs/>
+              </w:rPr>
+              <w:t>meses</w:t>
+            </w:r>
+            <w:r>
+              <w:t xml:space="preserve">, </w:t>
+            </w:r>
+            <w:r>
+              <w:rPr>
+                <w:b/>
+                <w:bCs/>
+              </w:rPr>
+              <w:t>primeiro dia desse ano</w:t>
+            </w:r>
+          </w:p>
+        </w:tc>
+        <w:tc>
+          <w:tcPr>
+            <w:tcW w:w="3009" w:type="dxa"/>
+            <w:tcBorders>
+              <w:top w:val="single" w:sz="4" w:space="0" w:color="BFC7D1"/>
+              <w:left w:val="single" w:sz="4" w:space="0" w:color="BFC7D1"/>
+              <w:bottom w:val="single" w:sz="4" w:space="0" w:color="BFC7D1"/>
+              <w:right w:val="single" w:sz="4" w:space="0" w:color="BFC7D1"/>
+            </w:tcBorders>
+            <w:shd w:val="clear" w:color="auto" w:fill="F3F6F9"/>
+            <w:tcMar>
+              <w:top w:w="60" w:type="dxa"/>
+              <w:left w:w="100" w:type="dxa"/>
+              <w:bottom w:w="60" w:type="dxa"/>
+              <w:right w:w="100" w:type="dxa"/>
+            </w:tcMar>
+          </w:tcPr>
+          <w:p>
+            <w:pPr>
+              <w:spacing w:after="0"/>
+            </w:pPr>
+            <w:r>
+              <w:t xml:space="preserve">-1 </w:t>
+            </w:r>
+            <w:r>
+              <w:rPr>
+                <w:b/>
+                <w:bCs/>
+              </w:rPr>
+              <w:t>meses</w:t>
+            </w:r>
+            <w:r>
+              <w:t xml:space="preserve">, </w:t>
+            </w:r>
+            <w:r>
+              <w:rPr>
+                <w:b/>
+                <w:bCs/>
+              </w:rPr>
+              <w:t>último dia desse mês</w:t>
+            </w:r>
+          </w:p>
+        </w:tc>
+      </w:tr>
+      <w:tr>
+        <w:tblPrEx>
+          <w:tblCellMar>
+            <w:top w:w="0" w:type="dxa"/>
+            <w:bottom w:w="0" w:type="dxa"/>
+          </w:tblCellMar>
+        </w:tblPrEx>
+        <w:trPr>
+          <w:cantSplit/>
+        </w:trPr>
+        <w:tc>
+          <w:tcPr>
+            <w:tcW w:w="2188" w:type="dxa"/>
+            <w:tcBorders>
+              <w:top w:val="single" w:sz="4" w:space="0" w:color="BFC7D1"/>
+              <w:left w:val="single" w:sz="4" w:space="0" w:color="BFC7D1"/>
+              <w:bottom w:val="single" w:sz="4" w:space="0" w:color="BFC7D1"/>
+              <w:right w:val="single" w:sz="4" w:space="0" w:color="BFC7D1"/>
+            </w:tcBorders>
+            <w:tcMar>
+              <w:top w:w="60" w:type="dxa"/>
+              <w:left w:w="100" w:type="dxa"/>
+              <w:bottom w:w="60" w:type="dxa"/>
+              <w:right w:w="100" w:type="dxa"/>
+            </w:tcMar>
+          </w:tcPr>
+          <w:p>
+            <w:pPr>
+              <w:spacing w:after="0"/>
+            </w:pPr>
+            <w:r>
+              <w:t>Um início fixo, um fim que avança</w:t>
+            </w:r>
+          </w:p>
+        </w:tc>
+        <w:tc>
+          <w:tcPr>
+            <w:tcW w:w="3829" w:type="dxa"/>
+            <w:tcBorders>
+              <w:top w:val="single" w:sz="4" w:space="0" w:color="BFC7D1"/>
+              <w:left w:val="single" w:sz="4" w:space="0" w:color="BFC7D1"/>
+              <w:bottom w:val="single" w:sz="4" w:space="0" w:color="BFC7D1"/>
+              <w:right w:val="single" w:sz="4" w:space="0" w:color="BFC7D1"/>
+            </w:tcBorders>
+            <w:tcMar>
+              <w:top w:w="60" w:type="dxa"/>
+              <w:left w:w="100" w:type="dxa"/>
+              <w:bottom w:w="60" w:type="dxa"/>
+              <w:right w:w="100" w:type="dxa"/>
+            </w:tcMar>
+          </w:tcPr>
+          <w:p>
+            <w:pPr>
+              <w:spacing w:after="0"/>
+            </w:pPr>
+            <w:r>
+              <w:rPr>
+                <w:b/>
+                <w:bCs/>
+              </w:rPr>
+              <w:t>Valor fixo</w:t>
+            </w:r>
+            <w:r>
+              <w:t>, por exemplo 2026-01-01</w:t>
+            </w:r>
+          </w:p>
+        </w:tc>
+        <w:tc>
+          <w:tcPr>
+            <w:tcW w:w="3009" w:type="dxa"/>
+            <w:tcBorders>
+              <w:top w:val="single" w:sz="4" w:space="0" w:color="BFC7D1"/>
+              <w:left w:val="single" w:sz="4" w:space="0" w:color="BFC7D1"/>
+              <w:bottom w:val="single" w:sz="4" w:space="0" w:color="BFC7D1"/>
+              <w:right w:val="single" w:sz="4" w:space="0" w:color="BFC7D1"/>
+            </w:tcBorders>
+            <w:tcMar>
+              <w:top w:w="60" w:type="dxa"/>
+              <w:left w:w="100" w:type="dxa"/>
+              <w:bottom w:w="60" w:type="dxa"/>
+              <w:right w:w="100" w:type="dxa"/>
+            </w:tcMar>
+          </w:tcPr>
+          <w:p>
+            <w:pPr>
+              <w:spacing w:after="0"/>
+            </w:pPr>
+            <w:r>
+              <w:t xml:space="preserve">-1 </w:t>
+            </w:r>
+            <w:r>
+              <w:rPr>
+                <w:b/>
+                <w:bCs/>
+              </w:rPr>
+              <w:t>meses</w:t>
+            </w:r>
+            <w:r>
+              <w:t xml:space="preserve">, </w:t>
+            </w:r>
+            <w:r>
+              <w:rPr>
+                <w:b/>
+                <w:bCs/>
+              </w:rPr>
+              <w:t>último dia desse mês</w:t>
+            </w:r>
+          </w:p>
+        </w:tc>
+      </w:tr>
+      <w:tr>
+        <w:tblPrEx>
+          <w:tblCellMar>
+            <w:top w:w="0" w:type="dxa"/>
+            <w:bottom w:w="0" w:type="dxa"/>
+          </w:tblCellMar>
+        </w:tblPrEx>
+        <w:trPr>
+          <w:cantSplit/>
+        </w:trPr>
+        <w:tc>
+          <w:tcPr>
+            <w:tcW w:w="2188" w:type="dxa"/>
+            <w:tcBorders>
+              <w:top w:val="single" w:sz="4" w:space="0" w:color="BFC7D1"/>
+              <w:left w:val="single" w:sz="4" w:space="0" w:color="BFC7D1"/>
+              <w:bottom w:val="single" w:sz="4" w:space="0" w:color="BFC7D1"/>
+              <w:right w:val="single" w:sz="4" w:space="0" w:color="BFC7D1"/>
+            </w:tcBorders>
+            <w:shd w:val="clear" w:color="auto" w:fill="F3F6F9"/>
+            <w:tcMar>
+              <w:top w:w="60" w:type="dxa"/>
+              <w:left w:w="100" w:type="dxa"/>
+              <w:bottom w:w="60" w:type="dxa"/>
+              <w:right w:w="100" w:type="dxa"/>
+            </w:tcMar>
+          </w:tcPr>
+          <w:p>
+            <w:pPr>
+              <w:spacing w:after="0"/>
+            </w:pPr>
+            <w:r>
+              <w:t>O trimestre passado</w:t>
+            </w:r>
+          </w:p>
+        </w:tc>
+        <w:tc>
+          <w:tcPr>
+            <w:tcW w:w="3829" w:type="dxa"/>
+            <w:tcBorders>
+              <w:top w:val="single" w:sz="4" w:space="0" w:color="BFC7D1"/>
+              <w:left w:val="single" w:sz="4" w:space="0" w:color="BFC7D1"/>
+              <w:bottom w:val="single" w:sz="4" w:space="0" w:color="BFC7D1"/>
+              <w:right w:val="single" w:sz="4" w:space="0" w:color="BFC7D1"/>
+            </w:tcBorders>
+            <w:shd w:val="clear" w:color="auto" w:fill="F3F6F9"/>
+            <w:tcMar>
+              <w:top w:w="60" w:type="dxa"/>
+              <w:left w:w="100" w:type="dxa"/>
+              <w:bottom w:w="60" w:type="dxa"/>
+              <w:right w:w="100" w:type="dxa"/>
+            </w:tcMar>
+          </w:tcPr>
+          <w:p>
+            <w:pPr>
+              <w:spacing w:after="0"/>
+            </w:pPr>
+            <w:r>
+              <w:t xml:space="preserve">-1 </w:t>
+            </w:r>
+            <w:r>
+              <w:rPr>
+                <w:b/>
+                <w:bCs/>
+              </w:rPr>
+              <w:t>trimestres</w:t>
+            </w:r>
+            <w:r>
+              <w:t xml:space="preserve">, </w:t>
+            </w:r>
+            <w:r>
+              <w:rPr>
+                <w:b/>
+                <w:bCs/>
+              </w:rPr>
+              <w:t>primeiro dia desse trimestre</w:t>
+            </w:r>
+          </w:p>
+        </w:tc>
+        <w:tc>
+          <w:tcPr>
+            <w:tcW w:w="3009" w:type="dxa"/>
+            <w:tcBorders>
+              <w:top w:val="single" w:sz="4" w:space="0" w:color="BFC7D1"/>
+              <w:left w:val="single" w:sz="4" w:space="0" w:color="BFC7D1"/>
+              <w:bottom w:val="single" w:sz="4" w:space="0" w:color="BFC7D1"/>
+              <w:right w:val="single" w:sz="4" w:space="0" w:color="BFC7D1"/>
+            </w:tcBorders>
+            <w:shd w:val="clear" w:color="auto" w:fill="F3F6F9"/>
+            <w:tcMar>
+              <w:top w:w="60" w:type="dxa"/>
+              <w:left w:w="100" w:type="dxa"/>
+              <w:bottom w:w="60" w:type="dxa"/>
+              <w:right w:w="100" w:type="dxa"/>
+            </w:tcMar>
+          </w:tcPr>
+          <w:p>
+            <w:pPr>
+              <w:spacing w:after="0"/>
+            </w:pPr>
+            <w:r>
+              <w:t xml:space="preserve">-1 </w:t>
+            </w:r>
+            <w:r>
+              <w:rPr>
+                <w:b/>
+                <w:bCs/>
+              </w:rPr>
+              <w:t>trimestres</w:t>
+            </w:r>
+            <w:r>
+              <w:t xml:space="preserve">, </w:t>
+            </w:r>
+            <w:r>
+              <w:rPr>
+                <w:b/>
+                <w:bCs/>
+              </w:rPr>
+              <w:t>último dia desse trimestre</w:t>
+            </w:r>
+          </w:p>
+        </w:tc>
+      </w:tr>
+      <w:tr>
+        <w:tblPrEx>
+          <w:tblCellMar>
+            <w:top w:w="0" w:type="dxa"/>
+            <w:bottom w:w="0" w:type="dxa"/>
+          </w:tblCellMar>
+        </w:tblPrEx>
+        <w:trPr>
+          <w:cantSplit/>
+        </w:trPr>
+        <w:tc>
+          <w:tcPr>
+            <w:tcW w:w="2188" w:type="dxa"/>
+            <w:tcBorders>
+              <w:top w:val="single" w:sz="4" w:space="0" w:color="BFC7D1"/>
+              <w:left w:val="single" w:sz="4" w:space="0" w:color="BFC7D1"/>
+              <w:bottom w:val="single" w:sz="4" w:space="0" w:color="BFC7D1"/>
+              <w:right w:val="single" w:sz="4" w:space="0" w:color="BFC7D1"/>
+            </w:tcBorders>
+            <w:tcMar>
+              <w:top w:w="60" w:type="dxa"/>
+              <w:left w:w="100" w:type="dxa"/>
+              <w:bottom w:w="60" w:type="dxa"/>
+              <w:right w:w="100" w:type="dxa"/>
+            </w:tcMar>
+          </w:tcPr>
+          <w:p>
+            <w:pPr>
+              <w:spacing w:after="0"/>
+            </w:pPr>
+            <w:r>
+              <w:t>Ontem</w:t>
+            </w:r>
+          </w:p>
+        </w:tc>
+        <w:tc>
+          <w:tcPr>
+            <w:tcW w:w="3829" w:type="dxa"/>
+            <w:tcBorders>
+              <w:top w:val="single" w:sz="4" w:space="0" w:color="BFC7D1"/>
+              <w:left w:val="single" w:sz="4" w:space="0" w:color="BFC7D1"/>
+              <w:bottom w:val="single" w:sz="4" w:space="0" w:color="BFC7D1"/>
+              <w:right w:val="single" w:sz="4" w:space="0" w:color="BFC7D1"/>
+            </w:tcBorders>
+            <w:tcMar>
+              <w:top w:w="60" w:type="dxa"/>
+              <w:left w:w="100" w:type="dxa"/>
+              <w:bottom w:w="60" w:type="dxa"/>
+              <w:right w:w="100" w:type="dxa"/>
+            </w:tcMar>
+          </w:tcPr>
+          <w:p>
+            <w:pPr>
+              <w:spacing w:after="0"/>
+            </w:pPr>
+            <w:r>
+              <w:t xml:space="preserve">-1 </w:t>
+            </w:r>
+            <w:r>
+              <w:rPr>
+                <w:b/>
+                <w:bCs/>
+              </w:rPr>
+              <w:t>dias</w:t>
+            </w:r>
+            <w:r>
+              <w:t xml:space="preserve">, </w:t>
+            </w:r>
+            <w:r>
+              <w:rPr>
+                <w:b/>
+                <w:bCs/>
+              </w:rPr>
+              <w:t>essa data</w:t>
+            </w:r>
+          </w:p>
+        </w:tc>
+        <w:tc>
+          <w:tcPr>
+            <w:tcW w:w="3009" w:type="dxa"/>
+            <w:tcBorders>
+              <w:top w:val="single" w:sz="4" w:space="0" w:color="BFC7D1"/>
+              <w:left w:val="single" w:sz="4" w:space="0" w:color="BFC7D1"/>
+              <w:bottom w:val="single" w:sz="4" w:space="0" w:color="BFC7D1"/>
+              <w:right w:val="single" w:sz="4" w:space="0" w:color="BFC7D1"/>
+            </w:tcBorders>
+            <w:tcMar>
+              <w:top w:w="60" w:type="dxa"/>
+              <w:left w:w="100" w:type="dxa"/>
+              <w:bottom w:w="60" w:type="dxa"/>
+              <w:right w:w="100" w:type="dxa"/>
+            </w:tcMar>
+          </w:tcPr>
+          <w:p>
+            <w:pPr>
+              <w:spacing w:after="0"/>
+            </w:pPr>
+            <w:r>
+              <w:t xml:space="preserve">-1 </w:t>
+            </w:r>
+            <w:r>
+              <w:rPr>
+                <w:b/>
+                <w:bCs/>
+              </w:rPr>
+              <w:t>dias</w:t>
+            </w:r>
+            <w:r>
+              <w:t xml:space="preserve">, </w:t>
+            </w:r>
+            <w:r>
+              <w:rPr>
+                <w:b/>
+                <w:bCs/>
+              </w:rPr>
+              <w:t>essa data</w:t>
+            </w:r>
+          </w:p>
+        </w:tc>
+      </w:tr>
+    </w:tbl>
+    <w:p>
+      <w:pPr>
+        <w:spacing w:after="60"/>
+      </w:pPr>
+    </w:p>
+    <w:p>
+      <w:r>
+        <w:t xml:space="preserve">Para um parâmetro que pede um ano ou um mês como número, use </w:t>
+      </w:r>
+      <w:r>
+        <w:rPr>
+          <w:b/>
+          <w:bCs/>
+        </w:rPr>
+        <w:t>o ano (número)</w:t>
+      </w:r>
+      <w:r>
+        <w:t xml:space="preserve"> ou </w:t>
+      </w:r>
+      <w:r>
+        <w:rPr>
+          <w:b/>
+          <w:bCs/>
+        </w:rPr>
+        <w:t>o mês (número 1-12)</w:t>
+      </w:r>
+      <w:r>
+        <w:t>. Uma semana começa à segunda-feira. Uma quinzena vai do dia 1 ao dia 15, ou do dia 16 ao fim do mês.</w:t>
+      </w:r>
+    </w:p>
+    <w:p>
+      <w:pPr>
+        <w:pBdr>
+          <w:left w:val="single" w:sz="24" w:space="8" w:color="4E9A5B"/>
+        </w:pBdr>
+        <w:shd w:val="clear" w:color="auto" w:fill="E8F4EA"/>
+        <w:spacing w:before="120" w:after="160"/>
+        <w:ind w:left="200" w:right="200"/>
+      </w:pPr>
+      <w:r>
+        <w:rPr>
+          <w:b/>
+          <w:bCs/>
+        </w:rPr>
+        <w:t>Dica:</w:t>
+      </w:r>
+      <w:r>
+        <w:t xml:space="preserve"> -1 </w:t>
+      </w:r>
+      <w:r>
+        <w:rPr>
+          <w:b/>
+          <w:bCs/>
+        </w:rPr>
+        <w:t>meses</w:t>
+      </w:r>
+      <w:r>
+        <w:t xml:space="preserve">, </w:t>
+      </w:r>
+      <w:r>
+        <w:rPr>
+          <w:b/>
+          <w:bCs/>
+        </w:rPr>
+        <w:t>primeiro dia desse ano</w:t>
+      </w:r>
+      <w:r>
+        <w:t xml:space="preserve"> continua a dar todo o ano passado quando o agendamento é executado em janeiro. Um </w:t>
+      </w:r>
+      <w:r>
+        <w:rPr>
+          <w:b/>
+          <w:bCs/>
+        </w:rPr>
+        <w:t>Valor fixo</w:t>
+      </w:r>
+      <w:r>
+        <w:t xml:space="preserve"> não se move: um 2026-01-01 fixo continua a começar em 2026 quando o agendamento é executado em 2027.</w:t>
+      </w:r>
+    </w:p>
+    <w:p>
+      <w:r>
+        <w:t xml:space="preserve">A coluna </w:t>
+      </w:r>
+      <w:r>
+        <w:rPr>
+          <w:b/>
+          <w:bCs/>
+        </w:rPr>
+        <w:t>Próxima Execução</w:t>
+      </w:r>
+      <w:r>
+        <w:t xml:space="preserve"> mostra a data da próxima execução e, por baixo, os valores que essa execução vai usar. Verifique-a depois de guardar.</w:t>
+      </w:r>
+    </w:p>
+    <w:p>
+      <w:r>
+        <w:lastRenderedPageBreak/>
+        <w:t>Pode dar a um mapa mais de um agendamento, cada um com a sua frequência e os seus valores. Exemplo: um agendamento mensal para o mês passado e um agendamento anual para o ano passado.</w:t>
+      </w:r>
+    </w:p>
+    <w:p>
+      <w:pPr>
+        <w:pStyle w:val="Ttulo2"/>
+      </w:pPr>
+      <w:bookmarkStart w:id="27" w:name="_Toc241848920"/>
+      <w:r>
+        <w:t>Histórico</w:t>
+      </w:r>
+      <w:bookmarkEnd w:id="27"/>
+    </w:p>
+    <w:p>
+      <w:r>
+        <w:rPr>
+          <w:b/>
+          <w:bCs/>
+        </w:rPr>
+        <w:t>Histórico</w:t>
+      </w:r>
+      <w:r>
+        <w:t xml:space="preserve"> mostra </w:t>
+      </w:r>
+      <w:r>
+        <w:rPr>
+          <w:b/>
+          <w:bCs/>
+        </w:rPr>
+        <w:t>Executado</w:t>
+      </w:r>
+      <w:r>
+        <w:t xml:space="preserve">, </w:t>
+      </w:r>
+      <w:r>
+        <w:rPr>
+          <w:b/>
+          <w:bCs/>
+        </w:rPr>
+        <w:t>Estado</w:t>
+      </w:r>
+      <w:r>
+        <w:t xml:space="preserve"> (</w:t>
+      </w:r>
+      <w:r>
+        <w:rPr>
+          <w:b/>
+          <w:bCs/>
+        </w:rPr>
+        <w:t>SUCCESS</w:t>
+      </w:r>
+      <w:r>
+        <w:t xml:space="preserve">, </w:t>
+      </w:r>
+      <w:r>
+        <w:rPr>
+          <w:b/>
+          <w:bCs/>
+        </w:rPr>
+        <w:t>FAILED</w:t>
+      </w:r>
+      <w:r>
+        <w:t xml:space="preserve">, </w:t>
+      </w:r>
+      <w:r>
+        <w:rPr>
+          <w:b/>
+          <w:bCs/>
+        </w:rPr>
+        <w:t>TIMEOUT</w:t>
+      </w:r>
+      <w:r>
+        <w:t xml:space="preserve">), </w:t>
+      </w:r>
+      <w:r>
+        <w:rPr>
+          <w:b/>
+          <w:bCs/>
+        </w:rPr>
+        <w:t>Linhas</w:t>
+      </w:r>
+      <w:r>
+        <w:t xml:space="preserve"> e </w:t>
+      </w:r>
+      <w:r>
+        <w:rPr>
+          <w:b/>
+          <w:bCs/>
+        </w:rPr>
+        <w:t>Duração</w:t>
+      </w:r>
+      <w:r>
+        <w:t xml:space="preserve">. Para cada resultado, </w:t>
+      </w:r>
+      <w:r>
+        <w:rPr>
+          <w:b/>
+          <w:bCs/>
+        </w:rPr>
+        <w:t>Abrir</w:t>
+      </w:r>
+      <w:r>
+        <w:t xml:space="preserve"> mostra-o, e </w:t>
+      </w:r>
+      <w:r>
+        <w:rPr>
+          <w:b/>
+          <w:bCs/>
+        </w:rPr>
+        <w:t>XLSX</w:t>
+      </w:r>
+      <w:r>
+        <w:t xml:space="preserve">, </w:t>
+      </w:r>
+      <w:r>
+        <w:rPr>
+          <w:b/>
+          <w:bCs/>
+        </w:rPr>
+        <w:t>CSV</w:t>
+      </w:r>
+      <w:r>
+        <w:t xml:space="preserve"> e </w:t>
+      </w:r>
+      <w:r>
+        <w:rPr>
+          <w:b/>
+          <w:bCs/>
+        </w:rPr>
+        <w:t>PDF</w:t>
+      </w:r>
+      <w:r>
+        <w:t xml:space="preserve"> criam um ficheiro (se o seu acesso permitir exportar). </w:t>
+      </w:r>
+      <w:r>
+        <w:rPr>
+          <w:b/>
+          <w:bCs/>
+        </w:rPr>
+        <w:t>Expira</w:t>
+      </w:r>
+      <w:r>
+        <w:t xml:space="preserve"> diz durante quanto tempo o resultado se mantém, 30 dias por predefinição.</w:t>
+      </w:r>
+    </w:p>
+    <w:p>
+      <w:r>
+        <w:t>Os resultados ficam no servidor. Nada é enviado por e-mail.</w:t>
+      </w:r>
+    </w:p>
+    <w:p>
+      <w:pPr>
+        <w:pStyle w:val="Ttulo1"/>
+        <w:pageBreakBefore/>
+      </w:pPr>
+      <w:bookmarkStart w:id="28" w:name="_Toc241848921"/>
+      <w:r>
+        <w:lastRenderedPageBreak/>
+        <w:t>Definições</w:t>
+      </w:r>
+      <w:bookmarkEnd w:id="28"/>
+    </w:p>
+    <w:p>
+      <w:r>
+        <w:t xml:space="preserve">As </w:t>
+      </w:r>
+      <w:r>
+        <w:rPr>
+          <w:b/>
+          <w:bCs/>
+        </w:rPr>
+        <w:t>Definições</w:t>
+      </w:r>
+      <w:r>
+        <w:t xml:space="preserve"> alteram o aspeto da aplicação para si. Abra-as na barra lateral ou a partir do seu nome no canto superior direito. As definições pertencem à sua conta e acompanham-no noutros computadores.</w:t>
+      </w:r>
+    </w:p>
+    <w:p>
+      <w:pPr>
+        <w:keepNext/>
+        <w:spacing w:before="120" w:after="60"/>
+        <w:jc w:val="center"/>
+      </w:pPr>
+      <w:r>
+        <w:rPr>
+          <w:noProof/>
+        </w:rPr>
+        <w:drawing>
+          <wp:inline distT="0" distB="0" distL="0" distR="0" wp14:anchorId="5FC0382F" wp14:editId="6C384886">
+            <wp:extent cx="5715000" cy="3571875"/>
+            <wp:effectExtent l="0" t="0" r="0" b="0"/>
+            <wp:docPr id="324" name="04-settings.png" descr="A página Definições com os cartões Idioma de exibição, Aparência e Paleta." title="A página Definições com os cartões Idioma de exibição, Aparência e Paleta."/>
+            <wp:cNvGraphicFramePr>
+              <a:graphicFrameLocks xmlns:a="http://schemas.openxmlformats.org/drawingml/2006/main" noChangeAspect="1"/>
+            </wp:cNvGraphicFramePr>
+            <a:graphic xmlns:a="http://schemas.openxmlformats.org/drawingml/2006/main">
+              <a:graphicData uri="http://schemas.openxmlformats.org/drawingml/2006/picture">
+                <pic:pic xmlns:pic="http://schemas.openxmlformats.org/drawingml/2006/picture">
+                  <pic:nvPicPr>
+                    <pic:cNvPr id="0" name=""/>
+                    <pic:cNvPicPr>
+                      <a:picLocks noChangeAspect="1" noChangeArrowheads="1"/>
+                    </pic:cNvPicPr>
+                  </pic:nvPicPr>
+                  <pic:blipFill>
+                    <a:blip r:embed="rId24"/>
                     <a:srcRect/>
                     <a:stretch>
                       <a:fillRect/>
@@ -18175,12 +20269,12 @@
         <w:pStyle w:val="Ttulo1"/>
         <w:pageBreakBefore/>
       </w:pPr>
-      <w:bookmarkStart w:id="28" w:name="_Toc241748674"/>
+      <w:bookmarkStart w:id="29" w:name="_Toc241848922"/>
       <w:r>
         <w:lastRenderedPageBreak/>
         <w:t>Perguntas frequentes</w:t>
       </w:r>
-      <w:bookmarkEnd w:id="28"/>
+      <w:bookmarkEnd w:id="29"/>
     </w:p>
     <w:p>
       <w:r>
@@ -18270,6 +20364,38 @@
       </w:r>
       <w:r>
         <w:t>. Copie o mapa e edite a sua cópia.</w:t>
+      </w:r>
+    </w:p>
+    <w:p>
+      <w:r>
+        <w:rPr>
+          <w:b/>
+          <w:bCs/>
+        </w:rPr>
+        <w:t>O meu agendamento mensal mostra sempre as mesmas datas.</w:t>
+      </w:r>
+      <w:r>
+        <w:t xml:space="preserve"> Os parâmetros de data têm um </w:t>
+      </w:r>
+      <w:r>
+        <w:rPr>
+          <w:b/>
+          <w:bCs/>
+        </w:rPr>
+        <w:t>Valor fixo</w:t>
+      </w:r>
+      <w:r>
+        <w:t xml:space="preserve">. Edite o agendamento e defina-os como </w:t>
+      </w:r>
+      <w:r>
+        <w:rPr>
+          <w:b/>
+          <w:bCs/>
+        </w:rPr>
+        <w:t>Relativo à data de execução</w:t>
+      </w:r>
+      <w:r>
+        <w:t>.</w:t>
       </w:r>
     </w:p>
     <w:p>
@@ -18357,12 +20483,12 @@
         <w:pStyle w:val="Ttulo1"/>
         <w:pageBreakBefore/>
       </w:pPr>
-      <w:bookmarkStart w:id="29" w:name="_Toc241748675"/>
+      <w:bookmarkStart w:id="30" w:name="_Toc241848923"/>
       <w:r>
         <w:lastRenderedPageBreak/>
         <w:t>Glossário</w:t>
       </w:r>
-      <w:bookmarkEnd w:id="29"/>
+      <w:bookmarkEnd w:id="30"/>
     </w:p>
     <w:tbl>
       <w:tblPr>
@@ -19237,8 +21363,8 @@
       </w:pPr>
     </w:p>
     <w:sectPr>
-      <w:headerReference w:type="default" r:id="rId24"/>
-      <w:footerReference w:type="default" r:id="rId25"/>
+      <w:headerReference w:type="default" r:id="rId25"/>
+      <w:footerReference w:type="default" r:id="rId26"/>
       <w:pgSz w:w="11906" w:h="16838"/>
       <w:pgMar w:top="1440" w:right="1440" w:bottom="1440" w:left="1440" w:header="708" w:footer="708" w:gutter="0"/>
       <w:pgNumType w:start="1"/>
@@ -19370,7 +21496,7 @@
         <w:sz w:val="16"/>
         <w:szCs w:val="16"/>
       </w:rPr>
-      <w:t>Discoverer Neo 2.1.1 · Guia completo · USER</w:t>
+      <w:t>Discoverer Neo 2.2.0 · Guia completo · USER</w:t>
     </w:r>
   </w:p>
 </w:hdr>
@@ -19379,10 +21505,10 @@
 <file path=word/numbering.xml><?xml version="1.0" encoding="utf-8"?>
 <w:numbering xmlns:wpc="http://schemas.microsoft.com/office/word/2010/wordprocessingCanvas" xmlns:cx="http://schemas.microsoft.com/office/drawing/2014/chartex" xmlns:cx1="http://schemas.microsoft.com/office/drawing/2015/9/8/chartex" xmlns:cx2="http://schemas.microsoft.com/office/drawing/2015/10/21/chartex" xmlns:cx3="http://schemas.microsoft.com/office/drawing/2016/5/9/chartex" xmlns:cx4="http://schemas.microsoft.com/office/drawing/2016/5/10/chartex" xmlns:cx5="http://schemas.microsoft.com/office/drawing/2016/5/11/chartex" xmlns:cx6="http://schemas.microsoft.com/office/drawing/2016/5/12/chartex" xmlns:cx7="http://schemas.microsoft.com/office/drawing/2016/5/13/chartex" xmlns:cx8="http://schemas.microsoft.com/office/drawing/2016/5/14/chartex" xmlns:mc="http://schemas.openxmlformats.org/markup-compatibility/2006" xmlns:aink="http://schemas.microsoft.com/office/drawing/2016/ink" xmlns:am3d="http://schemas.microsoft.com/office/drawing/2017/model3d" xmlns:o="urn:schemas-microsoft-com:office:office" xmlns:oel="http://schemas.microsoft.com/office/2019/extlst" xmlns:r="http://schemas.openxmlformats.org/officeDocument/2006/relationships" xmlns:m="http://schemas.openxmlformats.org/officeDocument/2006/math" xmlns:v="urn:schemas-microsoft-com:vml" xmlns:wp14="http://schemas.microsoft.com/office/word/2010/wordprocessingDrawing" xmlns:wp="http://schemas.openxmlformats.org/drawingml/2006/wordprocessingDrawing" xmlns:w10="urn:schemas-microsoft-com:office:word" xmlns:w="http://schemas.openxmlformats.org/wordprocessingml/2006/main" xmlns:w14="http://schemas.microsoft.com/office/word/2010/wordml" xmlns:w15="http://schemas.microsoft.com/office/word/2012/wordml" xmlns:w16cex="http://schemas.microsoft.com/office/word/2018/wordml/cex" xmlns:w16cid="http://schemas.microsoft.com/office/word/2016/wordml/cid" xmlns:w16="http://schemas.microsoft.com/office/word/2018/wordml" xmlns:w16sdtdh="http://schemas.microsoft.com/office/word/2020/wordml/sdtdatahash" xmlns:w16se="http://schemas.microsoft.com/office/word/2015/wordml/symex" xmlns:wpg="http://schemas.microsoft.com/office/word/2010/wordprocessingGroup" xmlns:wpi="http://schemas.microsoft.com/office/word/2010/wordprocessingInk" xmlns:wne="http://schemas.microsoft.com/office/word/2006/wordml" xmlns:wps="http://schemas.microsoft.com/office/word/2010/wordprocessingShape" mc:Ignorable="w14 w15 w16se w16cid w16 w16cex w16sdtdh wp14">
   <w:abstractNum w:abstractNumId="0" w15:restartNumberingAfterBreak="0">
-    <w:nsid w:val="0791012A"/>
+    <w:nsid w:val="1FDE401B"/>
     <w:multiLevelType w:val="hybridMultilevel"/>
-    <w:tmpl w:val="C1BE4838"/>
-    <w:lvl w:ilvl="0" w:tplc="17E2AABC">
+    <w:tmpl w:val="1482FD32"/>
+    <w:lvl w:ilvl="0" w:tplc="1F16FDDE">
       <w:start w:val="1"/>
       <w:numFmt w:val="decimal"/>
       <w:lvlText w:val="%1."/>
@@ -19391,7 +21517,7 @@
         <w:ind w:left="360" w:hanging="300"/>
       </w:pPr>
     </w:lvl>
-    <w:lvl w:ilvl="1" w:tplc="741821AC" w:tentative="1">
+    <w:lvl w:ilvl="1" w:tplc="E7D45F9C" w:tentative="1">
       <w:start w:val="1"/>
       <w:numFmt w:val="lowerLetter"/>
       <w:lvlText w:val="%2."/>
@@ -19400,47 +21526,47 @@
         <w:ind w:left="720" w:hanging="300"/>
       </w:pPr>
     </w:lvl>
-    <w:lvl w:ilvl="2" w:tplc="2DCE8296">
+    <w:lvl w:ilvl="2" w:tplc="461C2F76">
       <w:numFmt w:val="decimal"/>
       <w:lvlText w:val=""/>
       <w:lvlJc w:val="left"/>
     </w:lvl>
-    <w:lvl w:ilvl="3" w:tplc="51D25D5E">
+    <w:lvl w:ilvl="3" w:tplc="24B45820">
       <w:numFmt w:val="decimal"/>
       <w:lvlText w:val=""/>
       <w:lvlJc w:val="left"/>
     </w:lvl>
-    <w:lvl w:ilvl="4" w:tplc="65FE3BBA">
+    <w:lvl w:ilvl="4" w:tplc="3AE4CC8C">
       <w:numFmt w:val="decimal"/>
       <w:lvlText w:val=""/>
       <w:lvlJc w:val="left"/>
     </w:lvl>
-    <w:lvl w:ilvl="5" w:tplc="DDEEAF92">
+    <w:lvl w:ilvl="5" w:tplc="C5641A9C">
       <w:numFmt w:val="decimal"/>
       <w:lvlText w:val=""/>
       <w:lvlJc w:val="left"/>
     </w:lvl>
-    <w:lvl w:ilvl="6" w:tplc="FEA80FE4">
+    <w:lvl w:ilvl="6" w:tplc="3D3CA3EE">
       <w:numFmt w:val="decimal"/>
       <w:lvlText w:val=""/>
       <w:lvlJc w:val="left"/>
     </w:lvl>
-    <w:lvl w:ilvl="7" w:tplc="1F685D72">
+    <w:lvl w:ilvl="7" w:tplc="60EE00DA">
       <w:numFmt w:val="decimal"/>
       <w:lvlText w:val=""/>
       <w:lvlJc w:val="left"/>
     </w:lvl>
-    <w:lvl w:ilvl="8" w:tplc="61987EFA">
+    <w:lvl w:ilvl="8" w:tplc="E88CF468">
       <w:numFmt w:val="decimal"/>
       <w:lvlText w:val=""/>
       <w:lvlJc w:val="left"/>
     </w:lvl>
   </w:abstractNum>
   <w:abstractNum w:abstractNumId="1" w15:restartNumberingAfterBreak="0">
-    <w:nsid w:val="211C54B1"/>
+    <w:nsid w:val="2F6D2AB3"/>
     <w:multiLevelType w:val="hybridMultilevel"/>
-    <w:tmpl w:val="C800215C"/>
-    <w:lvl w:ilvl="0" w:tplc="46520970">
+    <w:tmpl w:val="B366BD02"/>
+    <w:lvl w:ilvl="0" w:tplc="8D8C9FC6">
       <w:start w:val="1"/>
       <w:numFmt w:val="decimal"/>
       <w:lvlText w:val="%1."/>
@@ -19449,7 +21575,7 @@
         <w:ind w:left="360" w:hanging="300"/>
       </w:pPr>
     </w:lvl>
-    <w:lvl w:ilvl="1" w:tplc="5FE44D1E" w:tentative="1">
+    <w:lvl w:ilvl="1" w:tplc="E0B2D1D4" w:tentative="1">
       <w:start w:val="1"/>
       <w:numFmt w:val="lowerLetter"/>
       <w:lvlText w:val="%2."/>
@@ -19458,47 +21584,105 @@
         <w:ind w:left="720" w:hanging="300"/>
       </w:pPr>
     </w:lvl>
-    <w:lvl w:ilvl="2" w:tplc="E4F4139E">
+    <w:lvl w:ilvl="2" w:tplc="28D021C8">
       <w:numFmt w:val="decimal"/>
       <w:lvlText w:val=""/>
       <w:lvlJc w:val="left"/>
     </w:lvl>
-    <w:lvl w:ilvl="3" w:tplc="0D106956">
+    <w:lvl w:ilvl="3" w:tplc="6F826EEA">
       <w:numFmt w:val="decimal"/>
       <w:lvlText w:val=""/>
       <w:lvlJc w:val="left"/>
     </w:lvl>
-    <w:lvl w:ilvl="4" w:tplc="852C76C0">
+    <w:lvl w:ilvl="4" w:tplc="6DBADFC4">
       <w:numFmt w:val="decimal"/>
       <w:lvlText w:val=""/>
       <w:lvlJc w:val="left"/>
     </w:lvl>
-    <w:lvl w:ilvl="5" w:tplc="14B6E820">
+    <w:lvl w:ilvl="5" w:tplc="1616938E">
       <w:numFmt w:val="decimal"/>
       <w:lvlText w:val=""/>
       <w:lvlJc w:val="left"/>
     </w:lvl>
-    <w:lvl w:ilvl="6" w:tplc="D5106DA2">
+    <w:lvl w:ilvl="6" w:tplc="5024F738">
       <w:numFmt w:val="decimal"/>
       <w:lvlText w:val=""/>
       <w:lvlJc w:val="left"/>
     </w:lvl>
-    <w:lvl w:ilvl="7" w:tplc="388CE308">
+    <w:lvl w:ilvl="7" w:tplc="C3BC879A">
       <w:numFmt w:val="decimal"/>
       <w:lvlText w:val=""/>
       <w:lvlJc w:val="left"/>
     </w:lvl>
-    <w:lvl w:ilvl="8" w:tplc="536A7A6C">
+    <w:lvl w:ilvl="8" w:tplc="8354A57A">
       <w:numFmt w:val="decimal"/>
       <w:lvlText w:val=""/>
       <w:lvlJc w:val="left"/>
     </w:lvl>
   </w:abstractNum>
   <w:abstractNum w:abstractNumId="2" w15:restartNumberingAfterBreak="0">
-    <w:nsid w:val="2C4337ED"/>
+    <w:nsid w:val="451B549D"/>
     <w:multiLevelType w:val="hybridMultilevel"/>
-    <w:tmpl w:val="84DEDACA"/>
-    <w:lvl w:ilvl="0" w:tplc="F9A27718">
+    <w:tmpl w:val="B7560DB0"/>
+    <w:lvl w:ilvl="0" w:tplc="947E29D4">
+      <w:start w:val="1"/>
+      <w:numFmt w:val="bullet"/>
+      <w:lvlText w:val="•"/>
+      <w:lvlJc w:val="left"/>
+      <w:pPr>
+        <w:ind w:left="360" w:hanging="260"/>
+      </w:pPr>
+    </w:lvl>
+    <w:lvl w:ilvl="1" w:tplc="2DAA4352" w:tentative="1">
+      <w:start w:val="1"/>
+      <w:numFmt w:val="bullet"/>
+      <w:lvlText w:val="–"/>
+      <w:lvlJc w:val="left"/>
+      <w:pPr>
+        <w:ind w:left="720" w:hanging="260"/>
+      </w:pPr>
+    </w:lvl>
+    <w:lvl w:ilvl="2" w:tplc="28D60B08">
+      <w:numFmt w:val="decimal"/>
+      <w:lvlText w:val=""/>
+      <w:lvlJc w:val="left"/>
+    </w:lvl>
+    <w:lvl w:ilvl="3" w:tplc="6D1C3978">
+      <w:numFmt w:val="decimal"/>
+      <w:lvlText w:val=""/>
+      <w:lvlJc w:val="left"/>
+    </w:lvl>
+    <w:lvl w:ilvl="4" w:tplc="220EC198">
+      <w:numFmt w:val="decimal"/>
+      <w:lvlText w:val=""/>
+      <w:lvlJc w:val="left"/>
+    </w:lvl>
+    <w:lvl w:ilvl="5" w:tplc="767AC83A">
+      <w:numFmt w:val="decimal"/>
+      <w:lvlText w:val=""/>
+      <w:lvlJc w:val="left"/>
+    </w:lvl>
+    <w:lvl w:ilvl="6" w:tplc="F67E07F4">
+      <w:numFmt w:val="decimal"/>
+      <w:lvlText w:val=""/>
+      <w:lvlJc w:val="left"/>
+    </w:lvl>
+    <w:lvl w:ilvl="7" w:tplc="8E3E60C2">
+      <w:numFmt w:val="decimal"/>
+      <w:lvlText w:val=""/>
+      <w:lvlJc w:val="left"/>
+    </w:lvl>
+    <w:lvl w:ilvl="8" w:tplc="8F2C311E">
+      <w:numFmt w:val="decimal"/>
+      <w:lvlText w:val=""/>
+      <w:lvlJc w:val="left"/>
+    </w:lvl>
+  </w:abstractNum>
+  <w:abstractNum w:abstractNumId="3" w15:restartNumberingAfterBreak="0">
+    <w:nsid w:val="486A44D9"/>
+    <w:multiLevelType w:val="hybridMultilevel"/>
+    <w:tmpl w:val="11D8FB6A"/>
+    <w:lvl w:ilvl="0" w:tplc="9DB23158">
       <w:start w:val="1"/>
       <w:numFmt w:val="decimal"/>
       <w:lvlText w:val="%1."/>
@@ -19507,7 +21691,7 @@
         <w:ind w:left="360" w:hanging="300"/>
       </w:pPr>
     </w:lvl>
-    <w:lvl w:ilvl="1" w:tplc="5D920BA2" w:tentative="1">
+    <w:lvl w:ilvl="1" w:tplc="541E919C" w:tentative="1">
       <w:start w:val="1"/>
       <w:numFmt w:val="lowerLetter"/>
       <w:lvlText w:val="%2."/>
@@ -19516,47 +21700,47 @@
         <w:ind w:left="720" w:hanging="300"/>
       </w:pPr>
     </w:lvl>
-    <w:lvl w:ilvl="2" w:tplc="B2C6E360">
+    <w:lvl w:ilvl="2" w:tplc="A64C2D56">
       <w:numFmt w:val="decimal"/>
       <w:lvlText w:val=""/>
       <w:lvlJc w:val="left"/>
     </w:lvl>
-    <w:lvl w:ilvl="3" w:tplc="9D0A069C">
+    <w:lvl w:ilvl="3" w:tplc="B6F8F12C">
       <w:numFmt w:val="decimal"/>
       <w:lvlText w:val=""/>
       <w:lvlJc w:val="left"/>
     </w:lvl>
-    <w:lvl w:ilvl="4" w:tplc="F88A4C20">
+    <w:lvl w:ilvl="4" w:tplc="A872D20E">
       <w:numFmt w:val="decimal"/>
       <w:lvlText w:val=""/>
       <w:lvlJc w:val="left"/>
     </w:lvl>
-    <w:lvl w:ilvl="5" w:tplc="D6EEE2AA">
+    <w:lvl w:ilvl="5" w:tplc="D94A7FEE">
       <w:numFmt w:val="decimal"/>
       <w:lvlText w:val=""/>
       <w:lvlJc w:val="left"/>
     </w:lvl>
-    <w:lvl w:ilvl="6" w:tplc="1DB87FFC">
+    <w:lvl w:ilvl="6" w:tplc="69D0D104">
       <w:numFmt w:val="decimal"/>
       <w:lvlText w:val=""/>
       <w:lvlJc w:val="left"/>
     </w:lvl>
-    <w:lvl w:ilvl="7" w:tplc="7C0EB56A">
+    <w:lvl w:ilvl="7" w:tplc="2528E5DC">
       <w:numFmt w:val="decimal"/>
       <w:lvlText w:val=""/>
       <w:lvlJc w:val="left"/>
     </w:lvl>
-    <w:lvl w:ilvl="8" w:tplc="416E75FC">
+    <w:lvl w:ilvl="8" w:tplc="EA6269C2">
       <w:numFmt w:val="decimal"/>
       <w:lvlText w:val=""/>
       <w:lvlJc w:val="left"/>
     </w:lvl>
   </w:abstractNum>
-  <w:abstractNum w:abstractNumId="3" w15:restartNumberingAfterBreak="0">
-    <w:nsid w:val="32300E14"/>
+  <w:abstractNum w:abstractNumId="4" w15:restartNumberingAfterBreak="0">
+    <w:nsid w:val="56540E16"/>
     <w:multiLevelType w:val="hybridMultilevel"/>
-    <w:tmpl w:val="7E286706"/>
-    <w:lvl w:ilvl="0" w:tplc="D5022948">
+    <w:tmpl w:val="11DECE36"/>
+    <w:lvl w:ilvl="0" w:tplc="9BFEF1FC">
       <w:start w:val="1"/>
       <w:numFmt w:val="decimal"/>
       <w:lvlText w:val="%1."/>
@@ -19565,7 +21749,7 @@
         <w:ind w:left="360" w:hanging="300"/>
       </w:pPr>
     </w:lvl>
-    <w:lvl w:ilvl="1" w:tplc="F8487EC8" w:tentative="1">
+    <w:lvl w:ilvl="1" w:tplc="ECCCF69E" w:tentative="1">
       <w:start w:val="1"/>
       <w:numFmt w:val="lowerLetter"/>
       <w:lvlText w:val="%2."/>
@@ -19574,105 +21758,47 @@
         <w:ind w:left="720" w:hanging="300"/>
       </w:pPr>
     </w:lvl>
-    <w:lvl w:ilvl="2" w:tplc="5ED80688">
+    <w:lvl w:ilvl="2" w:tplc="D34E08C6">
       <w:numFmt w:val="decimal"/>
       <w:lvlText w:val=""/>
       <w:lvlJc w:val="left"/>
     </w:lvl>
-    <w:lvl w:ilvl="3" w:tplc="CE38F20A">
+    <w:lvl w:ilvl="3" w:tplc="0A52521C">
       <w:numFmt w:val="decimal"/>
       <w:lvlText w:val=""/>
       <w:lvlJc w:val="left"/>
     </w:lvl>
-    <w:lvl w:ilvl="4" w:tplc="0FF44C62">
+    <w:lvl w:ilvl="4" w:tplc="6706DA5E">
       <w:numFmt w:val="decimal"/>
       <w:lvlText w:val=""/>
       <w:lvlJc w:val="left"/>
     </w:lvl>
-    <w:lvl w:ilvl="5" w:tplc="B172D6F4">
+    <w:lvl w:ilvl="5" w:tplc="C700E238">
       <w:numFmt w:val="decimal"/>
       <w:lvlText w:val=""/>
       <w:lvlJc w:val="left"/>
     </w:lvl>
-    <w:lvl w:ilvl="6" w:tplc="0CFA3A4C">
+    <w:lvl w:ilvl="6" w:tplc="41327F34">
       <w:numFmt w:val="decimal"/>
       <w:lvlText w:val=""/>
       <w:lvlJc w:val="left"/>
     </w:lvl>
-    <w:lvl w:ilvl="7" w:tplc="CFD2553C">
+    <w:lvl w:ilvl="7" w:tplc="57A605AA">
       <w:numFmt w:val="decimal"/>
       <w:lvlText w:val=""/>
       <w:lvlJc w:val="left"/>
     </w:lvl>
-    <w:lvl w:ilvl="8" w:tplc="67DE0758">
-      <w:numFmt w:val="decimal"/>
-      <w:lvlText w:val=""/>
-      <w:lvlJc w:val="left"/>
-    </w:lvl>
-  </w:abstractNum>
-  <w:abstractNum w:abstractNumId="4" w15:restartNumberingAfterBreak="0">
-    <w:nsid w:val="351645F9"/>
-    <w:multiLevelType w:val="hybridMultilevel"/>
-    <w:tmpl w:val="242037A2"/>
-    <w:lvl w:ilvl="0" w:tplc="8F927488">
-      <w:start w:val="1"/>
-      <w:numFmt w:val="decimal"/>
-      <w:lvlText w:val="%1."/>
-      <w:lvlJc w:val="left"/>
-      <w:pPr>
-        <w:ind w:left="360" w:hanging="300"/>
-      </w:pPr>
-    </w:lvl>
-    <w:lvl w:ilvl="1" w:tplc="F7C6123E" w:tentative="1">
-      <w:start w:val="1"/>
-      <w:numFmt w:val="lowerLetter"/>
-      <w:lvlText w:val="%2."/>
-      <w:lvlJc w:val="left"/>
-      <w:pPr>
-        <w:ind w:left="720" w:hanging="300"/>
-      </w:pPr>
-    </w:lvl>
-    <w:lvl w:ilvl="2" w:tplc="3C5ACC6E">
-      <w:numFmt w:val="decimal"/>
-      <w:lvlText w:val=""/>
-      <w:lvlJc w:val="left"/>
-    </w:lvl>
-    <w:lvl w:ilvl="3" w:tplc="39F03658">
-      <w:numFmt w:val="decimal"/>
-      <w:lvlText w:val=""/>
-      <w:lvlJc w:val="left"/>
-    </w:lvl>
-    <w:lvl w:ilvl="4" w:tplc="24F41564">
-      <w:numFmt w:val="decimal"/>
-      <w:lvlText w:val=""/>
-      <w:lvlJc w:val="left"/>
-    </w:lvl>
-    <w:lvl w:ilvl="5" w:tplc="FFDC2C6E">
-      <w:numFmt w:val="decimal"/>
-      <w:lvlText w:val=""/>
-      <w:lvlJc w:val="left"/>
-    </w:lvl>
-    <w:lvl w:ilvl="6" w:tplc="D9E22AF0">
-      <w:numFmt w:val="decimal"/>
-      <w:lvlText w:val=""/>
-      <w:lvlJc w:val="left"/>
-    </w:lvl>
-    <w:lvl w:ilvl="7" w:tplc="97AAEF02">
-      <w:numFmt w:val="decimal"/>
-      <w:lvlText w:val=""/>
-      <w:lvlJc w:val="left"/>
-    </w:lvl>
-    <w:lvl w:ilvl="8" w:tplc="C276BFA2">
+    <w:lvl w:ilvl="8" w:tplc="ABEC0236">
       <w:numFmt w:val="decimal"/>
       <w:lvlText w:val=""/>
       <w:lvlJc w:val="left"/>
     </w:lvl>
   </w:abstractNum>
   <w:abstractNum w:abstractNumId="5" w15:restartNumberingAfterBreak="0">
-    <w:nsid w:val="420C0B3F"/>
+    <w:nsid w:val="66146D19"/>
     <w:multiLevelType w:val="hybridMultilevel"/>
-    <w:tmpl w:val="27903CC4"/>
-    <w:lvl w:ilvl="0" w:tplc="8FAAEA2E" w:tentative="1">
+    <w:tmpl w:val="4E5EC46C"/>
+    <w:lvl w:ilvl="0" w:tplc="EC588158" w:tentative="1">
       <w:start w:val="1"/>
       <w:numFmt w:val="bullet"/>
       <w:lvlText w:val="●"/>
@@ -19681,7 +21807,7 @@
         <w:ind w:left="720" w:hanging="360"/>
       </w:pPr>
     </w:lvl>
-    <w:lvl w:ilvl="1" w:tplc="65DC2A76" w:tentative="1">
+    <w:lvl w:ilvl="1" w:tplc="AE080DCA" w:tentative="1">
       <w:start w:val="1"/>
       <w:numFmt w:val="bullet"/>
       <w:lvlText w:val="○"/>
@@ -19690,7 +21816,7 @@
         <w:ind w:left="1440" w:hanging="360"/>
       </w:pPr>
     </w:lvl>
-    <w:lvl w:ilvl="2" w:tplc="55C25792" w:tentative="1">
+    <w:lvl w:ilvl="2" w:tplc="6F78AEAE" w:tentative="1">
       <w:start w:val="1"/>
       <w:numFmt w:val="bullet"/>
       <w:lvlText w:val="■"/>
@@ -19699,7 +21825,7 @@
         <w:ind w:left="2160" w:hanging="360"/>
       </w:pPr>
     </w:lvl>
-    <w:lvl w:ilvl="3" w:tplc="D5FC9D8C" w:tentative="1">
+    <w:lvl w:ilvl="3" w:tplc="EAFEAD62" w:tentative="1">
       <w:start w:val="1"/>
       <w:numFmt w:val="bullet"/>
       <w:lvlText w:val="●"/>
@@ -19708,7 +21834,7 @@
         <w:ind w:left="2880" w:hanging="360"/>
       </w:pPr>
     </w:lvl>
-    <w:lvl w:ilvl="4" w:tplc="7C6CCB1A" w:tentative="1">
+    <w:lvl w:ilvl="4" w:tplc="F42E298E" w:tentative="1">
       <w:start w:val="1"/>
       <w:numFmt w:val="bullet"/>
       <w:lvlText w:val="○"/>
@@ -19717,7 +21843,7 @@
         <w:ind w:left="3600" w:hanging="360"/>
       </w:pPr>
     </w:lvl>
-    <w:lvl w:ilvl="5" w:tplc="1806F466" w:tentative="1">
+    <w:lvl w:ilvl="5" w:tplc="77AED06C" w:tentative="1">
       <w:start w:val="1"/>
       <w:numFmt w:val="bullet"/>
       <w:lvlText w:val="■"/>
@@ -19726,7 +21852,7 @@
         <w:ind w:left="4320" w:hanging="360"/>
       </w:pPr>
     </w:lvl>
-    <w:lvl w:ilvl="6" w:tplc="726AC6BC" w:tentative="1">
+    <w:lvl w:ilvl="6" w:tplc="4DA88A84" w:tentative="1">
       <w:start w:val="1"/>
       <w:numFmt w:val="bullet"/>
       <w:lvlText w:val="●"/>
@@ -19735,7 +21861,7 @@
         <w:ind w:left="5040" w:hanging="360"/>
       </w:pPr>
     </w:lvl>
-    <w:lvl w:ilvl="7" w:tplc="CBC273A4" w:tentative="1">
+    <w:lvl w:ilvl="7" w:tplc="68588490" w:tentative="1">
       <w:start w:val="1"/>
       <w:numFmt w:val="bullet"/>
       <w:lvlText w:val="●"/>
@@ -19744,7 +21870,7 @@
         <w:ind w:left="5760" w:hanging="360"/>
       </w:pPr>
     </w:lvl>
-    <w:lvl w:ilvl="8" w:tplc="BE00B8D8" w:tentative="1">
+    <w:lvl w:ilvl="8" w:tplc="E7426AB6" w:tentative="1">
       <w:start w:val="1"/>
       <w:numFmt w:val="bullet"/>
       <w:lvlText w:val="●"/>
@@ -19755,10 +21881,10 @@
     </w:lvl>
   </w:abstractNum>
   <w:abstractNum w:abstractNumId="6" w15:restartNumberingAfterBreak="0">
-    <w:nsid w:val="42D244F3"/>
+    <w:nsid w:val="74792705"/>
     <w:multiLevelType w:val="hybridMultilevel"/>
-    <w:tmpl w:val="D8A01C6A"/>
-    <w:lvl w:ilvl="0" w:tplc="65D89AF6">
+    <w:tmpl w:val="68A60F10"/>
+    <w:lvl w:ilvl="0" w:tplc="228EEE7A">
       <w:start w:val="1"/>
       <w:numFmt w:val="decimal"/>
       <w:lvlText w:val="%1."/>
@@ -19767,7 +21893,7 @@
         <w:ind w:left="360" w:hanging="300"/>
       </w:pPr>
     </w:lvl>
-    <w:lvl w:ilvl="1" w:tplc="569E70C8" w:tentative="1">
+    <w:lvl w:ilvl="1" w:tplc="76AC4092" w:tentative="1">
       <w:start w:val="1"/>
       <w:numFmt w:val="lowerLetter"/>
       <w:lvlText w:val="%2."/>
@@ -19776,144 +21902,208 @@
         <w:ind w:left="720" w:hanging="300"/>
       </w:pPr>
     </w:lvl>
-    <w:lvl w:ilvl="2" w:tplc="4B626944">
+    <w:lvl w:ilvl="2" w:tplc="A5C608D0">
       <w:numFmt w:val="decimal"/>
       <w:lvlText w:val=""/>
       <w:lvlJc w:val="left"/>
     </w:lvl>
-    <w:lvl w:ilvl="3" w:tplc="DEC6EAB8">
+    <w:lvl w:ilvl="3" w:tplc="8D90568C">
       <w:numFmt w:val="decimal"/>
       <w:lvlText w:val=""/>
       <w:lvlJc w:val="left"/>
     </w:lvl>
-    <w:lvl w:ilvl="4" w:tplc="306649F0">
+    <w:lvl w:ilvl="4" w:tplc="94BC6F0A">
       <w:numFmt w:val="decimal"/>
       <w:lvlText w:val=""/>
       <w:lvlJc w:val="left"/>
     </w:lvl>
-    <w:lvl w:ilvl="5" w:tplc="C8FAA476">
+    <w:lvl w:ilvl="5" w:tplc="4F0866F4">
       <w:numFmt w:val="decimal"/>
       <w:lvlText w:val=""/>
       <w:lvlJc w:val="left"/>
     </w:lvl>
-    <w:lvl w:ilvl="6" w:tplc="D1D09BD4">
+    <w:lvl w:ilvl="6" w:tplc="382A1EA6">
       <w:numFmt w:val="decimal"/>
       <w:lvlText w:val=""/>
       <w:lvlJc w:val="left"/>
     </w:lvl>
-    <w:lvl w:ilvl="7" w:tplc="A8B836E6">
+    <w:lvl w:ilvl="7" w:tplc="2F40FC78">
       <w:numFmt w:val="decimal"/>
       <w:lvlText w:val=""/>
       <w:lvlJc w:val="left"/>
     </w:lvl>
-    <w:lvl w:ilvl="8" w:tplc="67D018A8">
+    <w:lvl w:ilvl="8" w:tplc="36BC2946">
       <w:numFmt w:val="decimal"/>
       <w:lvlText w:val=""/>
       <w:lvlJc w:val="left"/>
     </w:lvl>
   </w:abstractNum>
   <w:abstractNum w:abstractNumId="7" w15:restartNumberingAfterBreak="0">
-    <w:nsid w:val="7FF06CA8"/>
+    <w:nsid w:val="7A381C01"/>
     <w:multiLevelType w:val="hybridMultilevel"/>
-    <w:tmpl w:val="918AD0B0"/>
-    <w:lvl w:ilvl="0" w:tplc="AEE63062">
+    <w:tmpl w:val="29503BA2"/>
+    <w:lvl w:ilvl="0" w:tplc="0FB4C250">
       <w:start w:val="1"/>
-      <w:numFmt w:val="bullet"/>
-      <w:lvlText w:val="•"/>
+      <w:numFmt w:val="decimal"/>
+      <w:lvlText w:val="%1."/>
       <w:lvlJc w:val="left"/>
       <w:pPr>
-        <w:ind w:left="360" w:hanging="260"/>
+        <w:ind w:left="360" w:hanging="300"/>
       </w:pPr>
     </w:lvl>
-    <w:lvl w:ilvl="1" w:tplc="7E0AEB62" w:tentative="1">
+    <w:lvl w:ilvl="1" w:tplc="1FA8C760" w:tentative="1">
       <w:start w:val="1"/>
-      <w:numFmt w:val="bullet"/>
-      <w:lvlText w:val="–"/>
+      <w:numFmt w:val="lowerLetter"/>
+      <w:lvlText w:val="%2."/>
       <w:lvlJc w:val="left"/>
       <w:pPr>
-        <w:ind w:left="720" w:hanging="260"/>
+        <w:ind w:left="720" w:hanging="300"/>
       </w:pPr>
     </w:lvl>
-    <w:lvl w:ilvl="2" w:tplc="9DE0161E">
+    <w:lvl w:ilvl="2" w:tplc="294CD0AA">
       <w:numFmt w:val="decimal"/>
       <w:lvlText w:val=""/>
       <w:lvlJc w:val="left"/>
     </w:lvl>
-    <w:lvl w:ilvl="3" w:tplc="E5BA8F82">
+    <w:lvl w:ilvl="3" w:tplc="A0BAB1C8">
       <w:numFmt w:val="decimal"/>
       <w:lvlText w:val=""/>
       <w:lvlJc w:val="left"/>
     </w:lvl>
-    <w:lvl w:ilvl="4" w:tplc="DAEC46C4">
+    <w:lvl w:ilvl="4" w:tplc="D83278BC">
       <w:numFmt w:val="decimal"/>
       <w:lvlText w:val=""/>
       <w:lvlJc w:val="left"/>
     </w:lvl>
-    <w:lvl w:ilvl="5" w:tplc="398E8C30">
+    <w:lvl w:ilvl="5" w:tplc="2D7EADF6">
       <w:numFmt w:val="decimal"/>
       <w:lvlText w:val=""/>
       <w:lvlJc w:val="left"/>
     </w:lvl>
-    <w:lvl w:ilvl="6" w:tplc="A65801C4">
+    <w:lvl w:ilvl="6" w:tplc="246A7354">
       <w:numFmt w:val="decimal"/>
       <w:lvlText w:val=""/>
       <w:lvlJc w:val="left"/>
     </w:lvl>
-    <w:lvl w:ilvl="7" w:tplc="3B5C8726">
+    <w:lvl w:ilvl="7" w:tplc="00841742">
       <w:numFmt w:val="decimal"/>
       <w:lvlText w:val=""/>
       <w:lvlJc w:val="left"/>
     </w:lvl>
-    <w:lvl w:ilvl="8" w:tplc="2E7CD5EE">
+    <w:lvl w:ilvl="8" w:tplc="938ABDAA">
       <w:numFmt w:val="decimal"/>
       <w:lvlText w:val=""/>
       <w:lvlJc w:val="left"/>
     </w:lvl>
   </w:abstractNum>
-  <w:num w:numId="1" w16cid:durableId="1995990802">
+  <w:abstractNum w:abstractNumId="8" w15:restartNumberingAfterBreak="0">
+    <w:nsid w:val="7CD26095"/>
+    <w:multiLevelType w:val="hybridMultilevel"/>
+    <w:tmpl w:val="EDA22648"/>
+    <w:lvl w:ilvl="0" w:tplc="DCF41BDE">
+      <w:start w:val="1"/>
+      <w:numFmt w:val="decimal"/>
+      <w:lvlText w:val="%1."/>
+      <w:lvlJc w:val="left"/>
+      <w:pPr>
+        <w:ind w:left="360" w:hanging="300"/>
+      </w:pPr>
+    </w:lvl>
+    <w:lvl w:ilvl="1" w:tplc="7BAC01B2" w:tentative="1">
+      <w:start w:val="1"/>
+      <w:numFmt w:val="lowerLetter"/>
+      <w:lvlText w:val="%2."/>
+      <w:lvlJc w:val="left"/>
+      <w:pPr>
+        <w:ind w:left="720" w:hanging="300"/>
+      </w:pPr>
+    </w:lvl>
+    <w:lvl w:ilvl="2" w:tplc="44CEFEF2">
+      <w:numFmt w:val="decimal"/>
+      <w:lvlText w:val=""/>
+      <w:lvlJc w:val="left"/>
+    </w:lvl>
+    <w:lvl w:ilvl="3" w:tplc="29F4C622">
+      <w:numFmt w:val="decimal"/>
+      <w:lvlText w:val=""/>
+      <w:lvlJc w:val="left"/>
+    </w:lvl>
+    <w:lvl w:ilvl="4" w:tplc="7C8EC3E2">
+      <w:numFmt w:val="decimal"/>
+      <w:lvlText w:val=""/>
+      <w:lvlJc w:val="left"/>
+    </w:lvl>
+    <w:lvl w:ilvl="5" w:tplc="42701C2E">
+      <w:numFmt w:val="decimal"/>
+      <w:lvlText w:val=""/>
+      <w:lvlJc w:val="left"/>
+    </w:lvl>
+    <w:lvl w:ilvl="6" w:tplc="7EA87D58">
+      <w:numFmt w:val="decimal"/>
+      <w:lvlText w:val=""/>
+      <w:lvlJc w:val="left"/>
+    </w:lvl>
+    <w:lvl w:ilvl="7" w:tplc="3CB0A692">
+      <w:numFmt w:val="decimal"/>
+      <w:lvlText w:val=""/>
+      <w:lvlJc w:val="left"/>
+    </w:lvl>
+    <w:lvl w:ilvl="8" w:tplc="D8A85498">
+      <w:numFmt w:val="decimal"/>
+      <w:lvlText w:val=""/>
+      <w:lvlJc w:val="left"/>
+    </w:lvl>
+  </w:abstractNum>
+  <w:num w:numId="1" w16cid:durableId="578833135">
     <w:abstractNumId w:val="5"/>
     <w:lvlOverride w:ilvl="0">
       <w:startOverride w:val="1"/>
     </w:lvlOverride>
   </w:num>
-  <w:num w:numId="2" w16cid:durableId="1648125058">
-    <w:abstractNumId w:val="7"/>
+  <w:num w:numId="2" w16cid:durableId="1783455020">
+    <w:abstractNumId w:val="2"/>
     <w:lvlOverride w:ilvl="0">
       <w:startOverride w:val="1"/>
     </w:lvlOverride>
   </w:num>
-  <w:num w:numId="3" w16cid:durableId="1959218659">
+  <w:num w:numId="3" w16cid:durableId="1986274046">
+    <w:abstractNumId w:val="0"/>
+    <w:lvlOverride w:ilvl="0">
+      <w:startOverride w:val="1"/>
+    </w:lvlOverride>
+  </w:num>
+  <w:num w:numId="4" w16cid:durableId="1887335387">
+    <w:abstractNumId w:val="8"/>
+    <w:lvlOverride w:ilvl="0">
+      <w:startOverride w:val="1"/>
+    </w:lvlOverride>
+  </w:num>
+  <w:num w:numId="5" w16cid:durableId="1845514097">
+    <w:abstractNumId w:val="4"/>
+    <w:lvlOverride w:ilvl="0">
+      <w:startOverride w:val="1"/>
+    </w:lvlOverride>
+  </w:num>
+  <w:num w:numId="6" w16cid:durableId="810944695">
+    <w:abstractNumId w:val="3"/>
+    <w:lvlOverride w:ilvl="0">
+      <w:startOverride w:val="1"/>
+    </w:lvlOverride>
+  </w:num>
+  <w:num w:numId="7" w16cid:durableId="1081637807">
+    <w:abstractNumId w:val="6"/>
+    <w:lvlOverride w:ilvl="0">
+      <w:startOverride w:val="1"/>
+    </w:lvlOverride>
+  </w:num>
+  <w:num w:numId="8" w16cid:durableId="1264610973">
     <w:abstractNumId w:val="1"/>
     <w:lvlOverride w:ilvl="0">
       <w:startOverride w:val="1"/>
     </w:lvlOverride>
   </w:num>
-  <w:num w:numId="4" w16cid:durableId="72970884">
-    <w:abstractNumId w:val="0"/>
-    <w:lvlOverride w:ilvl="0">
-      <w:startOverride w:val="1"/>
-    </w:lvlOverride>
-  </w:num>
-  <w:num w:numId="5" w16cid:durableId="221792107">
-    <w:abstractNumId w:val="2"/>
-    <w:lvlOverride w:ilvl="0">
-      <w:startOverride w:val="1"/>
-    </w:lvlOverride>
-  </w:num>
-  <w:num w:numId="6" w16cid:durableId="491872717">
-    <w:abstractNumId w:val="4"/>
-    <w:lvlOverride w:ilvl="0">
-      <w:startOverride w:val="1"/>
-    </w:lvlOverride>
-  </w:num>
-  <w:num w:numId="7" w16cid:durableId="987444752">
-    <w:abstractNumId w:val="3"/>
-    <w:lvlOverride w:ilvl="0">
-      <w:startOverride w:val="1"/>
-    </w:lvlOverride>
-  </w:num>
-  <w:num w:numId="8" w16cid:durableId="406540255">
-    <w:abstractNumId w:val="6"/>
+  <w:num w:numId="9" w16cid:durableId="1998266187">
+    <w:abstractNumId w:val="7"/>
     <w:lvlOverride w:ilvl="0">
       <w:startOverride w:val="1"/>
     </w:lvlOverride>
@@ -20593,7 +22783,7 @@
     <w:autoRedefine/>
     <w:uiPriority w:val="39"/>
     <w:unhideWhenUsed/>
-    <w:rsid w:val="00AC060B"/>
+    <w:rsid w:val="00244BEF"/>
     <w:pPr>
       <w:spacing w:after="100"/>
     </w:pPr>
@@ -20605,7 +22795,7 @@
     <w:autoRedefine/>
     <w:uiPriority w:val="39"/>
     <w:unhideWhenUsed/>
-    <w:rsid w:val="00AC060B"/>
+    <w:rsid w:val="00244BEF"/>
     <w:pPr>
       <w:spacing w:after="100"/>
       <w:ind w:left="210"/>
